--- a/docs/tables/carbo/sec5_anemia_2.docx
+++ b/docs/tables/carbo/sec5_anemia_2.docx
@@ -838,7 +838,7 @@
                 <w:szCs w:val="22"/>
                 <w:color w:val="000000"/>
               </w:rPr>
-              <w:t xml:space="preserve">190</w:t>
+              <w:t xml:space="preserve">189</w:t>
             </w:r>
           </w:p>
         </w:tc>
@@ -944,7 +944,7 @@
                 <w:szCs w:val="22"/>
                 <w:color w:val="000000"/>
               </w:rPr>
-              <w:t xml:space="preserve">1.02, 1.27</w:t>
+              <w:t xml:space="preserve">1.01, 1.26</w:t>
             </w:r>
           </w:p>
         </w:tc>
@@ -997,7 +997,7 @@
                 <w:szCs w:val="22"/>
                 <w:color w:val="000000"/>
               </w:rPr>
-              <w:t xml:space="preserve">0.025</w:t>
+              <w:t xml:space="preserve">0.032</w:t>
             </w:r>
           </w:p>
         </w:tc>
@@ -1050,7 +1050,7 @@
                 <w:szCs w:val="22"/>
                 <w:color w:val="000000"/>
               </w:rPr>
-              <w:t xml:space="preserve">190</w:t>
+              <w:t xml:space="preserve">189</w:t>
             </w:r>
           </w:p>
         </w:tc>
@@ -1156,7 +1156,7 @@
                 <w:szCs w:val="22"/>
                 <w:color w:val="000000"/>
               </w:rPr>
-              <w:t xml:space="preserve">1.08, 1.55</w:t>
+              <w:t xml:space="preserve">1.08, 1.54</w:t>
             </w:r>
           </w:p>
         </w:tc>
@@ -1321,7 +1321,7 @@
                 <w:szCs w:val="22"/>
                 <w:color w:val="000000"/>
               </w:rPr>
-              <w:t xml:space="preserve">190</w:t>
+              <w:t xml:space="preserve">189</w:t>
             </w:r>
           </w:p>
         </w:tc>
@@ -1480,60 +1480,60 @@
                 <w:szCs w:val="22"/>
                 <w:color w:val="000000"/>
               </w:rPr>
-              <w:t xml:space="preserve">0.870</w:t>
-            </w:r>
-          </w:p>
-        </w:tc>
-        <w:tc>
-          <w:tcPr>
-            <w:tcBorders>
-              <w:bottom w:val="none" w:sz="0" w:space="0" w:color="000000"/>
-              <w:top w:val="none" w:sz="0" w:space="0" w:color="000000"/>
-              <w:left w:val="none" w:sz="0" w:space="0" w:color="000000"/>
-              <w:right w:val="none" w:sz="0" w:space="0" w:color="000000"/>
-            </w:tcBorders>
-            <w:shd w:val="clear" w:color="auto" w:fill="FFFFFF"/>
-            <w:tcMar>
-              <w:top w:w="0" w:type="dxa"/>
-              <w:bottom w:w="0" w:type="dxa"/>
-              <w:left w:w="0" w:type="dxa"/>
-              <w:right w:w="0" w:type="dxa"/>
-            </w:tcMar>
-            <w:vAlign w:val="top"/>
-          </w:tcPr>
-          <w:p>
-            <w:pPr>
-              <w:pStyle w:val="Normal"/>
-              <w:jc w:val="center"/>
-              <w:pBdr>
-                <w:bottom w:val="none" w:sz="0" w:space="0" w:color="000000"/>
-                <w:top w:val="none" w:sz="0" w:space="0" w:color="000000"/>
-                <w:left w:val="none" w:sz="0" w:space="0" w:color="000000"/>
-                <w:right w:val="none" w:sz="0" w:space="0" w:color="000000"/>
-              </w:pBdr>
-              <w:spacing w:after="100" w:before="100" w:line="240"/>
-              <w:ind w:left="100" w:right="100" w:firstLine="0" w:firstLineChars="0"/>
-              <w:rPr>
-                <w:rFonts w:ascii="Helvetica" w:hAnsi="Helvetica" w:eastAsia="Helvetica" w:cs="Helvetica"/>
-                <w:i w:val="false"/>
-                <w:b w:val="false"/>
-                <w:u w:val="none"/>
-                <w:sz w:val="22"/>
-                <w:szCs w:val="22"/>
-                <w:color w:val="000000"/>
-              </w:rPr>
-            </w:pPr>
-            <w:r>
-              <w:rPr>
-                <w:rFonts w:ascii="Helvetica" w:hAnsi="Helvetica" w:eastAsia="Helvetica" w:cs="Helvetica"/>
-                <w:i w:val="false"/>
-                <w:b w:val="false"/>
-                <w:u w:val="none"/>
-                <w:sz w:val="22"/>
-                <w:szCs w:val="22"/>
-                <w:color w:val="000000"/>
-              </w:rPr>
-              <w:t xml:space="preserve">190</w:t>
+              <w:t xml:space="preserve">0.930</w:t>
+            </w:r>
+          </w:p>
+        </w:tc>
+        <w:tc>
+          <w:tcPr>
+            <w:tcBorders>
+              <w:bottom w:val="none" w:sz="0" w:space="0" w:color="000000"/>
+              <w:top w:val="none" w:sz="0" w:space="0" w:color="000000"/>
+              <w:left w:val="none" w:sz="0" w:space="0" w:color="000000"/>
+              <w:right w:val="none" w:sz="0" w:space="0" w:color="000000"/>
+            </w:tcBorders>
+            <w:shd w:val="clear" w:color="auto" w:fill="FFFFFF"/>
+            <w:tcMar>
+              <w:top w:w="0" w:type="dxa"/>
+              <w:bottom w:w="0" w:type="dxa"/>
+              <w:left w:w="0" w:type="dxa"/>
+              <w:right w:w="0" w:type="dxa"/>
+            </w:tcMar>
+            <w:vAlign w:val="top"/>
+          </w:tcPr>
+          <w:p>
+            <w:pPr>
+              <w:pStyle w:val="Normal"/>
+              <w:jc w:val="center"/>
+              <w:pBdr>
+                <w:bottom w:val="none" w:sz="0" w:space="0" w:color="000000"/>
+                <w:top w:val="none" w:sz="0" w:space="0" w:color="000000"/>
+                <w:left w:val="none" w:sz="0" w:space="0" w:color="000000"/>
+                <w:right w:val="none" w:sz="0" w:space="0" w:color="000000"/>
+              </w:pBdr>
+              <w:spacing w:after="100" w:before="100" w:line="240"/>
+              <w:ind w:left="100" w:right="100" w:firstLine="0" w:firstLineChars="0"/>
+              <w:rPr>
+                <w:rFonts w:ascii="Helvetica" w:hAnsi="Helvetica" w:eastAsia="Helvetica" w:cs="Helvetica"/>
+                <w:i w:val="false"/>
+                <w:b w:val="false"/>
+                <w:u w:val="none"/>
+                <w:sz w:val="22"/>
+                <w:szCs w:val="22"/>
+                <w:color w:val="000000"/>
+              </w:rPr>
+            </w:pPr>
+            <w:r>
+              <w:rPr>
+                <w:rFonts w:ascii="Helvetica" w:hAnsi="Helvetica" w:eastAsia="Helvetica" w:cs="Helvetica"/>
+                <w:i w:val="false"/>
+                <w:b w:val="false"/>
+                <w:u w:val="none"/>
+                <w:sz w:val="22"/>
+                <w:szCs w:val="22"/>
+                <w:color w:val="000000"/>
+              </w:rPr>
+              <w:t xml:space="preserve">189</w:t>
             </w:r>
           </w:p>
         </w:tc>
@@ -1692,7 +1692,7 @@
                 <w:szCs w:val="22"/>
                 <w:color w:val="000000"/>
               </w:rPr>
-              <w:t xml:space="preserve">0.210</w:t>
+              <w:t xml:space="preserve">0.270</w:t>
             </w:r>
           </w:p>
         </w:tc>
@@ -1804,7 +1804,7 @@
                 <w:szCs w:val="22"/>
                 <w:color w:val="000000"/>
               </w:rPr>
-              <w:t xml:space="preserve">190</w:t>
+              <w:t xml:space="preserve">189</w:t>
             </w:r>
           </w:p>
         </w:tc>
@@ -2016,7 +2016,7 @@
                 <w:szCs w:val="22"/>
                 <w:color w:val="000000"/>
               </w:rPr>
-              <w:t xml:space="preserve">190</w:t>
+              <w:t xml:space="preserve">189</w:t>
             </w:r>
           </w:p>
         </w:tc>
@@ -2876,60 +2876,60 @@
                 <w:szCs w:val="22"/>
                 <w:color w:val="000000"/>
               </w:rPr>
-              <w:t xml:space="preserve">0.31, 1.04</w:t>
-            </w:r>
-          </w:p>
-        </w:tc>
-        <w:tc>
-          <w:tcPr>
-            <w:tcBorders>
-              <w:bottom w:val="none" w:sz="0" w:space="0" w:color="000000"/>
-              <w:top w:val="none" w:sz="0" w:space="0" w:color="000000"/>
-              <w:left w:val="none" w:sz="0" w:space="0" w:color="000000"/>
-              <w:right w:val="none" w:sz="0" w:space="0" w:color="000000"/>
-            </w:tcBorders>
-            <w:shd w:val="clear" w:color="auto" w:fill="FFFFFF"/>
-            <w:tcMar>
-              <w:top w:w="0" w:type="dxa"/>
-              <w:bottom w:w="0" w:type="dxa"/>
-              <w:left w:w="0" w:type="dxa"/>
-              <w:right w:w="0" w:type="dxa"/>
-            </w:tcMar>
-            <w:vAlign w:val="top"/>
-          </w:tcPr>
-          <w:p>
-            <w:pPr>
-              <w:pStyle w:val="Normal"/>
-              <w:jc w:val="center"/>
-              <w:pBdr>
-                <w:bottom w:val="none" w:sz="0" w:space="0" w:color="000000"/>
-                <w:top w:val="none" w:sz="0" w:space="0" w:color="000000"/>
-                <w:left w:val="none" w:sz="0" w:space="0" w:color="000000"/>
-                <w:right w:val="none" w:sz="0" w:space="0" w:color="000000"/>
-              </w:pBdr>
-              <w:spacing w:after="100" w:before="100" w:line="240"/>
-              <w:ind w:left="100" w:right="100" w:firstLine="0" w:firstLineChars="0"/>
-              <w:rPr>
-                <w:rFonts w:ascii="Helvetica" w:hAnsi="Helvetica" w:eastAsia="Helvetica" w:cs="Helvetica"/>
-                <w:i w:val="false"/>
-                <w:b w:val="false"/>
-                <w:u w:val="none"/>
-                <w:sz w:val="22"/>
-                <w:szCs w:val="22"/>
-                <w:color w:val="000000"/>
-              </w:rPr>
-            </w:pPr>
-            <w:r>
-              <w:rPr>
-                <w:rFonts w:ascii="Helvetica" w:hAnsi="Helvetica" w:eastAsia="Helvetica" w:cs="Helvetica"/>
-                <w:i w:val="false"/>
-                <w:b w:val="false"/>
-                <w:u w:val="none"/>
-                <w:sz w:val="22"/>
-                <w:szCs w:val="22"/>
-                <w:color w:val="000000"/>
-              </w:rPr>
-              <w:t xml:space="preserve">0.069</w:t>
+              <w:t xml:space="preserve">0.31, 1.06</w:t>
+            </w:r>
+          </w:p>
+        </w:tc>
+        <w:tc>
+          <w:tcPr>
+            <w:tcBorders>
+              <w:bottom w:val="none" w:sz="0" w:space="0" w:color="000000"/>
+              <w:top w:val="none" w:sz="0" w:space="0" w:color="000000"/>
+              <w:left w:val="none" w:sz="0" w:space="0" w:color="000000"/>
+              <w:right w:val="none" w:sz="0" w:space="0" w:color="000000"/>
+            </w:tcBorders>
+            <w:shd w:val="clear" w:color="auto" w:fill="FFFFFF"/>
+            <w:tcMar>
+              <w:top w:w="0" w:type="dxa"/>
+              <w:bottom w:w="0" w:type="dxa"/>
+              <w:left w:w="0" w:type="dxa"/>
+              <w:right w:w="0" w:type="dxa"/>
+            </w:tcMar>
+            <w:vAlign w:val="top"/>
+          </w:tcPr>
+          <w:p>
+            <w:pPr>
+              <w:pStyle w:val="Normal"/>
+              <w:jc w:val="center"/>
+              <w:pBdr>
+                <w:bottom w:val="none" w:sz="0" w:space="0" w:color="000000"/>
+                <w:top w:val="none" w:sz="0" w:space="0" w:color="000000"/>
+                <w:left w:val="none" w:sz="0" w:space="0" w:color="000000"/>
+                <w:right w:val="none" w:sz="0" w:space="0" w:color="000000"/>
+              </w:pBdr>
+              <w:spacing w:after="100" w:before="100" w:line="240"/>
+              <w:ind w:left="100" w:right="100" w:firstLine="0" w:firstLineChars="0"/>
+              <w:rPr>
+                <w:rFonts w:ascii="Helvetica" w:hAnsi="Helvetica" w:eastAsia="Helvetica" w:cs="Helvetica"/>
+                <w:i w:val="false"/>
+                <w:b w:val="false"/>
+                <w:u w:val="none"/>
+                <w:sz w:val="22"/>
+                <w:szCs w:val="22"/>
+                <w:color w:val="000000"/>
+              </w:rPr>
+            </w:pPr>
+            <w:r>
+              <w:rPr>
+                <w:rFonts w:ascii="Helvetica" w:hAnsi="Helvetica" w:eastAsia="Helvetica" w:cs="Helvetica"/>
+                <w:i w:val="false"/>
+                <w:b w:val="false"/>
+                <w:u w:val="none"/>
+                <w:sz w:val="22"/>
+                <w:szCs w:val="22"/>
+                <w:color w:val="000000"/>
+              </w:rPr>
+              <w:t xml:space="preserve">0.076</w:t>
             </w:r>
           </w:p>
         </w:tc>
@@ -3035,113 +3035,113 @@
                 <w:szCs w:val="22"/>
                 <w:color w:val="000000"/>
               </w:rPr>
-              <w:t xml:space="preserve">0.56</w:t>
-            </w:r>
-          </w:p>
-        </w:tc>
-        <w:tc>
-          <w:tcPr>
-            <w:tcBorders>
-              <w:bottom w:val="none" w:sz="0" w:space="0" w:color="000000"/>
-              <w:top w:val="none" w:sz="0" w:space="0" w:color="000000"/>
-              <w:left w:val="none" w:sz="0" w:space="0" w:color="000000"/>
-              <w:right w:val="none" w:sz="0" w:space="0" w:color="000000"/>
-            </w:tcBorders>
-            <w:shd w:val="clear" w:color="auto" w:fill="FFFFFF"/>
-            <w:tcMar>
-              <w:top w:w="0" w:type="dxa"/>
-              <w:bottom w:w="0" w:type="dxa"/>
-              <w:left w:w="0" w:type="dxa"/>
-              <w:right w:w="0" w:type="dxa"/>
-            </w:tcMar>
-            <w:vAlign w:val="top"/>
-          </w:tcPr>
-          <w:p>
-            <w:pPr>
-              <w:pStyle w:val="Normal"/>
-              <w:jc w:val="center"/>
-              <w:pBdr>
-                <w:bottom w:val="none" w:sz="0" w:space="0" w:color="000000"/>
-                <w:top w:val="none" w:sz="0" w:space="0" w:color="000000"/>
-                <w:left w:val="none" w:sz="0" w:space="0" w:color="000000"/>
-                <w:right w:val="none" w:sz="0" w:space="0" w:color="000000"/>
-              </w:pBdr>
-              <w:spacing w:after="100" w:before="100" w:line="240"/>
-              <w:ind w:left="100" w:right="100" w:firstLine="0" w:firstLineChars="0"/>
-              <w:rPr>
-                <w:rFonts w:ascii="Helvetica" w:hAnsi="Helvetica" w:eastAsia="Helvetica" w:cs="Helvetica"/>
-                <w:i w:val="false"/>
-                <w:b w:val="false"/>
-                <w:u w:val="none"/>
-                <w:sz w:val="22"/>
-                <w:szCs w:val="22"/>
-                <w:color w:val="000000"/>
-              </w:rPr>
-            </w:pPr>
-            <w:r>
-              <w:rPr>
-                <w:rFonts w:ascii="Helvetica" w:hAnsi="Helvetica" w:eastAsia="Helvetica" w:cs="Helvetica"/>
-                <w:i w:val="false"/>
-                <w:b w:val="false"/>
-                <w:u w:val="none"/>
-                <w:sz w:val="22"/>
-                <w:szCs w:val="22"/>
-                <w:color w:val="000000"/>
-              </w:rPr>
-              <w:t xml:space="preserve">0.20, 1.56</w:t>
-            </w:r>
-          </w:p>
-        </w:tc>
-        <w:tc>
-          <w:tcPr>
-            <w:tcBorders>
-              <w:bottom w:val="none" w:sz="0" w:space="0" w:color="000000"/>
-              <w:top w:val="none" w:sz="0" w:space="0" w:color="000000"/>
-              <w:left w:val="none" w:sz="0" w:space="0" w:color="000000"/>
-              <w:right w:val="none" w:sz="0" w:space="0" w:color="000000"/>
-            </w:tcBorders>
-            <w:shd w:val="clear" w:color="auto" w:fill="FFFFFF"/>
-            <w:tcMar>
-              <w:top w:w="0" w:type="dxa"/>
-              <w:bottom w:w="0" w:type="dxa"/>
-              <w:left w:w="0" w:type="dxa"/>
-              <w:right w:w="0" w:type="dxa"/>
-            </w:tcMar>
-            <w:vAlign w:val="top"/>
-          </w:tcPr>
-          <w:p>
-            <w:pPr>
-              <w:pStyle w:val="Normal"/>
-              <w:jc w:val="center"/>
-              <w:pBdr>
-                <w:bottom w:val="none" w:sz="0" w:space="0" w:color="000000"/>
-                <w:top w:val="none" w:sz="0" w:space="0" w:color="000000"/>
-                <w:left w:val="none" w:sz="0" w:space="0" w:color="000000"/>
-                <w:right w:val="none" w:sz="0" w:space="0" w:color="000000"/>
-              </w:pBdr>
-              <w:spacing w:after="100" w:before="100" w:line="240"/>
-              <w:ind w:left="100" w:right="100" w:firstLine="0" w:firstLineChars="0"/>
-              <w:rPr>
-                <w:rFonts w:ascii="Helvetica" w:hAnsi="Helvetica" w:eastAsia="Helvetica" w:cs="Helvetica"/>
-                <w:i w:val="false"/>
-                <w:b w:val="false"/>
-                <w:u w:val="none"/>
-                <w:sz w:val="22"/>
-                <w:szCs w:val="22"/>
-                <w:color w:val="000000"/>
-              </w:rPr>
-            </w:pPr>
-            <w:r>
-              <w:rPr>
-                <w:rFonts w:ascii="Helvetica" w:hAnsi="Helvetica" w:eastAsia="Helvetica" w:cs="Helvetica"/>
-                <w:i w:val="false"/>
-                <w:b w:val="false"/>
-                <w:u w:val="none"/>
-                <w:sz w:val="22"/>
-                <w:szCs w:val="22"/>
-                <w:color w:val="000000"/>
-              </w:rPr>
-              <w:t xml:space="preserve">0.270</w:t>
+              <w:t xml:space="preserve">0.53</w:t>
+            </w:r>
+          </w:p>
+        </w:tc>
+        <w:tc>
+          <w:tcPr>
+            <w:tcBorders>
+              <w:bottom w:val="none" w:sz="0" w:space="0" w:color="000000"/>
+              <w:top w:val="none" w:sz="0" w:space="0" w:color="000000"/>
+              <w:left w:val="none" w:sz="0" w:space="0" w:color="000000"/>
+              <w:right w:val="none" w:sz="0" w:space="0" w:color="000000"/>
+            </w:tcBorders>
+            <w:shd w:val="clear" w:color="auto" w:fill="FFFFFF"/>
+            <w:tcMar>
+              <w:top w:w="0" w:type="dxa"/>
+              <w:bottom w:w="0" w:type="dxa"/>
+              <w:left w:w="0" w:type="dxa"/>
+              <w:right w:w="0" w:type="dxa"/>
+            </w:tcMar>
+            <w:vAlign w:val="top"/>
+          </w:tcPr>
+          <w:p>
+            <w:pPr>
+              <w:pStyle w:val="Normal"/>
+              <w:jc w:val="center"/>
+              <w:pBdr>
+                <w:bottom w:val="none" w:sz="0" w:space="0" w:color="000000"/>
+                <w:top w:val="none" w:sz="0" w:space="0" w:color="000000"/>
+                <w:left w:val="none" w:sz="0" w:space="0" w:color="000000"/>
+                <w:right w:val="none" w:sz="0" w:space="0" w:color="000000"/>
+              </w:pBdr>
+              <w:spacing w:after="100" w:before="100" w:line="240"/>
+              <w:ind w:left="100" w:right="100" w:firstLine="0" w:firstLineChars="0"/>
+              <w:rPr>
+                <w:rFonts w:ascii="Helvetica" w:hAnsi="Helvetica" w:eastAsia="Helvetica" w:cs="Helvetica"/>
+                <w:i w:val="false"/>
+                <w:b w:val="false"/>
+                <w:u w:val="none"/>
+                <w:sz w:val="22"/>
+                <w:szCs w:val="22"/>
+                <w:color w:val="000000"/>
+              </w:rPr>
+            </w:pPr>
+            <w:r>
+              <w:rPr>
+                <w:rFonts w:ascii="Helvetica" w:hAnsi="Helvetica" w:eastAsia="Helvetica" w:cs="Helvetica"/>
+                <w:i w:val="false"/>
+                <w:b w:val="false"/>
+                <w:u w:val="none"/>
+                <w:sz w:val="22"/>
+                <w:szCs w:val="22"/>
+                <w:color w:val="000000"/>
+              </w:rPr>
+              <w:t xml:space="preserve">0.19, 1.53</w:t>
+            </w:r>
+          </w:p>
+        </w:tc>
+        <w:tc>
+          <w:tcPr>
+            <w:tcBorders>
+              <w:bottom w:val="none" w:sz="0" w:space="0" w:color="000000"/>
+              <w:top w:val="none" w:sz="0" w:space="0" w:color="000000"/>
+              <w:left w:val="none" w:sz="0" w:space="0" w:color="000000"/>
+              <w:right w:val="none" w:sz="0" w:space="0" w:color="000000"/>
+            </w:tcBorders>
+            <w:shd w:val="clear" w:color="auto" w:fill="FFFFFF"/>
+            <w:tcMar>
+              <w:top w:w="0" w:type="dxa"/>
+              <w:bottom w:w="0" w:type="dxa"/>
+              <w:left w:w="0" w:type="dxa"/>
+              <w:right w:w="0" w:type="dxa"/>
+            </w:tcMar>
+            <w:vAlign w:val="top"/>
+          </w:tcPr>
+          <w:p>
+            <w:pPr>
+              <w:pStyle w:val="Normal"/>
+              <w:jc w:val="center"/>
+              <w:pBdr>
+                <w:bottom w:val="none" w:sz="0" w:space="0" w:color="000000"/>
+                <w:top w:val="none" w:sz="0" w:space="0" w:color="000000"/>
+                <w:left w:val="none" w:sz="0" w:space="0" w:color="000000"/>
+                <w:right w:val="none" w:sz="0" w:space="0" w:color="000000"/>
+              </w:pBdr>
+              <w:spacing w:after="100" w:before="100" w:line="240"/>
+              <w:ind w:left="100" w:right="100" w:firstLine="0" w:firstLineChars="0"/>
+              <w:rPr>
+                <w:rFonts w:ascii="Helvetica" w:hAnsi="Helvetica" w:eastAsia="Helvetica" w:cs="Helvetica"/>
+                <w:i w:val="false"/>
+                <w:b w:val="false"/>
+                <w:u w:val="none"/>
+                <w:sz w:val="22"/>
+                <w:szCs w:val="22"/>
+                <w:color w:val="000000"/>
+              </w:rPr>
+            </w:pPr>
+            <w:r>
+              <w:rPr>
+                <w:rFonts w:ascii="Helvetica" w:hAnsi="Helvetica" w:eastAsia="Helvetica" w:cs="Helvetica"/>
+                <w:i w:val="false"/>
+                <w:b w:val="false"/>
+                <w:u w:val="none"/>
+                <w:sz w:val="22"/>
+                <w:szCs w:val="22"/>
+                <w:color w:val="000000"/>
+              </w:rPr>
+              <w:t xml:space="preserve">0.240</w:t>
             </w:r>
           </w:p>
         </w:tc>
@@ -3253,7 +3253,7 @@
                 <w:szCs w:val="22"/>
                 <w:color w:val="000000"/>
               </w:rPr>
-              <w:t xml:space="preserve">190</w:t>
+              <w:t xml:space="preserve">189</w:t>
             </w:r>
           </w:p>
         </w:tc>
@@ -3465,60 +3465,60 @@
                 <w:szCs w:val="22"/>
                 <w:color w:val="000000"/>
               </w:rPr>
-              <w:t xml:space="preserve">190</w:t>
-            </w:r>
-          </w:p>
-        </w:tc>
-        <w:tc>
-          <w:tcPr>
-            <w:tcBorders>
-              <w:bottom w:val="none" w:sz="0" w:space="0" w:color="000000"/>
-              <w:top w:val="none" w:sz="0" w:space="0" w:color="000000"/>
-              <w:left w:val="none" w:sz="0" w:space="0" w:color="000000"/>
-              <w:right w:val="none" w:sz="0" w:space="0" w:color="000000"/>
-            </w:tcBorders>
-            <w:shd w:val="clear" w:color="auto" w:fill="FFFFFF"/>
-            <w:tcMar>
-              <w:top w:w="0" w:type="dxa"/>
-              <w:bottom w:w="0" w:type="dxa"/>
-              <w:left w:w="0" w:type="dxa"/>
-              <w:right w:w="0" w:type="dxa"/>
-            </w:tcMar>
-            <w:vAlign w:val="top"/>
-          </w:tcPr>
-          <w:p>
-            <w:pPr>
-              <w:pStyle w:val="Normal"/>
-              <w:jc w:val="center"/>
-              <w:pBdr>
-                <w:bottom w:val="none" w:sz="0" w:space="0" w:color="000000"/>
-                <w:top w:val="none" w:sz="0" w:space="0" w:color="000000"/>
-                <w:left w:val="none" w:sz="0" w:space="0" w:color="000000"/>
-                <w:right w:val="none" w:sz="0" w:space="0" w:color="000000"/>
-              </w:pBdr>
-              <w:spacing w:after="100" w:before="100" w:line="240"/>
-              <w:ind w:left="100" w:right="100" w:firstLine="0" w:firstLineChars="0"/>
-              <w:rPr>
-                <w:rFonts w:ascii="Helvetica" w:hAnsi="Helvetica" w:eastAsia="Helvetica" w:cs="Helvetica"/>
-                <w:i w:val="false"/>
-                <w:b w:val="false"/>
-                <w:u w:val="none"/>
-                <w:sz w:val="22"/>
-                <w:szCs w:val="22"/>
-                <w:color w:val="000000"/>
-              </w:rPr>
-            </w:pPr>
-            <w:r>
-              <w:rPr>
-                <w:rFonts w:ascii="Helvetica" w:hAnsi="Helvetica" w:eastAsia="Helvetica" w:cs="Helvetica"/>
-                <w:i w:val="false"/>
-                <w:b w:val="false"/>
-                <w:u w:val="none"/>
-                <w:sz w:val="22"/>
-                <w:szCs w:val="22"/>
-                <w:color w:val="000000"/>
-              </w:rPr>
-              <w:t xml:space="preserve">1.16</w:t>
+              <w:t xml:space="preserve">189</w:t>
+            </w:r>
+          </w:p>
+        </w:tc>
+        <w:tc>
+          <w:tcPr>
+            <w:tcBorders>
+              <w:bottom w:val="none" w:sz="0" w:space="0" w:color="000000"/>
+              <w:top w:val="none" w:sz="0" w:space="0" w:color="000000"/>
+              <w:left w:val="none" w:sz="0" w:space="0" w:color="000000"/>
+              <w:right w:val="none" w:sz="0" w:space="0" w:color="000000"/>
+            </w:tcBorders>
+            <w:shd w:val="clear" w:color="auto" w:fill="FFFFFF"/>
+            <w:tcMar>
+              <w:top w:w="0" w:type="dxa"/>
+              <w:bottom w:w="0" w:type="dxa"/>
+              <w:left w:w="0" w:type="dxa"/>
+              <w:right w:w="0" w:type="dxa"/>
+            </w:tcMar>
+            <w:vAlign w:val="top"/>
+          </w:tcPr>
+          <w:p>
+            <w:pPr>
+              <w:pStyle w:val="Normal"/>
+              <w:jc w:val="center"/>
+              <w:pBdr>
+                <w:bottom w:val="none" w:sz="0" w:space="0" w:color="000000"/>
+                <w:top w:val="none" w:sz="0" w:space="0" w:color="000000"/>
+                <w:left w:val="none" w:sz="0" w:space="0" w:color="000000"/>
+                <w:right w:val="none" w:sz="0" w:space="0" w:color="000000"/>
+              </w:pBdr>
+              <w:spacing w:after="100" w:before="100" w:line="240"/>
+              <w:ind w:left="100" w:right="100" w:firstLine="0" w:firstLineChars="0"/>
+              <w:rPr>
+                <w:rFonts w:ascii="Helvetica" w:hAnsi="Helvetica" w:eastAsia="Helvetica" w:cs="Helvetica"/>
+                <w:i w:val="false"/>
+                <w:b w:val="false"/>
+                <w:u w:val="none"/>
+                <w:sz w:val="22"/>
+                <w:szCs w:val="22"/>
+                <w:color w:val="000000"/>
+              </w:rPr>
+            </w:pPr>
+            <w:r>
+              <w:rPr>
+                <w:rFonts w:ascii="Helvetica" w:hAnsi="Helvetica" w:eastAsia="Helvetica" w:cs="Helvetica"/>
+                <w:i w:val="false"/>
+                <w:b w:val="false"/>
+                <w:u w:val="none"/>
+                <w:sz w:val="22"/>
+                <w:szCs w:val="22"/>
+                <w:color w:val="000000"/>
+              </w:rPr>
+              <w:t xml:space="preserve">1.17</w:t>
             </w:r>
           </w:p>
         </w:tc>
@@ -3736,7 +3736,7 @@
                 <w:szCs w:val="22"/>
                 <w:color w:val="000000"/>
               </w:rPr>
-              <w:t xml:space="preserve">190</w:t>
+              <w:t xml:space="preserve">189</w:t>
             </w:r>
           </w:p>
         </w:tc>
@@ -3948,7 +3948,7 @@
                 <w:szCs w:val="22"/>
                 <w:color w:val="000000"/>
               </w:rPr>
-              <w:t xml:space="preserve">190</w:t>
+              <w:t xml:space="preserve">189</w:t>
             </w:r>
           </w:p>
         </w:tc>
@@ -4755,113 +4755,113 @@
                 <w:szCs w:val="22"/>
                 <w:color w:val="000000"/>
               </w:rPr>
-              <w:t xml:space="preserve">1.14</w:t>
-            </w:r>
-          </w:p>
-        </w:tc>
-        <w:tc>
-          <w:tcPr>
-            <w:tcBorders>
-              <w:bottom w:val="none" w:sz="0" w:space="0" w:color="000000"/>
-              <w:top w:val="none" w:sz="0" w:space="0" w:color="000000"/>
-              <w:left w:val="none" w:sz="0" w:space="0" w:color="000000"/>
-              <w:right w:val="none" w:sz="0" w:space="0" w:color="000000"/>
-            </w:tcBorders>
-            <w:shd w:val="clear" w:color="auto" w:fill="FFFFFF"/>
-            <w:tcMar>
-              <w:top w:w="0" w:type="dxa"/>
-              <w:bottom w:w="0" w:type="dxa"/>
-              <w:left w:w="0" w:type="dxa"/>
-              <w:right w:w="0" w:type="dxa"/>
-            </w:tcMar>
-            <w:vAlign w:val="top"/>
-          </w:tcPr>
-          <w:p>
-            <w:pPr>
-              <w:pStyle w:val="Normal"/>
-              <w:jc w:val="center"/>
-              <w:pBdr>
-                <w:bottom w:val="none" w:sz="0" w:space="0" w:color="000000"/>
-                <w:top w:val="none" w:sz="0" w:space="0" w:color="000000"/>
-                <w:left w:val="none" w:sz="0" w:space="0" w:color="000000"/>
-                <w:right w:val="none" w:sz="0" w:space="0" w:color="000000"/>
-              </w:pBdr>
-              <w:spacing w:after="100" w:before="100" w:line="240"/>
-              <w:ind w:left="100" w:right="100" w:firstLine="0" w:firstLineChars="0"/>
-              <w:rPr>
-                <w:rFonts w:ascii="Helvetica" w:hAnsi="Helvetica" w:eastAsia="Helvetica" w:cs="Helvetica"/>
-                <w:i w:val="false"/>
-                <w:b w:val="false"/>
-                <w:u w:val="none"/>
-                <w:sz w:val="22"/>
-                <w:szCs w:val="22"/>
-                <w:color w:val="000000"/>
-              </w:rPr>
-            </w:pPr>
-            <w:r>
-              <w:rPr>
-                <w:rFonts w:ascii="Helvetica" w:hAnsi="Helvetica" w:eastAsia="Helvetica" w:cs="Helvetica"/>
-                <w:i w:val="false"/>
-                <w:b w:val="false"/>
-                <w:u w:val="none"/>
-                <w:sz w:val="22"/>
-                <w:szCs w:val="22"/>
-                <w:color w:val="000000"/>
-              </w:rPr>
-              <w:t xml:space="preserve">0.72, 1.82</w:t>
-            </w:r>
-          </w:p>
-        </w:tc>
-        <w:tc>
-          <w:tcPr>
-            <w:tcBorders>
-              <w:bottom w:val="none" w:sz="0" w:space="0" w:color="000000"/>
-              <w:top w:val="none" w:sz="0" w:space="0" w:color="000000"/>
-              <w:left w:val="none" w:sz="0" w:space="0" w:color="000000"/>
-              <w:right w:val="none" w:sz="0" w:space="0" w:color="000000"/>
-            </w:tcBorders>
-            <w:shd w:val="clear" w:color="auto" w:fill="FFFFFF"/>
-            <w:tcMar>
-              <w:top w:w="0" w:type="dxa"/>
-              <w:bottom w:w="0" w:type="dxa"/>
-              <w:left w:w="0" w:type="dxa"/>
-              <w:right w:w="0" w:type="dxa"/>
-            </w:tcMar>
-            <w:vAlign w:val="top"/>
-          </w:tcPr>
-          <w:p>
-            <w:pPr>
-              <w:pStyle w:val="Normal"/>
-              <w:jc w:val="center"/>
-              <w:pBdr>
-                <w:bottom w:val="none" w:sz="0" w:space="0" w:color="000000"/>
-                <w:top w:val="none" w:sz="0" w:space="0" w:color="000000"/>
-                <w:left w:val="none" w:sz="0" w:space="0" w:color="000000"/>
-                <w:right w:val="none" w:sz="0" w:space="0" w:color="000000"/>
-              </w:pBdr>
-              <w:spacing w:after="100" w:before="100" w:line="240"/>
-              <w:ind w:left="100" w:right="100" w:firstLine="0" w:firstLineChars="0"/>
-              <w:rPr>
-                <w:rFonts w:ascii="Helvetica" w:hAnsi="Helvetica" w:eastAsia="Helvetica" w:cs="Helvetica"/>
-                <w:i w:val="false"/>
-                <w:b w:val="false"/>
-                <w:u w:val="none"/>
-                <w:sz w:val="22"/>
-                <w:szCs w:val="22"/>
-                <w:color w:val="000000"/>
-              </w:rPr>
-            </w:pPr>
-            <w:r>
-              <w:rPr>
-                <w:rFonts w:ascii="Helvetica" w:hAnsi="Helvetica" w:eastAsia="Helvetica" w:cs="Helvetica"/>
-                <w:i w:val="false"/>
-                <w:b w:val="false"/>
-                <w:u w:val="none"/>
-                <w:sz w:val="22"/>
-                <w:szCs w:val="22"/>
-                <w:color w:val="000000"/>
-              </w:rPr>
-              <w:t xml:space="preserve">0.570</w:t>
+              <w:t xml:space="preserve">1.11</w:t>
+            </w:r>
+          </w:p>
+        </w:tc>
+        <w:tc>
+          <w:tcPr>
+            <w:tcBorders>
+              <w:bottom w:val="none" w:sz="0" w:space="0" w:color="000000"/>
+              <w:top w:val="none" w:sz="0" w:space="0" w:color="000000"/>
+              <w:left w:val="none" w:sz="0" w:space="0" w:color="000000"/>
+              <w:right w:val="none" w:sz="0" w:space="0" w:color="000000"/>
+            </w:tcBorders>
+            <w:shd w:val="clear" w:color="auto" w:fill="FFFFFF"/>
+            <w:tcMar>
+              <w:top w:w="0" w:type="dxa"/>
+              <w:bottom w:w="0" w:type="dxa"/>
+              <w:left w:w="0" w:type="dxa"/>
+              <w:right w:w="0" w:type="dxa"/>
+            </w:tcMar>
+            <w:vAlign w:val="top"/>
+          </w:tcPr>
+          <w:p>
+            <w:pPr>
+              <w:pStyle w:val="Normal"/>
+              <w:jc w:val="center"/>
+              <w:pBdr>
+                <w:bottom w:val="none" w:sz="0" w:space="0" w:color="000000"/>
+                <w:top w:val="none" w:sz="0" w:space="0" w:color="000000"/>
+                <w:left w:val="none" w:sz="0" w:space="0" w:color="000000"/>
+                <w:right w:val="none" w:sz="0" w:space="0" w:color="000000"/>
+              </w:pBdr>
+              <w:spacing w:after="100" w:before="100" w:line="240"/>
+              <w:ind w:left="100" w:right="100" w:firstLine="0" w:firstLineChars="0"/>
+              <w:rPr>
+                <w:rFonts w:ascii="Helvetica" w:hAnsi="Helvetica" w:eastAsia="Helvetica" w:cs="Helvetica"/>
+                <w:i w:val="false"/>
+                <w:b w:val="false"/>
+                <w:u w:val="none"/>
+                <w:sz w:val="22"/>
+                <w:szCs w:val="22"/>
+                <w:color w:val="000000"/>
+              </w:rPr>
+            </w:pPr>
+            <w:r>
+              <w:rPr>
+                <w:rFonts w:ascii="Helvetica" w:hAnsi="Helvetica" w:eastAsia="Helvetica" w:cs="Helvetica"/>
+                <w:i w:val="false"/>
+                <w:b w:val="false"/>
+                <w:u w:val="none"/>
+                <w:sz w:val="22"/>
+                <w:szCs w:val="22"/>
+                <w:color w:val="000000"/>
+              </w:rPr>
+              <w:t xml:space="preserve">0.69, 1.77</w:t>
+            </w:r>
+          </w:p>
+        </w:tc>
+        <w:tc>
+          <w:tcPr>
+            <w:tcBorders>
+              <w:bottom w:val="none" w:sz="0" w:space="0" w:color="000000"/>
+              <w:top w:val="none" w:sz="0" w:space="0" w:color="000000"/>
+              <w:left w:val="none" w:sz="0" w:space="0" w:color="000000"/>
+              <w:right w:val="none" w:sz="0" w:space="0" w:color="000000"/>
+            </w:tcBorders>
+            <w:shd w:val="clear" w:color="auto" w:fill="FFFFFF"/>
+            <w:tcMar>
+              <w:top w:w="0" w:type="dxa"/>
+              <w:bottom w:w="0" w:type="dxa"/>
+              <w:left w:w="0" w:type="dxa"/>
+              <w:right w:w="0" w:type="dxa"/>
+            </w:tcMar>
+            <w:vAlign w:val="top"/>
+          </w:tcPr>
+          <w:p>
+            <w:pPr>
+              <w:pStyle w:val="Normal"/>
+              <w:jc w:val="center"/>
+              <w:pBdr>
+                <w:bottom w:val="none" w:sz="0" w:space="0" w:color="000000"/>
+                <w:top w:val="none" w:sz="0" w:space="0" w:color="000000"/>
+                <w:left w:val="none" w:sz="0" w:space="0" w:color="000000"/>
+                <w:right w:val="none" w:sz="0" w:space="0" w:color="000000"/>
+              </w:pBdr>
+              <w:spacing w:after="100" w:before="100" w:line="240"/>
+              <w:ind w:left="100" w:right="100" w:firstLine="0" w:firstLineChars="0"/>
+              <w:rPr>
+                <w:rFonts w:ascii="Helvetica" w:hAnsi="Helvetica" w:eastAsia="Helvetica" w:cs="Helvetica"/>
+                <w:i w:val="false"/>
+                <w:b w:val="false"/>
+                <w:u w:val="none"/>
+                <w:sz w:val="22"/>
+                <w:szCs w:val="22"/>
+                <w:color w:val="000000"/>
+              </w:rPr>
+            </w:pPr>
+            <w:r>
+              <w:rPr>
+                <w:rFonts w:ascii="Helvetica" w:hAnsi="Helvetica" w:eastAsia="Helvetica" w:cs="Helvetica"/>
+                <w:i w:val="false"/>
+                <w:b w:val="false"/>
+                <w:u w:val="none"/>
+                <w:sz w:val="22"/>
+                <w:szCs w:val="22"/>
+                <w:color w:val="000000"/>
+              </w:rPr>
+              <w:t xml:space="preserve">0.660</w:t>
             </w:r>
           </w:p>
         </w:tc>
@@ -4967,113 +4967,113 @@
                 <w:szCs w:val="22"/>
                 <w:color w:val="000000"/>
               </w:rPr>
-              <w:t xml:space="preserve">0.83</w:t>
-            </w:r>
-          </w:p>
-        </w:tc>
-        <w:tc>
-          <w:tcPr>
-            <w:tcBorders>
-              <w:bottom w:val="none" w:sz="0" w:space="0" w:color="000000"/>
-              <w:top w:val="none" w:sz="0" w:space="0" w:color="000000"/>
-              <w:left w:val="none" w:sz="0" w:space="0" w:color="000000"/>
-              <w:right w:val="none" w:sz="0" w:space="0" w:color="000000"/>
-            </w:tcBorders>
-            <w:shd w:val="clear" w:color="auto" w:fill="FFFFFF"/>
-            <w:tcMar>
-              <w:top w:w="0" w:type="dxa"/>
-              <w:bottom w:w="0" w:type="dxa"/>
-              <w:left w:w="0" w:type="dxa"/>
-              <w:right w:w="0" w:type="dxa"/>
-            </w:tcMar>
-            <w:vAlign w:val="top"/>
-          </w:tcPr>
-          <w:p>
-            <w:pPr>
-              <w:pStyle w:val="Normal"/>
-              <w:jc w:val="center"/>
-              <w:pBdr>
-                <w:bottom w:val="none" w:sz="0" w:space="0" w:color="000000"/>
-                <w:top w:val="none" w:sz="0" w:space="0" w:color="000000"/>
-                <w:left w:val="none" w:sz="0" w:space="0" w:color="000000"/>
-                <w:right w:val="none" w:sz="0" w:space="0" w:color="000000"/>
-              </w:pBdr>
-              <w:spacing w:after="100" w:before="100" w:line="240"/>
-              <w:ind w:left="100" w:right="100" w:firstLine="0" w:firstLineChars="0"/>
-              <w:rPr>
-                <w:rFonts w:ascii="Helvetica" w:hAnsi="Helvetica" w:eastAsia="Helvetica" w:cs="Helvetica"/>
-                <w:i w:val="false"/>
-                <w:b w:val="false"/>
-                <w:u w:val="none"/>
-                <w:sz w:val="22"/>
-                <w:szCs w:val="22"/>
-                <w:color w:val="000000"/>
-              </w:rPr>
-            </w:pPr>
-            <w:r>
-              <w:rPr>
-                <w:rFonts w:ascii="Helvetica" w:hAnsi="Helvetica" w:eastAsia="Helvetica" w:cs="Helvetica"/>
-                <w:i w:val="false"/>
-                <w:b w:val="false"/>
-                <w:u w:val="none"/>
-                <w:sz w:val="22"/>
-                <w:szCs w:val="22"/>
-                <w:color w:val="000000"/>
-              </w:rPr>
-              <w:t xml:space="preserve">0.48, 1.43</w:t>
-            </w:r>
-          </w:p>
-        </w:tc>
-        <w:tc>
-          <w:tcPr>
-            <w:tcBorders>
-              <w:bottom w:val="none" w:sz="0" w:space="0" w:color="000000"/>
-              <w:top w:val="none" w:sz="0" w:space="0" w:color="000000"/>
-              <w:left w:val="none" w:sz="0" w:space="0" w:color="000000"/>
-              <w:right w:val="none" w:sz="0" w:space="0" w:color="000000"/>
-            </w:tcBorders>
-            <w:shd w:val="clear" w:color="auto" w:fill="FFFFFF"/>
-            <w:tcMar>
-              <w:top w:w="0" w:type="dxa"/>
-              <w:bottom w:w="0" w:type="dxa"/>
-              <w:left w:w="0" w:type="dxa"/>
-              <w:right w:w="0" w:type="dxa"/>
-            </w:tcMar>
-            <w:vAlign w:val="top"/>
-          </w:tcPr>
-          <w:p>
-            <w:pPr>
-              <w:pStyle w:val="Normal"/>
-              <w:jc w:val="center"/>
-              <w:pBdr>
-                <w:bottom w:val="none" w:sz="0" w:space="0" w:color="000000"/>
-                <w:top w:val="none" w:sz="0" w:space="0" w:color="000000"/>
-                <w:left w:val="none" w:sz="0" w:space="0" w:color="000000"/>
-                <w:right w:val="none" w:sz="0" w:space="0" w:color="000000"/>
-              </w:pBdr>
-              <w:spacing w:after="100" w:before="100" w:line="240"/>
-              <w:ind w:left="100" w:right="100" w:firstLine="0" w:firstLineChars="0"/>
-              <w:rPr>
-                <w:rFonts w:ascii="Helvetica" w:hAnsi="Helvetica" w:eastAsia="Helvetica" w:cs="Helvetica"/>
-                <w:i w:val="false"/>
-                <w:b w:val="false"/>
-                <w:u w:val="none"/>
-                <w:sz w:val="22"/>
-                <w:szCs w:val="22"/>
-                <w:color w:val="000000"/>
-              </w:rPr>
-            </w:pPr>
-            <w:r>
-              <w:rPr>
-                <w:rFonts w:ascii="Helvetica" w:hAnsi="Helvetica" w:eastAsia="Helvetica" w:cs="Helvetica"/>
-                <w:i w:val="false"/>
-                <w:b w:val="false"/>
-                <w:u w:val="none"/>
-                <w:sz w:val="22"/>
-                <w:szCs w:val="22"/>
-                <w:color w:val="000000"/>
-              </w:rPr>
-              <w:t xml:space="preserve">0.500</w:t>
+              <w:t xml:space="preserve">0.82</w:t>
+            </w:r>
+          </w:p>
+        </w:tc>
+        <w:tc>
+          <w:tcPr>
+            <w:tcBorders>
+              <w:bottom w:val="none" w:sz="0" w:space="0" w:color="000000"/>
+              <w:top w:val="none" w:sz="0" w:space="0" w:color="000000"/>
+              <w:left w:val="none" w:sz="0" w:space="0" w:color="000000"/>
+              <w:right w:val="none" w:sz="0" w:space="0" w:color="000000"/>
+            </w:tcBorders>
+            <w:shd w:val="clear" w:color="auto" w:fill="FFFFFF"/>
+            <w:tcMar>
+              <w:top w:w="0" w:type="dxa"/>
+              <w:bottom w:w="0" w:type="dxa"/>
+              <w:left w:w="0" w:type="dxa"/>
+              <w:right w:w="0" w:type="dxa"/>
+            </w:tcMar>
+            <w:vAlign w:val="top"/>
+          </w:tcPr>
+          <w:p>
+            <w:pPr>
+              <w:pStyle w:val="Normal"/>
+              <w:jc w:val="center"/>
+              <w:pBdr>
+                <w:bottom w:val="none" w:sz="0" w:space="0" w:color="000000"/>
+                <w:top w:val="none" w:sz="0" w:space="0" w:color="000000"/>
+                <w:left w:val="none" w:sz="0" w:space="0" w:color="000000"/>
+                <w:right w:val="none" w:sz="0" w:space="0" w:color="000000"/>
+              </w:pBdr>
+              <w:spacing w:after="100" w:before="100" w:line="240"/>
+              <w:ind w:left="100" w:right="100" w:firstLine="0" w:firstLineChars="0"/>
+              <w:rPr>
+                <w:rFonts w:ascii="Helvetica" w:hAnsi="Helvetica" w:eastAsia="Helvetica" w:cs="Helvetica"/>
+                <w:i w:val="false"/>
+                <w:b w:val="false"/>
+                <w:u w:val="none"/>
+                <w:sz w:val="22"/>
+                <w:szCs w:val="22"/>
+                <w:color w:val="000000"/>
+              </w:rPr>
+            </w:pPr>
+            <w:r>
+              <w:rPr>
+                <w:rFonts w:ascii="Helvetica" w:hAnsi="Helvetica" w:eastAsia="Helvetica" w:cs="Helvetica"/>
+                <w:i w:val="false"/>
+                <w:b w:val="false"/>
+                <w:u w:val="none"/>
+                <w:sz w:val="22"/>
+                <w:szCs w:val="22"/>
+                <w:color w:val="000000"/>
+              </w:rPr>
+              <w:t xml:space="preserve">0.48, 1.41</w:t>
+            </w:r>
+          </w:p>
+        </w:tc>
+        <w:tc>
+          <w:tcPr>
+            <w:tcBorders>
+              <w:bottom w:val="none" w:sz="0" w:space="0" w:color="000000"/>
+              <w:top w:val="none" w:sz="0" w:space="0" w:color="000000"/>
+              <w:left w:val="none" w:sz="0" w:space="0" w:color="000000"/>
+              <w:right w:val="none" w:sz="0" w:space="0" w:color="000000"/>
+            </w:tcBorders>
+            <w:shd w:val="clear" w:color="auto" w:fill="FFFFFF"/>
+            <w:tcMar>
+              <w:top w:w="0" w:type="dxa"/>
+              <w:bottom w:w="0" w:type="dxa"/>
+              <w:left w:w="0" w:type="dxa"/>
+              <w:right w:w="0" w:type="dxa"/>
+            </w:tcMar>
+            <w:vAlign w:val="top"/>
+          </w:tcPr>
+          <w:p>
+            <w:pPr>
+              <w:pStyle w:val="Normal"/>
+              <w:jc w:val="center"/>
+              <w:pBdr>
+                <w:bottom w:val="none" w:sz="0" w:space="0" w:color="000000"/>
+                <w:top w:val="none" w:sz="0" w:space="0" w:color="000000"/>
+                <w:left w:val="none" w:sz="0" w:space="0" w:color="000000"/>
+                <w:right w:val="none" w:sz="0" w:space="0" w:color="000000"/>
+              </w:pBdr>
+              <w:spacing w:after="100" w:before="100" w:line="240"/>
+              <w:ind w:left="100" w:right="100" w:firstLine="0" w:firstLineChars="0"/>
+              <w:rPr>
+                <w:rFonts w:ascii="Helvetica" w:hAnsi="Helvetica" w:eastAsia="Helvetica" w:cs="Helvetica"/>
+                <w:i w:val="false"/>
+                <w:b w:val="false"/>
+                <w:u w:val="none"/>
+                <w:sz w:val="22"/>
+                <w:szCs w:val="22"/>
+                <w:color w:val="000000"/>
+              </w:rPr>
+            </w:pPr>
+            <w:r>
+              <w:rPr>
+                <w:rFonts w:ascii="Helvetica" w:hAnsi="Helvetica" w:eastAsia="Helvetica" w:cs="Helvetica"/>
+                <w:i w:val="false"/>
+                <w:b w:val="false"/>
+                <w:u w:val="none"/>
+                <w:sz w:val="22"/>
+                <w:szCs w:val="22"/>
+                <w:color w:val="000000"/>
+              </w:rPr>
+              <w:t xml:space="preserve">0.470</w:t>
             </w:r>
           </w:p>
         </w:tc>
@@ -5185,7 +5185,7 @@
                 <w:szCs w:val="22"/>
                 <w:color w:val="000000"/>
               </w:rPr>
-              <w:t xml:space="preserve">190</w:t>
+              <w:t xml:space="preserve">189</w:t>
             </w:r>
           </w:p>
         </w:tc>
@@ -5397,7 +5397,7 @@
                 <w:szCs w:val="22"/>
                 <w:color w:val="000000"/>
               </w:rPr>
-              <w:t xml:space="preserve">190</w:t>
+              <w:t xml:space="preserve">189</w:t>
             </w:r>
           </w:p>
         </w:tc>
@@ -6204,113 +6204,113 @@
                 <w:szCs w:val="22"/>
                 <w:color w:val="000000"/>
               </w:rPr>
-              <w:t xml:space="preserve">1.13</w:t>
-            </w:r>
-          </w:p>
-        </w:tc>
-        <w:tc>
-          <w:tcPr>
-            <w:tcBorders>
-              <w:bottom w:val="none" w:sz="0" w:space="0" w:color="000000"/>
-              <w:top w:val="none" w:sz="0" w:space="0" w:color="000000"/>
-              <w:left w:val="none" w:sz="0" w:space="0" w:color="000000"/>
-              <w:right w:val="none" w:sz="0" w:space="0" w:color="000000"/>
-            </w:tcBorders>
-            <w:shd w:val="clear" w:color="auto" w:fill="FFFFFF"/>
-            <w:tcMar>
-              <w:top w:w="0" w:type="dxa"/>
-              <w:bottom w:w="0" w:type="dxa"/>
-              <w:left w:w="0" w:type="dxa"/>
-              <w:right w:w="0" w:type="dxa"/>
-            </w:tcMar>
-            <w:vAlign w:val="top"/>
-          </w:tcPr>
-          <w:p>
-            <w:pPr>
-              <w:pStyle w:val="Normal"/>
-              <w:jc w:val="center"/>
-              <w:pBdr>
-                <w:bottom w:val="none" w:sz="0" w:space="0" w:color="000000"/>
-                <w:top w:val="none" w:sz="0" w:space="0" w:color="000000"/>
-                <w:left w:val="none" w:sz="0" w:space="0" w:color="000000"/>
-                <w:right w:val="none" w:sz="0" w:space="0" w:color="000000"/>
-              </w:pBdr>
-              <w:spacing w:after="100" w:before="100" w:line="240"/>
-              <w:ind w:left="100" w:right="100" w:firstLine="0" w:firstLineChars="0"/>
-              <w:rPr>
-                <w:rFonts w:ascii="Helvetica" w:hAnsi="Helvetica" w:eastAsia="Helvetica" w:cs="Helvetica"/>
-                <w:i w:val="false"/>
-                <w:b w:val="false"/>
-                <w:u w:val="none"/>
-                <w:sz w:val="22"/>
-                <w:szCs w:val="22"/>
-                <w:color w:val="000000"/>
-              </w:rPr>
-            </w:pPr>
-            <w:r>
-              <w:rPr>
-                <w:rFonts w:ascii="Helvetica" w:hAnsi="Helvetica" w:eastAsia="Helvetica" w:cs="Helvetica"/>
-                <w:i w:val="false"/>
-                <w:b w:val="false"/>
-                <w:u w:val="none"/>
-                <w:sz w:val="22"/>
-                <w:szCs w:val="22"/>
-                <w:color w:val="000000"/>
-              </w:rPr>
-              <w:t xml:space="preserve">0.52, 2.46</w:t>
-            </w:r>
-          </w:p>
-        </w:tc>
-        <w:tc>
-          <w:tcPr>
-            <w:tcBorders>
-              <w:bottom w:val="none" w:sz="0" w:space="0" w:color="000000"/>
-              <w:top w:val="none" w:sz="0" w:space="0" w:color="000000"/>
-              <w:left w:val="none" w:sz="0" w:space="0" w:color="000000"/>
-              <w:right w:val="none" w:sz="0" w:space="0" w:color="000000"/>
-            </w:tcBorders>
-            <w:shd w:val="clear" w:color="auto" w:fill="FFFFFF"/>
-            <w:tcMar>
-              <w:top w:w="0" w:type="dxa"/>
-              <w:bottom w:w="0" w:type="dxa"/>
-              <w:left w:w="0" w:type="dxa"/>
-              <w:right w:w="0" w:type="dxa"/>
-            </w:tcMar>
-            <w:vAlign w:val="top"/>
-          </w:tcPr>
-          <w:p>
-            <w:pPr>
-              <w:pStyle w:val="Normal"/>
-              <w:jc w:val="center"/>
-              <w:pBdr>
-                <w:bottom w:val="none" w:sz="0" w:space="0" w:color="000000"/>
-                <w:top w:val="none" w:sz="0" w:space="0" w:color="000000"/>
-                <w:left w:val="none" w:sz="0" w:space="0" w:color="000000"/>
-                <w:right w:val="none" w:sz="0" w:space="0" w:color="000000"/>
-              </w:pBdr>
-              <w:spacing w:after="100" w:before="100" w:line="240"/>
-              <w:ind w:left="100" w:right="100" w:firstLine="0" w:firstLineChars="0"/>
-              <w:rPr>
-                <w:rFonts w:ascii="Helvetica" w:hAnsi="Helvetica" w:eastAsia="Helvetica" w:cs="Helvetica"/>
-                <w:i w:val="false"/>
-                <w:b w:val="false"/>
-                <w:u w:val="none"/>
-                <w:sz w:val="22"/>
-                <w:szCs w:val="22"/>
-                <w:color w:val="000000"/>
-              </w:rPr>
-            </w:pPr>
-            <w:r>
-              <w:rPr>
-                <w:rFonts w:ascii="Helvetica" w:hAnsi="Helvetica" w:eastAsia="Helvetica" w:cs="Helvetica"/>
-                <w:i w:val="false"/>
-                <w:b w:val="false"/>
-                <w:u w:val="none"/>
-                <w:sz w:val="22"/>
-                <w:szCs w:val="22"/>
-                <w:color w:val="000000"/>
-              </w:rPr>
-              <w:t xml:space="preserve">0.760</w:t>
+              <w:t xml:space="preserve">1.23</w:t>
+            </w:r>
+          </w:p>
+        </w:tc>
+        <w:tc>
+          <w:tcPr>
+            <w:tcBorders>
+              <w:bottom w:val="none" w:sz="0" w:space="0" w:color="000000"/>
+              <w:top w:val="none" w:sz="0" w:space="0" w:color="000000"/>
+              <w:left w:val="none" w:sz="0" w:space="0" w:color="000000"/>
+              <w:right w:val="none" w:sz="0" w:space="0" w:color="000000"/>
+            </w:tcBorders>
+            <w:shd w:val="clear" w:color="auto" w:fill="FFFFFF"/>
+            <w:tcMar>
+              <w:top w:w="0" w:type="dxa"/>
+              <w:bottom w:w="0" w:type="dxa"/>
+              <w:left w:w="0" w:type="dxa"/>
+              <w:right w:w="0" w:type="dxa"/>
+            </w:tcMar>
+            <w:vAlign w:val="top"/>
+          </w:tcPr>
+          <w:p>
+            <w:pPr>
+              <w:pStyle w:val="Normal"/>
+              <w:jc w:val="center"/>
+              <w:pBdr>
+                <w:bottom w:val="none" w:sz="0" w:space="0" w:color="000000"/>
+                <w:top w:val="none" w:sz="0" w:space="0" w:color="000000"/>
+                <w:left w:val="none" w:sz="0" w:space="0" w:color="000000"/>
+                <w:right w:val="none" w:sz="0" w:space="0" w:color="000000"/>
+              </w:pBdr>
+              <w:spacing w:after="100" w:before="100" w:line="240"/>
+              <w:ind w:left="100" w:right="100" w:firstLine="0" w:firstLineChars="0"/>
+              <w:rPr>
+                <w:rFonts w:ascii="Helvetica" w:hAnsi="Helvetica" w:eastAsia="Helvetica" w:cs="Helvetica"/>
+                <w:i w:val="false"/>
+                <w:b w:val="false"/>
+                <w:u w:val="none"/>
+                <w:sz w:val="22"/>
+                <w:szCs w:val="22"/>
+                <w:color w:val="000000"/>
+              </w:rPr>
+            </w:pPr>
+            <w:r>
+              <w:rPr>
+                <w:rFonts w:ascii="Helvetica" w:hAnsi="Helvetica" w:eastAsia="Helvetica" w:cs="Helvetica"/>
+                <w:i w:val="false"/>
+                <w:b w:val="false"/>
+                <w:u w:val="none"/>
+                <w:sz w:val="22"/>
+                <w:szCs w:val="22"/>
+                <w:color w:val="000000"/>
+              </w:rPr>
+              <w:t xml:space="preserve">0.55, 2.77</w:t>
+            </w:r>
+          </w:p>
+        </w:tc>
+        <w:tc>
+          <w:tcPr>
+            <w:tcBorders>
+              <w:bottom w:val="none" w:sz="0" w:space="0" w:color="000000"/>
+              <w:top w:val="none" w:sz="0" w:space="0" w:color="000000"/>
+              <w:left w:val="none" w:sz="0" w:space="0" w:color="000000"/>
+              <w:right w:val="none" w:sz="0" w:space="0" w:color="000000"/>
+            </w:tcBorders>
+            <w:shd w:val="clear" w:color="auto" w:fill="FFFFFF"/>
+            <w:tcMar>
+              <w:top w:w="0" w:type="dxa"/>
+              <w:bottom w:w="0" w:type="dxa"/>
+              <w:left w:w="0" w:type="dxa"/>
+              <w:right w:w="0" w:type="dxa"/>
+            </w:tcMar>
+            <w:vAlign w:val="top"/>
+          </w:tcPr>
+          <w:p>
+            <w:pPr>
+              <w:pStyle w:val="Normal"/>
+              <w:jc w:val="center"/>
+              <w:pBdr>
+                <w:bottom w:val="none" w:sz="0" w:space="0" w:color="000000"/>
+                <w:top w:val="none" w:sz="0" w:space="0" w:color="000000"/>
+                <w:left w:val="none" w:sz="0" w:space="0" w:color="000000"/>
+                <w:right w:val="none" w:sz="0" w:space="0" w:color="000000"/>
+              </w:pBdr>
+              <w:spacing w:after="100" w:before="100" w:line="240"/>
+              <w:ind w:left="100" w:right="100" w:firstLine="0" w:firstLineChars="0"/>
+              <w:rPr>
+                <w:rFonts w:ascii="Helvetica" w:hAnsi="Helvetica" w:eastAsia="Helvetica" w:cs="Helvetica"/>
+                <w:i w:val="false"/>
+                <w:b w:val="false"/>
+                <w:u w:val="none"/>
+                <w:sz w:val="22"/>
+                <w:szCs w:val="22"/>
+                <w:color w:val="000000"/>
+              </w:rPr>
+            </w:pPr>
+            <w:r>
+              <w:rPr>
+                <w:rFonts w:ascii="Helvetica" w:hAnsi="Helvetica" w:eastAsia="Helvetica" w:cs="Helvetica"/>
+                <w:i w:val="false"/>
+                <w:b w:val="false"/>
+                <w:u w:val="none"/>
+                <w:sz w:val="22"/>
+                <w:szCs w:val="22"/>
+                <w:color w:val="000000"/>
+              </w:rPr>
+              <w:t xml:space="preserve">0.620</w:t>
             </w:r>
           </w:p>
         </w:tc>
@@ -6416,113 +6416,113 @@
                 <w:szCs w:val="22"/>
                 <w:color w:val="000000"/>
               </w:rPr>
-              <w:t xml:space="preserve">1.29</w:t>
-            </w:r>
-          </w:p>
-        </w:tc>
-        <w:tc>
-          <w:tcPr>
-            <w:tcBorders>
-              <w:bottom w:val="none" w:sz="0" w:space="0" w:color="000000"/>
-              <w:top w:val="none" w:sz="0" w:space="0" w:color="000000"/>
-              <w:left w:val="none" w:sz="0" w:space="0" w:color="000000"/>
-              <w:right w:val="none" w:sz="0" w:space="0" w:color="000000"/>
-            </w:tcBorders>
-            <w:shd w:val="clear" w:color="auto" w:fill="FFFFFF"/>
-            <w:tcMar>
-              <w:top w:w="0" w:type="dxa"/>
-              <w:bottom w:w="0" w:type="dxa"/>
-              <w:left w:w="0" w:type="dxa"/>
-              <w:right w:w="0" w:type="dxa"/>
-            </w:tcMar>
-            <w:vAlign w:val="top"/>
-          </w:tcPr>
-          <w:p>
-            <w:pPr>
-              <w:pStyle w:val="Normal"/>
-              <w:jc w:val="center"/>
-              <w:pBdr>
-                <w:bottom w:val="none" w:sz="0" w:space="0" w:color="000000"/>
-                <w:top w:val="none" w:sz="0" w:space="0" w:color="000000"/>
-                <w:left w:val="none" w:sz="0" w:space="0" w:color="000000"/>
-                <w:right w:val="none" w:sz="0" w:space="0" w:color="000000"/>
-              </w:pBdr>
-              <w:spacing w:after="100" w:before="100" w:line="240"/>
-              <w:ind w:left="100" w:right="100" w:firstLine="0" w:firstLineChars="0"/>
-              <w:rPr>
-                <w:rFonts w:ascii="Helvetica" w:hAnsi="Helvetica" w:eastAsia="Helvetica" w:cs="Helvetica"/>
-                <w:i w:val="false"/>
-                <w:b w:val="false"/>
-                <w:u w:val="none"/>
-                <w:sz w:val="22"/>
-                <w:szCs w:val="22"/>
-                <w:color w:val="000000"/>
-              </w:rPr>
-            </w:pPr>
-            <w:r>
-              <w:rPr>
-                <w:rFonts w:ascii="Helvetica" w:hAnsi="Helvetica" w:eastAsia="Helvetica" w:cs="Helvetica"/>
-                <w:i w:val="false"/>
-                <w:b w:val="false"/>
-                <w:u w:val="none"/>
-                <w:sz w:val="22"/>
-                <w:szCs w:val="22"/>
-                <w:color w:val="000000"/>
-              </w:rPr>
-              <w:t xml:space="preserve">0.36, 4.62</w:t>
-            </w:r>
-          </w:p>
-        </w:tc>
-        <w:tc>
-          <w:tcPr>
-            <w:tcBorders>
-              <w:bottom w:val="none" w:sz="0" w:space="0" w:color="000000"/>
-              <w:top w:val="none" w:sz="0" w:space="0" w:color="000000"/>
-              <w:left w:val="none" w:sz="0" w:space="0" w:color="000000"/>
-              <w:right w:val="none" w:sz="0" w:space="0" w:color="000000"/>
-            </w:tcBorders>
-            <w:shd w:val="clear" w:color="auto" w:fill="FFFFFF"/>
-            <w:tcMar>
-              <w:top w:w="0" w:type="dxa"/>
-              <w:bottom w:w="0" w:type="dxa"/>
-              <w:left w:w="0" w:type="dxa"/>
-              <w:right w:w="0" w:type="dxa"/>
-            </w:tcMar>
-            <w:vAlign w:val="top"/>
-          </w:tcPr>
-          <w:p>
-            <w:pPr>
-              <w:pStyle w:val="Normal"/>
-              <w:jc w:val="center"/>
-              <w:pBdr>
-                <w:bottom w:val="none" w:sz="0" w:space="0" w:color="000000"/>
-                <w:top w:val="none" w:sz="0" w:space="0" w:color="000000"/>
-                <w:left w:val="none" w:sz="0" w:space="0" w:color="000000"/>
-                <w:right w:val="none" w:sz="0" w:space="0" w:color="000000"/>
-              </w:pBdr>
-              <w:spacing w:after="100" w:before="100" w:line="240"/>
-              <w:ind w:left="100" w:right="100" w:firstLine="0" w:firstLineChars="0"/>
-              <w:rPr>
-                <w:rFonts w:ascii="Helvetica" w:hAnsi="Helvetica" w:eastAsia="Helvetica" w:cs="Helvetica"/>
-                <w:i w:val="false"/>
-                <w:b w:val="false"/>
-                <w:u w:val="none"/>
-                <w:sz w:val="22"/>
-                <w:szCs w:val="22"/>
-                <w:color w:val="000000"/>
-              </w:rPr>
-            </w:pPr>
-            <w:r>
-              <w:rPr>
-                <w:rFonts w:ascii="Helvetica" w:hAnsi="Helvetica" w:eastAsia="Helvetica" w:cs="Helvetica"/>
-                <w:i w:val="false"/>
-                <w:b w:val="false"/>
-                <w:u w:val="none"/>
-                <w:sz w:val="22"/>
-                <w:szCs w:val="22"/>
-                <w:color w:val="000000"/>
-              </w:rPr>
-              <w:t xml:space="preserve">0.690</w:t>
+              <w:t xml:space="preserve">1.24</w:t>
+            </w:r>
+          </w:p>
+        </w:tc>
+        <w:tc>
+          <w:tcPr>
+            <w:tcBorders>
+              <w:bottom w:val="none" w:sz="0" w:space="0" w:color="000000"/>
+              <w:top w:val="none" w:sz="0" w:space="0" w:color="000000"/>
+              <w:left w:val="none" w:sz="0" w:space="0" w:color="000000"/>
+              <w:right w:val="none" w:sz="0" w:space="0" w:color="000000"/>
+            </w:tcBorders>
+            <w:shd w:val="clear" w:color="auto" w:fill="FFFFFF"/>
+            <w:tcMar>
+              <w:top w:w="0" w:type="dxa"/>
+              <w:bottom w:w="0" w:type="dxa"/>
+              <w:left w:w="0" w:type="dxa"/>
+              <w:right w:w="0" w:type="dxa"/>
+            </w:tcMar>
+            <w:vAlign w:val="top"/>
+          </w:tcPr>
+          <w:p>
+            <w:pPr>
+              <w:pStyle w:val="Normal"/>
+              <w:jc w:val="center"/>
+              <w:pBdr>
+                <w:bottom w:val="none" w:sz="0" w:space="0" w:color="000000"/>
+                <w:top w:val="none" w:sz="0" w:space="0" w:color="000000"/>
+                <w:left w:val="none" w:sz="0" w:space="0" w:color="000000"/>
+                <w:right w:val="none" w:sz="0" w:space="0" w:color="000000"/>
+              </w:pBdr>
+              <w:spacing w:after="100" w:before="100" w:line="240"/>
+              <w:ind w:left="100" w:right="100" w:firstLine="0" w:firstLineChars="0"/>
+              <w:rPr>
+                <w:rFonts w:ascii="Helvetica" w:hAnsi="Helvetica" w:eastAsia="Helvetica" w:cs="Helvetica"/>
+                <w:i w:val="false"/>
+                <w:b w:val="false"/>
+                <w:u w:val="none"/>
+                <w:sz w:val="22"/>
+                <w:szCs w:val="22"/>
+                <w:color w:val="000000"/>
+              </w:rPr>
+            </w:pPr>
+            <w:r>
+              <w:rPr>
+                <w:rFonts w:ascii="Helvetica" w:hAnsi="Helvetica" w:eastAsia="Helvetica" w:cs="Helvetica"/>
+                <w:i w:val="false"/>
+                <w:b w:val="false"/>
+                <w:u w:val="none"/>
+                <w:sz w:val="22"/>
+                <w:szCs w:val="22"/>
+                <w:color w:val="000000"/>
+              </w:rPr>
+              <w:t xml:space="preserve">0.35, 4.43</w:t>
+            </w:r>
+          </w:p>
+        </w:tc>
+        <w:tc>
+          <w:tcPr>
+            <w:tcBorders>
+              <w:bottom w:val="none" w:sz="0" w:space="0" w:color="000000"/>
+              <w:top w:val="none" w:sz="0" w:space="0" w:color="000000"/>
+              <w:left w:val="none" w:sz="0" w:space="0" w:color="000000"/>
+              <w:right w:val="none" w:sz="0" w:space="0" w:color="000000"/>
+            </w:tcBorders>
+            <w:shd w:val="clear" w:color="auto" w:fill="FFFFFF"/>
+            <w:tcMar>
+              <w:top w:w="0" w:type="dxa"/>
+              <w:bottom w:w="0" w:type="dxa"/>
+              <w:left w:w="0" w:type="dxa"/>
+              <w:right w:w="0" w:type="dxa"/>
+            </w:tcMar>
+            <w:vAlign w:val="top"/>
+          </w:tcPr>
+          <w:p>
+            <w:pPr>
+              <w:pStyle w:val="Normal"/>
+              <w:jc w:val="center"/>
+              <w:pBdr>
+                <w:bottom w:val="none" w:sz="0" w:space="0" w:color="000000"/>
+                <w:top w:val="none" w:sz="0" w:space="0" w:color="000000"/>
+                <w:left w:val="none" w:sz="0" w:space="0" w:color="000000"/>
+                <w:right w:val="none" w:sz="0" w:space="0" w:color="000000"/>
+              </w:pBdr>
+              <w:spacing w:after="100" w:before="100" w:line="240"/>
+              <w:ind w:left="100" w:right="100" w:firstLine="0" w:firstLineChars="0"/>
+              <w:rPr>
+                <w:rFonts w:ascii="Helvetica" w:hAnsi="Helvetica" w:eastAsia="Helvetica" w:cs="Helvetica"/>
+                <w:i w:val="false"/>
+                <w:b w:val="false"/>
+                <w:u w:val="none"/>
+                <w:sz w:val="22"/>
+                <w:szCs w:val="22"/>
+                <w:color w:val="000000"/>
+              </w:rPr>
+            </w:pPr>
+            <w:r>
+              <w:rPr>
+                <w:rFonts w:ascii="Helvetica" w:hAnsi="Helvetica" w:eastAsia="Helvetica" w:cs="Helvetica"/>
+                <w:i w:val="false"/>
+                <w:b w:val="false"/>
+                <w:u w:val="none"/>
+                <w:sz w:val="22"/>
+                <w:szCs w:val="22"/>
+                <w:color w:val="000000"/>
+              </w:rPr>
+              <w:t xml:space="preserve">0.740</w:t>
             </w:r>
           </w:p>
         </w:tc>
@@ -6687,113 +6687,113 @@
                 <w:szCs w:val="22"/>
                 <w:color w:val="000000"/>
               </w:rPr>
-              <w:t xml:space="preserve">0.46</w:t>
-            </w:r>
-          </w:p>
-        </w:tc>
-        <w:tc>
-          <w:tcPr>
-            <w:tcBorders>
-              <w:bottom w:val="none" w:sz="0" w:space="0" w:color="000000"/>
-              <w:top w:val="none" w:sz="0" w:space="0" w:color="000000"/>
-              <w:left w:val="none" w:sz="0" w:space="0" w:color="000000"/>
-              <w:right w:val="none" w:sz="0" w:space="0" w:color="000000"/>
-            </w:tcBorders>
-            <w:shd w:val="clear" w:color="auto" w:fill="FFFFFF"/>
-            <w:tcMar>
-              <w:top w:w="0" w:type="dxa"/>
-              <w:bottom w:w="0" w:type="dxa"/>
-              <w:left w:w="0" w:type="dxa"/>
-              <w:right w:w="0" w:type="dxa"/>
-            </w:tcMar>
-            <w:vAlign w:val="top"/>
-          </w:tcPr>
-          <w:p>
-            <w:pPr>
-              <w:pStyle w:val="Normal"/>
-              <w:jc w:val="center"/>
-              <w:pBdr>
-                <w:bottom w:val="none" w:sz="0" w:space="0" w:color="000000"/>
-                <w:top w:val="none" w:sz="0" w:space="0" w:color="000000"/>
-                <w:left w:val="none" w:sz="0" w:space="0" w:color="000000"/>
-                <w:right w:val="none" w:sz="0" w:space="0" w:color="000000"/>
-              </w:pBdr>
-              <w:spacing w:after="100" w:before="100" w:line="240"/>
-              <w:ind w:left="100" w:right="100" w:firstLine="0" w:firstLineChars="0"/>
-              <w:rPr>
-                <w:rFonts w:ascii="Helvetica" w:hAnsi="Helvetica" w:eastAsia="Helvetica" w:cs="Helvetica"/>
-                <w:i w:val="false"/>
-                <w:b w:val="false"/>
-                <w:u w:val="none"/>
-                <w:sz w:val="22"/>
-                <w:szCs w:val="22"/>
-                <w:color w:val="000000"/>
-              </w:rPr>
-            </w:pPr>
-            <w:r>
-              <w:rPr>
-                <w:rFonts w:ascii="Helvetica" w:hAnsi="Helvetica" w:eastAsia="Helvetica" w:cs="Helvetica"/>
-                <w:i w:val="false"/>
-                <w:b w:val="false"/>
-                <w:u w:val="none"/>
-                <w:sz w:val="22"/>
-                <w:szCs w:val="22"/>
-                <w:color w:val="000000"/>
-              </w:rPr>
-              <w:t xml:space="preserve">0.16, 1.31</w:t>
-            </w:r>
-          </w:p>
-        </w:tc>
-        <w:tc>
-          <w:tcPr>
-            <w:tcBorders>
-              <w:bottom w:val="none" w:sz="0" w:space="0" w:color="000000"/>
-              <w:top w:val="none" w:sz="0" w:space="0" w:color="000000"/>
-              <w:left w:val="none" w:sz="0" w:space="0" w:color="000000"/>
-              <w:right w:val="none" w:sz="0" w:space="0" w:color="000000"/>
-            </w:tcBorders>
-            <w:shd w:val="clear" w:color="auto" w:fill="FFFFFF"/>
-            <w:tcMar>
-              <w:top w:w="0" w:type="dxa"/>
-              <w:bottom w:w="0" w:type="dxa"/>
-              <w:left w:w="0" w:type="dxa"/>
-              <w:right w:w="0" w:type="dxa"/>
-            </w:tcMar>
-            <w:vAlign w:val="top"/>
-          </w:tcPr>
-          <w:p>
-            <w:pPr>
-              <w:pStyle w:val="Normal"/>
-              <w:jc w:val="center"/>
-              <w:pBdr>
-                <w:bottom w:val="none" w:sz="0" w:space="0" w:color="000000"/>
-                <w:top w:val="none" w:sz="0" w:space="0" w:color="000000"/>
-                <w:left w:val="none" w:sz="0" w:space="0" w:color="000000"/>
-                <w:right w:val="none" w:sz="0" w:space="0" w:color="000000"/>
-              </w:pBdr>
-              <w:spacing w:after="100" w:before="100" w:line="240"/>
-              <w:ind w:left="100" w:right="100" w:firstLine="0" w:firstLineChars="0"/>
-              <w:rPr>
-                <w:rFonts w:ascii="Helvetica" w:hAnsi="Helvetica" w:eastAsia="Helvetica" w:cs="Helvetica"/>
-                <w:i w:val="false"/>
-                <w:b w:val="false"/>
-                <w:u w:val="none"/>
-                <w:sz w:val="22"/>
-                <w:szCs w:val="22"/>
-                <w:color w:val="000000"/>
-              </w:rPr>
-            </w:pPr>
-            <w:r>
-              <w:rPr>
-                <w:rFonts w:ascii="Helvetica" w:hAnsi="Helvetica" w:eastAsia="Helvetica" w:cs="Helvetica"/>
-                <w:i w:val="false"/>
-                <w:b w:val="false"/>
-                <w:u w:val="none"/>
-                <w:sz w:val="22"/>
-                <w:szCs w:val="22"/>
-                <w:color w:val="000000"/>
-              </w:rPr>
-              <w:t xml:space="preserve">0.140</w:t>
+              <w:t xml:space="preserve">0.50</w:t>
+            </w:r>
+          </w:p>
+        </w:tc>
+        <w:tc>
+          <w:tcPr>
+            <w:tcBorders>
+              <w:bottom w:val="none" w:sz="0" w:space="0" w:color="000000"/>
+              <w:top w:val="none" w:sz="0" w:space="0" w:color="000000"/>
+              <w:left w:val="none" w:sz="0" w:space="0" w:color="000000"/>
+              <w:right w:val="none" w:sz="0" w:space="0" w:color="000000"/>
+            </w:tcBorders>
+            <w:shd w:val="clear" w:color="auto" w:fill="FFFFFF"/>
+            <w:tcMar>
+              <w:top w:w="0" w:type="dxa"/>
+              <w:bottom w:w="0" w:type="dxa"/>
+              <w:left w:w="0" w:type="dxa"/>
+              <w:right w:w="0" w:type="dxa"/>
+            </w:tcMar>
+            <w:vAlign w:val="top"/>
+          </w:tcPr>
+          <w:p>
+            <w:pPr>
+              <w:pStyle w:val="Normal"/>
+              <w:jc w:val="center"/>
+              <w:pBdr>
+                <w:bottom w:val="none" w:sz="0" w:space="0" w:color="000000"/>
+                <w:top w:val="none" w:sz="0" w:space="0" w:color="000000"/>
+                <w:left w:val="none" w:sz="0" w:space="0" w:color="000000"/>
+                <w:right w:val="none" w:sz="0" w:space="0" w:color="000000"/>
+              </w:pBdr>
+              <w:spacing w:after="100" w:before="100" w:line="240"/>
+              <w:ind w:left="100" w:right="100" w:firstLine="0" w:firstLineChars="0"/>
+              <w:rPr>
+                <w:rFonts w:ascii="Helvetica" w:hAnsi="Helvetica" w:eastAsia="Helvetica" w:cs="Helvetica"/>
+                <w:i w:val="false"/>
+                <w:b w:val="false"/>
+                <w:u w:val="none"/>
+                <w:sz w:val="22"/>
+                <w:szCs w:val="22"/>
+                <w:color w:val="000000"/>
+              </w:rPr>
+            </w:pPr>
+            <w:r>
+              <w:rPr>
+                <w:rFonts w:ascii="Helvetica" w:hAnsi="Helvetica" w:eastAsia="Helvetica" w:cs="Helvetica"/>
+                <w:i w:val="false"/>
+                <w:b w:val="false"/>
+                <w:u w:val="none"/>
+                <w:sz w:val="22"/>
+                <w:szCs w:val="22"/>
+                <w:color w:val="000000"/>
+              </w:rPr>
+              <w:t xml:space="preserve">0.17, 1.46</w:t>
+            </w:r>
+          </w:p>
+        </w:tc>
+        <w:tc>
+          <w:tcPr>
+            <w:tcBorders>
+              <w:bottom w:val="none" w:sz="0" w:space="0" w:color="000000"/>
+              <w:top w:val="none" w:sz="0" w:space="0" w:color="000000"/>
+              <w:left w:val="none" w:sz="0" w:space="0" w:color="000000"/>
+              <w:right w:val="none" w:sz="0" w:space="0" w:color="000000"/>
+            </w:tcBorders>
+            <w:shd w:val="clear" w:color="auto" w:fill="FFFFFF"/>
+            <w:tcMar>
+              <w:top w:w="0" w:type="dxa"/>
+              <w:bottom w:w="0" w:type="dxa"/>
+              <w:left w:w="0" w:type="dxa"/>
+              <w:right w:w="0" w:type="dxa"/>
+            </w:tcMar>
+            <w:vAlign w:val="top"/>
+          </w:tcPr>
+          <w:p>
+            <w:pPr>
+              <w:pStyle w:val="Normal"/>
+              <w:jc w:val="center"/>
+              <w:pBdr>
+                <w:bottom w:val="none" w:sz="0" w:space="0" w:color="000000"/>
+                <w:top w:val="none" w:sz="0" w:space="0" w:color="000000"/>
+                <w:left w:val="none" w:sz="0" w:space="0" w:color="000000"/>
+                <w:right w:val="none" w:sz="0" w:space="0" w:color="000000"/>
+              </w:pBdr>
+              <w:spacing w:after="100" w:before="100" w:line="240"/>
+              <w:ind w:left="100" w:right="100" w:firstLine="0" w:firstLineChars="0"/>
+              <w:rPr>
+                <w:rFonts w:ascii="Helvetica" w:hAnsi="Helvetica" w:eastAsia="Helvetica" w:cs="Helvetica"/>
+                <w:i w:val="false"/>
+                <w:b w:val="false"/>
+                <w:u w:val="none"/>
+                <w:sz w:val="22"/>
+                <w:szCs w:val="22"/>
+                <w:color w:val="000000"/>
+              </w:rPr>
+            </w:pPr>
+            <w:r>
+              <w:rPr>
+                <w:rFonts w:ascii="Helvetica" w:hAnsi="Helvetica" w:eastAsia="Helvetica" w:cs="Helvetica"/>
+                <w:i w:val="false"/>
+                <w:b w:val="false"/>
+                <w:u w:val="none"/>
+                <w:sz w:val="22"/>
+                <w:szCs w:val="22"/>
+                <w:color w:val="000000"/>
+              </w:rPr>
+              <w:t xml:space="preserve">0.200</w:t>
             </w:r>
           </w:p>
         </w:tc>
@@ -6899,113 +6899,113 @@
                 <w:szCs w:val="22"/>
                 <w:color w:val="000000"/>
               </w:rPr>
-              <w:t xml:space="preserve">1.73</w:t>
-            </w:r>
-          </w:p>
-        </w:tc>
-        <w:tc>
-          <w:tcPr>
-            <w:tcBorders>
-              <w:bottom w:val="none" w:sz="0" w:space="0" w:color="000000"/>
-              <w:top w:val="none" w:sz="0" w:space="0" w:color="000000"/>
-              <w:left w:val="none" w:sz="0" w:space="0" w:color="000000"/>
-              <w:right w:val="none" w:sz="0" w:space="0" w:color="000000"/>
-            </w:tcBorders>
-            <w:shd w:val="clear" w:color="auto" w:fill="FFFFFF"/>
-            <w:tcMar>
-              <w:top w:w="0" w:type="dxa"/>
-              <w:bottom w:w="0" w:type="dxa"/>
-              <w:left w:w="0" w:type="dxa"/>
-              <w:right w:w="0" w:type="dxa"/>
-            </w:tcMar>
-            <w:vAlign w:val="top"/>
-          </w:tcPr>
-          <w:p>
-            <w:pPr>
-              <w:pStyle w:val="Normal"/>
-              <w:jc w:val="center"/>
-              <w:pBdr>
-                <w:bottom w:val="none" w:sz="0" w:space="0" w:color="000000"/>
-                <w:top w:val="none" w:sz="0" w:space="0" w:color="000000"/>
-                <w:left w:val="none" w:sz="0" w:space="0" w:color="000000"/>
-                <w:right w:val="none" w:sz="0" w:space="0" w:color="000000"/>
-              </w:pBdr>
-              <w:spacing w:after="100" w:before="100" w:line="240"/>
-              <w:ind w:left="100" w:right="100" w:firstLine="0" w:firstLineChars="0"/>
-              <w:rPr>
-                <w:rFonts w:ascii="Helvetica" w:hAnsi="Helvetica" w:eastAsia="Helvetica" w:cs="Helvetica"/>
-                <w:i w:val="false"/>
-                <w:b w:val="false"/>
-                <w:u w:val="none"/>
-                <w:sz w:val="22"/>
-                <w:szCs w:val="22"/>
-                <w:color w:val="000000"/>
-              </w:rPr>
-            </w:pPr>
-            <w:r>
-              <w:rPr>
-                <w:rFonts w:ascii="Helvetica" w:hAnsi="Helvetica" w:eastAsia="Helvetica" w:cs="Helvetica"/>
-                <w:i w:val="false"/>
-                <w:b w:val="false"/>
-                <w:u w:val="none"/>
-                <w:sz w:val="22"/>
-                <w:szCs w:val="22"/>
-                <w:color w:val="000000"/>
-              </w:rPr>
-              <w:t xml:space="preserve">0.30, 10.0</w:t>
-            </w:r>
-          </w:p>
-        </w:tc>
-        <w:tc>
-          <w:tcPr>
-            <w:tcBorders>
-              <w:bottom w:val="none" w:sz="0" w:space="0" w:color="000000"/>
-              <w:top w:val="none" w:sz="0" w:space="0" w:color="000000"/>
-              <w:left w:val="none" w:sz="0" w:space="0" w:color="000000"/>
-              <w:right w:val="none" w:sz="0" w:space="0" w:color="000000"/>
-            </w:tcBorders>
-            <w:shd w:val="clear" w:color="auto" w:fill="FFFFFF"/>
-            <w:tcMar>
-              <w:top w:w="0" w:type="dxa"/>
-              <w:bottom w:w="0" w:type="dxa"/>
-              <w:left w:w="0" w:type="dxa"/>
-              <w:right w:w="0" w:type="dxa"/>
-            </w:tcMar>
-            <w:vAlign w:val="top"/>
-          </w:tcPr>
-          <w:p>
-            <w:pPr>
-              <w:pStyle w:val="Normal"/>
-              <w:jc w:val="center"/>
-              <w:pBdr>
-                <w:bottom w:val="none" w:sz="0" w:space="0" w:color="000000"/>
-                <w:top w:val="none" w:sz="0" w:space="0" w:color="000000"/>
-                <w:left w:val="none" w:sz="0" w:space="0" w:color="000000"/>
-                <w:right w:val="none" w:sz="0" w:space="0" w:color="000000"/>
-              </w:pBdr>
-              <w:spacing w:after="100" w:before="100" w:line="240"/>
-              <w:ind w:left="100" w:right="100" w:firstLine="0" w:firstLineChars="0"/>
-              <w:rPr>
-                <w:rFonts w:ascii="Helvetica" w:hAnsi="Helvetica" w:eastAsia="Helvetica" w:cs="Helvetica"/>
-                <w:i w:val="false"/>
-                <w:b w:val="false"/>
-                <w:u w:val="none"/>
-                <w:sz w:val="22"/>
-                <w:szCs w:val="22"/>
-                <w:color w:val="000000"/>
-              </w:rPr>
-            </w:pPr>
-            <w:r>
-              <w:rPr>
-                <w:rFonts w:ascii="Helvetica" w:hAnsi="Helvetica" w:eastAsia="Helvetica" w:cs="Helvetica"/>
-                <w:i w:val="false"/>
-                <w:b w:val="false"/>
-                <w:u w:val="none"/>
-                <w:sz w:val="22"/>
-                <w:szCs w:val="22"/>
-                <w:color w:val="000000"/>
-              </w:rPr>
-              <w:t xml:space="preserve">0.540</w:t>
+              <w:t xml:space="preserve">1.88</w:t>
+            </w:r>
+          </w:p>
+        </w:tc>
+        <w:tc>
+          <w:tcPr>
+            <w:tcBorders>
+              <w:bottom w:val="none" w:sz="0" w:space="0" w:color="000000"/>
+              <w:top w:val="none" w:sz="0" w:space="0" w:color="000000"/>
+              <w:left w:val="none" w:sz="0" w:space="0" w:color="000000"/>
+              <w:right w:val="none" w:sz="0" w:space="0" w:color="000000"/>
+            </w:tcBorders>
+            <w:shd w:val="clear" w:color="auto" w:fill="FFFFFF"/>
+            <w:tcMar>
+              <w:top w:w="0" w:type="dxa"/>
+              <w:bottom w:w="0" w:type="dxa"/>
+              <w:left w:w="0" w:type="dxa"/>
+              <w:right w:w="0" w:type="dxa"/>
+            </w:tcMar>
+            <w:vAlign w:val="top"/>
+          </w:tcPr>
+          <w:p>
+            <w:pPr>
+              <w:pStyle w:val="Normal"/>
+              <w:jc w:val="center"/>
+              <w:pBdr>
+                <w:bottom w:val="none" w:sz="0" w:space="0" w:color="000000"/>
+                <w:top w:val="none" w:sz="0" w:space="0" w:color="000000"/>
+                <w:left w:val="none" w:sz="0" w:space="0" w:color="000000"/>
+                <w:right w:val="none" w:sz="0" w:space="0" w:color="000000"/>
+              </w:pBdr>
+              <w:spacing w:after="100" w:before="100" w:line="240"/>
+              <w:ind w:left="100" w:right="100" w:firstLine="0" w:firstLineChars="0"/>
+              <w:rPr>
+                <w:rFonts w:ascii="Helvetica" w:hAnsi="Helvetica" w:eastAsia="Helvetica" w:cs="Helvetica"/>
+                <w:i w:val="false"/>
+                <w:b w:val="false"/>
+                <w:u w:val="none"/>
+                <w:sz w:val="22"/>
+                <w:szCs w:val="22"/>
+                <w:color w:val="000000"/>
+              </w:rPr>
+            </w:pPr>
+            <w:r>
+              <w:rPr>
+                <w:rFonts w:ascii="Helvetica" w:hAnsi="Helvetica" w:eastAsia="Helvetica" w:cs="Helvetica"/>
+                <w:i w:val="false"/>
+                <w:b w:val="false"/>
+                <w:u w:val="none"/>
+                <w:sz w:val="22"/>
+                <w:szCs w:val="22"/>
+                <w:color w:val="000000"/>
+              </w:rPr>
+              <w:t xml:space="preserve">0.32, 11.1</w:t>
+            </w:r>
+          </w:p>
+        </w:tc>
+        <w:tc>
+          <w:tcPr>
+            <w:tcBorders>
+              <w:bottom w:val="none" w:sz="0" w:space="0" w:color="000000"/>
+              <w:top w:val="none" w:sz="0" w:space="0" w:color="000000"/>
+              <w:left w:val="none" w:sz="0" w:space="0" w:color="000000"/>
+              <w:right w:val="none" w:sz="0" w:space="0" w:color="000000"/>
+            </w:tcBorders>
+            <w:shd w:val="clear" w:color="auto" w:fill="FFFFFF"/>
+            <w:tcMar>
+              <w:top w:w="0" w:type="dxa"/>
+              <w:bottom w:w="0" w:type="dxa"/>
+              <w:left w:w="0" w:type="dxa"/>
+              <w:right w:w="0" w:type="dxa"/>
+            </w:tcMar>
+            <w:vAlign w:val="top"/>
+          </w:tcPr>
+          <w:p>
+            <w:pPr>
+              <w:pStyle w:val="Normal"/>
+              <w:jc w:val="center"/>
+              <w:pBdr>
+                <w:bottom w:val="none" w:sz="0" w:space="0" w:color="000000"/>
+                <w:top w:val="none" w:sz="0" w:space="0" w:color="000000"/>
+                <w:left w:val="none" w:sz="0" w:space="0" w:color="000000"/>
+                <w:right w:val="none" w:sz="0" w:space="0" w:color="000000"/>
+              </w:pBdr>
+              <w:spacing w:after="100" w:before="100" w:line="240"/>
+              <w:ind w:left="100" w:right="100" w:firstLine="0" w:firstLineChars="0"/>
+              <w:rPr>
+                <w:rFonts w:ascii="Helvetica" w:hAnsi="Helvetica" w:eastAsia="Helvetica" w:cs="Helvetica"/>
+                <w:i w:val="false"/>
+                <w:b w:val="false"/>
+                <w:u w:val="none"/>
+                <w:sz w:val="22"/>
+                <w:szCs w:val="22"/>
+                <w:color w:val="000000"/>
+              </w:rPr>
+            </w:pPr>
+            <w:r>
+              <w:rPr>
+                <w:rFonts w:ascii="Helvetica" w:hAnsi="Helvetica" w:eastAsia="Helvetica" w:cs="Helvetica"/>
+                <w:i w:val="false"/>
+                <w:b w:val="false"/>
+                <w:u w:val="none"/>
+                <w:sz w:val="22"/>
+                <w:szCs w:val="22"/>
+                <w:color w:val="000000"/>
+              </w:rPr>
+              <w:t xml:space="preserve">0.480</w:t>
             </w:r>
           </w:p>
         </w:tc>
@@ -7170,113 +7170,113 @@
                 <w:szCs w:val="22"/>
                 <w:color w:val="000000"/>
               </w:rPr>
-              <w:t xml:space="preserve">0.46</w:t>
-            </w:r>
-          </w:p>
-        </w:tc>
-        <w:tc>
-          <w:tcPr>
-            <w:tcBorders>
-              <w:bottom w:val="none" w:sz="0" w:space="0" w:color="000000"/>
-              <w:top w:val="none" w:sz="0" w:space="0" w:color="000000"/>
-              <w:left w:val="none" w:sz="0" w:space="0" w:color="000000"/>
-              <w:right w:val="none" w:sz="0" w:space="0" w:color="000000"/>
-            </w:tcBorders>
-            <w:shd w:val="clear" w:color="auto" w:fill="FFFFFF"/>
-            <w:tcMar>
-              <w:top w:w="0" w:type="dxa"/>
-              <w:bottom w:w="0" w:type="dxa"/>
-              <w:left w:w="0" w:type="dxa"/>
-              <w:right w:w="0" w:type="dxa"/>
-            </w:tcMar>
-            <w:vAlign w:val="top"/>
-          </w:tcPr>
-          <w:p>
-            <w:pPr>
-              <w:pStyle w:val="Normal"/>
-              <w:jc w:val="center"/>
-              <w:pBdr>
-                <w:bottom w:val="none" w:sz="0" w:space="0" w:color="000000"/>
-                <w:top w:val="none" w:sz="0" w:space="0" w:color="000000"/>
-                <w:left w:val="none" w:sz="0" w:space="0" w:color="000000"/>
-                <w:right w:val="none" w:sz="0" w:space="0" w:color="000000"/>
-              </w:pBdr>
-              <w:spacing w:after="100" w:before="100" w:line="240"/>
-              <w:ind w:left="100" w:right="100" w:firstLine="0" w:firstLineChars="0"/>
-              <w:rPr>
-                <w:rFonts w:ascii="Helvetica" w:hAnsi="Helvetica" w:eastAsia="Helvetica" w:cs="Helvetica"/>
-                <w:i w:val="false"/>
-                <w:b w:val="false"/>
-                <w:u w:val="none"/>
-                <w:sz w:val="22"/>
-                <w:szCs w:val="22"/>
-                <w:color w:val="000000"/>
-              </w:rPr>
-            </w:pPr>
-            <w:r>
-              <w:rPr>
-                <w:rFonts w:ascii="Helvetica" w:hAnsi="Helvetica" w:eastAsia="Helvetica" w:cs="Helvetica"/>
-                <w:i w:val="false"/>
-                <w:b w:val="false"/>
-                <w:u w:val="none"/>
-                <w:sz w:val="22"/>
-                <w:szCs w:val="22"/>
-                <w:color w:val="000000"/>
-              </w:rPr>
-              <w:t xml:space="preserve">0.05, 4.33</w:t>
-            </w:r>
-          </w:p>
-        </w:tc>
-        <w:tc>
-          <w:tcPr>
-            <w:tcBorders>
-              <w:bottom w:val="none" w:sz="0" w:space="0" w:color="000000"/>
-              <w:top w:val="none" w:sz="0" w:space="0" w:color="000000"/>
-              <w:left w:val="none" w:sz="0" w:space="0" w:color="000000"/>
-              <w:right w:val="none" w:sz="0" w:space="0" w:color="000000"/>
-            </w:tcBorders>
-            <w:shd w:val="clear" w:color="auto" w:fill="FFFFFF"/>
-            <w:tcMar>
-              <w:top w:w="0" w:type="dxa"/>
-              <w:bottom w:w="0" w:type="dxa"/>
-              <w:left w:w="0" w:type="dxa"/>
-              <w:right w:w="0" w:type="dxa"/>
-            </w:tcMar>
-            <w:vAlign w:val="top"/>
-          </w:tcPr>
-          <w:p>
-            <w:pPr>
-              <w:pStyle w:val="Normal"/>
-              <w:jc w:val="center"/>
-              <w:pBdr>
-                <w:bottom w:val="none" w:sz="0" w:space="0" w:color="000000"/>
-                <w:top w:val="none" w:sz="0" w:space="0" w:color="000000"/>
-                <w:left w:val="none" w:sz="0" w:space="0" w:color="000000"/>
-                <w:right w:val="none" w:sz="0" w:space="0" w:color="000000"/>
-              </w:pBdr>
-              <w:spacing w:after="100" w:before="100" w:line="240"/>
-              <w:ind w:left="100" w:right="100" w:firstLine="0" w:firstLineChars="0"/>
-              <w:rPr>
-                <w:rFonts w:ascii="Helvetica" w:hAnsi="Helvetica" w:eastAsia="Helvetica" w:cs="Helvetica"/>
-                <w:i w:val="false"/>
-                <w:b w:val="false"/>
-                <w:u w:val="none"/>
-                <w:sz w:val="22"/>
-                <w:szCs w:val="22"/>
-                <w:color w:val="000000"/>
-              </w:rPr>
-            </w:pPr>
-            <w:r>
-              <w:rPr>
-                <w:rFonts w:ascii="Helvetica" w:hAnsi="Helvetica" w:eastAsia="Helvetica" w:cs="Helvetica"/>
-                <w:i w:val="false"/>
-                <w:b w:val="false"/>
-                <w:u w:val="none"/>
-                <w:sz w:val="22"/>
-                <w:szCs w:val="22"/>
-                <w:color w:val="000000"/>
-              </w:rPr>
-              <w:t xml:space="preserve">0.490</w:t>
+              <w:t xml:space="preserve">0.50</w:t>
+            </w:r>
+          </w:p>
+        </w:tc>
+        <w:tc>
+          <w:tcPr>
+            <w:tcBorders>
+              <w:bottom w:val="none" w:sz="0" w:space="0" w:color="000000"/>
+              <w:top w:val="none" w:sz="0" w:space="0" w:color="000000"/>
+              <w:left w:val="none" w:sz="0" w:space="0" w:color="000000"/>
+              <w:right w:val="none" w:sz="0" w:space="0" w:color="000000"/>
+            </w:tcBorders>
+            <w:shd w:val="clear" w:color="auto" w:fill="FFFFFF"/>
+            <w:tcMar>
+              <w:top w:w="0" w:type="dxa"/>
+              <w:bottom w:w="0" w:type="dxa"/>
+              <w:left w:w="0" w:type="dxa"/>
+              <w:right w:w="0" w:type="dxa"/>
+            </w:tcMar>
+            <w:vAlign w:val="top"/>
+          </w:tcPr>
+          <w:p>
+            <w:pPr>
+              <w:pStyle w:val="Normal"/>
+              <w:jc w:val="center"/>
+              <w:pBdr>
+                <w:bottom w:val="none" w:sz="0" w:space="0" w:color="000000"/>
+                <w:top w:val="none" w:sz="0" w:space="0" w:color="000000"/>
+                <w:left w:val="none" w:sz="0" w:space="0" w:color="000000"/>
+                <w:right w:val="none" w:sz="0" w:space="0" w:color="000000"/>
+              </w:pBdr>
+              <w:spacing w:after="100" w:before="100" w:line="240"/>
+              <w:ind w:left="100" w:right="100" w:firstLine="0" w:firstLineChars="0"/>
+              <w:rPr>
+                <w:rFonts w:ascii="Helvetica" w:hAnsi="Helvetica" w:eastAsia="Helvetica" w:cs="Helvetica"/>
+                <w:i w:val="false"/>
+                <w:b w:val="false"/>
+                <w:u w:val="none"/>
+                <w:sz w:val="22"/>
+                <w:szCs w:val="22"/>
+                <w:color w:val="000000"/>
+              </w:rPr>
+            </w:pPr>
+            <w:r>
+              <w:rPr>
+                <w:rFonts w:ascii="Helvetica" w:hAnsi="Helvetica" w:eastAsia="Helvetica" w:cs="Helvetica"/>
+                <w:i w:val="false"/>
+                <w:b w:val="false"/>
+                <w:u w:val="none"/>
+                <w:sz w:val="22"/>
+                <w:szCs w:val="22"/>
+                <w:color w:val="000000"/>
+              </w:rPr>
+              <w:t xml:space="preserve">0.05, 4.76</w:t>
+            </w:r>
+          </w:p>
+        </w:tc>
+        <w:tc>
+          <w:tcPr>
+            <w:tcBorders>
+              <w:bottom w:val="none" w:sz="0" w:space="0" w:color="000000"/>
+              <w:top w:val="none" w:sz="0" w:space="0" w:color="000000"/>
+              <w:left w:val="none" w:sz="0" w:space="0" w:color="000000"/>
+              <w:right w:val="none" w:sz="0" w:space="0" w:color="000000"/>
+            </w:tcBorders>
+            <w:shd w:val="clear" w:color="auto" w:fill="FFFFFF"/>
+            <w:tcMar>
+              <w:top w:w="0" w:type="dxa"/>
+              <w:bottom w:w="0" w:type="dxa"/>
+              <w:left w:w="0" w:type="dxa"/>
+              <w:right w:w="0" w:type="dxa"/>
+            </w:tcMar>
+            <w:vAlign w:val="top"/>
+          </w:tcPr>
+          <w:p>
+            <w:pPr>
+              <w:pStyle w:val="Normal"/>
+              <w:jc w:val="center"/>
+              <w:pBdr>
+                <w:bottom w:val="none" w:sz="0" w:space="0" w:color="000000"/>
+                <w:top w:val="none" w:sz="0" w:space="0" w:color="000000"/>
+                <w:left w:val="none" w:sz="0" w:space="0" w:color="000000"/>
+                <w:right w:val="none" w:sz="0" w:space="0" w:color="000000"/>
+              </w:pBdr>
+              <w:spacing w:after="100" w:before="100" w:line="240"/>
+              <w:ind w:left="100" w:right="100" w:firstLine="0" w:firstLineChars="0"/>
+              <w:rPr>
+                <w:rFonts w:ascii="Helvetica" w:hAnsi="Helvetica" w:eastAsia="Helvetica" w:cs="Helvetica"/>
+                <w:i w:val="false"/>
+                <w:b w:val="false"/>
+                <w:u w:val="none"/>
+                <w:sz w:val="22"/>
+                <w:szCs w:val="22"/>
+                <w:color w:val="000000"/>
+              </w:rPr>
+            </w:pPr>
+            <w:r>
+              <w:rPr>
+                <w:rFonts w:ascii="Helvetica" w:hAnsi="Helvetica" w:eastAsia="Helvetica" w:cs="Helvetica"/>
+                <w:i w:val="false"/>
+                <w:b w:val="false"/>
+                <w:u w:val="none"/>
+                <w:sz w:val="22"/>
+                <w:szCs w:val="22"/>
+                <w:color w:val="000000"/>
+              </w:rPr>
+              <w:t xml:space="preserve">0.540</w:t>
             </w:r>
           </w:p>
         </w:tc>
@@ -7435,60 +7435,60 @@
                 <w:szCs w:val="22"/>
                 <w:color w:val="000000"/>
               </w:rPr>
-              <w:t xml:space="preserve">0.04, 1.27</w:t>
-            </w:r>
-          </w:p>
-        </w:tc>
-        <w:tc>
-          <w:tcPr>
-            <w:tcBorders>
-              <w:bottom w:val="none" w:sz="0" w:space="0" w:color="000000"/>
-              <w:top w:val="none" w:sz="0" w:space="0" w:color="000000"/>
-              <w:left w:val="none" w:sz="0" w:space="0" w:color="000000"/>
-              <w:right w:val="none" w:sz="0" w:space="0" w:color="000000"/>
-            </w:tcBorders>
-            <w:shd w:val="clear" w:color="auto" w:fill="FFFFFF"/>
-            <w:tcMar>
-              <w:top w:w="0" w:type="dxa"/>
-              <w:bottom w:w="0" w:type="dxa"/>
-              <w:left w:w="0" w:type="dxa"/>
-              <w:right w:w="0" w:type="dxa"/>
-            </w:tcMar>
-            <w:vAlign w:val="top"/>
-          </w:tcPr>
-          <w:p>
-            <w:pPr>
-              <w:pStyle w:val="Normal"/>
-              <w:jc w:val="center"/>
-              <w:pBdr>
-                <w:bottom w:val="none" w:sz="0" w:space="0" w:color="000000"/>
-                <w:top w:val="none" w:sz="0" w:space="0" w:color="000000"/>
-                <w:left w:val="none" w:sz="0" w:space="0" w:color="000000"/>
-                <w:right w:val="none" w:sz="0" w:space="0" w:color="000000"/>
-              </w:pBdr>
-              <w:spacing w:after="100" w:before="100" w:line="240"/>
-              <w:ind w:left="100" w:right="100" w:firstLine="0" w:firstLineChars="0"/>
-              <w:rPr>
-                <w:rFonts w:ascii="Helvetica" w:hAnsi="Helvetica" w:eastAsia="Helvetica" w:cs="Helvetica"/>
-                <w:i w:val="false"/>
-                <w:b w:val="false"/>
-                <w:u w:val="none"/>
-                <w:sz w:val="22"/>
-                <w:szCs w:val="22"/>
-                <w:color w:val="000000"/>
-              </w:rPr>
-            </w:pPr>
-            <w:r>
-              <w:rPr>
-                <w:rFonts w:ascii="Helvetica" w:hAnsi="Helvetica" w:eastAsia="Helvetica" w:cs="Helvetica"/>
-                <w:i w:val="false"/>
-                <w:b w:val="false"/>
-                <w:u w:val="none"/>
-                <w:sz w:val="22"/>
-                <w:szCs w:val="22"/>
-                <w:color w:val="000000"/>
-              </w:rPr>
-              <w:t xml:space="preserve">0.092</w:t>
+              <w:t xml:space="preserve">0.04, 1.28</w:t>
+            </w:r>
+          </w:p>
+        </w:tc>
+        <w:tc>
+          <w:tcPr>
+            <w:tcBorders>
+              <w:bottom w:val="none" w:sz="0" w:space="0" w:color="000000"/>
+              <w:top w:val="none" w:sz="0" w:space="0" w:color="000000"/>
+              <w:left w:val="none" w:sz="0" w:space="0" w:color="000000"/>
+              <w:right w:val="none" w:sz="0" w:space="0" w:color="000000"/>
+            </w:tcBorders>
+            <w:shd w:val="clear" w:color="auto" w:fill="FFFFFF"/>
+            <w:tcMar>
+              <w:top w:w="0" w:type="dxa"/>
+              <w:bottom w:w="0" w:type="dxa"/>
+              <w:left w:w="0" w:type="dxa"/>
+              <w:right w:w="0" w:type="dxa"/>
+            </w:tcMar>
+            <w:vAlign w:val="top"/>
+          </w:tcPr>
+          <w:p>
+            <w:pPr>
+              <w:pStyle w:val="Normal"/>
+              <w:jc w:val="center"/>
+              <w:pBdr>
+                <w:bottom w:val="none" w:sz="0" w:space="0" w:color="000000"/>
+                <w:top w:val="none" w:sz="0" w:space="0" w:color="000000"/>
+                <w:left w:val="none" w:sz="0" w:space="0" w:color="000000"/>
+                <w:right w:val="none" w:sz="0" w:space="0" w:color="000000"/>
+              </w:pBdr>
+              <w:spacing w:after="100" w:before="100" w:line="240"/>
+              <w:ind w:left="100" w:right="100" w:firstLine="0" w:firstLineChars="0"/>
+              <w:rPr>
+                <w:rFonts w:ascii="Helvetica" w:hAnsi="Helvetica" w:eastAsia="Helvetica" w:cs="Helvetica"/>
+                <w:i w:val="false"/>
+                <w:b w:val="false"/>
+                <w:u w:val="none"/>
+                <w:sz w:val="22"/>
+                <w:szCs w:val="22"/>
+                <w:color w:val="000000"/>
+              </w:rPr>
+            </w:pPr>
+            <w:r>
+              <w:rPr>
+                <w:rFonts w:ascii="Helvetica" w:hAnsi="Helvetica" w:eastAsia="Helvetica" w:cs="Helvetica"/>
+                <w:i w:val="false"/>
+                <w:b w:val="false"/>
+                <w:u w:val="none"/>
+                <w:sz w:val="22"/>
+                <w:szCs w:val="22"/>
+                <w:color w:val="000000"/>
+              </w:rPr>
+              <w:t xml:space="preserve">0.093</w:t>
             </w:r>
           </w:p>
         </w:tc>
@@ -7653,113 +7653,113 @@
                 <w:szCs w:val="22"/>
                 <w:color w:val="000000"/>
               </w:rPr>
-              <w:t xml:space="preserve">0.70</w:t>
-            </w:r>
-          </w:p>
-        </w:tc>
-        <w:tc>
-          <w:tcPr>
-            <w:tcBorders>
-              <w:bottom w:val="none" w:sz="0" w:space="0" w:color="000000"/>
-              <w:top w:val="none" w:sz="0" w:space="0" w:color="000000"/>
-              <w:left w:val="none" w:sz="0" w:space="0" w:color="000000"/>
-              <w:right w:val="none" w:sz="0" w:space="0" w:color="000000"/>
-            </w:tcBorders>
-            <w:shd w:val="clear" w:color="auto" w:fill="FFFFFF"/>
-            <w:tcMar>
-              <w:top w:w="0" w:type="dxa"/>
-              <w:bottom w:w="0" w:type="dxa"/>
-              <w:left w:w="0" w:type="dxa"/>
-              <w:right w:w="0" w:type="dxa"/>
-            </w:tcMar>
-            <w:vAlign w:val="top"/>
-          </w:tcPr>
-          <w:p>
-            <w:pPr>
-              <w:pStyle w:val="Normal"/>
-              <w:jc w:val="center"/>
-              <w:pBdr>
-                <w:bottom w:val="none" w:sz="0" w:space="0" w:color="000000"/>
-                <w:top w:val="none" w:sz="0" w:space="0" w:color="000000"/>
-                <w:left w:val="none" w:sz="0" w:space="0" w:color="000000"/>
-                <w:right w:val="none" w:sz="0" w:space="0" w:color="000000"/>
-              </w:pBdr>
-              <w:spacing w:after="100" w:before="100" w:line="240"/>
-              <w:ind w:left="100" w:right="100" w:firstLine="0" w:firstLineChars="0"/>
-              <w:rPr>
-                <w:rFonts w:ascii="Helvetica" w:hAnsi="Helvetica" w:eastAsia="Helvetica" w:cs="Helvetica"/>
-                <w:i w:val="false"/>
-                <w:b w:val="false"/>
-                <w:u w:val="none"/>
-                <w:sz w:val="22"/>
-                <w:szCs w:val="22"/>
-                <w:color w:val="000000"/>
-              </w:rPr>
-            </w:pPr>
-            <w:r>
-              <w:rPr>
-                <w:rFonts w:ascii="Helvetica" w:hAnsi="Helvetica" w:eastAsia="Helvetica" w:cs="Helvetica"/>
-                <w:i w:val="false"/>
-                <w:b w:val="false"/>
-                <w:u w:val="none"/>
-                <w:sz w:val="22"/>
-                <w:szCs w:val="22"/>
-                <w:color w:val="000000"/>
-              </w:rPr>
-              <w:t xml:space="preserve">0.32, 1.52</w:t>
-            </w:r>
-          </w:p>
-        </w:tc>
-        <w:tc>
-          <w:tcPr>
-            <w:tcBorders>
-              <w:bottom w:val="none" w:sz="0" w:space="0" w:color="000000"/>
-              <w:top w:val="none" w:sz="0" w:space="0" w:color="000000"/>
-              <w:left w:val="none" w:sz="0" w:space="0" w:color="000000"/>
-              <w:right w:val="none" w:sz="0" w:space="0" w:color="000000"/>
-            </w:tcBorders>
-            <w:shd w:val="clear" w:color="auto" w:fill="FFFFFF"/>
-            <w:tcMar>
-              <w:top w:w="0" w:type="dxa"/>
-              <w:bottom w:w="0" w:type="dxa"/>
-              <w:left w:w="0" w:type="dxa"/>
-              <w:right w:w="0" w:type="dxa"/>
-            </w:tcMar>
-            <w:vAlign w:val="top"/>
-          </w:tcPr>
-          <w:p>
-            <w:pPr>
-              <w:pStyle w:val="Normal"/>
-              <w:jc w:val="center"/>
-              <w:pBdr>
-                <w:bottom w:val="none" w:sz="0" w:space="0" w:color="000000"/>
-                <w:top w:val="none" w:sz="0" w:space="0" w:color="000000"/>
-                <w:left w:val="none" w:sz="0" w:space="0" w:color="000000"/>
-                <w:right w:val="none" w:sz="0" w:space="0" w:color="000000"/>
-              </w:pBdr>
-              <w:spacing w:after="100" w:before="100" w:line="240"/>
-              <w:ind w:left="100" w:right="100" w:firstLine="0" w:firstLineChars="0"/>
-              <w:rPr>
-                <w:rFonts w:ascii="Helvetica" w:hAnsi="Helvetica" w:eastAsia="Helvetica" w:cs="Helvetica"/>
-                <w:i w:val="false"/>
-                <w:b w:val="false"/>
-                <w:u w:val="none"/>
-                <w:sz w:val="22"/>
-                <w:szCs w:val="22"/>
-                <w:color w:val="000000"/>
-              </w:rPr>
-            </w:pPr>
-            <w:r>
-              <w:rPr>
-                <w:rFonts w:ascii="Helvetica" w:hAnsi="Helvetica" w:eastAsia="Helvetica" w:cs="Helvetica"/>
-                <w:i w:val="false"/>
-                <w:b w:val="false"/>
-                <w:u w:val="none"/>
-                <w:sz w:val="22"/>
-                <w:szCs w:val="22"/>
-                <w:color w:val="000000"/>
-              </w:rPr>
-              <w:t xml:space="preserve">0.360</w:t>
+              <w:t xml:space="preserve">0.76</w:t>
+            </w:r>
+          </w:p>
+        </w:tc>
+        <w:tc>
+          <w:tcPr>
+            <w:tcBorders>
+              <w:bottom w:val="none" w:sz="0" w:space="0" w:color="000000"/>
+              <w:top w:val="none" w:sz="0" w:space="0" w:color="000000"/>
+              <w:left w:val="none" w:sz="0" w:space="0" w:color="000000"/>
+              <w:right w:val="none" w:sz="0" w:space="0" w:color="000000"/>
+            </w:tcBorders>
+            <w:shd w:val="clear" w:color="auto" w:fill="FFFFFF"/>
+            <w:tcMar>
+              <w:top w:w="0" w:type="dxa"/>
+              <w:bottom w:w="0" w:type="dxa"/>
+              <w:left w:w="0" w:type="dxa"/>
+              <w:right w:w="0" w:type="dxa"/>
+            </w:tcMar>
+            <w:vAlign w:val="top"/>
+          </w:tcPr>
+          <w:p>
+            <w:pPr>
+              <w:pStyle w:val="Normal"/>
+              <w:jc w:val="center"/>
+              <w:pBdr>
+                <w:bottom w:val="none" w:sz="0" w:space="0" w:color="000000"/>
+                <w:top w:val="none" w:sz="0" w:space="0" w:color="000000"/>
+                <w:left w:val="none" w:sz="0" w:space="0" w:color="000000"/>
+                <w:right w:val="none" w:sz="0" w:space="0" w:color="000000"/>
+              </w:pBdr>
+              <w:spacing w:after="100" w:before="100" w:line="240"/>
+              <w:ind w:left="100" w:right="100" w:firstLine="0" w:firstLineChars="0"/>
+              <w:rPr>
+                <w:rFonts w:ascii="Helvetica" w:hAnsi="Helvetica" w:eastAsia="Helvetica" w:cs="Helvetica"/>
+                <w:i w:val="false"/>
+                <w:b w:val="false"/>
+                <w:u w:val="none"/>
+                <w:sz w:val="22"/>
+                <w:szCs w:val="22"/>
+                <w:color w:val="000000"/>
+              </w:rPr>
+            </w:pPr>
+            <w:r>
+              <w:rPr>
+                <w:rFonts w:ascii="Helvetica" w:hAnsi="Helvetica" w:eastAsia="Helvetica" w:cs="Helvetica"/>
+                <w:i w:val="false"/>
+                <w:b w:val="false"/>
+                <w:u w:val="none"/>
+                <w:sz w:val="22"/>
+                <w:szCs w:val="22"/>
+                <w:color w:val="000000"/>
+              </w:rPr>
+              <w:t xml:space="preserve">0.34, 1.71</w:t>
+            </w:r>
+          </w:p>
+        </w:tc>
+        <w:tc>
+          <w:tcPr>
+            <w:tcBorders>
+              <w:bottom w:val="none" w:sz="0" w:space="0" w:color="000000"/>
+              <w:top w:val="none" w:sz="0" w:space="0" w:color="000000"/>
+              <w:left w:val="none" w:sz="0" w:space="0" w:color="000000"/>
+              <w:right w:val="none" w:sz="0" w:space="0" w:color="000000"/>
+            </w:tcBorders>
+            <w:shd w:val="clear" w:color="auto" w:fill="FFFFFF"/>
+            <w:tcMar>
+              <w:top w:w="0" w:type="dxa"/>
+              <w:bottom w:w="0" w:type="dxa"/>
+              <w:left w:w="0" w:type="dxa"/>
+              <w:right w:w="0" w:type="dxa"/>
+            </w:tcMar>
+            <w:vAlign w:val="top"/>
+          </w:tcPr>
+          <w:p>
+            <w:pPr>
+              <w:pStyle w:val="Normal"/>
+              <w:jc w:val="center"/>
+              <w:pBdr>
+                <w:bottom w:val="none" w:sz="0" w:space="0" w:color="000000"/>
+                <w:top w:val="none" w:sz="0" w:space="0" w:color="000000"/>
+                <w:left w:val="none" w:sz="0" w:space="0" w:color="000000"/>
+                <w:right w:val="none" w:sz="0" w:space="0" w:color="000000"/>
+              </w:pBdr>
+              <w:spacing w:after="100" w:before="100" w:line="240"/>
+              <w:ind w:left="100" w:right="100" w:firstLine="0" w:firstLineChars="0"/>
+              <w:rPr>
+                <w:rFonts w:ascii="Helvetica" w:hAnsi="Helvetica" w:eastAsia="Helvetica" w:cs="Helvetica"/>
+                <w:i w:val="false"/>
+                <w:b w:val="false"/>
+                <w:u w:val="none"/>
+                <w:sz w:val="22"/>
+                <w:szCs w:val="22"/>
+                <w:color w:val="000000"/>
+              </w:rPr>
+            </w:pPr>
+            <w:r>
+              <w:rPr>
+                <w:rFonts w:ascii="Helvetica" w:hAnsi="Helvetica" w:eastAsia="Helvetica" w:cs="Helvetica"/>
+                <w:i w:val="false"/>
+                <w:b w:val="false"/>
+                <w:u w:val="none"/>
+                <w:sz w:val="22"/>
+                <w:szCs w:val="22"/>
+                <w:color w:val="000000"/>
+              </w:rPr>
+              <w:t xml:space="preserve">0.500</w:t>
             </w:r>
           </w:p>
         </w:tc>
@@ -7865,113 +7865,113 @@
                 <w:szCs w:val="22"/>
                 <w:color w:val="000000"/>
               </w:rPr>
-              <w:t xml:space="preserve">1.16</w:t>
-            </w:r>
-          </w:p>
-        </w:tc>
-        <w:tc>
-          <w:tcPr>
-            <w:tcBorders>
-              <w:bottom w:val="none" w:sz="0" w:space="0" w:color="000000"/>
-              <w:top w:val="none" w:sz="0" w:space="0" w:color="000000"/>
-              <w:left w:val="none" w:sz="0" w:space="0" w:color="000000"/>
-              <w:right w:val="none" w:sz="0" w:space="0" w:color="000000"/>
-            </w:tcBorders>
-            <w:shd w:val="clear" w:color="auto" w:fill="FFFFFF"/>
-            <w:tcMar>
-              <w:top w:w="0" w:type="dxa"/>
-              <w:bottom w:w="0" w:type="dxa"/>
-              <w:left w:w="0" w:type="dxa"/>
-              <w:right w:w="0" w:type="dxa"/>
-            </w:tcMar>
-            <w:vAlign w:val="top"/>
-          </w:tcPr>
-          <w:p>
-            <w:pPr>
-              <w:pStyle w:val="Normal"/>
-              <w:jc w:val="center"/>
-              <w:pBdr>
-                <w:bottom w:val="none" w:sz="0" w:space="0" w:color="000000"/>
-                <w:top w:val="none" w:sz="0" w:space="0" w:color="000000"/>
-                <w:left w:val="none" w:sz="0" w:space="0" w:color="000000"/>
-                <w:right w:val="none" w:sz="0" w:space="0" w:color="000000"/>
-              </w:pBdr>
-              <w:spacing w:after="100" w:before="100" w:line="240"/>
-              <w:ind w:left="100" w:right="100" w:firstLine="0" w:firstLineChars="0"/>
-              <w:rPr>
-                <w:rFonts w:ascii="Helvetica" w:hAnsi="Helvetica" w:eastAsia="Helvetica" w:cs="Helvetica"/>
-                <w:i w:val="false"/>
-                <w:b w:val="false"/>
-                <w:u w:val="none"/>
-                <w:sz w:val="22"/>
-                <w:szCs w:val="22"/>
-                <w:color w:val="000000"/>
-              </w:rPr>
-            </w:pPr>
-            <w:r>
-              <w:rPr>
-                <w:rFonts w:ascii="Helvetica" w:hAnsi="Helvetica" w:eastAsia="Helvetica" w:cs="Helvetica"/>
-                <w:i w:val="false"/>
-                <w:b w:val="false"/>
-                <w:u w:val="none"/>
-                <w:sz w:val="22"/>
-                <w:szCs w:val="22"/>
-                <w:color w:val="000000"/>
-              </w:rPr>
-              <w:t xml:space="preserve">0.25, 5.41</w:t>
-            </w:r>
-          </w:p>
-        </w:tc>
-        <w:tc>
-          <w:tcPr>
-            <w:tcBorders>
-              <w:bottom w:val="none" w:sz="0" w:space="0" w:color="000000"/>
-              <w:top w:val="none" w:sz="0" w:space="0" w:color="000000"/>
-              <w:left w:val="none" w:sz="0" w:space="0" w:color="000000"/>
-              <w:right w:val="none" w:sz="0" w:space="0" w:color="000000"/>
-            </w:tcBorders>
-            <w:shd w:val="clear" w:color="auto" w:fill="FFFFFF"/>
-            <w:tcMar>
-              <w:top w:w="0" w:type="dxa"/>
-              <w:bottom w:w="0" w:type="dxa"/>
-              <w:left w:w="0" w:type="dxa"/>
-              <w:right w:w="0" w:type="dxa"/>
-            </w:tcMar>
-            <w:vAlign w:val="top"/>
-          </w:tcPr>
-          <w:p>
-            <w:pPr>
-              <w:pStyle w:val="Normal"/>
-              <w:jc w:val="center"/>
-              <w:pBdr>
-                <w:bottom w:val="none" w:sz="0" w:space="0" w:color="000000"/>
-                <w:top w:val="none" w:sz="0" w:space="0" w:color="000000"/>
-                <w:left w:val="none" w:sz="0" w:space="0" w:color="000000"/>
-                <w:right w:val="none" w:sz="0" w:space="0" w:color="000000"/>
-              </w:pBdr>
-              <w:spacing w:after="100" w:before="100" w:line="240"/>
-              <w:ind w:left="100" w:right="100" w:firstLine="0" w:firstLineChars="0"/>
-              <w:rPr>
-                <w:rFonts w:ascii="Helvetica" w:hAnsi="Helvetica" w:eastAsia="Helvetica" w:cs="Helvetica"/>
-                <w:i w:val="false"/>
-                <w:b w:val="false"/>
-                <w:u w:val="none"/>
-                <w:sz w:val="22"/>
-                <w:szCs w:val="22"/>
-                <w:color w:val="000000"/>
-              </w:rPr>
-            </w:pPr>
-            <w:r>
-              <w:rPr>
-                <w:rFonts w:ascii="Helvetica" w:hAnsi="Helvetica" w:eastAsia="Helvetica" w:cs="Helvetica"/>
-                <w:i w:val="false"/>
-                <w:b w:val="false"/>
-                <w:u w:val="none"/>
-                <w:sz w:val="22"/>
-                <w:szCs w:val="22"/>
-                <w:color w:val="000000"/>
-              </w:rPr>
-              <w:t xml:space="preserve">0.850</w:t>
+              <w:t xml:space="preserve">1.08</w:t>
+            </w:r>
+          </w:p>
+        </w:tc>
+        <w:tc>
+          <w:tcPr>
+            <w:tcBorders>
+              <w:bottom w:val="none" w:sz="0" w:space="0" w:color="000000"/>
+              <w:top w:val="none" w:sz="0" w:space="0" w:color="000000"/>
+              <w:left w:val="none" w:sz="0" w:space="0" w:color="000000"/>
+              <w:right w:val="none" w:sz="0" w:space="0" w:color="000000"/>
+            </w:tcBorders>
+            <w:shd w:val="clear" w:color="auto" w:fill="FFFFFF"/>
+            <w:tcMar>
+              <w:top w:w="0" w:type="dxa"/>
+              <w:bottom w:w="0" w:type="dxa"/>
+              <w:left w:w="0" w:type="dxa"/>
+              <w:right w:w="0" w:type="dxa"/>
+            </w:tcMar>
+            <w:vAlign w:val="top"/>
+          </w:tcPr>
+          <w:p>
+            <w:pPr>
+              <w:pStyle w:val="Normal"/>
+              <w:jc w:val="center"/>
+              <w:pBdr>
+                <w:bottom w:val="none" w:sz="0" w:space="0" w:color="000000"/>
+                <w:top w:val="none" w:sz="0" w:space="0" w:color="000000"/>
+                <w:left w:val="none" w:sz="0" w:space="0" w:color="000000"/>
+                <w:right w:val="none" w:sz="0" w:space="0" w:color="000000"/>
+              </w:pBdr>
+              <w:spacing w:after="100" w:before="100" w:line="240"/>
+              <w:ind w:left="100" w:right="100" w:firstLine="0" w:firstLineChars="0"/>
+              <w:rPr>
+                <w:rFonts w:ascii="Helvetica" w:hAnsi="Helvetica" w:eastAsia="Helvetica" w:cs="Helvetica"/>
+                <w:i w:val="false"/>
+                <w:b w:val="false"/>
+                <w:u w:val="none"/>
+                <w:sz w:val="22"/>
+                <w:szCs w:val="22"/>
+                <w:color w:val="000000"/>
+              </w:rPr>
+            </w:pPr>
+            <w:r>
+              <w:rPr>
+                <w:rFonts w:ascii="Helvetica" w:hAnsi="Helvetica" w:eastAsia="Helvetica" w:cs="Helvetica"/>
+                <w:i w:val="false"/>
+                <w:b w:val="false"/>
+                <w:u w:val="none"/>
+                <w:sz w:val="22"/>
+                <w:szCs w:val="22"/>
+                <w:color w:val="000000"/>
+              </w:rPr>
+              <w:t xml:space="preserve">0.23, 5.16</w:t>
+            </w:r>
+          </w:p>
+        </w:tc>
+        <w:tc>
+          <w:tcPr>
+            <w:tcBorders>
+              <w:bottom w:val="none" w:sz="0" w:space="0" w:color="000000"/>
+              <w:top w:val="none" w:sz="0" w:space="0" w:color="000000"/>
+              <w:left w:val="none" w:sz="0" w:space="0" w:color="000000"/>
+              <w:right w:val="none" w:sz="0" w:space="0" w:color="000000"/>
+            </w:tcBorders>
+            <w:shd w:val="clear" w:color="auto" w:fill="FFFFFF"/>
+            <w:tcMar>
+              <w:top w:w="0" w:type="dxa"/>
+              <w:bottom w:w="0" w:type="dxa"/>
+              <w:left w:w="0" w:type="dxa"/>
+              <w:right w:w="0" w:type="dxa"/>
+            </w:tcMar>
+            <w:vAlign w:val="top"/>
+          </w:tcPr>
+          <w:p>
+            <w:pPr>
+              <w:pStyle w:val="Normal"/>
+              <w:jc w:val="center"/>
+              <w:pBdr>
+                <w:bottom w:val="none" w:sz="0" w:space="0" w:color="000000"/>
+                <w:top w:val="none" w:sz="0" w:space="0" w:color="000000"/>
+                <w:left w:val="none" w:sz="0" w:space="0" w:color="000000"/>
+                <w:right w:val="none" w:sz="0" w:space="0" w:color="000000"/>
+              </w:pBdr>
+              <w:spacing w:after="100" w:before="100" w:line="240"/>
+              <w:ind w:left="100" w:right="100" w:firstLine="0" w:firstLineChars="0"/>
+              <w:rPr>
+                <w:rFonts w:ascii="Helvetica" w:hAnsi="Helvetica" w:eastAsia="Helvetica" w:cs="Helvetica"/>
+                <w:i w:val="false"/>
+                <w:b w:val="false"/>
+                <w:u w:val="none"/>
+                <w:sz w:val="22"/>
+                <w:szCs w:val="22"/>
+                <w:color w:val="000000"/>
+              </w:rPr>
+            </w:pPr>
+            <w:r>
+              <w:rPr>
+                <w:rFonts w:ascii="Helvetica" w:hAnsi="Helvetica" w:eastAsia="Helvetica" w:cs="Helvetica"/>
+                <w:i w:val="false"/>
+                <w:b w:val="false"/>
+                <w:u w:val="none"/>
+                <w:sz w:val="22"/>
+                <w:szCs w:val="22"/>
+                <w:color w:val="000000"/>
+              </w:rPr>
+              <w:t xml:space="preserve">0.920</w:t>
             </w:r>
           </w:p>
         </w:tc>
@@ -8136,113 +8136,113 @@
                 <w:szCs w:val="22"/>
                 <w:color w:val="000000"/>
               </w:rPr>
-              <w:t xml:space="preserve">0.58</w:t>
-            </w:r>
-          </w:p>
-        </w:tc>
-        <w:tc>
-          <w:tcPr>
-            <w:tcBorders>
-              <w:bottom w:val="none" w:sz="0" w:space="0" w:color="000000"/>
-              <w:top w:val="none" w:sz="0" w:space="0" w:color="000000"/>
-              <w:left w:val="none" w:sz="0" w:space="0" w:color="000000"/>
-              <w:right w:val="none" w:sz="0" w:space="0" w:color="000000"/>
-            </w:tcBorders>
-            <w:shd w:val="clear" w:color="auto" w:fill="FFFFFF"/>
-            <w:tcMar>
-              <w:top w:w="0" w:type="dxa"/>
-              <w:bottom w:w="0" w:type="dxa"/>
-              <w:left w:w="0" w:type="dxa"/>
-              <w:right w:w="0" w:type="dxa"/>
-            </w:tcMar>
-            <w:vAlign w:val="top"/>
-          </w:tcPr>
-          <w:p>
-            <w:pPr>
-              <w:pStyle w:val="Normal"/>
-              <w:jc w:val="center"/>
-              <w:pBdr>
-                <w:bottom w:val="none" w:sz="0" w:space="0" w:color="000000"/>
-                <w:top w:val="none" w:sz="0" w:space="0" w:color="000000"/>
-                <w:left w:val="none" w:sz="0" w:space="0" w:color="000000"/>
-                <w:right w:val="none" w:sz="0" w:space="0" w:color="000000"/>
-              </w:pBdr>
-              <w:spacing w:after="100" w:before="100" w:line="240"/>
-              <w:ind w:left="100" w:right="100" w:firstLine="0" w:firstLineChars="0"/>
-              <w:rPr>
-                <w:rFonts w:ascii="Helvetica" w:hAnsi="Helvetica" w:eastAsia="Helvetica" w:cs="Helvetica"/>
-                <w:i w:val="false"/>
-                <w:b w:val="false"/>
-                <w:u w:val="none"/>
-                <w:sz w:val="22"/>
-                <w:szCs w:val="22"/>
-                <w:color w:val="000000"/>
-              </w:rPr>
-            </w:pPr>
-            <w:r>
-              <w:rPr>
-                <w:rFonts w:ascii="Helvetica" w:hAnsi="Helvetica" w:eastAsia="Helvetica" w:cs="Helvetica"/>
-                <w:i w:val="false"/>
-                <w:b w:val="false"/>
-                <w:u w:val="none"/>
-                <w:sz w:val="22"/>
-                <w:szCs w:val="22"/>
-                <w:color w:val="000000"/>
-              </w:rPr>
-              <w:t xml:space="preserve">0.19, 1.80</w:t>
-            </w:r>
-          </w:p>
-        </w:tc>
-        <w:tc>
-          <w:tcPr>
-            <w:tcBorders>
-              <w:bottom w:val="none" w:sz="0" w:space="0" w:color="000000"/>
-              <w:top w:val="none" w:sz="0" w:space="0" w:color="000000"/>
-              <w:left w:val="none" w:sz="0" w:space="0" w:color="000000"/>
-              <w:right w:val="none" w:sz="0" w:space="0" w:color="000000"/>
-            </w:tcBorders>
-            <w:shd w:val="clear" w:color="auto" w:fill="FFFFFF"/>
-            <w:tcMar>
-              <w:top w:w="0" w:type="dxa"/>
-              <w:bottom w:w="0" w:type="dxa"/>
-              <w:left w:w="0" w:type="dxa"/>
-              <w:right w:w="0" w:type="dxa"/>
-            </w:tcMar>
-            <w:vAlign w:val="top"/>
-          </w:tcPr>
-          <w:p>
-            <w:pPr>
-              <w:pStyle w:val="Normal"/>
-              <w:jc w:val="center"/>
-              <w:pBdr>
-                <w:bottom w:val="none" w:sz="0" w:space="0" w:color="000000"/>
-                <w:top w:val="none" w:sz="0" w:space="0" w:color="000000"/>
-                <w:left w:val="none" w:sz="0" w:space="0" w:color="000000"/>
-                <w:right w:val="none" w:sz="0" w:space="0" w:color="000000"/>
-              </w:pBdr>
-              <w:spacing w:after="100" w:before="100" w:line="240"/>
-              <w:ind w:left="100" w:right="100" w:firstLine="0" w:firstLineChars="0"/>
-              <w:rPr>
-                <w:rFonts w:ascii="Helvetica" w:hAnsi="Helvetica" w:eastAsia="Helvetica" w:cs="Helvetica"/>
-                <w:i w:val="false"/>
-                <w:b w:val="false"/>
-                <w:u w:val="none"/>
-                <w:sz w:val="22"/>
-                <w:szCs w:val="22"/>
-                <w:color w:val="000000"/>
-              </w:rPr>
-            </w:pPr>
-            <w:r>
-              <w:rPr>
-                <w:rFonts w:ascii="Helvetica" w:hAnsi="Helvetica" w:eastAsia="Helvetica" w:cs="Helvetica"/>
-                <w:i w:val="false"/>
-                <w:b w:val="false"/>
-                <w:u w:val="none"/>
-                <w:sz w:val="22"/>
-                <w:szCs w:val="22"/>
-                <w:color w:val="000000"/>
-              </w:rPr>
-              <w:t xml:space="preserve">0.340</w:t>
+              <w:t xml:space="preserve">0.63</w:t>
+            </w:r>
+          </w:p>
+        </w:tc>
+        <w:tc>
+          <w:tcPr>
+            <w:tcBorders>
+              <w:bottom w:val="none" w:sz="0" w:space="0" w:color="000000"/>
+              <w:top w:val="none" w:sz="0" w:space="0" w:color="000000"/>
+              <w:left w:val="none" w:sz="0" w:space="0" w:color="000000"/>
+              <w:right w:val="none" w:sz="0" w:space="0" w:color="000000"/>
+            </w:tcBorders>
+            <w:shd w:val="clear" w:color="auto" w:fill="FFFFFF"/>
+            <w:tcMar>
+              <w:top w:w="0" w:type="dxa"/>
+              <w:bottom w:w="0" w:type="dxa"/>
+              <w:left w:w="0" w:type="dxa"/>
+              <w:right w:w="0" w:type="dxa"/>
+            </w:tcMar>
+            <w:vAlign w:val="top"/>
+          </w:tcPr>
+          <w:p>
+            <w:pPr>
+              <w:pStyle w:val="Normal"/>
+              <w:jc w:val="center"/>
+              <w:pBdr>
+                <w:bottom w:val="none" w:sz="0" w:space="0" w:color="000000"/>
+                <w:top w:val="none" w:sz="0" w:space="0" w:color="000000"/>
+                <w:left w:val="none" w:sz="0" w:space="0" w:color="000000"/>
+                <w:right w:val="none" w:sz="0" w:space="0" w:color="000000"/>
+              </w:pBdr>
+              <w:spacing w:after="100" w:before="100" w:line="240"/>
+              <w:ind w:left="100" w:right="100" w:firstLine="0" w:firstLineChars="0"/>
+              <w:rPr>
+                <w:rFonts w:ascii="Helvetica" w:hAnsi="Helvetica" w:eastAsia="Helvetica" w:cs="Helvetica"/>
+                <w:i w:val="false"/>
+                <w:b w:val="false"/>
+                <w:u w:val="none"/>
+                <w:sz w:val="22"/>
+                <w:szCs w:val="22"/>
+                <w:color w:val="000000"/>
+              </w:rPr>
+            </w:pPr>
+            <w:r>
+              <w:rPr>
+                <w:rFonts w:ascii="Helvetica" w:hAnsi="Helvetica" w:eastAsia="Helvetica" w:cs="Helvetica"/>
+                <w:i w:val="false"/>
+                <w:b w:val="false"/>
+                <w:u w:val="none"/>
+                <w:sz w:val="22"/>
+                <w:szCs w:val="22"/>
+                <w:color w:val="000000"/>
+              </w:rPr>
+              <w:t xml:space="preserve">0.20, 2.01</w:t>
+            </w:r>
+          </w:p>
+        </w:tc>
+        <w:tc>
+          <w:tcPr>
+            <w:tcBorders>
+              <w:bottom w:val="none" w:sz="0" w:space="0" w:color="000000"/>
+              <w:top w:val="none" w:sz="0" w:space="0" w:color="000000"/>
+              <w:left w:val="none" w:sz="0" w:space="0" w:color="000000"/>
+              <w:right w:val="none" w:sz="0" w:space="0" w:color="000000"/>
+            </w:tcBorders>
+            <w:shd w:val="clear" w:color="auto" w:fill="FFFFFF"/>
+            <w:tcMar>
+              <w:top w:w="0" w:type="dxa"/>
+              <w:bottom w:w="0" w:type="dxa"/>
+              <w:left w:w="0" w:type="dxa"/>
+              <w:right w:w="0" w:type="dxa"/>
+            </w:tcMar>
+            <w:vAlign w:val="top"/>
+          </w:tcPr>
+          <w:p>
+            <w:pPr>
+              <w:pStyle w:val="Normal"/>
+              <w:jc w:val="center"/>
+              <w:pBdr>
+                <w:bottom w:val="none" w:sz="0" w:space="0" w:color="000000"/>
+                <w:top w:val="none" w:sz="0" w:space="0" w:color="000000"/>
+                <w:left w:val="none" w:sz="0" w:space="0" w:color="000000"/>
+                <w:right w:val="none" w:sz="0" w:space="0" w:color="000000"/>
+              </w:pBdr>
+              <w:spacing w:after="100" w:before="100" w:line="240"/>
+              <w:ind w:left="100" w:right="100" w:firstLine="0" w:firstLineChars="0"/>
+              <w:rPr>
+                <w:rFonts w:ascii="Helvetica" w:hAnsi="Helvetica" w:eastAsia="Helvetica" w:cs="Helvetica"/>
+                <w:i w:val="false"/>
+                <w:b w:val="false"/>
+                <w:u w:val="none"/>
+                <w:sz w:val="22"/>
+                <w:szCs w:val="22"/>
+                <w:color w:val="000000"/>
+              </w:rPr>
+            </w:pPr>
+            <w:r>
+              <w:rPr>
+                <w:rFonts w:ascii="Helvetica" w:hAnsi="Helvetica" w:eastAsia="Helvetica" w:cs="Helvetica"/>
+                <w:i w:val="false"/>
+                <w:b w:val="false"/>
+                <w:u w:val="none"/>
+                <w:sz w:val="22"/>
+                <w:szCs w:val="22"/>
+                <w:color w:val="000000"/>
+              </w:rPr>
+              <w:t xml:space="preserve">0.440</w:t>
             </w:r>
           </w:p>
         </w:tc>
@@ -8348,113 +8348,113 @@
                 <w:szCs w:val="22"/>
                 <w:color w:val="000000"/>
               </w:rPr>
-              <w:t xml:space="preserve">0.81</w:t>
-            </w:r>
-          </w:p>
-        </w:tc>
-        <w:tc>
-          <w:tcPr>
-            <w:tcBorders>
-              <w:bottom w:val="none" w:sz="0" w:space="0" w:color="000000"/>
-              <w:top w:val="none" w:sz="0" w:space="0" w:color="000000"/>
-              <w:left w:val="none" w:sz="0" w:space="0" w:color="000000"/>
-              <w:right w:val="none" w:sz="0" w:space="0" w:color="000000"/>
-            </w:tcBorders>
-            <w:shd w:val="clear" w:color="auto" w:fill="FFFFFF"/>
-            <w:tcMar>
-              <w:top w:w="0" w:type="dxa"/>
-              <w:bottom w:w="0" w:type="dxa"/>
-              <w:left w:w="0" w:type="dxa"/>
-              <w:right w:w="0" w:type="dxa"/>
-            </w:tcMar>
-            <w:vAlign w:val="top"/>
-          </w:tcPr>
-          <w:p>
-            <w:pPr>
-              <w:pStyle w:val="Normal"/>
-              <w:jc w:val="center"/>
-              <w:pBdr>
-                <w:bottom w:val="none" w:sz="0" w:space="0" w:color="000000"/>
-                <w:top w:val="none" w:sz="0" w:space="0" w:color="000000"/>
-                <w:left w:val="none" w:sz="0" w:space="0" w:color="000000"/>
-                <w:right w:val="none" w:sz="0" w:space="0" w:color="000000"/>
-              </w:pBdr>
-              <w:spacing w:after="100" w:before="100" w:line="240"/>
-              <w:ind w:left="100" w:right="100" w:firstLine="0" w:firstLineChars="0"/>
-              <w:rPr>
-                <w:rFonts w:ascii="Helvetica" w:hAnsi="Helvetica" w:eastAsia="Helvetica" w:cs="Helvetica"/>
-                <w:i w:val="false"/>
-                <w:b w:val="false"/>
-                <w:u w:val="none"/>
-                <w:sz w:val="22"/>
-                <w:szCs w:val="22"/>
-                <w:color w:val="000000"/>
-              </w:rPr>
-            </w:pPr>
-            <w:r>
-              <w:rPr>
-                <w:rFonts w:ascii="Helvetica" w:hAnsi="Helvetica" w:eastAsia="Helvetica" w:cs="Helvetica"/>
-                <w:i w:val="false"/>
-                <w:b w:val="false"/>
-                <w:u w:val="none"/>
-                <w:sz w:val="22"/>
-                <w:szCs w:val="22"/>
-                <w:color w:val="000000"/>
-              </w:rPr>
-              <w:t xml:space="preserve">0.17, 3.82</w:t>
-            </w:r>
-          </w:p>
-        </w:tc>
-        <w:tc>
-          <w:tcPr>
-            <w:tcBorders>
-              <w:bottom w:val="none" w:sz="0" w:space="0" w:color="000000"/>
-              <w:top w:val="none" w:sz="0" w:space="0" w:color="000000"/>
-              <w:left w:val="none" w:sz="0" w:space="0" w:color="000000"/>
-              <w:right w:val="none" w:sz="0" w:space="0" w:color="000000"/>
-            </w:tcBorders>
-            <w:shd w:val="clear" w:color="auto" w:fill="FFFFFF"/>
-            <w:tcMar>
-              <w:top w:w="0" w:type="dxa"/>
-              <w:bottom w:w="0" w:type="dxa"/>
-              <w:left w:w="0" w:type="dxa"/>
-              <w:right w:w="0" w:type="dxa"/>
-            </w:tcMar>
-            <w:vAlign w:val="top"/>
-          </w:tcPr>
-          <w:p>
-            <w:pPr>
-              <w:pStyle w:val="Normal"/>
-              <w:jc w:val="center"/>
-              <w:pBdr>
-                <w:bottom w:val="none" w:sz="0" w:space="0" w:color="000000"/>
-                <w:top w:val="none" w:sz="0" w:space="0" w:color="000000"/>
-                <w:left w:val="none" w:sz="0" w:space="0" w:color="000000"/>
-                <w:right w:val="none" w:sz="0" w:space="0" w:color="000000"/>
-              </w:pBdr>
-              <w:spacing w:after="100" w:before="100" w:line="240"/>
-              <w:ind w:left="100" w:right="100" w:firstLine="0" w:firstLineChars="0"/>
-              <w:rPr>
-                <w:rFonts w:ascii="Helvetica" w:hAnsi="Helvetica" w:eastAsia="Helvetica" w:cs="Helvetica"/>
-                <w:i w:val="false"/>
-                <w:b w:val="false"/>
-                <w:u w:val="none"/>
-                <w:sz w:val="22"/>
-                <w:szCs w:val="22"/>
-                <w:color w:val="000000"/>
-              </w:rPr>
-            </w:pPr>
-            <w:r>
-              <w:rPr>
-                <w:rFonts w:ascii="Helvetica" w:hAnsi="Helvetica" w:eastAsia="Helvetica" w:cs="Helvetica"/>
-                <w:i w:val="false"/>
-                <w:b w:val="false"/>
-                <w:u w:val="none"/>
-                <w:sz w:val="22"/>
-                <w:szCs w:val="22"/>
-                <w:color w:val="000000"/>
-              </w:rPr>
-              <w:t xml:space="preserve">0.790</w:t>
+              <w:t xml:space="preserve">0.87</w:t>
+            </w:r>
+          </w:p>
+        </w:tc>
+        <w:tc>
+          <w:tcPr>
+            <w:tcBorders>
+              <w:bottom w:val="none" w:sz="0" w:space="0" w:color="000000"/>
+              <w:top w:val="none" w:sz="0" w:space="0" w:color="000000"/>
+              <w:left w:val="none" w:sz="0" w:space="0" w:color="000000"/>
+              <w:right w:val="none" w:sz="0" w:space="0" w:color="000000"/>
+            </w:tcBorders>
+            <w:shd w:val="clear" w:color="auto" w:fill="FFFFFF"/>
+            <w:tcMar>
+              <w:top w:w="0" w:type="dxa"/>
+              <w:bottom w:w="0" w:type="dxa"/>
+              <w:left w:w="0" w:type="dxa"/>
+              <w:right w:w="0" w:type="dxa"/>
+            </w:tcMar>
+            <w:vAlign w:val="top"/>
+          </w:tcPr>
+          <w:p>
+            <w:pPr>
+              <w:pStyle w:val="Normal"/>
+              <w:jc w:val="center"/>
+              <w:pBdr>
+                <w:bottom w:val="none" w:sz="0" w:space="0" w:color="000000"/>
+                <w:top w:val="none" w:sz="0" w:space="0" w:color="000000"/>
+                <w:left w:val="none" w:sz="0" w:space="0" w:color="000000"/>
+                <w:right w:val="none" w:sz="0" w:space="0" w:color="000000"/>
+              </w:pBdr>
+              <w:spacing w:after="100" w:before="100" w:line="240"/>
+              <w:ind w:left="100" w:right="100" w:firstLine="0" w:firstLineChars="0"/>
+              <w:rPr>
+                <w:rFonts w:ascii="Helvetica" w:hAnsi="Helvetica" w:eastAsia="Helvetica" w:cs="Helvetica"/>
+                <w:i w:val="false"/>
+                <w:b w:val="false"/>
+                <w:u w:val="none"/>
+                <w:sz w:val="22"/>
+                <w:szCs w:val="22"/>
+                <w:color w:val="000000"/>
+              </w:rPr>
+            </w:pPr>
+            <w:r>
+              <w:rPr>
+                <w:rFonts w:ascii="Helvetica" w:hAnsi="Helvetica" w:eastAsia="Helvetica" w:cs="Helvetica"/>
+                <w:i w:val="false"/>
+                <w:b w:val="false"/>
+                <w:u w:val="none"/>
+                <w:sz w:val="22"/>
+                <w:szCs w:val="22"/>
+                <w:color w:val="000000"/>
+              </w:rPr>
+              <w:t xml:space="preserve">0.18, 4.10</w:t>
+            </w:r>
+          </w:p>
+        </w:tc>
+        <w:tc>
+          <w:tcPr>
+            <w:tcBorders>
+              <w:bottom w:val="none" w:sz="0" w:space="0" w:color="000000"/>
+              <w:top w:val="none" w:sz="0" w:space="0" w:color="000000"/>
+              <w:left w:val="none" w:sz="0" w:space="0" w:color="000000"/>
+              <w:right w:val="none" w:sz="0" w:space="0" w:color="000000"/>
+            </w:tcBorders>
+            <w:shd w:val="clear" w:color="auto" w:fill="FFFFFF"/>
+            <w:tcMar>
+              <w:top w:w="0" w:type="dxa"/>
+              <w:bottom w:w="0" w:type="dxa"/>
+              <w:left w:w="0" w:type="dxa"/>
+              <w:right w:w="0" w:type="dxa"/>
+            </w:tcMar>
+            <w:vAlign w:val="top"/>
+          </w:tcPr>
+          <w:p>
+            <w:pPr>
+              <w:pStyle w:val="Normal"/>
+              <w:jc w:val="center"/>
+              <w:pBdr>
+                <w:bottom w:val="none" w:sz="0" w:space="0" w:color="000000"/>
+                <w:top w:val="none" w:sz="0" w:space="0" w:color="000000"/>
+                <w:left w:val="none" w:sz="0" w:space="0" w:color="000000"/>
+                <w:right w:val="none" w:sz="0" w:space="0" w:color="000000"/>
+              </w:pBdr>
+              <w:spacing w:after="100" w:before="100" w:line="240"/>
+              <w:ind w:left="100" w:right="100" w:firstLine="0" w:firstLineChars="0"/>
+              <w:rPr>
+                <w:rFonts w:ascii="Helvetica" w:hAnsi="Helvetica" w:eastAsia="Helvetica" w:cs="Helvetica"/>
+                <w:i w:val="false"/>
+                <w:b w:val="false"/>
+                <w:u w:val="none"/>
+                <w:sz w:val="22"/>
+                <w:szCs w:val="22"/>
+                <w:color w:val="000000"/>
+              </w:rPr>
+            </w:pPr>
+            <w:r>
+              <w:rPr>
+                <w:rFonts w:ascii="Helvetica" w:hAnsi="Helvetica" w:eastAsia="Helvetica" w:cs="Helvetica"/>
+                <w:i w:val="false"/>
+                <w:b w:val="false"/>
+                <w:u w:val="none"/>
+                <w:sz w:val="22"/>
+                <w:szCs w:val="22"/>
+                <w:color w:val="000000"/>
+              </w:rPr>
+              <w:t xml:space="preserve">0.860</w:t>
             </w:r>
           </w:p>
         </w:tc>
@@ -8619,113 +8619,113 @@
                 <w:szCs w:val="22"/>
                 <w:color w:val="000000"/>
               </w:rPr>
-              <w:t xml:space="preserve">0.42</w:t>
-            </w:r>
-          </w:p>
-        </w:tc>
-        <w:tc>
-          <w:tcPr>
-            <w:tcBorders>
-              <w:bottom w:val="none" w:sz="0" w:space="0" w:color="000000"/>
-              <w:top w:val="none" w:sz="0" w:space="0" w:color="000000"/>
-              <w:left w:val="none" w:sz="0" w:space="0" w:color="000000"/>
-              <w:right w:val="none" w:sz="0" w:space="0" w:color="000000"/>
-            </w:tcBorders>
-            <w:shd w:val="clear" w:color="auto" w:fill="FFFFFF"/>
-            <w:tcMar>
-              <w:top w:w="0" w:type="dxa"/>
-              <w:bottom w:w="0" w:type="dxa"/>
-              <w:left w:w="0" w:type="dxa"/>
-              <w:right w:w="0" w:type="dxa"/>
-            </w:tcMar>
-            <w:vAlign w:val="top"/>
-          </w:tcPr>
-          <w:p>
-            <w:pPr>
-              <w:pStyle w:val="Normal"/>
-              <w:jc w:val="center"/>
-              <w:pBdr>
-                <w:bottom w:val="none" w:sz="0" w:space="0" w:color="000000"/>
-                <w:top w:val="none" w:sz="0" w:space="0" w:color="000000"/>
-                <w:left w:val="none" w:sz="0" w:space="0" w:color="000000"/>
-                <w:right w:val="none" w:sz="0" w:space="0" w:color="000000"/>
-              </w:pBdr>
-              <w:spacing w:after="100" w:before="100" w:line="240"/>
-              <w:ind w:left="100" w:right="100" w:firstLine="0" w:firstLineChars="0"/>
-              <w:rPr>
-                <w:rFonts w:ascii="Helvetica" w:hAnsi="Helvetica" w:eastAsia="Helvetica" w:cs="Helvetica"/>
-                <w:i w:val="false"/>
-                <w:b w:val="false"/>
-                <w:u w:val="none"/>
-                <w:sz w:val="22"/>
-                <w:szCs w:val="22"/>
-                <w:color w:val="000000"/>
-              </w:rPr>
-            </w:pPr>
-            <w:r>
-              <w:rPr>
-                <w:rFonts w:ascii="Helvetica" w:hAnsi="Helvetica" w:eastAsia="Helvetica" w:cs="Helvetica"/>
-                <w:i w:val="false"/>
-                <w:b w:val="false"/>
-                <w:u w:val="none"/>
-                <w:sz w:val="22"/>
-                <w:szCs w:val="22"/>
-                <w:color w:val="000000"/>
-              </w:rPr>
-              <w:t xml:space="preserve">0.05, 3.35</w:t>
-            </w:r>
-          </w:p>
-        </w:tc>
-        <w:tc>
-          <w:tcPr>
-            <w:tcBorders>
-              <w:bottom w:val="none" w:sz="0" w:space="0" w:color="000000"/>
-              <w:top w:val="none" w:sz="0" w:space="0" w:color="000000"/>
-              <w:left w:val="none" w:sz="0" w:space="0" w:color="000000"/>
-              <w:right w:val="none" w:sz="0" w:space="0" w:color="000000"/>
-            </w:tcBorders>
-            <w:shd w:val="clear" w:color="auto" w:fill="FFFFFF"/>
-            <w:tcMar>
-              <w:top w:w="0" w:type="dxa"/>
-              <w:bottom w:w="0" w:type="dxa"/>
-              <w:left w:w="0" w:type="dxa"/>
-              <w:right w:w="0" w:type="dxa"/>
-            </w:tcMar>
-            <w:vAlign w:val="top"/>
-          </w:tcPr>
-          <w:p>
-            <w:pPr>
-              <w:pStyle w:val="Normal"/>
-              <w:jc w:val="center"/>
-              <w:pBdr>
-                <w:bottom w:val="none" w:sz="0" w:space="0" w:color="000000"/>
-                <w:top w:val="none" w:sz="0" w:space="0" w:color="000000"/>
-                <w:left w:val="none" w:sz="0" w:space="0" w:color="000000"/>
-                <w:right w:val="none" w:sz="0" w:space="0" w:color="000000"/>
-              </w:pBdr>
-              <w:spacing w:after="100" w:before="100" w:line="240"/>
-              <w:ind w:left="100" w:right="100" w:firstLine="0" w:firstLineChars="0"/>
-              <w:rPr>
-                <w:rFonts w:ascii="Helvetica" w:hAnsi="Helvetica" w:eastAsia="Helvetica" w:cs="Helvetica"/>
-                <w:i w:val="false"/>
-                <w:b w:val="false"/>
-                <w:u w:val="none"/>
-                <w:sz w:val="22"/>
-                <w:szCs w:val="22"/>
-                <w:color w:val="000000"/>
-              </w:rPr>
-            </w:pPr>
-            <w:r>
-              <w:rPr>
-                <w:rFonts w:ascii="Helvetica" w:hAnsi="Helvetica" w:eastAsia="Helvetica" w:cs="Helvetica"/>
-                <w:i w:val="false"/>
-                <w:b w:val="false"/>
-                <w:u w:val="none"/>
-                <w:sz w:val="22"/>
-                <w:szCs w:val="22"/>
-                <w:color w:val="000000"/>
-              </w:rPr>
-              <w:t xml:space="preserve">0.410</w:t>
+              <w:t xml:space="preserve">0.46</w:t>
+            </w:r>
+          </w:p>
+        </w:tc>
+        <w:tc>
+          <w:tcPr>
+            <w:tcBorders>
+              <w:bottom w:val="none" w:sz="0" w:space="0" w:color="000000"/>
+              <w:top w:val="none" w:sz="0" w:space="0" w:color="000000"/>
+              <w:left w:val="none" w:sz="0" w:space="0" w:color="000000"/>
+              <w:right w:val="none" w:sz="0" w:space="0" w:color="000000"/>
+            </w:tcBorders>
+            <w:shd w:val="clear" w:color="auto" w:fill="FFFFFF"/>
+            <w:tcMar>
+              <w:top w:w="0" w:type="dxa"/>
+              <w:bottom w:w="0" w:type="dxa"/>
+              <w:left w:w="0" w:type="dxa"/>
+              <w:right w:w="0" w:type="dxa"/>
+            </w:tcMar>
+            <w:vAlign w:val="top"/>
+          </w:tcPr>
+          <w:p>
+            <w:pPr>
+              <w:pStyle w:val="Normal"/>
+              <w:jc w:val="center"/>
+              <w:pBdr>
+                <w:bottom w:val="none" w:sz="0" w:space="0" w:color="000000"/>
+                <w:top w:val="none" w:sz="0" w:space="0" w:color="000000"/>
+                <w:left w:val="none" w:sz="0" w:space="0" w:color="000000"/>
+                <w:right w:val="none" w:sz="0" w:space="0" w:color="000000"/>
+              </w:pBdr>
+              <w:spacing w:after="100" w:before="100" w:line="240"/>
+              <w:ind w:left="100" w:right="100" w:firstLine="0" w:firstLineChars="0"/>
+              <w:rPr>
+                <w:rFonts w:ascii="Helvetica" w:hAnsi="Helvetica" w:eastAsia="Helvetica" w:cs="Helvetica"/>
+                <w:i w:val="false"/>
+                <w:b w:val="false"/>
+                <w:u w:val="none"/>
+                <w:sz w:val="22"/>
+                <w:szCs w:val="22"/>
+                <w:color w:val="000000"/>
+              </w:rPr>
+            </w:pPr>
+            <w:r>
+              <w:rPr>
+                <w:rFonts w:ascii="Helvetica" w:hAnsi="Helvetica" w:eastAsia="Helvetica" w:cs="Helvetica"/>
+                <w:i w:val="false"/>
+                <w:b w:val="false"/>
+                <w:u w:val="none"/>
+                <w:sz w:val="22"/>
+                <w:szCs w:val="22"/>
+                <w:color w:val="000000"/>
+              </w:rPr>
+              <w:t xml:space="preserve">0.06, 3.70</w:t>
+            </w:r>
+          </w:p>
+        </w:tc>
+        <w:tc>
+          <w:tcPr>
+            <w:tcBorders>
+              <w:bottom w:val="none" w:sz="0" w:space="0" w:color="000000"/>
+              <w:top w:val="none" w:sz="0" w:space="0" w:color="000000"/>
+              <w:left w:val="none" w:sz="0" w:space="0" w:color="000000"/>
+              <w:right w:val="none" w:sz="0" w:space="0" w:color="000000"/>
+            </w:tcBorders>
+            <w:shd w:val="clear" w:color="auto" w:fill="FFFFFF"/>
+            <w:tcMar>
+              <w:top w:w="0" w:type="dxa"/>
+              <w:bottom w:w="0" w:type="dxa"/>
+              <w:left w:w="0" w:type="dxa"/>
+              <w:right w:w="0" w:type="dxa"/>
+            </w:tcMar>
+            <w:vAlign w:val="top"/>
+          </w:tcPr>
+          <w:p>
+            <w:pPr>
+              <w:pStyle w:val="Normal"/>
+              <w:jc w:val="center"/>
+              <w:pBdr>
+                <w:bottom w:val="none" w:sz="0" w:space="0" w:color="000000"/>
+                <w:top w:val="none" w:sz="0" w:space="0" w:color="000000"/>
+                <w:left w:val="none" w:sz="0" w:space="0" w:color="000000"/>
+                <w:right w:val="none" w:sz="0" w:space="0" w:color="000000"/>
+              </w:pBdr>
+              <w:spacing w:after="100" w:before="100" w:line="240"/>
+              <w:ind w:left="100" w:right="100" w:firstLine="0" w:firstLineChars="0"/>
+              <w:rPr>
+                <w:rFonts w:ascii="Helvetica" w:hAnsi="Helvetica" w:eastAsia="Helvetica" w:cs="Helvetica"/>
+                <w:i w:val="false"/>
+                <w:b w:val="false"/>
+                <w:u w:val="none"/>
+                <w:sz w:val="22"/>
+                <w:szCs w:val="22"/>
+                <w:color w:val="000000"/>
+              </w:rPr>
+            </w:pPr>
+            <w:r>
+              <w:rPr>
+                <w:rFonts w:ascii="Helvetica" w:hAnsi="Helvetica" w:eastAsia="Helvetica" w:cs="Helvetica"/>
+                <w:i w:val="false"/>
+                <w:b w:val="false"/>
+                <w:u w:val="none"/>
+                <w:sz w:val="22"/>
+                <w:szCs w:val="22"/>
+                <w:color w:val="000000"/>
+              </w:rPr>
+              <w:t xml:space="preserve">0.460</w:t>
             </w:r>
           </w:p>
         </w:tc>
@@ -8831,113 +8831,113 @@
                 <w:szCs w:val="22"/>
                 <w:color w:val="000000"/>
               </w:rPr>
-              <w:t xml:space="preserve">0.86</w:t>
-            </w:r>
-          </w:p>
-        </w:tc>
-        <w:tc>
-          <w:tcPr>
-            <w:tcBorders>
-              <w:bottom w:val="none" w:sz="0" w:space="0" w:color="000000"/>
-              <w:top w:val="none" w:sz="0" w:space="0" w:color="000000"/>
-              <w:left w:val="none" w:sz="0" w:space="0" w:color="000000"/>
-              <w:right w:val="none" w:sz="0" w:space="0" w:color="000000"/>
-            </w:tcBorders>
-            <w:shd w:val="clear" w:color="auto" w:fill="FFFFFF"/>
-            <w:tcMar>
-              <w:top w:w="0" w:type="dxa"/>
-              <w:bottom w:w="0" w:type="dxa"/>
-              <w:left w:w="0" w:type="dxa"/>
-              <w:right w:w="0" w:type="dxa"/>
-            </w:tcMar>
-            <w:vAlign w:val="top"/>
-          </w:tcPr>
-          <w:p>
-            <w:pPr>
-              <w:pStyle w:val="Normal"/>
-              <w:jc w:val="center"/>
-              <w:pBdr>
-                <w:bottom w:val="none" w:sz="0" w:space="0" w:color="000000"/>
-                <w:top w:val="none" w:sz="0" w:space="0" w:color="000000"/>
-                <w:left w:val="none" w:sz="0" w:space="0" w:color="000000"/>
-                <w:right w:val="none" w:sz="0" w:space="0" w:color="000000"/>
-              </w:pBdr>
-              <w:spacing w:after="100" w:before="100" w:line="240"/>
-              <w:ind w:left="100" w:right="100" w:firstLine="0" w:firstLineChars="0"/>
-              <w:rPr>
-                <w:rFonts w:ascii="Helvetica" w:hAnsi="Helvetica" w:eastAsia="Helvetica" w:cs="Helvetica"/>
-                <w:i w:val="false"/>
-                <w:b w:val="false"/>
-                <w:u w:val="none"/>
-                <w:sz w:val="22"/>
-                <w:szCs w:val="22"/>
-                <w:color w:val="000000"/>
-              </w:rPr>
-            </w:pPr>
-            <w:r>
-              <w:rPr>
-                <w:rFonts w:ascii="Helvetica" w:hAnsi="Helvetica" w:eastAsia="Helvetica" w:cs="Helvetica"/>
-                <w:i w:val="false"/>
-                <w:b w:val="false"/>
-                <w:u w:val="none"/>
-                <w:sz w:val="22"/>
-                <w:szCs w:val="22"/>
-                <w:color w:val="000000"/>
-              </w:rPr>
-              <w:t xml:space="preserve">0.13, 5.61</w:t>
-            </w:r>
-          </w:p>
-        </w:tc>
-        <w:tc>
-          <w:tcPr>
-            <w:tcBorders>
-              <w:bottom w:val="none" w:sz="0" w:space="0" w:color="000000"/>
-              <w:top w:val="none" w:sz="0" w:space="0" w:color="000000"/>
-              <w:left w:val="none" w:sz="0" w:space="0" w:color="000000"/>
-              <w:right w:val="none" w:sz="0" w:space="0" w:color="000000"/>
-            </w:tcBorders>
-            <w:shd w:val="clear" w:color="auto" w:fill="FFFFFF"/>
-            <w:tcMar>
-              <w:top w:w="0" w:type="dxa"/>
-              <w:bottom w:w="0" w:type="dxa"/>
-              <w:left w:w="0" w:type="dxa"/>
-              <w:right w:w="0" w:type="dxa"/>
-            </w:tcMar>
-            <w:vAlign w:val="top"/>
-          </w:tcPr>
-          <w:p>
-            <w:pPr>
-              <w:pStyle w:val="Normal"/>
-              <w:jc w:val="center"/>
-              <w:pBdr>
-                <w:bottom w:val="none" w:sz="0" w:space="0" w:color="000000"/>
-                <w:top w:val="none" w:sz="0" w:space="0" w:color="000000"/>
-                <w:left w:val="none" w:sz="0" w:space="0" w:color="000000"/>
-                <w:right w:val="none" w:sz="0" w:space="0" w:color="000000"/>
-              </w:pBdr>
-              <w:spacing w:after="100" w:before="100" w:line="240"/>
-              <w:ind w:left="100" w:right="100" w:firstLine="0" w:firstLineChars="0"/>
-              <w:rPr>
-                <w:rFonts w:ascii="Helvetica" w:hAnsi="Helvetica" w:eastAsia="Helvetica" w:cs="Helvetica"/>
-                <w:i w:val="false"/>
-                <w:b w:val="false"/>
-                <w:u w:val="none"/>
-                <w:sz w:val="22"/>
-                <w:szCs w:val="22"/>
-                <w:color w:val="000000"/>
-              </w:rPr>
-            </w:pPr>
-            <w:r>
-              <w:rPr>
-                <w:rFonts w:ascii="Helvetica" w:hAnsi="Helvetica" w:eastAsia="Helvetica" w:cs="Helvetica"/>
-                <w:i w:val="false"/>
-                <w:b w:val="false"/>
-                <w:u w:val="none"/>
-                <w:sz w:val="22"/>
-                <w:szCs w:val="22"/>
-                <w:color w:val="000000"/>
-              </w:rPr>
-              <w:t xml:space="preserve">0.870</w:t>
+              <w:t xml:space="preserve">0.95</w:t>
+            </w:r>
+          </w:p>
+        </w:tc>
+        <w:tc>
+          <w:tcPr>
+            <w:tcBorders>
+              <w:bottom w:val="none" w:sz="0" w:space="0" w:color="000000"/>
+              <w:top w:val="none" w:sz="0" w:space="0" w:color="000000"/>
+              <w:left w:val="none" w:sz="0" w:space="0" w:color="000000"/>
+              <w:right w:val="none" w:sz="0" w:space="0" w:color="000000"/>
+            </w:tcBorders>
+            <w:shd w:val="clear" w:color="auto" w:fill="FFFFFF"/>
+            <w:tcMar>
+              <w:top w:w="0" w:type="dxa"/>
+              <w:bottom w:w="0" w:type="dxa"/>
+              <w:left w:w="0" w:type="dxa"/>
+              <w:right w:w="0" w:type="dxa"/>
+            </w:tcMar>
+            <w:vAlign w:val="top"/>
+          </w:tcPr>
+          <w:p>
+            <w:pPr>
+              <w:pStyle w:val="Normal"/>
+              <w:jc w:val="center"/>
+              <w:pBdr>
+                <w:bottom w:val="none" w:sz="0" w:space="0" w:color="000000"/>
+                <w:top w:val="none" w:sz="0" w:space="0" w:color="000000"/>
+                <w:left w:val="none" w:sz="0" w:space="0" w:color="000000"/>
+                <w:right w:val="none" w:sz="0" w:space="0" w:color="000000"/>
+              </w:pBdr>
+              <w:spacing w:after="100" w:before="100" w:line="240"/>
+              <w:ind w:left="100" w:right="100" w:firstLine="0" w:firstLineChars="0"/>
+              <w:rPr>
+                <w:rFonts w:ascii="Helvetica" w:hAnsi="Helvetica" w:eastAsia="Helvetica" w:cs="Helvetica"/>
+                <w:i w:val="false"/>
+                <w:b w:val="false"/>
+                <w:u w:val="none"/>
+                <w:sz w:val="22"/>
+                <w:szCs w:val="22"/>
+                <w:color w:val="000000"/>
+              </w:rPr>
+            </w:pPr>
+            <w:r>
+              <w:rPr>
+                <w:rFonts w:ascii="Helvetica" w:hAnsi="Helvetica" w:eastAsia="Helvetica" w:cs="Helvetica"/>
+                <w:i w:val="false"/>
+                <w:b w:val="false"/>
+                <w:u w:val="none"/>
+                <w:sz w:val="22"/>
+                <w:szCs w:val="22"/>
+                <w:color w:val="000000"/>
+              </w:rPr>
+              <w:t xml:space="preserve">0.15, 6.17</w:t>
+            </w:r>
+          </w:p>
+        </w:tc>
+        <w:tc>
+          <w:tcPr>
+            <w:tcBorders>
+              <w:bottom w:val="none" w:sz="0" w:space="0" w:color="000000"/>
+              <w:top w:val="none" w:sz="0" w:space="0" w:color="000000"/>
+              <w:left w:val="none" w:sz="0" w:space="0" w:color="000000"/>
+              <w:right w:val="none" w:sz="0" w:space="0" w:color="000000"/>
+            </w:tcBorders>
+            <w:shd w:val="clear" w:color="auto" w:fill="FFFFFF"/>
+            <w:tcMar>
+              <w:top w:w="0" w:type="dxa"/>
+              <w:bottom w:w="0" w:type="dxa"/>
+              <w:left w:w="0" w:type="dxa"/>
+              <w:right w:w="0" w:type="dxa"/>
+            </w:tcMar>
+            <w:vAlign w:val="top"/>
+          </w:tcPr>
+          <w:p>
+            <w:pPr>
+              <w:pStyle w:val="Normal"/>
+              <w:jc w:val="center"/>
+              <w:pBdr>
+                <w:bottom w:val="none" w:sz="0" w:space="0" w:color="000000"/>
+                <w:top w:val="none" w:sz="0" w:space="0" w:color="000000"/>
+                <w:left w:val="none" w:sz="0" w:space="0" w:color="000000"/>
+                <w:right w:val="none" w:sz="0" w:space="0" w:color="000000"/>
+              </w:pBdr>
+              <w:spacing w:after="100" w:before="100" w:line="240"/>
+              <w:ind w:left="100" w:right="100" w:firstLine="0" w:firstLineChars="0"/>
+              <w:rPr>
+                <w:rFonts w:ascii="Helvetica" w:hAnsi="Helvetica" w:eastAsia="Helvetica" w:cs="Helvetica"/>
+                <w:i w:val="false"/>
+                <w:b w:val="false"/>
+                <w:u w:val="none"/>
+                <w:sz w:val="22"/>
+                <w:szCs w:val="22"/>
+                <w:color w:val="000000"/>
+              </w:rPr>
+            </w:pPr>
+            <w:r>
+              <w:rPr>
+                <w:rFonts w:ascii="Helvetica" w:hAnsi="Helvetica" w:eastAsia="Helvetica" w:cs="Helvetica"/>
+                <w:i w:val="false"/>
+                <w:b w:val="false"/>
+                <w:u w:val="none"/>
+                <w:sz w:val="22"/>
+                <w:szCs w:val="22"/>
+                <w:color w:val="000000"/>
+              </w:rPr>
+              <w:t xml:space="preserve">0.960</w:t>
             </w:r>
           </w:p>
         </w:tc>
@@ -9049,7 +9049,7 @@
                 <w:szCs w:val="22"/>
                 <w:color w:val="000000"/>
               </w:rPr>
-              <w:t xml:space="preserve">190</w:t>
+              <w:t xml:space="preserve">189</w:t>
             </w:r>
           </w:p>
         </w:tc>
@@ -9261,7 +9261,7 @@
                 <w:szCs w:val="22"/>
                 <w:color w:val="000000"/>
               </w:rPr>
-              <w:t xml:space="preserve">190</w:t>
+              <w:t xml:space="preserve">189</w:t>
             </w:r>
           </w:p>
         </w:tc>
@@ -10068,113 +10068,113 @@
                 <w:szCs w:val="22"/>
                 <w:color w:val="000000"/>
               </w:rPr>
-              <w:t xml:space="preserve">0.99</w:t>
-            </w:r>
-          </w:p>
-        </w:tc>
-        <w:tc>
-          <w:tcPr>
-            <w:tcBorders>
-              <w:bottom w:val="none" w:sz="0" w:space="0" w:color="000000"/>
-              <w:top w:val="none" w:sz="0" w:space="0" w:color="000000"/>
-              <w:left w:val="none" w:sz="0" w:space="0" w:color="000000"/>
-              <w:right w:val="none" w:sz="0" w:space="0" w:color="000000"/>
-            </w:tcBorders>
-            <w:shd w:val="clear" w:color="auto" w:fill="FFFFFF"/>
-            <w:tcMar>
-              <w:top w:w="0" w:type="dxa"/>
-              <w:bottom w:w="0" w:type="dxa"/>
-              <w:left w:w="0" w:type="dxa"/>
-              <w:right w:w="0" w:type="dxa"/>
-            </w:tcMar>
-            <w:vAlign w:val="top"/>
-          </w:tcPr>
-          <w:p>
-            <w:pPr>
-              <w:pStyle w:val="Normal"/>
-              <w:jc w:val="center"/>
-              <w:pBdr>
-                <w:bottom w:val="none" w:sz="0" w:space="0" w:color="000000"/>
-                <w:top w:val="none" w:sz="0" w:space="0" w:color="000000"/>
-                <w:left w:val="none" w:sz="0" w:space="0" w:color="000000"/>
-                <w:right w:val="none" w:sz="0" w:space="0" w:color="000000"/>
-              </w:pBdr>
-              <w:spacing w:after="100" w:before="100" w:line="240"/>
-              <w:ind w:left="100" w:right="100" w:firstLine="0" w:firstLineChars="0"/>
-              <w:rPr>
-                <w:rFonts w:ascii="Helvetica" w:hAnsi="Helvetica" w:eastAsia="Helvetica" w:cs="Helvetica"/>
-                <w:i w:val="false"/>
-                <w:b w:val="false"/>
-                <w:u w:val="none"/>
-                <w:sz w:val="22"/>
-                <w:szCs w:val="22"/>
-                <w:color w:val="000000"/>
-              </w:rPr>
-            </w:pPr>
-            <w:r>
-              <w:rPr>
-                <w:rFonts w:ascii="Helvetica" w:hAnsi="Helvetica" w:eastAsia="Helvetica" w:cs="Helvetica"/>
-                <w:i w:val="false"/>
-                <w:b w:val="false"/>
-                <w:u w:val="none"/>
-                <w:sz w:val="22"/>
-                <w:szCs w:val="22"/>
-                <w:color w:val="000000"/>
-              </w:rPr>
-              <w:t xml:space="preserve">0.60, 1.61</w:t>
-            </w:r>
-          </w:p>
-        </w:tc>
-        <w:tc>
-          <w:tcPr>
-            <w:tcBorders>
-              <w:bottom w:val="none" w:sz="0" w:space="0" w:color="000000"/>
-              <w:top w:val="none" w:sz="0" w:space="0" w:color="000000"/>
-              <w:left w:val="none" w:sz="0" w:space="0" w:color="000000"/>
-              <w:right w:val="none" w:sz="0" w:space="0" w:color="000000"/>
-            </w:tcBorders>
-            <w:shd w:val="clear" w:color="auto" w:fill="FFFFFF"/>
-            <w:tcMar>
-              <w:top w:w="0" w:type="dxa"/>
-              <w:bottom w:w="0" w:type="dxa"/>
-              <w:left w:w="0" w:type="dxa"/>
-              <w:right w:w="0" w:type="dxa"/>
-            </w:tcMar>
-            <w:vAlign w:val="top"/>
-          </w:tcPr>
-          <w:p>
-            <w:pPr>
-              <w:pStyle w:val="Normal"/>
-              <w:jc w:val="center"/>
-              <w:pBdr>
-                <w:bottom w:val="none" w:sz="0" w:space="0" w:color="000000"/>
-                <w:top w:val="none" w:sz="0" w:space="0" w:color="000000"/>
-                <w:left w:val="none" w:sz="0" w:space="0" w:color="000000"/>
-                <w:right w:val="none" w:sz="0" w:space="0" w:color="000000"/>
-              </w:pBdr>
-              <w:spacing w:after="100" w:before="100" w:line="240"/>
-              <w:ind w:left="100" w:right="100" w:firstLine="0" w:firstLineChars="0"/>
-              <w:rPr>
-                <w:rFonts w:ascii="Helvetica" w:hAnsi="Helvetica" w:eastAsia="Helvetica" w:cs="Helvetica"/>
-                <w:i w:val="false"/>
-                <w:b w:val="false"/>
-                <w:u w:val="none"/>
-                <w:sz w:val="22"/>
-                <w:szCs w:val="22"/>
-                <w:color w:val="000000"/>
-              </w:rPr>
-            </w:pPr>
-            <w:r>
-              <w:rPr>
-                <w:rFonts w:ascii="Helvetica" w:hAnsi="Helvetica" w:eastAsia="Helvetica" w:cs="Helvetica"/>
-                <w:i w:val="false"/>
-                <w:b w:val="false"/>
-                <w:u w:val="none"/>
-                <w:sz w:val="22"/>
-                <w:szCs w:val="22"/>
-                <w:color w:val="000000"/>
-              </w:rPr>
-              <w:t xml:space="preserve">0.960</w:t>
+              <w:t xml:space="preserve">1.02</w:t>
+            </w:r>
+          </w:p>
+        </w:tc>
+        <w:tc>
+          <w:tcPr>
+            <w:tcBorders>
+              <w:bottom w:val="none" w:sz="0" w:space="0" w:color="000000"/>
+              <w:top w:val="none" w:sz="0" w:space="0" w:color="000000"/>
+              <w:left w:val="none" w:sz="0" w:space="0" w:color="000000"/>
+              <w:right w:val="none" w:sz="0" w:space="0" w:color="000000"/>
+            </w:tcBorders>
+            <w:shd w:val="clear" w:color="auto" w:fill="FFFFFF"/>
+            <w:tcMar>
+              <w:top w:w="0" w:type="dxa"/>
+              <w:bottom w:w="0" w:type="dxa"/>
+              <w:left w:w="0" w:type="dxa"/>
+              <w:right w:w="0" w:type="dxa"/>
+            </w:tcMar>
+            <w:vAlign w:val="top"/>
+          </w:tcPr>
+          <w:p>
+            <w:pPr>
+              <w:pStyle w:val="Normal"/>
+              <w:jc w:val="center"/>
+              <w:pBdr>
+                <w:bottom w:val="none" w:sz="0" w:space="0" w:color="000000"/>
+                <w:top w:val="none" w:sz="0" w:space="0" w:color="000000"/>
+                <w:left w:val="none" w:sz="0" w:space="0" w:color="000000"/>
+                <w:right w:val="none" w:sz="0" w:space="0" w:color="000000"/>
+              </w:pBdr>
+              <w:spacing w:after="100" w:before="100" w:line="240"/>
+              <w:ind w:left="100" w:right="100" w:firstLine="0" w:firstLineChars="0"/>
+              <w:rPr>
+                <w:rFonts w:ascii="Helvetica" w:hAnsi="Helvetica" w:eastAsia="Helvetica" w:cs="Helvetica"/>
+                <w:i w:val="false"/>
+                <w:b w:val="false"/>
+                <w:u w:val="none"/>
+                <w:sz w:val="22"/>
+                <w:szCs w:val="22"/>
+                <w:color w:val="000000"/>
+              </w:rPr>
+            </w:pPr>
+            <w:r>
+              <w:rPr>
+                <w:rFonts w:ascii="Helvetica" w:hAnsi="Helvetica" w:eastAsia="Helvetica" w:cs="Helvetica"/>
+                <w:i w:val="false"/>
+                <w:b w:val="false"/>
+                <w:u w:val="none"/>
+                <w:sz w:val="22"/>
+                <w:szCs w:val="22"/>
+                <w:color w:val="000000"/>
+              </w:rPr>
+              <w:t xml:space="preserve">0.62, 1.69</w:t>
+            </w:r>
+          </w:p>
+        </w:tc>
+        <w:tc>
+          <w:tcPr>
+            <w:tcBorders>
+              <w:bottom w:val="none" w:sz="0" w:space="0" w:color="000000"/>
+              <w:top w:val="none" w:sz="0" w:space="0" w:color="000000"/>
+              <w:left w:val="none" w:sz="0" w:space="0" w:color="000000"/>
+              <w:right w:val="none" w:sz="0" w:space="0" w:color="000000"/>
+            </w:tcBorders>
+            <w:shd w:val="clear" w:color="auto" w:fill="FFFFFF"/>
+            <w:tcMar>
+              <w:top w:w="0" w:type="dxa"/>
+              <w:bottom w:w="0" w:type="dxa"/>
+              <w:left w:w="0" w:type="dxa"/>
+              <w:right w:w="0" w:type="dxa"/>
+            </w:tcMar>
+            <w:vAlign w:val="top"/>
+          </w:tcPr>
+          <w:p>
+            <w:pPr>
+              <w:pStyle w:val="Normal"/>
+              <w:jc w:val="center"/>
+              <w:pBdr>
+                <w:bottom w:val="none" w:sz="0" w:space="0" w:color="000000"/>
+                <w:top w:val="none" w:sz="0" w:space="0" w:color="000000"/>
+                <w:left w:val="none" w:sz="0" w:space="0" w:color="000000"/>
+                <w:right w:val="none" w:sz="0" w:space="0" w:color="000000"/>
+              </w:pBdr>
+              <w:spacing w:after="100" w:before="100" w:line="240"/>
+              <w:ind w:left="100" w:right="100" w:firstLine="0" w:firstLineChars="0"/>
+              <w:rPr>
+                <w:rFonts w:ascii="Helvetica" w:hAnsi="Helvetica" w:eastAsia="Helvetica" w:cs="Helvetica"/>
+                <w:i w:val="false"/>
+                <w:b w:val="false"/>
+                <w:u w:val="none"/>
+                <w:sz w:val="22"/>
+                <w:szCs w:val="22"/>
+                <w:color w:val="000000"/>
+              </w:rPr>
+            </w:pPr>
+            <w:r>
+              <w:rPr>
+                <w:rFonts w:ascii="Helvetica" w:hAnsi="Helvetica" w:eastAsia="Helvetica" w:cs="Helvetica"/>
+                <w:i w:val="false"/>
+                <w:b w:val="false"/>
+                <w:u w:val="none"/>
+                <w:sz w:val="22"/>
+                <w:szCs w:val="22"/>
+                <w:color w:val="000000"/>
+              </w:rPr>
+              <w:t xml:space="preserve">0.920</w:t>
             </w:r>
           </w:p>
         </w:tc>
@@ -10280,113 +10280,113 @@
                 <w:szCs w:val="22"/>
                 <w:color w:val="000000"/>
               </w:rPr>
-              <w:t xml:space="preserve">1.19</w:t>
-            </w:r>
-          </w:p>
-        </w:tc>
-        <w:tc>
-          <w:tcPr>
-            <w:tcBorders>
-              <w:bottom w:val="none" w:sz="0" w:space="0" w:color="000000"/>
-              <w:top w:val="none" w:sz="0" w:space="0" w:color="000000"/>
-              <w:left w:val="none" w:sz="0" w:space="0" w:color="000000"/>
-              <w:right w:val="none" w:sz="0" w:space="0" w:color="000000"/>
-            </w:tcBorders>
-            <w:shd w:val="clear" w:color="auto" w:fill="FFFFFF"/>
-            <w:tcMar>
-              <w:top w:w="0" w:type="dxa"/>
-              <w:bottom w:w="0" w:type="dxa"/>
-              <w:left w:w="0" w:type="dxa"/>
-              <w:right w:w="0" w:type="dxa"/>
-            </w:tcMar>
-            <w:vAlign w:val="top"/>
-          </w:tcPr>
-          <w:p>
-            <w:pPr>
-              <w:pStyle w:val="Normal"/>
-              <w:jc w:val="center"/>
-              <w:pBdr>
-                <w:bottom w:val="none" w:sz="0" w:space="0" w:color="000000"/>
-                <w:top w:val="none" w:sz="0" w:space="0" w:color="000000"/>
-                <w:left w:val="none" w:sz="0" w:space="0" w:color="000000"/>
-                <w:right w:val="none" w:sz="0" w:space="0" w:color="000000"/>
-              </w:pBdr>
-              <w:spacing w:after="100" w:before="100" w:line="240"/>
-              <w:ind w:left="100" w:right="100" w:firstLine="0" w:firstLineChars="0"/>
-              <w:rPr>
-                <w:rFonts w:ascii="Helvetica" w:hAnsi="Helvetica" w:eastAsia="Helvetica" w:cs="Helvetica"/>
-                <w:i w:val="false"/>
-                <w:b w:val="false"/>
-                <w:u w:val="none"/>
-                <w:sz w:val="22"/>
-                <w:szCs w:val="22"/>
-                <w:color w:val="000000"/>
-              </w:rPr>
-            </w:pPr>
-            <w:r>
-              <w:rPr>
-                <w:rFonts w:ascii="Helvetica" w:hAnsi="Helvetica" w:eastAsia="Helvetica" w:cs="Helvetica"/>
-                <w:i w:val="false"/>
-                <w:b w:val="false"/>
-                <w:u w:val="none"/>
-                <w:sz w:val="22"/>
-                <w:szCs w:val="22"/>
-                <w:color w:val="000000"/>
-              </w:rPr>
-              <w:t xml:space="preserve">0.40, 3.56</w:t>
-            </w:r>
-          </w:p>
-        </w:tc>
-        <w:tc>
-          <w:tcPr>
-            <w:tcBorders>
-              <w:bottom w:val="none" w:sz="0" w:space="0" w:color="000000"/>
-              <w:top w:val="none" w:sz="0" w:space="0" w:color="000000"/>
-              <w:left w:val="none" w:sz="0" w:space="0" w:color="000000"/>
-              <w:right w:val="none" w:sz="0" w:space="0" w:color="000000"/>
-            </w:tcBorders>
-            <w:shd w:val="clear" w:color="auto" w:fill="FFFFFF"/>
-            <w:tcMar>
-              <w:top w:w="0" w:type="dxa"/>
-              <w:bottom w:w="0" w:type="dxa"/>
-              <w:left w:w="0" w:type="dxa"/>
-              <w:right w:w="0" w:type="dxa"/>
-            </w:tcMar>
-            <w:vAlign w:val="top"/>
-          </w:tcPr>
-          <w:p>
-            <w:pPr>
-              <w:pStyle w:val="Normal"/>
-              <w:jc w:val="center"/>
-              <w:pBdr>
-                <w:bottom w:val="none" w:sz="0" w:space="0" w:color="000000"/>
-                <w:top w:val="none" w:sz="0" w:space="0" w:color="000000"/>
-                <w:left w:val="none" w:sz="0" w:space="0" w:color="000000"/>
-                <w:right w:val="none" w:sz="0" w:space="0" w:color="000000"/>
-              </w:pBdr>
-              <w:spacing w:after="100" w:before="100" w:line="240"/>
-              <w:ind w:left="100" w:right="100" w:firstLine="0" w:firstLineChars="0"/>
-              <w:rPr>
-                <w:rFonts w:ascii="Helvetica" w:hAnsi="Helvetica" w:eastAsia="Helvetica" w:cs="Helvetica"/>
-                <w:i w:val="false"/>
-                <w:b w:val="false"/>
-                <w:u w:val="none"/>
-                <w:sz w:val="22"/>
-                <w:szCs w:val="22"/>
-                <w:color w:val="000000"/>
-              </w:rPr>
-            </w:pPr>
-            <w:r>
-              <w:rPr>
-                <w:rFonts w:ascii="Helvetica" w:hAnsi="Helvetica" w:eastAsia="Helvetica" w:cs="Helvetica"/>
-                <w:i w:val="false"/>
-                <w:b w:val="false"/>
-                <w:u w:val="none"/>
-                <w:sz w:val="22"/>
-                <w:szCs w:val="22"/>
-                <w:color w:val="000000"/>
-              </w:rPr>
-              <w:t xml:space="preserve">0.760</w:t>
+              <w:t xml:space="preserve">1.38</w:t>
+            </w:r>
+          </w:p>
+        </w:tc>
+        <w:tc>
+          <w:tcPr>
+            <w:tcBorders>
+              <w:bottom w:val="none" w:sz="0" w:space="0" w:color="000000"/>
+              <w:top w:val="none" w:sz="0" w:space="0" w:color="000000"/>
+              <w:left w:val="none" w:sz="0" w:space="0" w:color="000000"/>
+              <w:right w:val="none" w:sz="0" w:space="0" w:color="000000"/>
+            </w:tcBorders>
+            <w:shd w:val="clear" w:color="auto" w:fill="FFFFFF"/>
+            <w:tcMar>
+              <w:top w:w="0" w:type="dxa"/>
+              <w:bottom w:w="0" w:type="dxa"/>
+              <w:left w:w="0" w:type="dxa"/>
+              <w:right w:w="0" w:type="dxa"/>
+            </w:tcMar>
+            <w:vAlign w:val="top"/>
+          </w:tcPr>
+          <w:p>
+            <w:pPr>
+              <w:pStyle w:val="Normal"/>
+              <w:jc w:val="center"/>
+              <w:pBdr>
+                <w:bottom w:val="none" w:sz="0" w:space="0" w:color="000000"/>
+                <w:top w:val="none" w:sz="0" w:space="0" w:color="000000"/>
+                <w:left w:val="none" w:sz="0" w:space="0" w:color="000000"/>
+                <w:right w:val="none" w:sz="0" w:space="0" w:color="000000"/>
+              </w:pBdr>
+              <w:spacing w:after="100" w:before="100" w:line="240"/>
+              <w:ind w:left="100" w:right="100" w:firstLine="0" w:firstLineChars="0"/>
+              <w:rPr>
+                <w:rFonts w:ascii="Helvetica" w:hAnsi="Helvetica" w:eastAsia="Helvetica" w:cs="Helvetica"/>
+                <w:i w:val="false"/>
+                <w:b w:val="false"/>
+                <w:u w:val="none"/>
+                <w:sz w:val="22"/>
+                <w:szCs w:val="22"/>
+                <w:color w:val="000000"/>
+              </w:rPr>
+            </w:pPr>
+            <w:r>
+              <w:rPr>
+                <w:rFonts w:ascii="Helvetica" w:hAnsi="Helvetica" w:eastAsia="Helvetica" w:cs="Helvetica"/>
+                <w:i w:val="false"/>
+                <w:b w:val="false"/>
+                <w:u w:val="none"/>
+                <w:sz w:val="22"/>
+                <w:szCs w:val="22"/>
+                <w:color w:val="000000"/>
+              </w:rPr>
+              <w:t xml:space="preserve">0.42, 4.57</w:t>
+            </w:r>
+          </w:p>
+        </w:tc>
+        <w:tc>
+          <w:tcPr>
+            <w:tcBorders>
+              <w:bottom w:val="none" w:sz="0" w:space="0" w:color="000000"/>
+              <w:top w:val="none" w:sz="0" w:space="0" w:color="000000"/>
+              <w:left w:val="none" w:sz="0" w:space="0" w:color="000000"/>
+              <w:right w:val="none" w:sz="0" w:space="0" w:color="000000"/>
+            </w:tcBorders>
+            <w:shd w:val="clear" w:color="auto" w:fill="FFFFFF"/>
+            <w:tcMar>
+              <w:top w:w="0" w:type="dxa"/>
+              <w:bottom w:w="0" w:type="dxa"/>
+              <w:left w:w="0" w:type="dxa"/>
+              <w:right w:w="0" w:type="dxa"/>
+            </w:tcMar>
+            <w:vAlign w:val="top"/>
+          </w:tcPr>
+          <w:p>
+            <w:pPr>
+              <w:pStyle w:val="Normal"/>
+              <w:jc w:val="center"/>
+              <w:pBdr>
+                <w:bottom w:val="none" w:sz="0" w:space="0" w:color="000000"/>
+                <w:top w:val="none" w:sz="0" w:space="0" w:color="000000"/>
+                <w:left w:val="none" w:sz="0" w:space="0" w:color="000000"/>
+                <w:right w:val="none" w:sz="0" w:space="0" w:color="000000"/>
+              </w:pBdr>
+              <w:spacing w:after="100" w:before="100" w:line="240"/>
+              <w:ind w:left="100" w:right="100" w:firstLine="0" w:firstLineChars="0"/>
+              <w:rPr>
+                <w:rFonts w:ascii="Helvetica" w:hAnsi="Helvetica" w:eastAsia="Helvetica" w:cs="Helvetica"/>
+                <w:i w:val="false"/>
+                <w:b w:val="false"/>
+                <w:u w:val="none"/>
+                <w:sz w:val="22"/>
+                <w:szCs w:val="22"/>
+                <w:color w:val="000000"/>
+              </w:rPr>
+            </w:pPr>
+            <w:r>
+              <w:rPr>
+                <w:rFonts w:ascii="Helvetica" w:hAnsi="Helvetica" w:eastAsia="Helvetica" w:cs="Helvetica"/>
+                <w:i w:val="false"/>
+                <w:b w:val="false"/>
+                <w:u w:val="none"/>
+                <w:sz w:val="22"/>
+                <w:szCs w:val="22"/>
+                <w:color w:val="000000"/>
+              </w:rPr>
+              <w:t xml:space="preserve">0.600</w:t>
             </w:r>
           </w:p>
         </w:tc>
@@ -10498,378 +10498,378 @@
                 <w:szCs w:val="22"/>
                 <w:color w:val="000000"/>
               </w:rPr>
-              <w:t xml:space="preserve">190</w:t>
-            </w:r>
-          </w:p>
-        </w:tc>
-        <w:tc>
-          <w:tcPr>
-            <w:tcBorders>
-              <w:bottom w:val="none" w:sz="0" w:space="0" w:color="000000"/>
-              <w:top w:val="none" w:sz="0" w:space="0" w:color="000000"/>
-              <w:left w:val="none" w:sz="0" w:space="0" w:color="000000"/>
-              <w:right w:val="none" w:sz="0" w:space="0" w:color="000000"/>
-            </w:tcBorders>
-            <w:shd w:val="clear" w:color="auto" w:fill="FFFFFF"/>
-            <w:tcMar>
-              <w:top w:w="0" w:type="dxa"/>
-              <w:bottom w:w="0" w:type="dxa"/>
-              <w:left w:w="0" w:type="dxa"/>
-              <w:right w:w="0" w:type="dxa"/>
-            </w:tcMar>
-            <w:vAlign w:val="top"/>
-          </w:tcPr>
-          <w:p>
-            <w:pPr>
-              <w:pStyle w:val="Normal"/>
-              <w:jc w:val="center"/>
-              <w:pBdr>
-                <w:bottom w:val="none" w:sz="0" w:space="0" w:color="000000"/>
-                <w:top w:val="none" w:sz="0" w:space="0" w:color="000000"/>
-                <w:left w:val="none" w:sz="0" w:space="0" w:color="000000"/>
-                <w:right w:val="none" w:sz="0" w:space="0" w:color="000000"/>
-              </w:pBdr>
-              <w:spacing w:after="100" w:before="100" w:line="240"/>
-              <w:ind w:left="100" w:right="100" w:firstLine="0" w:firstLineChars="0"/>
-              <w:rPr>
-                <w:rFonts w:ascii="Helvetica" w:hAnsi="Helvetica" w:eastAsia="Helvetica" w:cs="Helvetica"/>
-                <w:i w:val="false"/>
-                <w:b w:val="false"/>
-                <w:u w:val="none"/>
-                <w:sz w:val="22"/>
-                <w:szCs w:val="22"/>
-                <w:color w:val="000000"/>
-              </w:rPr>
-            </w:pPr>
-            <w:r>
-              <w:rPr>
-                <w:rFonts w:ascii="Helvetica" w:hAnsi="Helvetica" w:eastAsia="Helvetica" w:cs="Helvetica"/>
-                <w:i w:val="false"/>
-                <w:b w:val="false"/>
-                <w:u w:val="none"/>
-                <w:sz w:val="22"/>
-                <w:szCs w:val="22"/>
-                <w:color w:val="000000"/>
-              </w:rPr>
-              <w:t xml:space="preserve">0.73</w:t>
-            </w:r>
-          </w:p>
-        </w:tc>
-        <w:tc>
-          <w:tcPr>
-            <w:tcBorders>
-              <w:bottom w:val="none" w:sz="0" w:space="0" w:color="000000"/>
-              <w:top w:val="none" w:sz="0" w:space="0" w:color="000000"/>
-              <w:left w:val="none" w:sz="0" w:space="0" w:color="000000"/>
-              <w:right w:val="none" w:sz="0" w:space="0" w:color="000000"/>
-            </w:tcBorders>
-            <w:shd w:val="clear" w:color="auto" w:fill="FFFFFF"/>
-            <w:tcMar>
-              <w:top w:w="0" w:type="dxa"/>
-              <w:bottom w:w="0" w:type="dxa"/>
-              <w:left w:w="0" w:type="dxa"/>
-              <w:right w:w="0" w:type="dxa"/>
-            </w:tcMar>
-            <w:vAlign w:val="top"/>
-          </w:tcPr>
-          <w:p>
-            <w:pPr>
-              <w:pStyle w:val="Normal"/>
-              <w:jc w:val="center"/>
-              <w:pBdr>
-                <w:bottom w:val="none" w:sz="0" w:space="0" w:color="000000"/>
-                <w:top w:val="none" w:sz="0" w:space="0" w:color="000000"/>
-                <w:left w:val="none" w:sz="0" w:space="0" w:color="000000"/>
-                <w:right w:val="none" w:sz="0" w:space="0" w:color="000000"/>
-              </w:pBdr>
-              <w:spacing w:after="100" w:before="100" w:line="240"/>
-              <w:ind w:left="100" w:right="100" w:firstLine="0" w:firstLineChars="0"/>
-              <w:rPr>
-                <w:rFonts w:ascii="Helvetica" w:hAnsi="Helvetica" w:eastAsia="Helvetica" w:cs="Helvetica"/>
-                <w:i w:val="false"/>
-                <w:b w:val="false"/>
-                <w:u w:val="none"/>
-                <w:sz w:val="22"/>
-                <w:szCs w:val="22"/>
-                <w:color w:val="000000"/>
-              </w:rPr>
-            </w:pPr>
-            <w:r>
-              <w:rPr>
-                <w:rFonts w:ascii="Helvetica" w:hAnsi="Helvetica" w:eastAsia="Helvetica" w:cs="Helvetica"/>
-                <w:i w:val="false"/>
-                <w:b w:val="false"/>
-                <w:u w:val="none"/>
-                <w:sz w:val="22"/>
-                <w:szCs w:val="22"/>
-                <w:color w:val="000000"/>
-              </w:rPr>
-              <w:t xml:space="preserve">0.47, 1.14</w:t>
-            </w:r>
-          </w:p>
-        </w:tc>
-        <w:tc>
-          <w:tcPr>
-            <w:tcBorders>
-              <w:bottom w:val="none" w:sz="0" w:space="0" w:color="000000"/>
-              <w:top w:val="none" w:sz="0" w:space="0" w:color="000000"/>
-              <w:left w:val="none" w:sz="0" w:space="0" w:color="000000"/>
-              <w:right w:val="none" w:sz="0" w:space="0" w:color="000000"/>
-            </w:tcBorders>
-            <w:shd w:val="clear" w:color="auto" w:fill="FFFFFF"/>
-            <w:tcMar>
-              <w:top w:w="0" w:type="dxa"/>
-              <w:bottom w:w="0" w:type="dxa"/>
-              <w:left w:w="0" w:type="dxa"/>
-              <w:right w:w="0" w:type="dxa"/>
-            </w:tcMar>
-            <w:vAlign w:val="top"/>
-          </w:tcPr>
-          <w:p>
-            <w:pPr>
-              <w:pStyle w:val="Normal"/>
-              <w:jc w:val="center"/>
-              <w:pBdr>
-                <w:bottom w:val="none" w:sz="0" w:space="0" w:color="000000"/>
-                <w:top w:val="none" w:sz="0" w:space="0" w:color="000000"/>
-                <w:left w:val="none" w:sz="0" w:space="0" w:color="000000"/>
-                <w:right w:val="none" w:sz="0" w:space="0" w:color="000000"/>
-              </w:pBdr>
-              <w:spacing w:after="100" w:before="100" w:line="240"/>
-              <w:ind w:left="100" w:right="100" w:firstLine="0" w:firstLineChars="0"/>
-              <w:rPr>
-                <w:rFonts w:ascii="Helvetica" w:hAnsi="Helvetica" w:eastAsia="Helvetica" w:cs="Helvetica"/>
-                <w:i w:val="false"/>
-                <w:b w:val="false"/>
-                <w:u w:val="none"/>
-                <w:sz w:val="22"/>
-                <w:szCs w:val="22"/>
-                <w:color w:val="000000"/>
-              </w:rPr>
-            </w:pPr>
-            <w:r>
-              <w:rPr>
-                <w:rFonts w:ascii="Helvetica" w:hAnsi="Helvetica" w:eastAsia="Helvetica" w:cs="Helvetica"/>
-                <w:i w:val="false"/>
-                <w:b w:val="false"/>
-                <w:u w:val="none"/>
-                <w:sz w:val="22"/>
-                <w:szCs w:val="22"/>
-                <w:color w:val="000000"/>
-              </w:rPr>
-              <w:t xml:space="preserve">0.160</w:t>
-            </w:r>
-          </w:p>
-        </w:tc>
-        <w:tc>
-          <w:tcPr>
-            <w:tcBorders>
-              <w:bottom w:val="none" w:sz="0" w:space="0" w:color="000000"/>
-              <w:top w:val="none" w:sz="0" w:space="0" w:color="000000"/>
-              <w:left w:val="none" w:sz="0" w:space="0" w:color="000000"/>
-              <w:right w:val="none" w:sz="0" w:space="0" w:color="000000"/>
-            </w:tcBorders>
-            <w:shd w:val="clear" w:color="auto" w:fill="FFFFFF"/>
-            <w:tcMar>
-              <w:top w:w="0" w:type="dxa"/>
-              <w:bottom w:w="0" w:type="dxa"/>
-              <w:left w:w="0" w:type="dxa"/>
-              <w:right w:w="0" w:type="dxa"/>
-            </w:tcMar>
-            <w:vAlign w:val="top"/>
-          </w:tcPr>
-          <w:p>
-            <w:pPr>
-              <w:pStyle w:val="Normal"/>
-              <w:jc w:val="center"/>
-              <w:pBdr>
-                <w:bottom w:val="none" w:sz="0" w:space="0" w:color="000000"/>
-                <w:top w:val="none" w:sz="0" w:space="0" w:color="000000"/>
-                <w:left w:val="none" w:sz="0" w:space="0" w:color="000000"/>
-                <w:right w:val="none" w:sz="0" w:space="0" w:color="000000"/>
-              </w:pBdr>
-              <w:spacing w:after="100" w:before="100" w:line="240"/>
-              <w:ind w:left="100" w:right="100" w:firstLine="0" w:firstLineChars="0"/>
-              <w:rPr>
-                <w:rFonts w:ascii="Helvetica" w:hAnsi="Helvetica" w:eastAsia="Helvetica" w:cs="Helvetica"/>
-                <w:i w:val="false"/>
-                <w:b w:val="false"/>
-                <w:u w:val="none"/>
-                <w:sz w:val="22"/>
-                <w:szCs w:val="22"/>
-                <w:color w:val="000000"/>
-              </w:rPr>
-            </w:pPr>
-            <w:r>
-              <w:rPr>
-                <w:rFonts w:ascii="Helvetica" w:hAnsi="Helvetica" w:eastAsia="Helvetica" w:cs="Helvetica"/>
-                <w:i w:val="false"/>
-                <w:b w:val="false"/>
-                <w:u w:val="none"/>
-                <w:sz w:val="22"/>
-                <w:szCs w:val="22"/>
-                <w:color w:val="000000"/>
-              </w:rPr>
-              <w:t xml:space="preserve">190</w:t>
-            </w:r>
-          </w:p>
-        </w:tc>
-        <w:tc>
-          <w:tcPr>
-            <w:tcBorders>
-              <w:bottom w:val="none" w:sz="0" w:space="0" w:color="000000"/>
-              <w:top w:val="none" w:sz="0" w:space="0" w:color="000000"/>
-              <w:left w:val="none" w:sz="0" w:space="0" w:color="000000"/>
-              <w:right w:val="none" w:sz="0" w:space="0" w:color="000000"/>
-            </w:tcBorders>
-            <w:shd w:val="clear" w:color="auto" w:fill="FFFFFF"/>
-            <w:tcMar>
-              <w:top w:w="0" w:type="dxa"/>
-              <w:bottom w:w="0" w:type="dxa"/>
-              <w:left w:w="0" w:type="dxa"/>
-              <w:right w:w="0" w:type="dxa"/>
-            </w:tcMar>
-            <w:vAlign w:val="top"/>
-          </w:tcPr>
-          <w:p>
-            <w:pPr>
-              <w:pStyle w:val="Normal"/>
-              <w:jc w:val="center"/>
-              <w:pBdr>
-                <w:bottom w:val="none" w:sz="0" w:space="0" w:color="000000"/>
-                <w:top w:val="none" w:sz="0" w:space="0" w:color="000000"/>
-                <w:left w:val="none" w:sz="0" w:space="0" w:color="000000"/>
-                <w:right w:val="none" w:sz="0" w:space="0" w:color="000000"/>
-              </w:pBdr>
-              <w:spacing w:after="100" w:before="100" w:line="240"/>
-              <w:ind w:left="100" w:right="100" w:firstLine="0" w:firstLineChars="0"/>
-              <w:rPr>
-                <w:rFonts w:ascii="Helvetica" w:hAnsi="Helvetica" w:eastAsia="Helvetica" w:cs="Helvetica"/>
-                <w:i w:val="false"/>
-                <w:b w:val="false"/>
-                <w:u w:val="none"/>
-                <w:sz w:val="22"/>
-                <w:szCs w:val="22"/>
-                <w:color w:val="000000"/>
-              </w:rPr>
-            </w:pPr>
-            <w:r>
-              <w:rPr>
-                <w:rFonts w:ascii="Helvetica" w:hAnsi="Helvetica" w:eastAsia="Helvetica" w:cs="Helvetica"/>
-                <w:i w:val="false"/>
-                <w:b w:val="false"/>
-                <w:u w:val="none"/>
-                <w:sz w:val="22"/>
-                <w:szCs w:val="22"/>
-                <w:color w:val="000000"/>
-              </w:rPr>
-              <w:t xml:space="preserve">0.63</w:t>
-            </w:r>
-          </w:p>
-        </w:tc>
-        <w:tc>
-          <w:tcPr>
-            <w:tcBorders>
-              <w:bottom w:val="none" w:sz="0" w:space="0" w:color="000000"/>
-              <w:top w:val="none" w:sz="0" w:space="0" w:color="000000"/>
-              <w:left w:val="none" w:sz="0" w:space="0" w:color="000000"/>
-              <w:right w:val="none" w:sz="0" w:space="0" w:color="000000"/>
-            </w:tcBorders>
-            <w:shd w:val="clear" w:color="auto" w:fill="FFFFFF"/>
-            <w:tcMar>
-              <w:top w:w="0" w:type="dxa"/>
-              <w:bottom w:w="0" w:type="dxa"/>
-              <w:left w:w="0" w:type="dxa"/>
-              <w:right w:w="0" w:type="dxa"/>
-            </w:tcMar>
-            <w:vAlign w:val="top"/>
-          </w:tcPr>
-          <w:p>
-            <w:pPr>
-              <w:pStyle w:val="Normal"/>
-              <w:jc w:val="center"/>
-              <w:pBdr>
-                <w:bottom w:val="none" w:sz="0" w:space="0" w:color="000000"/>
-                <w:top w:val="none" w:sz="0" w:space="0" w:color="000000"/>
-                <w:left w:val="none" w:sz="0" w:space="0" w:color="000000"/>
-                <w:right w:val="none" w:sz="0" w:space="0" w:color="000000"/>
-              </w:pBdr>
-              <w:spacing w:after="100" w:before="100" w:line="240"/>
-              <w:ind w:left="100" w:right="100" w:firstLine="0" w:firstLineChars="0"/>
-              <w:rPr>
-                <w:rFonts w:ascii="Helvetica" w:hAnsi="Helvetica" w:eastAsia="Helvetica" w:cs="Helvetica"/>
-                <w:i w:val="false"/>
-                <w:b w:val="false"/>
-                <w:u w:val="none"/>
-                <w:sz w:val="22"/>
-                <w:szCs w:val="22"/>
-                <w:color w:val="000000"/>
-              </w:rPr>
-            </w:pPr>
-            <w:r>
-              <w:rPr>
-                <w:rFonts w:ascii="Helvetica" w:hAnsi="Helvetica" w:eastAsia="Helvetica" w:cs="Helvetica"/>
-                <w:i w:val="false"/>
-                <w:b w:val="false"/>
-                <w:u w:val="none"/>
-                <w:sz w:val="22"/>
-                <w:szCs w:val="22"/>
-                <w:color w:val="000000"/>
-              </w:rPr>
-              <w:t xml:space="preserve">0.32, 1.23</w:t>
-            </w:r>
-          </w:p>
-        </w:tc>
-        <w:tc>
-          <w:tcPr>
-            <w:tcBorders>
-              <w:bottom w:val="none" w:sz="0" w:space="0" w:color="000000"/>
-              <w:top w:val="none" w:sz="0" w:space="0" w:color="000000"/>
-              <w:left w:val="none" w:sz="0" w:space="0" w:color="000000"/>
-              <w:right w:val="none" w:sz="0" w:space="0" w:color="000000"/>
-            </w:tcBorders>
-            <w:shd w:val="clear" w:color="auto" w:fill="FFFFFF"/>
-            <w:tcMar>
-              <w:top w:w="0" w:type="dxa"/>
-              <w:bottom w:w="0" w:type="dxa"/>
-              <w:left w:w="0" w:type="dxa"/>
-              <w:right w:w="0" w:type="dxa"/>
-            </w:tcMar>
-            <w:vAlign w:val="top"/>
-          </w:tcPr>
-          <w:p>
-            <w:pPr>
-              <w:pStyle w:val="Normal"/>
-              <w:jc w:val="center"/>
-              <w:pBdr>
-                <w:bottom w:val="none" w:sz="0" w:space="0" w:color="000000"/>
-                <w:top w:val="none" w:sz="0" w:space="0" w:color="000000"/>
-                <w:left w:val="none" w:sz="0" w:space="0" w:color="000000"/>
-                <w:right w:val="none" w:sz="0" w:space="0" w:color="000000"/>
-              </w:pBdr>
-              <w:spacing w:after="100" w:before="100" w:line="240"/>
-              <w:ind w:left="100" w:right="100" w:firstLine="0" w:firstLineChars="0"/>
-              <w:rPr>
-                <w:rFonts w:ascii="Helvetica" w:hAnsi="Helvetica" w:eastAsia="Helvetica" w:cs="Helvetica"/>
-                <w:i w:val="false"/>
-                <w:b w:val="false"/>
-                <w:u w:val="none"/>
-                <w:sz w:val="22"/>
-                <w:szCs w:val="22"/>
-                <w:color w:val="000000"/>
-              </w:rPr>
-            </w:pPr>
-            <w:r>
-              <w:rPr>
-                <w:rFonts w:ascii="Helvetica" w:hAnsi="Helvetica" w:eastAsia="Helvetica" w:cs="Helvetica"/>
-                <w:i w:val="false"/>
-                <w:b w:val="false"/>
-                <w:u w:val="none"/>
-                <w:sz w:val="22"/>
-                <w:szCs w:val="22"/>
-                <w:color w:val="000000"/>
-              </w:rPr>
-              <w:t xml:space="preserve">0.180</w:t>
+              <w:t xml:space="preserve">189</w:t>
+            </w:r>
+          </w:p>
+        </w:tc>
+        <w:tc>
+          <w:tcPr>
+            <w:tcBorders>
+              <w:bottom w:val="none" w:sz="0" w:space="0" w:color="000000"/>
+              <w:top w:val="none" w:sz="0" w:space="0" w:color="000000"/>
+              <w:left w:val="none" w:sz="0" w:space="0" w:color="000000"/>
+              <w:right w:val="none" w:sz="0" w:space="0" w:color="000000"/>
+            </w:tcBorders>
+            <w:shd w:val="clear" w:color="auto" w:fill="FFFFFF"/>
+            <w:tcMar>
+              <w:top w:w="0" w:type="dxa"/>
+              <w:bottom w:w="0" w:type="dxa"/>
+              <w:left w:w="0" w:type="dxa"/>
+              <w:right w:w="0" w:type="dxa"/>
+            </w:tcMar>
+            <w:vAlign w:val="top"/>
+          </w:tcPr>
+          <w:p>
+            <w:pPr>
+              <w:pStyle w:val="Normal"/>
+              <w:jc w:val="center"/>
+              <w:pBdr>
+                <w:bottom w:val="none" w:sz="0" w:space="0" w:color="000000"/>
+                <w:top w:val="none" w:sz="0" w:space="0" w:color="000000"/>
+                <w:left w:val="none" w:sz="0" w:space="0" w:color="000000"/>
+                <w:right w:val="none" w:sz="0" w:space="0" w:color="000000"/>
+              </w:pBdr>
+              <w:spacing w:after="100" w:before="100" w:line="240"/>
+              <w:ind w:left="100" w:right="100" w:firstLine="0" w:firstLineChars="0"/>
+              <w:rPr>
+                <w:rFonts w:ascii="Helvetica" w:hAnsi="Helvetica" w:eastAsia="Helvetica" w:cs="Helvetica"/>
+                <w:i w:val="false"/>
+                <w:b w:val="false"/>
+                <w:u w:val="none"/>
+                <w:sz w:val="22"/>
+                <w:szCs w:val="22"/>
+                <w:color w:val="000000"/>
+              </w:rPr>
+            </w:pPr>
+            <w:r>
+              <w:rPr>
+                <w:rFonts w:ascii="Helvetica" w:hAnsi="Helvetica" w:eastAsia="Helvetica" w:cs="Helvetica"/>
+                <w:i w:val="false"/>
+                <w:b w:val="false"/>
+                <w:u w:val="none"/>
+                <w:sz w:val="22"/>
+                <w:szCs w:val="22"/>
+                <w:color w:val="000000"/>
+              </w:rPr>
+              <w:t xml:space="preserve">0.75</w:t>
+            </w:r>
+          </w:p>
+        </w:tc>
+        <w:tc>
+          <w:tcPr>
+            <w:tcBorders>
+              <w:bottom w:val="none" w:sz="0" w:space="0" w:color="000000"/>
+              <w:top w:val="none" w:sz="0" w:space="0" w:color="000000"/>
+              <w:left w:val="none" w:sz="0" w:space="0" w:color="000000"/>
+              <w:right w:val="none" w:sz="0" w:space="0" w:color="000000"/>
+            </w:tcBorders>
+            <w:shd w:val="clear" w:color="auto" w:fill="FFFFFF"/>
+            <w:tcMar>
+              <w:top w:w="0" w:type="dxa"/>
+              <w:bottom w:w="0" w:type="dxa"/>
+              <w:left w:w="0" w:type="dxa"/>
+              <w:right w:w="0" w:type="dxa"/>
+            </w:tcMar>
+            <w:vAlign w:val="top"/>
+          </w:tcPr>
+          <w:p>
+            <w:pPr>
+              <w:pStyle w:val="Normal"/>
+              <w:jc w:val="center"/>
+              <w:pBdr>
+                <w:bottom w:val="none" w:sz="0" w:space="0" w:color="000000"/>
+                <w:top w:val="none" w:sz="0" w:space="0" w:color="000000"/>
+                <w:left w:val="none" w:sz="0" w:space="0" w:color="000000"/>
+                <w:right w:val="none" w:sz="0" w:space="0" w:color="000000"/>
+              </w:pBdr>
+              <w:spacing w:after="100" w:before="100" w:line="240"/>
+              <w:ind w:left="100" w:right="100" w:firstLine="0" w:firstLineChars="0"/>
+              <w:rPr>
+                <w:rFonts w:ascii="Helvetica" w:hAnsi="Helvetica" w:eastAsia="Helvetica" w:cs="Helvetica"/>
+                <w:i w:val="false"/>
+                <w:b w:val="false"/>
+                <w:u w:val="none"/>
+                <w:sz w:val="22"/>
+                <w:szCs w:val="22"/>
+                <w:color w:val="000000"/>
+              </w:rPr>
+            </w:pPr>
+            <w:r>
+              <w:rPr>
+                <w:rFonts w:ascii="Helvetica" w:hAnsi="Helvetica" w:eastAsia="Helvetica" w:cs="Helvetica"/>
+                <w:i w:val="false"/>
+                <w:b w:val="false"/>
+                <w:u w:val="none"/>
+                <w:sz w:val="22"/>
+                <w:szCs w:val="22"/>
+                <w:color w:val="000000"/>
+              </w:rPr>
+              <w:t xml:space="preserve">0.48, 1.17</w:t>
+            </w:r>
+          </w:p>
+        </w:tc>
+        <w:tc>
+          <w:tcPr>
+            <w:tcBorders>
+              <w:bottom w:val="none" w:sz="0" w:space="0" w:color="000000"/>
+              <w:top w:val="none" w:sz="0" w:space="0" w:color="000000"/>
+              <w:left w:val="none" w:sz="0" w:space="0" w:color="000000"/>
+              <w:right w:val="none" w:sz="0" w:space="0" w:color="000000"/>
+            </w:tcBorders>
+            <w:shd w:val="clear" w:color="auto" w:fill="FFFFFF"/>
+            <w:tcMar>
+              <w:top w:w="0" w:type="dxa"/>
+              <w:bottom w:w="0" w:type="dxa"/>
+              <w:left w:w="0" w:type="dxa"/>
+              <w:right w:w="0" w:type="dxa"/>
+            </w:tcMar>
+            <w:vAlign w:val="top"/>
+          </w:tcPr>
+          <w:p>
+            <w:pPr>
+              <w:pStyle w:val="Normal"/>
+              <w:jc w:val="center"/>
+              <w:pBdr>
+                <w:bottom w:val="none" w:sz="0" w:space="0" w:color="000000"/>
+                <w:top w:val="none" w:sz="0" w:space="0" w:color="000000"/>
+                <w:left w:val="none" w:sz="0" w:space="0" w:color="000000"/>
+                <w:right w:val="none" w:sz="0" w:space="0" w:color="000000"/>
+              </w:pBdr>
+              <w:spacing w:after="100" w:before="100" w:line="240"/>
+              <w:ind w:left="100" w:right="100" w:firstLine="0" w:firstLineChars="0"/>
+              <w:rPr>
+                <w:rFonts w:ascii="Helvetica" w:hAnsi="Helvetica" w:eastAsia="Helvetica" w:cs="Helvetica"/>
+                <w:i w:val="false"/>
+                <w:b w:val="false"/>
+                <w:u w:val="none"/>
+                <w:sz w:val="22"/>
+                <w:szCs w:val="22"/>
+                <w:color w:val="000000"/>
+              </w:rPr>
+            </w:pPr>
+            <w:r>
+              <w:rPr>
+                <w:rFonts w:ascii="Helvetica" w:hAnsi="Helvetica" w:eastAsia="Helvetica" w:cs="Helvetica"/>
+                <w:i w:val="false"/>
+                <w:b w:val="false"/>
+                <w:u w:val="none"/>
+                <w:sz w:val="22"/>
+                <w:szCs w:val="22"/>
+                <w:color w:val="000000"/>
+              </w:rPr>
+              <w:t xml:space="preserve">0.200</w:t>
+            </w:r>
+          </w:p>
+        </w:tc>
+        <w:tc>
+          <w:tcPr>
+            <w:tcBorders>
+              <w:bottom w:val="none" w:sz="0" w:space="0" w:color="000000"/>
+              <w:top w:val="none" w:sz="0" w:space="0" w:color="000000"/>
+              <w:left w:val="none" w:sz="0" w:space="0" w:color="000000"/>
+              <w:right w:val="none" w:sz="0" w:space="0" w:color="000000"/>
+            </w:tcBorders>
+            <w:shd w:val="clear" w:color="auto" w:fill="FFFFFF"/>
+            <w:tcMar>
+              <w:top w:w="0" w:type="dxa"/>
+              <w:bottom w:w="0" w:type="dxa"/>
+              <w:left w:w="0" w:type="dxa"/>
+              <w:right w:w="0" w:type="dxa"/>
+            </w:tcMar>
+            <w:vAlign w:val="top"/>
+          </w:tcPr>
+          <w:p>
+            <w:pPr>
+              <w:pStyle w:val="Normal"/>
+              <w:jc w:val="center"/>
+              <w:pBdr>
+                <w:bottom w:val="none" w:sz="0" w:space="0" w:color="000000"/>
+                <w:top w:val="none" w:sz="0" w:space="0" w:color="000000"/>
+                <w:left w:val="none" w:sz="0" w:space="0" w:color="000000"/>
+                <w:right w:val="none" w:sz="0" w:space="0" w:color="000000"/>
+              </w:pBdr>
+              <w:spacing w:after="100" w:before="100" w:line="240"/>
+              <w:ind w:left="100" w:right="100" w:firstLine="0" w:firstLineChars="0"/>
+              <w:rPr>
+                <w:rFonts w:ascii="Helvetica" w:hAnsi="Helvetica" w:eastAsia="Helvetica" w:cs="Helvetica"/>
+                <w:i w:val="false"/>
+                <w:b w:val="false"/>
+                <w:u w:val="none"/>
+                <w:sz w:val="22"/>
+                <w:szCs w:val="22"/>
+                <w:color w:val="000000"/>
+              </w:rPr>
+            </w:pPr>
+            <w:r>
+              <w:rPr>
+                <w:rFonts w:ascii="Helvetica" w:hAnsi="Helvetica" w:eastAsia="Helvetica" w:cs="Helvetica"/>
+                <w:i w:val="false"/>
+                <w:b w:val="false"/>
+                <w:u w:val="none"/>
+                <w:sz w:val="22"/>
+                <w:szCs w:val="22"/>
+                <w:color w:val="000000"/>
+              </w:rPr>
+              <w:t xml:space="preserve">189</w:t>
+            </w:r>
+          </w:p>
+        </w:tc>
+        <w:tc>
+          <w:tcPr>
+            <w:tcBorders>
+              <w:bottom w:val="none" w:sz="0" w:space="0" w:color="000000"/>
+              <w:top w:val="none" w:sz="0" w:space="0" w:color="000000"/>
+              <w:left w:val="none" w:sz="0" w:space="0" w:color="000000"/>
+              <w:right w:val="none" w:sz="0" w:space="0" w:color="000000"/>
+            </w:tcBorders>
+            <w:shd w:val="clear" w:color="auto" w:fill="FFFFFF"/>
+            <w:tcMar>
+              <w:top w:w="0" w:type="dxa"/>
+              <w:bottom w:w="0" w:type="dxa"/>
+              <w:left w:w="0" w:type="dxa"/>
+              <w:right w:w="0" w:type="dxa"/>
+            </w:tcMar>
+            <w:vAlign w:val="top"/>
+          </w:tcPr>
+          <w:p>
+            <w:pPr>
+              <w:pStyle w:val="Normal"/>
+              <w:jc w:val="center"/>
+              <w:pBdr>
+                <w:bottom w:val="none" w:sz="0" w:space="0" w:color="000000"/>
+                <w:top w:val="none" w:sz="0" w:space="0" w:color="000000"/>
+                <w:left w:val="none" w:sz="0" w:space="0" w:color="000000"/>
+                <w:right w:val="none" w:sz="0" w:space="0" w:color="000000"/>
+              </w:pBdr>
+              <w:spacing w:after="100" w:before="100" w:line="240"/>
+              <w:ind w:left="100" w:right="100" w:firstLine="0" w:firstLineChars="0"/>
+              <w:rPr>
+                <w:rFonts w:ascii="Helvetica" w:hAnsi="Helvetica" w:eastAsia="Helvetica" w:cs="Helvetica"/>
+                <w:i w:val="false"/>
+                <w:b w:val="false"/>
+                <w:u w:val="none"/>
+                <w:sz w:val="22"/>
+                <w:szCs w:val="22"/>
+                <w:color w:val="000000"/>
+              </w:rPr>
+            </w:pPr>
+            <w:r>
+              <w:rPr>
+                <w:rFonts w:ascii="Helvetica" w:hAnsi="Helvetica" w:eastAsia="Helvetica" w:cs="Helvetica"/>
+                <w:i w:val="false"/>
+                <w:b w:val="false"/>
+                <w:u w:val="none"/>
+                <w:sz w:val="22"/>
+                <w:szCs w:val="22"/>
+                <w:color w:val="000000"/>
+              </w:rPr>
+              <w:t xml:space="preserve">0.64</w:t>
+            </w:r>
+          </w:p>
+        </w:tc>
+        <w:tc>
+          <w:tcPr>
+            <w:tcBorders>
+              <w:bottom w:val="none" w:sz="0" w:space="0" w:color="000000"/>
+              <w:top w:val="none" w:sz="0" w:space="0" w:color="000000"/>
+              <w:left w:val="none" w:sz="0" w:space="0" w:color="000000"/>
+              <w:right w:val="none" w:sz="0" w:space="0" w:color="000000"/>
+            </w:tcBorders>
+            <w:shd w:val="clear" w:color="auto" w:fill="FFFFFF"/>
+            <w:tcMar>
+              <w:top w:w="0" w:type="dxa"/>
+              <w:bottom w:w="0" w:type="dxa"/>
+              <w:left w:w="0" w:type="dxa"/>
+              <w:right w:w="0" w:type="dxa"/>
+            </w:tcMar>
+            <w:vAlign w:val="top"/>
+          </w:tcPr>
+          <w:p>
+            <w:pPr>
+              <w:pStyle w:val="Normal"/>
+              <w:jc w:val="center"/>
+              <w:pBdr>
+                <w:bottom w:val="none" w:sz="0" w:space="0" w:color="000000"/>
+                <w:top w:val="none" w:sz="0" w:space="0" w:color="000000"/>
+                <w:left w:val="none" w:sz="0" w:space="0" w:color="000000"/>
+                <w:right w:val="none" w:sz="0" w:space="0" w:color="000000"/>
+              </w:pBdr>
+              <w:spacing w:after="100" w:before="100" w:line="240"/>
+              <w:ind w:left="100" w:right="100" w:firstLine="0" w:firstLineChars="0"/>
+              <w:rPr>
+                <w:rFonts w:ascii="Helvetica" w:hAnsi="Helvetica" w:eastAsia="Helvetica" w:cs="Helvetica"/>
+                <w:i w:val="false"/>
+                <w:b w:val="false"/>
+                <w:u w:val="none"/>
+                <w:sz w:val="22"/>
+                <w:szCs w:val="22"/>
+                <w:color w:val="000000"/>
+              </w:rPr>
+            </w:pPr>
+            <w:r>
+              <w:rPr>
+                <w:rFonts w:ascii="Helvetica" w:hAnsi="Helvetica" w:eastAsia="Helvetica" w:cs="Helvetica"/>
+                <w:i w:val="false"/>
+                <w:b w:val="false"/>
+                <w:u w:val="none"/>
+                <w:sz w:val="22"/>
+                <w:szCs w:val="22"/>
+                <w:color w:val="000000"/>
+              </w:rPr>
+              <w:t xml:space="preserve">0.32, 1.26</w:t>
+            </w:r>
+          </w:p>
+        </w:tc>
+        <w:tc>
+          <w:tcPr>
+            <w:tcBorders>
+              <w:bottom w:val="none" w:sz="0" w:space="0" w:color="000000"/>
+              <w:top w:val="none" w:sz="0" w:space="0" w:color="000000"/>
+              <w:left w:val="none" w:sz="0" w:space="0" w:color="000000"/>
+              <w:right w:val="none" w:sz="0" w:space="0" w:color="000000"/>
+            </w:tcBorders>
+            <w:shd w:val="clear" w:color="auto" w:fill="FFFFFF"/>
+            <w:tcMar>
+              <w:top w:w="0" w:type="dxa"/>
+              <w:bottom w:w="0" w:type="dxa"/>
+              <w:left w:w="0" w:type="dxa"/>
+              <w:right w:w="0" w:type="dxa"/>
+            </w:tcMar>
+            <w:vAlign w:val="top"/>
+          </w:tcPr>
+          <w:p>
+            <w:pPr>
+              <w:pStyle w:val="Normal"/>
+              <w:jc w:val="center"/>
+              <w:pBdr>
+                <w:bottom w:val="none" w:sz="0" w:space="0" w:color="000000"/>
+                <w:top w:val="none" w:sz="0" w:space="0" w:color="000000"/>
+                <w:left w:val="none" w:sz="0" w:space="0" w:color="000000"/>
+                <w:right w:val="none" w:sz="0" w:space="0" w:color="000000"/>
+              </w:pBdr>
+              <w:spacing w:after="100" w:before="100" w:line="240"/>
+              <w:ind w:left="100" w:right="100" w:firstLine="0" w:firstLineChars="0"/>
+              <w:rPr>
+                <w:rFonts w:ascii="Helvetica" w:hAnsi="Helvetica" w:eastAsia="Helvetica" w:cs="Helvetica"/>
+                <w:i w:val="false"/>
+                <w:b w:val="false"/>
+                <w:u w:val="none"/>
+                <w:sz w:val="22"/>
+                <w:szCs w:val="22"/>
+                <w:color w:val="000000"/>
+              </w:rPr>
+            </w:pPr>
+            <w:r>
+              <w:rPr>
+                <w:rFonts w:ascii="Helvetica" w:hAnsi="Helvetica" w:eastAsia="Helvetica" w:cs="Helvetica"/>
+                <w:i w:val="false"/>
+                <w:b w:val="false"/>
+                <w:u w:val="none"/>
+                <w:sz w:val="22"/>
+                <w:szCs w:val="22"/>
+                <w:color w:val="000000"/>
+              </w:rPr>
+              <w:t xml:space="preserve">0.200</w:t>
             </w:r>
           </w:p>
         </w:tc>
@@ -10981,385 +10981,385 @@
                 <w:szCs w:val="22"/>
                 <w:color w:val="000000"/>
               </w:rPr>
-              <w:t xml:space="preserve">190</w:t>
-            </w:r>
-          </w:p>
-        </w:tc>
-        <w:tc>
-          <w:tcPr>
-            <w:tcBorders>
-              <w:bottom w:val="none" w:sz="0" w:space="0" w:color="000000"/>
-              <w:top w:val="none" w:sz="0" w:space="0" w:color="000000"/>
-              <w:left w:val="none" w:sz="0" w:space="0" w:color="000000"/>
-              <w:right w:val="none" w:sz="0" w:space="0" w:color="000000"/>
-            </w:tcBorders>
-            <w:shd w:val="clear" w:color="auto" w:fill="FFFFFF"/>
-            <w:tcMar>
-              <w:top w:w="0" w:type="dxa"/>
-              <w:bottom w:w="0" w:type="dxa"/>
-              <w:left w:w="0" w:type="dxa"/>
-              <w:right w:w="0" w:type="dxa"/>
-            </w:tcMar>
-            <w:vAlign w:val="top"/>
-          </w:tcPr>
-          <w:p>
-            <w:pPr>
-              <w:pStyle w:val="Normal"/>
-              <w:jc w:val="center"/>
-              <w:pBdr>
-                <w:bottom w:val="none" w:sz="0" w:space="0" w:color="000000"/>
-                <w:top w:val="none" w:sz="0" w:space="0" w:color="000000"/>
-                <w:left w:val="none" w:sz="0" w:space="0" w:color="000000"/>
-                <w:right w:val="none" w:sz="0" w:space="0" w:color="000000"/>
-              </w:pBdr>
-              <w:spacing w:after="100" w:before="100" w:line="240"/>
-              <w:ind w:left="100" w:right="100" w:firstLine="0" w:firstLineChars="0"/>
-              <w:rPr>
-                <w:rFonts w:ascii="Helvetica" w:hAnsi="Helvetica" w:eastAsia="Helvetica" w:cs="Helvetica"/>
-                <w:i w:val="false"/>
-                <w:b w:val="false"/>
-                <w:u w:val="none"/>
-                <w:sz w:val="22"/>
-                <w:szCs w:val="22"/>
-                <w:color w:val="000000"/>
-              </w:rPr>
-            </w:pPr>
-            <w:r>
-              <w:rPr>
-                <w:rFonts w:ascii="Helvetica" w:hAnsi="Helvetica" w:eastAsia="Helvetica" w:cs="Helvetica"/>
-                <w:i w:val="false"/>
-                <w:b w:val="false"/>
-                <w:u w:val="none"/>
-                <w:sz w:val="22"/>
-                <w:szCs w:val="22"/>
-                <w:color w:val="000000"/>
-              </w:rPr>
-              <w:t xml:space="preserve">1.11</w:t>
-            </w:r>
-          </w:p>
-        </w:tc>
-        <w:tc>
-          <w:tcPr>
-            <w:tcBorders>
-              <w:bottom w:val="none" w:sz="0" w:space="0" w:color="000000"/>
-              <w:top w:val="none" w:sz="0" w:space="0" w:color="000000"/>
-              <w:left w:val="none" w:sz="0" w:space="0" w:color="000000"/>
-              <w:right w:val="none" w:sz="0" w:space="0" w:color="000000"/>
-            </w:tcBorders>
-            <w:shd w:val="clear" w:color="auto" w:fill="FFFFFF"/>
-            <w:tcMar>
-              <w:top w:w="0" w:type="dxa"/>
-              <w:bottom w:w="0" w:type="dxa"/>
-              <w:left w:w="0" w:type="dxa"/>
-              <w:right w:w="0" w:type="dxa"/>
-            </w:tcMar>
-            <w:vAlign w:val="top"/>
-          </w:tcPr>
-          <w:p>
-            <w:pPr>
-              <w:pStyle w:val="Normal"/>
-              <w:jc w:val="center"/>
-              <w:pBdr>
-                <w:bottom w:val="none" w:sz="0" w:space="0" w:color="000000"/>
-                <w:top w:val="none" w:sz="0" w:space="0" w:color="000000"/>
-                <w:left w:val="none" w:sz="0" w:space="0" w:color="000000"/>
-                <w:right w:val="none" w:sz="0" w:space="0" w:color="000000"/>
-              </w:pBdr>
-              <w:spacing w:after="100" w:before="100" w:line="240"/>
-              <w:ind w:left="100" w:right="100" w:firstLine="0" w:firstLineChars="0"/>
-              <w:rPr>
-                <w:rFonts w:ascii="Helvetica" w:hAnsi="Helvetica" w:eastAsia="Helvetica" w:cs="Helvetica"/>
-                <w:i w:val="false"/>
-                <w:b w:val="false"/>
-                <w:u w:val="none"/>
-                <w:sz w:val="22"/>
-                <w:szCs w:val="22"/>
-                <w:color w:val="000000"/>
-              </w:rPr>
-            </w:pPr>
-            <w:r>
-              <w:rPr>
-                <w:rFonts w:ascii="Helvetica" w:hAnsi="Helvetica" w:eastAsia="Helvetica" w:cs="Helvetica"/>
-                <w:i w:val="false"/>
-                <w:b w:val="false"/>
-                <w:u w:val="none"/>
-                <w:sz w:val="22"/>
-                <w:szCs w:val="22"/>
-                <w:color w:val="000000"/>
-              </w:rPr>
-              <w:t xml:space="preserve">0.35, 3.49</w:t>
-            </w:r>
-          </w:p>
-        </w:tc>
-        <w:tc>
-          <w:tcPr>
-            <w:tcBorders>
-              <w:bottom w:val="none" w:sz="0" w:space="0" w:color="000000"/>
-              <w:top w:val="none" w:sz="0" w:space="0" w:color="000000"/>
-              <w:left w:val="none" w:sz="0" w:space="0" w:color="000000"/>
-              <w:right w:val="none" w:sz="0" w:space="0" w:color="000000"/>
-            </w:tcBorders>
-            <w:shd w:val="clear" w:color="auto" w:fill="FFFFFF"/>
-            <w:tcMar>
-              <w:top w:w="0" w:type="dxa"/>
-              <w:bottom w:w="0" w:type="dxa"/>
-              <w:left w:w="0" w:type="dxa"/>
-              <w:right w:w="0" w:type="dxa"/>
-            </w:tcMar>
-            <w:vAlign w:val="top"/>
-          </w:tcPr>
-          <w:p>
-            <w:pPr>
-              <w:pStyle w:val="Normal"/>
-              <w:jc w:val="center"/>
-              <w:pBdr>
-                <w:bottom w:val="none" w:sz="0" w:space="0" w:color="000000"/>
-                <w:top w:val="none" w:sz="0" w:space="0" w:color="000000"/>
-                <w:left w:val="none" w:sz="0" w:space="0" w:color="000000"/>
-                <w:right w:val="none" w:sz="0" w:space="0" w:color="000000"/>
-              </w:pBdr>
-              <w:spacing w:after="100" w:before="100" w:line="240"/>
-              <w:ind w:left="100" w:right="100" w:firstLine="0" w:firstLineChars="0"/>
-              <w:rPr>
-                <w:rFonts w:ascii="Helvetica" w:hAnsi="Helvetica" w:eastAsia="Helvetica" w:cs="Helvetica"/>
-                <w:i w:val="false"/>
-                <w:b w:val="false"/>
-                <w:u w:val="none"/>
-                <w:sz w:val="22"/>
-                <w:szCs w:val="22"/>
-                <w:color w:val="000000"/>
-              </w:rPr>
-            </w:pPr>
-            <w:r>
-              <w:rPr>
-                <w:rFonts w:ascii="Helvetica" w:hAnsi="Helvetica" w:eastAsia="Helvetica" w:cs="Helvetica"/>
-                <w:i w:val="false"/>
-                <w:b w:val="false"/>
-                <w:u w:val="none"/>
-                <w:sz w:val="22"/>
-                <w:szCs w:val="22"/>
-                <w:color w:val="000000"/>
-              </w:rPr>
-              <w:t xml:space="preserve">0.860</w:t>
-            </w:r>
-          </w:p>
-        </w:tc>
-        <w:tc>
-          <w:tcPr>
-            <w:tcBorders>
-              <w:bottom w:val="none" w:sz="0" w:space="0" w:color="000000"/>
-              <w:top w:val="none" w:sz="0" w:space="0" w:color="000000"/>
-              <w:left w:val="none" w:sz="0" w:space="0" w:color="000000"/>
-              <w:right w:val="none" w:sz="0" w:space="0" w:color="000000"/>
-            </w:tcBorders>
-            <w:shd w:val="clear" w:color="auto" w:fill="FFFFFF"/>
-            <w:tcMar>
-              <w:top w:w="0" w:type="dxa"/>
-              <w:bottom w:w="0" w:type="dxa"/>
-              <w:left w:w="0" w:type="dxa"/>
-              <w:right w:w="0" w:type="dxa"/>
-            </w:tcMar>
-            <w:vAlign w:val="top"/>
-          </w:tcPr>
-          <w:p>
-            <w:pPr>
-              <w:pStyle w:val="Normal"/>
-              <w:jc w:val="center"/>
-              <w:pBdr>
-                <w:bottom w:val="none" w:sz="0" w:space="0" w:color="000000"/>
-                <w:top w:val="none" w:sz="0" w:space="0" w:color="000000"/>
-                <w:left w:val="none" w:sz="0" w:space="0" w:color="000000"/>
-                <w:right w:val="none" w:sz="0" w:space="0" w:color="000000"/>
-              </w:pBdr>
-              <w:spacing w:after="100" w:before="100" w:line="240"/>
-              <w:ind w:left="100" w:right="100" w:firstLine="0" w:firstLineChars="0"/>
-              <w:rPr>
-                <w:rFonts w:ascii="Helvetica" w:hAnsi="Helvetica" w:eastAsia="Helvetica" w:cs="Helvetica"/>
-                <w:i w:val="false"/>
-                <w:b w:val="false"/>
-                <w:u w:val="none"/>
-                <w:sz w:val="22"/>
-                <w:szCs w:val="22"/>
-                <w:color w:val="000000"/>
-              </w:rPr>
-            </w:pPr>
-            <w:r>
-              <w:rPr>
-                <w:rFonts w:ascii="Helvetica" w:hAnsi="Helvetica" w:eastAsia="Helvetica" w:cs="Helvetica"/>
-                <w:i w:val="false"/>
-                <w:b w:val="false"/>
-                <w:u w:val="none"/>
-                <w:sz w:val="22"/>
-                <w:szCs w:val="22"/>
-                <w:color w:val="000000"/>
-              </w:rPr>
-              <w:t xml:space="preserve">190</w:t>
-            </w:r>
-          </w:p>
-        </w:tc>
-        <w:tc>
-          <w:tcPr>
-            <w:tcBorders>
-              <w:bottom w:val="none" w:sz="0" w:space="0" w:color="000000"/>
-              <w:top w:val="none" w:sz="0" w:space="0" w:color="000000"/>
-              <w:left w:val="none" w:sz="0" w:space="0" w:color="000000"/>
-              <w:right w:val="none" w:sz="0" w:space="0" w:color="000000"/>
-            </w:tcBorders>
-            <w:shd w:val="clear" w:color="auto" w:fill="FFFFFF"/>
-            <w:tcMar>
-              <w:top w:w="0" w:type="dxa"/>
-              <w:bottom w:w="0" w:type="dxa"/>
-              <w:left w:w="0" w:type="dxa"/>
-              <w:right w:w="0" w:type="dxa"/>
-            </w:tcMar>
-            <w:vAlign w:val="top"/>
-          </w:tcPr>
-          <w:p>
-            <w:pPr>
-              <w:pStyle w:val="Normal"/>
-              <w:jc w:val="center"/>
-              <w:pBdr>
-                <w:bottom w:val="none" w:sz="0" w:space="0" w:color="000000"/>
-                <w:top w:val="none" w:sz="0" w:space="0" w:color="000000"/>
-                <w:left w:val="none" w:sz="0" w:space="0" w:color="000000"/>
-                <w:right w:val="none" w:sz="0" w:space="0" w:color="000000"/>
-              </w:pBdr>
-              <w:spacing w:after="100" w:before="100" w:line="240"/>
-              <w:ind w:left="100" w:right="100" w:firstLine="0" w:firstLineChars="0"/>
-              <w:rPr>
-                <w:rFonts w:ascii="Helvetica" w:hAnsi="Helvetica" w:eastAsia="Helvetica" w:cs="Helvetica"/>
-                <w:i w:val="false"/>
-                <w:b w:val="false"/>
-                <w:u w:val="none"/>
-                <w:sz w:val="22"/>
-                <w:szCs w:val="22"/>
-                <w:color w:val="000000"/>
-              </w:rPr>
-            </w:pPr>
-            <w:r>
-              <w:rPr>
-                <w:rFonts w:ascii="Helvetica" w:hAnsi="Helvetica" w:eastAsia="Helvetica" w:cs="Helvetica"/>
-                <w:i w:val="false"/>
-                <w:b w:val="false"/>
-                <w:u w:val="none"/>
-                <w:sz w:val="22"/>
-                <w:szCs w:val="22"/>
-                <w:color w:val="000000"/>
-              </w:rPr>
-              <w:t xml:space="preserve">0.76</w:t>
-            </w:r>
-          </w:p>
-        </w:tc>
-        <w:tc>
-          <w:tcPr>
-            <w:tcBorders>
-              <w:bottom w:val="none" w:sz="0" w:space="0" w:color="000000"/>
-              <w:top w:val="none" w:sz="0" w:space="0" w:color="000000"/>
-              <w:left w:val="none" w:sz="0" w:space="0" w:color="000000"/>
-              <w:right w:val="none" w:sz="0" w:space="0" w:color="000000"/>
-            </w:tcBorders>
-            <w:shd w:val="clear" w:color="auto" w:fill="FFFFFF"/>
-            <w:tcMar>
-              <w:top w:w="0" w:type="dxa"/>
-              <w:bottom w:w="0" w:type="dxa"/>
-              <w:left w:w="0" w:type="dxa"/>
-              <w:right w:w="0" w:type="dxa"/>
-            </w:tcMar>
-            <w:vAlign w:val="top"/>
-          </w:tcPr>
-          <w:p>
-            <w:pPr>
-              <w:pStyle w:val="Normal"/>
-              <w:jc w:val="center"/>
-              <w:pBdr>
-                <w:bottom w:val="none" w:sz="0" w:space="0" w:color="000000"/>
-                <w:top w:val="none" w:sz="0" w:space="0" w:color="000000"/>
-                <w:left w:val="none" w:sz="0" w:space="0" w:color="000000"/>
-                <w:right w:val="none" w:sz="0" w:space="0" w:color="000000"/>
-              </w:pBdr>
-              <w:spacing w:after="100" w:before="100" w:line="240"/>
-              <w:ind w:left="100" w:right="100" w:firstLine="0" w:firstLineChars="0"/>
-              <w:rPr>
-                <w:rFonts w:ascii="Helvetica" w:hAnsi="Helvetica" w:eastAsia="Helvetica" w:cs="Helvetica"/>
-                <w:i w:val="false"/>
-                <w:b w:val="false"/>
-                <w:u w:val="none"/>
-                <w:sz w:val="22"/>
-                <w:szCs w:val="22"/>
-                <w:color w:val="000000"/>
-              </w:rPr>
-            </w:pPr>
-            <w:r>
-              <w:rPr>
-                <w:rFonts w:ascii="Helvetica" w:hAnsi="Helvetica" w:eastAsia="Helvetica" w:cs="Helvetica"/>
-                <w:i w:val="false"/>
-                <w:b w:val="false"/>
-                <w:u w:val="none"/>
-                <w:sz w:val="22"/>
-                <w:szCs w:val="22"/>
-                <w:color w:val="000000"/>
-              </w:rPr>
-              <w:t xml:space="preserve">0.14, 4.02</w:t>
-            </w:r>
-          </w:p>
-        </w:tc>
-        <w:tc>
-          <w:tcPr>
-            <w:tcBorders>
-              <w:bottom w:val="none" w:sz="0" w:space="0" w:color="000000"/>
-              <w:top w:val="none" w:sz="0" w:space="0" w:color="000000"/>
-              <w:left w:val="none" w:sz="0" w:space="0" w:color="000000"/>
-              <w:right w:val="none" w:sz="0" w:space="0" w:color="000000"/>
-            </w:tcBorders>
-            <w:shd w:val="clear" w:color="auto" w:fill="FFFFFF"/>
-            <w:tcMar>
-              <w:top w:w="0" w:type="dxa"/>
-              <w:bottom w:w="0" w:type="dxa"/>
-              <w:left w:w="0" w:type="dxa"/>
-              <w:right w:w="0" w:type="dxa"/>
-            </w:tcMar>
-            <w:vAlign w:val="top"/>
-          </w:tcPr>
-          <w:p>
-            <w:pPr>
-              <w:pStyle w:val="Normal"/>
-              <w:jc w:val="center"/>
-              <w:pBdr>
-                <w:bottom w:val="none" w:sz="0" w:space="0" w:color="000000"/>
-                <w:top w:val="none" w:sz="0" w:space="0" w:color="000000"/>
-                <w:left w:val="none" w:sz="0" w:space="0" w:color="000000"/>
-                <w:right w:val="none" w:sz="0" w:space="0" w:color="000000"/>
-              </w:pBdr>
-              <w:spacing w:after="100" w:before="100" w:line="240"/>
-              <w:ind w:left="100" w:right="100" w:firstLine="0" w:firstLineChars="0"/>
-              <w:rPr>
-                <w:rFonts w:ascii="Helvetica" w:hAnsi="Helvetica" w:eastAsia="Helvetica" w:cs="Helvetica"/>
-                <w:i w:val="false"/>
-                <w:b w:val="false"/>
-                <w:u w:val="none"/>
-                <w:sz w:val="22"/>
-                <w:szCs w:val="22"/>
-                <w:color w:val="000000"/>
-              </w:rPr>
-            </w:pPr>
-            <w:r>
-              <w:rPr>
-                <w:rFonts w:ascii="Helvetica" w:hAnsi="Helvetica" w:eastAsia="Helvetica" w:cs="Helvetica"/>
-                <w:i w:val="false"/>
-                <w:b w:val="false"/>
-                <w:u w:val="none"/>
-                <w:sz w:val="22"/>
-                <w:szCs w:val="22"/>
-                <w:color w:val="000000"/>
-              </w:rPr>
-              <w:t xml:space="preserve">0.740</w:t>
+              <w:t xml:space="preserve">189</w:t>
+            </w:r>
+          </w:p>
+        </w:tc>
+        <w:tc>
+          <w:tcPr>
+            <w:tcBorders>
+              <w:bottom w:val="none" w:sz="0" w:space="0" w:color="000000"/>
+              <w:top w:val="none" w:sz="0" w:space="0" w:color="000000"/>
+              <w:left w:val="none" w:sz="0" w:space="0" w:color="000000"/>
+              <w:right w:val="none" w:sz="0" w:space="0" w:color="000000"/>
+            </w:tcBorders>
+            <w:shd w:val="clear" w:color="auto" w:fill="FFFFFF"/>
+            <w:tcMar>
+              <w:top w:w="0" w:type="dxa"/>
+              <w:bottom w:w="0" w:type="dxa"/>
+              <w:left w:w="0" w:type="dxa"/>
+              <w:right w:w="0" w:type="dxa"/>
+            </w:tcMar>
+            <w:vAlign w:val="top"/>
+          </w:tcPr>
+          <w:p>
+            <w:pPr>
+              <w:pStyle w:val="Normal"/>
+              <w:jc w:val="center"/>
+              <w:pBdr>
+                <w:bottom w:val="none" w:sz="0" w:space="0" w:color="000000"/>
+                <w:top w:val="none" w:sz="0" w:space="0" w:color="000000"/>
+                <w:left w:val="none" w:sz="0" w:space="0" w:color="000000"/>
+                <w:right w:val="none" w:sz="0" w:space="0" w:color="000000"/>
+              </w:pBdr>
+              <w:spacing w:after="100" w:before="100" w:line="240"/>
+              <w:ind w:left="100" w:right="100" w:firstLine="0" w:firstLineChars="0"/>
+              <w:rPr>
+                <w:rFonts w:ascii="Helvetica" w:hAnsi="Helvetica" w:eastAsia="Helvetica" w:cs="Helvetica"/>
+                <w:i w:val="false"/>
+                <w:b w:val="false"/>
+                <w:u w:val="none"/>
+                <w:sz w:val="22"/>
+                <w:szCs w:val="22"/>
+                <w:color w:val="000000"/>
+              </w:rPr>
+            </w:pPr>
+            <w:r>
+              <w:rPr>
+                <w:rFonts w:ascii="Helvetica" w:hAnsi="Helvetica" w:eastAsia="Helvetica" w:cs="Helvetica"/>
+                <w:i w:val="false"/>
+                <w:b w:val="false"/>
+                <w:u w:val="none"/>
+                <w:sz w:val="22"/>
+                <w:szCs w:val="22"/>
+                <w:color w:val="000000"/>
+              </w:rPr>
+              <w:t xml:space="preserve">0.87</w:t>
+            </w:r>
+          </w:p>
+        </w:tc>
+        <w:tc>
+          <w:tcPr>
+            <w:tcBorders>
+              <w:bottom w:val="none" w:sz="0" w:space="0" w:color="000000"/>
+              <w:top w:val="none" w:sz="0" w:space="0" w:color="000000"/>
+              <w:left w:val="none" w:sz="0" w:space="0" w:color="000000"/>
+              <w:right w:val="none" w:sz="0" w:space="0" w:color="000000"/>
+            </w:tcBorders>
+            <w:shd w:val="clear" w:color="auto" w:fill="FFFFFF"/>
+            <w:tcMar>
+              <w:top w:w="0" w:type="dxa"/>
+              <w:bottom w:w="0" w:type="dxa"/>
+              <w:left w:w="0" w:type="dxa"/>
+              <w:right w:w="0" w:type="dxa"/>
+            </w:tcMar>
+            <w:vAlign w:val="top"/>
+          </w:tcPr>
+          <w:p>
+            <w:pPr>
+              <w:pStyle w:val="Normal"/>
+              <w:jc w:val="center"/>
+              <w:pBdr>
+                <w:bottom w:val="none" w:sz="0" w:space="0" w:color="000000"/>
+                <w:top w:val="none" w:sz="0" w:space="0" w:color="000000"/>
+                <w:left w:val="none" w:sz="0" w:space="0" w:color="000000"/>
+                <w:right w:val="none" w:sz="0" w:space="0" w:color="000000"/>
+              </w:pBdr>
+              <w:spacing w:after="100" w:before="100" w:line="240"/>
+              <w:ind w:left="100" w:right="100" w:firstLine="0" w:firstLineChars="0"/>
+              <w:rPr>
+                <w:rFonts w:ascii="Helvetica" w:hAnsi="Helvetica" w:eastAsia="Helvetica" w:cs="Helvetica"/>
+                <w:i w:val="false"/>
+                <w:b w:val="false"/>
+                <w:u w:val="none"/>
+                <w:sz w:val="22"/>
+                <w:szCs w:val="22"/>
+                <w:color w:val="000000"/>
+              </w:rPr>
+            </w:pPr>
+            <w:r>
+              <w:rPr>
+                <w:rFonts w:ascii="Helvetica" w:hAnsi="Helvetica" w:eastAsia="Helvetica" w:cs="Helvetica"/>
+                <w:i w:val="false"/>
+                <w:b w:val="false"/>
+                <w:u w:val="none"/>
+                <w:sz w:val="22"/>
+                <w:szCs w:val="22"/>
+                <w:color w:val="000000"/>
+              </w:rPr>
+              <w:t xml:space="preserve">0.24, 3.20</w:t>
+            </w:r>
+          </w:p>
+        </w:tc>
+        <w:tc>
+          <w:tcPr>
+            <w:tcBorders>
+              <w:bottom w:val="none" w:sz="0" w:space="0" w:color="000000"/>
+              <w:top w:val="none" w:sz="0" w:space="0" w:color="000000"/>
+              <w:left w:val="none" w:sz="0" w:space="0" w:color="000000"/>
+              <w:right w:val="none" w:sz="0" w:space="0" w:color="000000"/>
+            </w:tcBorders>
+            <w:shd w:val="clear" w:color="auto" w:fill="FFFFFF"/>
+            <w:tcMar>
+              <w:top w:w="0" w:type="dxa"/>
+              <w:bottom w:w="0" w:type="dxa"/>
+              <w:left w:w="0" w:type="dxa"/>
+              <w:right w:w="0" w:type="dxa"/>
+            </w:tcMar>
+            <w:vAlign w:val="top"/>
+          </w:tcPr>
+          <w:p>
+            <w:pPr>
+              <w:pStyle w:val="Normal"/>
+              <w:jc w:val="center"/>
+              <w:pBdr>
+                <w:bottom w:val="none" w:sz="0" w:space="0" w:color="000000"/>
+                <w:top w:val="none" w:sz="0" w:space="0" w:color="000000"/>
+                <w:left w:val="none" w:sz="0" w:space="0" w:color="000000"/>
+                <w:right w:val="none" w:sz="0" w:space="0" w:color="000000"/>
+              </w:pBdr>
+              <w:spacing w:after="100" w:before="100" w:line="240"/>
+              <w:ind w:left="100" w:right="100" w:firstLine="0" w:firstLineChars="0"/>
+              <w:rPr>
+                <w:rFonts w:ascii="Helvetica" w:hAnsi="Helvetica" w:eastAsia="Helvetica" w:cs="Helvetica"/>
+                <w:i w:val="false"/>
+                <w:b w:val="false"/>
+                <w:u w:val="none"/>
+                <w:sz w:val="22"/>
+                <w:szCs w:val="22"/>
+                <w:color w:val="000000"/>
+              </w:rPr>
+            </w:pPr>
+            <w:r>
+              <w:rPr>
+                <w:rFonts w:ascii="Helvetica" w:hAnsi="Helvetica" w:eastAsia="Helvetica" w:cs="Helvetica"/>
+                <w:i w:val="false"/>
+                <w:b w:val="false"/>
+                <w:u w:val="none"/>
+                <w:sz w:val="22"/>
+                <w:szCs w:val="22"/>
+                <w:color w:val="000000"/>
+              </w:rPr>
+              <w:t xml:space="preserve">0.830</w:t>
+            </w:r>
+          </w:p>
+        </w:tc>
+        <w:tc>
+          <w:tcPr>
+            <w:tcBorders>
+              <w:bottom w:val="none" w:sz="0" w:space="0" w:color="000000"/>
+              <w:top w:val="none" w:sz="0" w:space="0" w:color="000000"/>
+              <w:left w:val="none" w:sz="0" w:space="0" w:color="000000"/>
+              <w:right w:val="none" w:sz="0" w:space="0" w:color="000000"/>
+            </w:tcBorders>
+            <w:shd w:val="clear" w:color="auto" w:fill="FFFFFF"/>
+            <w:tcMar>
+              <w:top w:w="0" w:type="dxa"/>
+              <w:bottom w:w="0" w:type="dxa"/>
+              <w:left w:w="0" w:type="dxa"/>
+              <w:right w:w="0" w:type="dxa"/>
+            </w:tcMar>
+            <w:vAlign w:val="top"/>
+          </w:tcPr>
+          <w:p>
+            <w:pPr>
+              <w:pStyle w:val="Normal"/>
+              <w:jc w:val="center"/>
+              <w:pBdr>
+                <w:bottom w:val="none" w:sz="0" w:space="0" w:color="000000"/>
+                <w:top w:val="none" w:sz="0" w:space="0" w:color="000000"/>
+                <w:left w:val="none" w:sz="0" w:space="0" w:color="000000"/>
+                <w:right w:val="none" w:sz="0" w:space="0" w:color="000000"/>
+              </w:pBdr>
+              <w:spacing w:after="100" w:before="100" w:line="240"/>
+              <w:ind w:left="100" w:right="100" w:firstLine="0" w:firstLineChars="0"/>
+              <w:rPr>
+                <w:rFonts w:ascii="Helvetica" w:hAnsi="Helvetica" w:eastAsia="Helvetica" w:cs="Helvetica"/>
+                <w:i w:val="false"/>
+                <w:b w:val="false"/>
+                <w:u w:val="none"/>
+                <w:sz w:val="22"/>
+                <w:szCs w:val="22"/>
+                <w:color w:val="000000"/>
+              </w:rPr>
+            </w:pPr>
+            <w:r>
+              <w:rPr>
+                <w:rFonts w:ascii="Helvetica" w:hAnsi="Helvetica" w:eastAsia="Helvetica" w:cs="Helvetica"/>
+                <w:i w:val="false"/>
+                <w:b w:val="false"/>
+                <w:u w:val="none"/>
+                <w:sz w:val="22"/>
+                <w:szCs w:val="22"/>
+                <w:color w:val="000000"/>
+              </w:rPr>
+              <w:t xml:space="preserve">189</w:t>
+            </w:r>
+          </w:p>
+        </w:tc>
+        <w:tc>
+          <w:tcPr>
+            <w:tcBorders>
+              <w:bottom w:val="none" w:sz="0" w:space="0" w:color="000000"/>
+              <w:top w:val="none" w:sz="0" w:space="0" w:color="000000"/>
+              <w:left w:val="none" w:sz="0" w:space="0" w:color="000000"/>
+              <w:right w:val="none" w:sz="0" w:space="0" w:color="000000"/>
+            </w:tcBorders>
+            <w:shd w:val="clear" w:color="auto" w:fill="FFFFFF"/>
+            <w:tcMar>
+              <w:top w:w="0" w:type="dxa"/>
+              <w:bottom w:w="0" w:type="dxa"/>
+              <w:left w:w="0" w:type="dxa"/>
+              <w:right w:w="0" w:type="dxa"/>
+            </w:tcMar>
+            <w:vAlign w:val="top"/>
+          </w:tcPr>
+          <w:p>
+            <w:pPr>
+              <w:pStyle w:val="Normal"/>
+              <w:jc w:val="center"/>
+              <w:pBdr>
+                <w:bottom w:val="none" w:sz="0" w:space="0" w:color="000000"/>
+                <w:top w:val="none" w:sz="0" w:space="0" w:color="000000"/>
+                <w:left w:val="none" w:sz="0" w:space="0" w:color="000000"/>
+                <w:right w:val="none" w:sz="0" w:space="0" w:color="000000"/>
+              </w:pBdr>
+              <w:spacing w:after="100" w:before="100" w:line="240"/>
+              <w:ind w:left="100" w:right="100" w:firstLine="0" w:firstLineChars="0"/>
+              <w:rPr>
+                <w:rFonts w:ascii="Helvetica" w:hAnsi="Helvetica" w:eastAsia="Helvetica" w:cs="Helvetica"/>
+                <w:i w:val="false"/>
+                <w:b w:val="false"/>
+                <w:u w:val="none"/>
+                <w:sz w:val="22"/>
+                <w:szCs w:val="22"/>
+                <w:color w:val="000000"/>
+              </w:rPr>
+            </w:pPr>
+            <w:r>
+              <w:rPr>
+                <w:rFonts w:ascii="Helvetica" w:hAnsi="Helvetica" w:eastAsia="Helvetica" w:cs="Helvetica"/>
+                <w:i w:val="false"/>
+                <w:b w:val="false"/>
+                <w:u w:val="none"/>
+                <w:sz w:val="22"/>
+                <w:szCs w:val="22"/>
+                <w:color w:val="000000"/>
+              </w:rPr>
+              <w:t xml:space="preserve">0.60</w:t>
+            </w:r>
+          </w:p>
+        </w:tc>
+        <w:tc>
+          <w:tcPr>
+            <w:tcBorders>
+              <w:bottom w:val="none" w:sz="0" w:space="0" w:color="000000"/>
+              <w:top w:val="none" w:sz="0" w:space="0" w:color="000000"/>
+              <w:left w:val="none" w:sz="0" w:space="0" w:color="000000"/>
+              <w:right w:val="none" w:sz="0" w:space="0" w:color="000000"/>
+            </w:tcBorders>
+            <w:shd w:val="clear" w:color="auto" w:fill="FFFFFF"/>
+            <w:tcMar>
+              <w:top w:w="0" w:type="dxa"/>
+              <w:bottom w:w="0" w:type="dxa"/>
+              <w:left w:w="0" w:type="dxa"/>
+              <w:right w:w="0" w:type="dxa"/>
+            </w:tcMar>
+            <w:vAlign w:val="top"/>
+          </w:tcPr>
+          <w:p>
+            <w:pPr>
+              <w:pStyle w:val="Normal"/>
+              <w:jc w:val="center"/>
+              <w:pBdr>
+                <w:bottom w:val="none" w:sz="0" w:space="0" w:color="000000"/>
+                <w:top w:val="none" w:sz="0" w:space="0" w:color="000000"/>
+                <w:left w:val="none" w:sz="0" w:space="0" w:color="000000"/>
+                <w:right w:val="none" w:sz="0" w:space="0" w:color="000000"/>
+              </w:pBdr>
+              <w:spacing w:after="100" w:before="100" w:line="240"/>
+              <w:ind w:left="100" w:right="100" w:firstLine="0" w:firstLineChars="0"/>
+              <w:rPr>
+                <w:rFonts w:ascii="Helvetica" w:hAnsi="Helvetica" w:eastAsia="Helvetica" w:cs="Helvetica"/>
+                <w:i w:val="false"/>
+                <w:b w:val="false"/>
+                <w:u w:val="none"/>
+                <w:sz w:val="22"/>
+                <w:szCs w:val="22"/>
+                <w:color w:val="000000"/>
+              </w:rPr>
+            </w:pPr>
+            <w:r>
+              <w:rPr>
+                <w:rFonts w:ascii="Helvetica" w:hAnsi="Helvetica" w:eastAsia="Helvetica" w:cs="Helvetica"/>
+                <w:i w:val="false"/>
+                <w:b w:val="false"/>
+                <w:u w:val="none"/>
+                <w:sz w:val="22"/>
+                <w:szCs w:val="22"/>
+                <w:color w:val="000000"/>
+              </w:rPr>
+              <w:t xml:space="preserve">0.09, 4.10</w:t>
+            </w:r>
+          </w:p>
+        </w:tc>
+        <w:tc>
+          <w:tcPr>
+            <w:tcBorders>
+              <w:bottom w:val="none" w:sz="0" w:space="0" w:color="000000"/>
+              <w:top w:val="none" w:sz="0" w:space="0" w:color="000000"/>
+              <w:left w:val="none" w:sz="0" w:space="0" w:color="000000"/>
+              <w:right w:val="none" w:sz="0" w:space="0" w:color="000000"/>
+            </w:tcBorders>
+            <w:shd w:val="clear" w:color="auto" w:fill="FFFFFF"/>
+            <w:tcMar>
+              <w:top w:w="0" w:type="dxa"/>
+              <w:bottom w:w="0" w:type="dxa"/>
+              <w:left w:w="0" w:type="dxa"/>
+              <w:right w:w="0" w:type="dxa"/>
+            </w:tcMar>
+            <w:vAlign w:val="top"/>
+          </w:tcPr>
+          <w:p>
+            <w:pPr>
+              <w:pStyle w:val="Normal"/>
+              <w:jc w:val="center"/>
+              <w:pBdr>
+                <w:bottom w:val="none" w:sz="0" w:space="0" w:color="000000"/>
+                <w:top w:val="none" w:sz="0" w:space="0" w:color="000000"/>
+                <w:left w:val="none" w:sz="0" w:space="0" w:color="000000"/>
+                <w:right w:val="none" w:sz="0" w:space="0" w:color="000000"/>
+              </w:pBdr>
+              <w:spacing w:after="100" w:before="100" w:line="240"/>
+              <w:ind w:left="100" w:right="100" w:firstLine="0" w:firstLineChars="0"/>
+              <w:rPr>
+                <w:rFonts w:ascii="Helvetica" w:hAnsi="Helvetica" w:eastAsia="Helvetica" w:cs="Helvetica"/>
+                <w:i w:val="false"/>
+                <w:b w:val="false"/>
+                <w:u w:val="none"/>
+                <w:sz w:val="22"/>
+                <w:szCs w:val="22"/>
+                <w:color w:val="000000"/>
+              </w:rPr>
+            </w:pPr>
+            <w:r>
+              <w:rPr>
+                <w:rFonts w:ascii="Helvetica" w:hAnsi="Helvetica" w:eastAsia="Helvetica" w:cs="Helvetica"/>
+                <w:i w:val="false"/>
+                <w:b w:val="false"/>
+                <w:u w:val="none"/>
+                <w:sz w:val="22"/>
+                <w:szCs w:val="22"/>
+                <w:color w:val="000000"/>
+              </w:rPr>
+              <w:t xml:space="preserve">0.600</w:t>
             </w:r>
           </w:p>
         </w:tc>
       </w:tr>
       <w:tr>
         <w:trPr>
-          <w:trHeight w:val="598" w:hRule="auto"/>
+          <w:trHeight w:val="597" w:hRule="auto"/>
         </w:trPr>
         body23
         <w:tc>
@@ -11464,378 +11464,378 @@
                 <w:szCs w:val="22"/>
                 <w:color w:val="000000"/>
               </w:rPr>
-              <w:t xml:space="preserve">190</w:t>
-            </w:r>
-          </w:p>
-        </w:tc>
-        <w:tc>
-          <w:tcPr>
-            <w:tcBorders>
-              <w:bottom w:val="none" w:sz="0" w:space="0" w:color="000000"/>
-              <w:top w:val="none" w:sz="0" w:space="0" w:color="000000"/>
-              <w:left w:val="none" w:sz="0" w:space="0" w:color="000000"/>
-              <w:right w:val="none" w:sz="0" w:space="0" w:color="000000"/>
-            </w:tcBorders>
-            <w:shd w:val="clear" w:color="auto" w:fill="FFFFFF"/>
-            <w:tcMar>
-              <w:top w:w="0" w:type="dxa"/>
-              <w:bottom w:w="0" w:type="dxa"/>
-              <w:left w:w="0" w:type="dxa"/>
-              <w:right w:w="0" w:type="dxa"/>
-            </w:tcMar>
-            <w:vAlign w:val="top"/>
-          </w:tcPr>
-          <w:p>
-            <w:pPr>
-              <w:pStyle w:val="Normal"/>
-              <w:jc w:val="center"/>
-              <w:pBdr>
-                <w:bottom w:val="none" w:sz="0" w:space="0" w:color="000000"/>
-                <w:top w:val="none" w:sz="0" w:space="0" w:color="000000"/>
-                <w:left w:val="none" w:sz="0" w:space="0" w:color="000000"/>
-                <w:right w:val="none" w:sz="0" w:space="0" w:color="000000"/>
-              </w:pBdr>
-              <w:spacing w:after="100" w:before="100" w:line="240"/>
-              <w:ind w:left="100" w:right="100" w:firstLine="0" w:firstLineChars="0"/>
-              <w:rPr>
-                <w:rFonts w:ascii="Helvetica" w:hAnsi="Helvetica" w:eastAsia="Helvetica" w:cs="Helvetica"/>
-                <w:i w:val="false"/>
-                <w:b w:val="false"/>
-                <w:u w:val="none"/>
-                <w:sz w:val="22"/>
-                <w:szCs w:val="22"/>
-                <w:color w:val="000000"/>
-              </w:rPr>
-            </w:pPr>
-            <w:r>
-              <w:rPr>
-                <w:rFonts w:ascii="Helvetica" w:hAnsi="Helvetica" w:eastAsia="Helvetica" w:cs="Helvetica"/>
-                <w:i w:val="false"/>
-                <w:b w:val="false"/>
-                <w:u w:val="none"/>
-                <w:sz w:val="22"/>
-                <w:szCs w:val="22"/>
-                <w:color w:val="000000"/>
-              </w:rPr>
-              <w:t xml:space="preserve">0.58</w:t>
-            </w:r>
-          </w:p>
-        </w:tc>
-        <w:tc>
-          <w:tcPr>
-            <w:tcBorders>
-              <w:bottom w:val="none" w:sz="0" w:space="0" w:color="000000"/>
-              <w:top w:val="none" w:sz="0" w:space="0" w:color="000000"/>
-              <w:left w:val="none" w:sz="0" w:space="0" w:color="000000"/>
-              <w:right w:val="none" w:sz="0" w:space="0" w:color="000000"/>
-            </w:tcBorders>
-            <w:shd w:val="clear" w:color="auto" w:fill="FFFFFF"/>
-            <w:tcMar>
-              <w:top w:w="0" w:type="dxa"/>
-              <w:bottom w:w="0" w:type="dxa"/>
-              <w:left w:w="0" w:type="dxa"/>
-              <w:right w:w="0" w:type="dxa"/>
-            </w:tcMar>
-            <w:vAlign w:val="top"/>
-          </w:tcPr>
-          <w:p>
-            <w:pPr>
-              <w:pStyle w:val="Normal"/>
-              <w:jc w:val="center"/>
-              <w:pBdr>
-                <w:bottom w:val="none" w:sz="0" w:space="0" w:color="000000"/>
-                <w:top w:val="none" w:sz="0" w:space="0" w:color="000000"/>
-                <w:left w:val="none" w:sz="0" w:space="0" w:color="000000"/>
-                <w:right w:val="none" w:sz="0" w:space="0" w:color="000000"/>
-              </w:pBdr>
-              <w:spacing w:after="100" w:before="100" w:line="240"/>
-              <w:ind w:left="100" w:right="100" w:firstLine="0" w:firstLineChars="0"/>
-              <w:rPr>
-                <w:rFonts w:ascii="Helvetica" w:hAnsi="Helvetica" w:eastAsia="Helvetica" w:cs="Helvetica"/>
-                <w:i w:val="false"/>
-                <w:b w:val="false"/>
-                <w:u w:val="none"/>
-                <w:sz w:val="22"/>
-                <w:szCs w:val="22"/>
-                <w:color w:val="000000"/>
-              </w:rPr>
-            </w:pPr>
-            <w:r>
-              <w:rPr>
-                <w:rFonts w:ascii="Helvetica" w:hAnsi="Helvetica" w:eastAsia="Helvetica" w:cs="Helvetica"/>
-                <w:i w:val="false"/>
-                <w:b w:val="false"/>
-                <w:u w:val="none"/>
-                <w:sz w:val="22"/>
-                <w:szCs w:val="22"/>
-                <w:color w:val="000000"/>
-              </w:rPr>
-              <w:t xml:space="preserve">0.07, 5.01</w:t>
-            </w:r>
-          </w:p>
-        </w:tc>
-        <w:tc>
-          <w:tcPr>
-            <w:tcBorders>
-              <w:bottom w:val="none" w:sz="0" w:space="0" w:color="000000"/>
-              <w:top w:val="none" w:sz="0" w:space="0" w:color="000000"/>
-              <w:left w:val="none" w:sz="0" w:space="0" w:color="000000"/>
-              <w:right w:val="none" w:sz="0" w:space="0" w:color="000000"/>
-            </w:tcBorders>
-            <w:shd w:val="clear" w:color="auto" w:fill="FFFFFF"/>
-            <w:tcMar>
-              <w:top w:w="0" w:type="dxa"/>
-              <w:bottom w:w="0" w:type="dxa"/>
-              <w:left w:w="0" w:type="dxa"/>
-              <w:right w:w="0" w:type="dxa"/>
-            </w:tcMar>
-            <w:vAlign w:val="top"/>
-          </w:tcPr>
-          <w:p>
-            <w:pPr>
-              <w:pStyle w:val="Normal"/>
-              <w:jc w:val="center"/>
-              <w:pBdr>
-                <w:bottom w:val="none" w:sz="0" w:space="0" w:color="000000"/>
-                <w:top w:val="none" w:sz="0" w:space="0" w:color="000000"/>
-                <w:left w:val="none" w:sz="0" w:space="0" w:color="000000"/>
-                <w:right w:val="none" w:sz="0" w:space="0" w:color="000000"/>
-              </w:pBdr>
-              <w:spacing w:after="100" w:before="100" w:line="240"/>
-              <w:ind w:left="100" w:right="100" w:firstLine="0" w:firstLineChars="0"/>
-              <w:rPr>
-                <w:rFonts w:ascii="Helvetica" w:hAnsi="Helvetica" w:eastAsia="Helvetica" w:cs="Helvetica"/>
-                <w:i w:val="false"/>
-                <w:b w:val="false"/>
-                <w:u w:val="none"/>
-                <w:sz w:val="22"/>
-                <w:szCs w:val="22"/>
-                <w:color w:val="000000"/>
-              </w:rPr>
-            </w:pPr>
-            <w:r>
-              <w:rPr>
-                <w:rFonts w:ascii="Helvetica" w:hAnsi="Helvetica" w:eastAsia="Helvetica" w:cs="Helvetica"/>
-                <w:i w:val="false"/>
-                <w:b w:val="false"/>
-                <w:u w:val="none"/>
-                <w:sz w:val="22"/>
-                <w:szCs w:val="22"/>
-                <w:color w:val="000000"/>
-              </w:rPr>
-              <w:t xml:space="preserve">0.620</w:t>
-            </w:r>
-          </w:p>
-        </w:tc>
-        <w:tc>
-          <w:tcPr>
-            <w:tcBorders>
-              <w:bottom w:val="none" w:sz="0" w:space="0" w:color="000000"/>
-              <w:top w:val="none" w:sz="0" w:space="0" w:color="000000"/>
-              <w:left w:val="none" w:sz="0" w:space="0" w:color="000000"/>
-              <w:right w:val="none" w:sz="0" w:space="0" w:color="000000"/>
-            </w:tcBorders>
-            <w:shd w:val="clear" w:color="auto" w:fill="FFFFFF"/>
-            <w:tcMar>
-              <w:top w:w="0" w:type="dxa"/>
-              <w:bottom w:w="0" w:type="dxa"/>
-              <w:left w:w="0" w:type="dxa"/>
-              <w:right w:w="0" w:type="dxa"/>
-            </w:tcMar>
-            <w:vAlign w:val="top"/>
-          </w:tcPr>
-          <w:p>
-            <w:pPr>
-              <w:pStyle w:val="Normal"/>
-              <w:jc w:val="center"/>
-              <w:pBdr>
-                <w:bottom w:val="none" w:sz="0" w:space="0" w:color="000000"/>
-                <w:top w:val="none" w:sz="0" w:space="0" w:color="000000"/>
-                <w:left w:val="none" w:sz="0" w:space="0" w:color="000000"/>
-                <w:right w:val="none" w:sz="0" w:space="0" w:color="000000"/>
-              </w:pBdr>
-              <w:spacing w:after="100" w:before="100" w:line="240"/>
-              <w:ind w:left="100" w:right="100" w:firstLine="0" w:firstLineChars="0"/>
-              <w:rPr>
-                <w:rFonts w:ascii="Helvetica" w:hAnsi="Helvetica" w:eastAsia="Helvetica" w:cs="Helvetica"/>
-                <w:i w:val="false"/>
-                <w:b w:val="false"/>
-                <w:u w:val="none"/>
-                <w:sz w:val="22"/>
-                <w:szCs w:val="22"/>
-                <w:color w:val="000000"/>
-              </w:rPr>
-            </w:pPr>
-            <w:r>
-              <w:rPr>
-                <w:rFonts w:ascii="Helvetica" w:hAnsi="Helvetica" w:eastAsia="Helvetica" w:cs="Helvetica"/>
-                <w:i w:val="false"/>
-                <w:b w:val="false"/>
-                <w:u w:val="none"/>
-                <w:sz w:val="22"/>
-                <w:szCs w:val="22"/>
-                <w:color w:val="000000"/>
-              </w:rPr>
-              <w:t xml:space="preserve">190</w:t>
-            </w:r>
-          </w:p>
-        </w:tc>
-        <w:tc>
-          <w:tcPr>
-            <w:tcBorders>
-              <w:bottom w:val="none" w:sz="0" w:space="0" w:color="000000"/>
-              <w:top w:val="none" w:sz="0" w:space="0" w:color="000000"/>
-              <w:left w:val="none" w:sz="0" w:space="0" w:color="000000"/>
-              <w:right w:val="none" w:sz="0" w:space="0" w:color="000000"/>
-            </w:tcBorders>
-            <w:shd w:val="clear" w:color="auto" w:fill="FFFFFF"/>
-            <w:tcMar>
-              <w:top w:w="0" w:type="dxa"/>
-              <w:bottom w:w="0" w:type="dxa"/>
-              <w:left w:w="0" w:type="dxa"/>
-              <w:right w:w="0" w:type="dxa"/>
-            </w:tcMar>
-            <w:vAlign w:val="top"/>
-          </w:tcPr>
-          <w:p>
-            <w:pPr>
-              <w:pStyle w:val="Normal"/>
-              <w:jc w:val="center"/>
-              <w:pBdr>
-                <w:bottom w:val="none" w:sz="0" w:space="0" w:color="000000"/>
-                <w:top w:val="none" w:sz="0" w:space="0" w:color="000000"/>
-                <w:left w:val="none" w:sz="0" w:space="0" w:color="000000"/>
-                <w:right w:val="none" w:sz="0" w:space="0" w:color="000000"/>
-              </w:pBdr>
-              <w:spacing w:after="100" w:before="100" w:line="240"/>
-              <w:ind w:left="100" w:right="100" w:firstLine="0" w:firstLineChars="0"/>
-              <w:rPr>
-                <w:rFonts w:ascii="Helvetica" w:hAnsi="Helvetica" w:eastAsia="Helvetica" w:cs="Helvetica"/>
-                <w:i w:val="false"/>
-                <w:b w:val="false"/>
-                <w:u w:val="none"/>
-                <w:sz w:val="22"/>
-                <w:szCs w:val="22"/>
-                <w:color w:val="000000"/>
-              </w:rPr>
-            </w:pPr>
-            <w:r>
-              <w:rPr>
-                <w:rFonts w:ascii="Helvetica" w:hAnsi="Helvetica" w:eastAsia="Helvetica" w:cs="Helvetica"/>
-                <w:i w:val="false"/>
-                <w:b w:val="false"/>
-                <w:u w:val="none"/>
-                <w:sz w:val="22"/>
-                <w:szCs w:val="22"/>
-                <w:color w:val="000000"/>
-              </w:rPr>
-              <w:t xml:space="preserve">0.54</w:t>
-            </w:r>
-          </w:p>
-        </w:tc>
-        <w:tc>
-          <w:tcPr>
-            <w:tcBorders>
-              <w:bottom w:val="none" w:sz="0" w:space="0" w:color="000000"/>
-              <w:top w:val="none" w:sz="0" w:space="0" w:color="000000"/>
-              <w:left w:val="none" w:sz="0" w:space="0" w:color="000000"/>
-              <w:right w:val="none" w:sz="0" w:space="0" w:color="000000"/>
-            </w:tcBorders>
-            <w:shd w:val="clear" w:color="auto" w:fill="FFFFFF"/>
-            <w:tcMar>
-              <w:top w:w="0" w:type="dxa"/>
-              <w:bottom w:w="0" w:type="dxa"/>
-              <w:left w:w="0" w:type="dxa"/>
-              <w:right w:w="0" w:type="dxa"/>
-            </w:tcMar>
-            <w:vAlign w:val="top"/>
-          </w:tcPr>
-          <w:p>
-            <w:pPr>
-              <w:pStyle w:val="Normal"/>
-              <w:jc w:val="center"/>
-              <w:pBdr>
-                <w:bottom w:val="none" w:sz="0" w:space="0" w:color="000000"/>
-                <w:top w:val="none" w:sz="0" w:space="0" w:color="000000"/>
-                <w:left w:val="none" w:sz="0" w:space="0" w:color="000000"/>
-                <w:right w:val="none" w:sz="0" w:space="0" w:color="000000"/>
-              </w:pBdr>
-              <w:spacing w:after="100" w:before="100" w:line="240"/>
-              <w:ind w:left="100" w:right="100" w:firstLine="0" w:firstLineChars="0"/>
-              <w:rPr>
-                <w:rFonts w:ascii="Helvetica" w:hAnsi="Helvetica" w:eastAsia="Helvetica" w:cs="Helvetica"/>
-                <w:i w:val="false"/>
-                <w:b w:val="false"/>
-                <w:u w:val="none"/>
-                <w:sz w:val="22"/>
-                <w:szCs w:val="22"/>
-                <w:color w:val="000000"/>
-              </w:rPr>
-            </w:pPr>
-            <w:r>
-              <w:rPr>
-                <w:rFonts w:ascii="Helvetica" w:hAnsi="Helvetica" w:eastAsia="Helvetica" w:cs="Helvetica"/>
-                <w:i w:val="false"/>
-                <w:b w:val="false"/>
-                <w:u w:val="none"/>
-                <w:sz w:val="22"/>
-                <w:szCs w:val="22"/>
-                <w:color w:val="000000"/>
-              </w:rPr>
-              <w:t xml:space="preserve">0.09, 3.16</w:t>
-            </w:r>
-          </w:p>
-        </w:tc>
-        <w:tc>
-          <w:tcPr>
-            <w:tcBorders>
-              <w:bottom w:val="none" w:sz="0" w:space="0" w:color="000000"/>
-              <w:top w:val="none" w:sz="0" w:space="0" w:color="000000"/>
-              <w:left w:val="none" w:sz="0" w:space="0" w:color="000000"/>
-              <w:right w:val="none" w:sz="0" w:space="0" w:color="000000"/>
-            </w:tcBorders>
-            <w:shd w:val="clear" w:color="auto" w:fill="FFFFFF"/>
-            <w:tcMar>
-              <w:top w:w="0" w:type="dxa"/>
-              <w:bottom w:w="0" w:type="dxa"/>
-              <w:left w:w="0" w:type="dxa"/>
-              <w:right w:w="0" w:type="dxa"/>
-            </w:tcMar>
-            <w:vAlign w:val="top"/>
-          </w:tcPr>
-          <w:p>
-            <w:pPr>
-              <w:pStyle w:val="Normal"/>
-              <w:jc w:val="center"/>
-              <w:pBdr>
-                <w:bottom w:val="none" w:sz="0" w:space="0" w:color="000000"/>
-                <w:top w:val="none" w:sz="0" w:space="0" w:color="000000"/>
-                <w:left w:val="none" w:sz="0" w:space="0" w:color="000000"/>
-                <w:right w:val="none" w:sz="0" w:space="0" w:color="000000"/>
-              </w:pBdr>
-              <w:spacing w:after="100" w:before="100" w:line="240"/>
-              <w:ind w:left="100" w:right="100" w:firstLine="0" w:firstLineChars="0"/>
-              <w:rPr>
-                <w:rFonts w:ascii="Helvetica" w:hAnsi="Helvetica" w:eastAsia="Helvetica" w:cs="Helvetica"/>
-                <w:i w:val="false"/>
-                <w:b w:val="false"/>
-                <w:u w:val="none"/>
-                <w:sz w:val="22"/>
-                <w:szCs w:val="22"/>
-                <w:color w:val="000000"/>
-              </w:rPr>
-            </w:pPr>
-            <w:r>
-              <w:rPr>
-                <w:rFonts w:ascii="Helvetica" w:hAnsi="Helvetica" w:eastAsia="Helvetica" w:cs="Helvetica"/>
-                <w:i w:val="false"/>
-                <w:b w:val="false"/>
-                <w:u w:val="none"/>
-                <w:sz w:val="22"/>
-                <w:szCs w:val="22"/>
-                <w:color w:val="000000"/>
-              </w:rPr>
-              <w:t xml:space="preserve">0.490</w:t>
+              <w:t xml:space="preserve">189</w:t>
+            </w:r>
+          </w:p>
+        </w:tc>
+        <w:tc>
+          <w:tcPr>
+            <w:tcBorders>
+              <w:bottom w:val="none" w:sz="0" w:space="0" w:color="000000"/>
+              <w:top w:val="none" w:sz="0" w:space="0" w:color="000000"/>
+              <w:left w:val="none" w:sz="0" w:space="0" w:color="000000"/>
+              <w:right w:val="none" w:sz="0" w:space="0" w:color="000000"/>
+            </w:tcBorders>
+            <w:shd w:val="clear" w:color="auto" w:fill="FFFFFF"/>
+            <w:tcMar>
+              <w:top w:w="0" w:type="dxa"/>
+              <w:bottom w:w="0" w:type="dxa"/>
+              <w:left w:w="0" w:type="dxa"/>
+              <w:right w:w="0" w:type="dxa"/>
+            </w:tcMar>
+            <w:vAlign w:val="top"/>
+          </w:tcPr>
+          <w:p>
+            <w:pPr>
+              <w:pStyle w:val="Normal"/>
+              <w:jc w:val="center"/>
+              <w:pBdr>
+                <w:bottom w:val="none" w:sz="0" w:space="0" w:color="000000"/>
+                <w:top w:val="none" w:sz="0" w:space="0" w:color="000000"/>
+                <w:left w:val="none" w:sz="0" w:space="0" w:color="000000"/>
+                <w:right w:val="none" w:sz="0" w:space="0" w:color="000000"/>
+              </w:pBdr>
+              <w:spacing w:after="100" w:before="100" w:line="240"/>
+              <w:ind w:left="100" w:right="100" w:firstLine="0" w:firstLineChars="0"/>
+              <w:rPr>
+                <w:rFonts w:ascii="Helvetica" w:hAnsi="Helvetica" w:eastAsia="Helvetica" w:cs="Helvetica"/>
+                <w:i w:val="false"/>
+                <w:b w:val="false"/>
+                <w:u w:val="none"/>
+                <w:sz w:val="22"/>
+                <w:szCs w:val="22"/>
+                <w:color w:val="000000"/>
+              </w:rPr>
+            </w:pPr>
+            <w:r>
+              <w:rPr>
+                <w:rFonts w:ascii="Helvetica" w:hAnsi="Helvetica" w:eastAsia="Helvetica" w:cs="Helvetica"/>
+                <w:i w:val="false"/>
+                <w:b w:val="false"/>
+                <w:u w:val="none"/>
+                <w:sz w:val="22"/>
+                <w:szCs w:val="22"/>
+                <w:color w:val="000000"/>
+              </w:rPr>
+              <w:t xml:space="preserve">0.59</w:t>
+            </w:r>
+          </w:p>
+        </w:tc>
+        <w:tc>
+          <w:tcPr>
+            <w:tcBorders>
+              <w:bottom w:val="none" w:sz="0" w:space="0" w:color="000000"/>
+              <w:top w:val="none" w:sz="0" w:space="0" w:color="000000"/>
+              <w:left w:val="none" w:sz="0" w:space="0" w:color="000000"/>
+              <w:right w:val="none" w:sz="0" w:space="0" w:color="000000"/>
+            </w:tcBorders>
+            <w:shd w:val="clear" w:color="auto" w:fill="FFFFFF"/>
+            <w:tcMar>
+              <w:top w:w="0" w:type="dxa"/>
+              <w:bottom w:w="0" w:type="dxa"/>
+              <w:left w:w="0" w:type="dxa"/>
+              <w:right w:w="0" w:type="dxa"/>
+            </w:tcMar>
+            <w:vAlign w:val="top"/>
+          </w:tcPr>
+          <w:p>
+            <w:pPr>
+              <w:pStyle w:val="Normal"/>
+              <w:jc w:val="center"/>
+              <w:pBdr>
+                <w:bottom w:val="none" w:sz="0" w:space="0" w:color="000000"/>
+                <w:top w:val="none" w:sz="0" w:space="0" w:color="000000"/>
+                <w:left w:val="none" w:sz="0" w:space="0" w:color="000000"/>
+                <w:right w:val="none" w:sz="0" w:space="0" w:color="000000"/>
+              </w:pBdr>
+              <w:spacing w:after="100" w:before="100" w:line="240"/>
+              <w:ind w:left="100" w:right="100" w:firstLine="0" w:firstLineChars="0"/>
+              <w:rPr>
+                <w:rFonts w:ascii="Helvetica" w:hAnsi="Helvetica" w:eastAsia="Helvetica" w:cs="Helvetica"/>
+                <w:i w:val="false"/>
+                <w:b w:val="false"/>
+                <w:u w:val="none"/>
+                <w:sz w:val="22"/>
+                <w:szCs w:val="22"/>
+                <w:color w:val="000000"/>
+              </w:rPr>
+            </w:pPr>
+            <w:r>
+              <w:rPr>
+                <w:rFonts w:ascii="Helvetica" w:hAnsi="Helvetica" w:eastAsia="Helvetica" w:cs="Helvetica"/>
+                <w:i w:val="false"/>
+                <w:b w:val="false"/>
+                <w:u w:val="none"/>
+                <w:sz w:val="22"/>
+                <w:szCs w:val="22"/>
+                <w:color w:val="000000"/>
+              </w:rPr>
+              <w:t xml:space="preserve">0.07, 5.05</w:t>
+            </w:r>
+          </w:p>
+        </w:tc>
+        <w:tc>
+          <w:tcPr>
+            <w:tcBorders>
+              <w:bottom w:val="none" w:sz="0" w:space="0" w:color="000000"/>
+              <w:top w:val="none" w:sz="0" w:space="0" w:color="000000"/>
+              <w:left w:val="none" w:sz="0" w:space="0" w:color="000000"/>
+              <w:right w:val="none" w:sz="0" w:space="0" w:color="000000"/>
+            </w:tcBorders>
+            <w:shd w:val="clear" w:color="auto" w:fill="FFFFFF"/>
+            <w:tcMar>
+              <w:top w:w="0" w:type="dxa"/>
+              <w:bottom w:w="0" w:type="dxa"/>
+              <w:left w:w="0" w:type="dxa"/>
+              <w:right w:w="0" w:type="dxa"/>
+            </w:tcMar>
+            <w:vAlign w:val="top"/>
+          </w:tcPr>
+          <w:p>
+            <w:pPr>
+              <w:pStyle w:val="Normal"/>
+              <w:jc w:val="center"/>
+              <w:pBdr>
+                <w:bottom w:val="none" w:sz="0" w:space="0" w:color="000000"/>
+                <w:top w:val="none" w:sz="0" w:space="0" w:color="000000"/>
+                <w:left w:val="none" w:sz="0" w:space="0" w:color="000000"/>
+                <w:right w:val="none" w:sz="0" w:space="0" w:color="000000"/>
+              </w:pBdr>
+              <w:spacing w:after="100" w:before="100" w:line="240"/>
+              <w:ind w:left="100" w:right="100" w:firstLine="0" w:firstLineChars="0"/>
+              <w:rPr>
+                <w:rFonts w:ascii="Helvetica" w:hAnsi="Helvetica" w:eastAsia="Helvetica" w:cs="Helvetica"/>
+                <w:i w:val="false"/>
+                <w:b w:val="false"/>
+                <w:u w:val="none"/>
+                <w:sz w:val="22"/>
+                <w:szCs w:val="22"/>
+                <w:color w:val="000000"/>
+              </w:rPr>
+            </w:pPr>
+            <w:r>
+              <w:rPr>
+                <w:rFonts w:ascii="Helvetica" w:hAnsi="Helvetica" w:eastAsia="Helvetica" w:cs="Helvetica"/>
+                <w:i w:val="false"/>
+                <w:b w:val="false"/>
+                <w:u w:val="none"/>
+                <w:sz w:val="22"/>
+                <w:szCs w:val="22"/>
+                <w:color w:val="000000"/>
+              </w:rPr>
+              <w:t xml:space="preserve">0.630</w:t>
+            </w:r>
+          </w:p>
+        </w:tc>
+        <w:tc>
+          <w:tcPr>
+            <w:tcBorders>
+              <w:bottom w:val="none" w:sz="0" w:space="0" w:color="000000"/>
+              <w:top w:val="none" w:sz="0" w:space="0" w:color="000000"/>
+              <w:left w:val="none" w:sz="0" w:space="0" w:color="000000"/>
+              <w:right w:val="none" w:sz="0" w:space="0" w:color="000000"/>
+            </w:tcBorders>
+            <w:shd w:val="clear" w:color="auto" w:fill="FFFFFF"/>
+            <w:tcMar>
+              <w:top w:w="0" w:type="dxa"/>
+              <w:bottom w:w="0" w:type="dxa"/>
+              <w:left w:w="0" w:type="dxa"/>
+              <w:right w:w="0" w:type="dxa"/>
+            </w:tcMar>
+            <w:vAlign w:val="top"/>
+          </w:tcPr>
+          <w:p>
+            <w:pPr>
+              <w:pStyle w:val="Normal"/>
+              <w:jc w:val="center"/>
+              <w:pBdr>
+                <w:bottom w:val="none" w:sz="0" w:space="0" w:color="000000"/>
+                <w:top w:val="none" w:sz="0" w:space="0" w:color="000000"/>
+                <w:left w:val="none" w:sz="0" w:space="0" w:color="000000"/>
+                <w:right w:val="none" w:sz="0" w:space="0" w:color="000000"/>
+              </w:pBdr>
+              <w:spacing w:after="100" w:before="100" w:line="240"/>
+              <w:ind w:left="100" w:right="100" w:firstLine="0" w:firstLineChars="0"/>
+              <w:rPr>
+                <w:rFonts w:ascii="Helvetica" w:hAnsi="Helvetica" w:eastAsia="Helvetica" w:cs="Helvetica"/>
+                <w:i w:val="false"/>
+                <w:b w:val="false"/>
+                <w:u w:val="none"/>
+                <w:sz w:val="22"/>
+                <w:szCs w:val="22"/>
+                <w:color w:val="000000"/>
+              </w:rPr>
+            </w:pPr>
+            <w:r>
+              <w:rPr>
+                <w:rFonts w:ascii="Helvetica" w:hAnsi="Helvetica" w:eastAsia="Helvetica" w:cs="Helvetica"/>
+                <w:i w:val="false"/>
+                <w:b w:val="false"/>
+                <w:u w:val="none"/>
+                <w:sz w:val="22"/>
+                <w:szCs w:val="22"/>
+                <w:color w:val="000000"/>
+              </w:rPr>
+              <w:t xml:space="preserve">189</w:t>
+            </w:r>
+          </w:p>
+        </w:tc>
+        <w:tc>
+          <w:tcPr>
+            <w:tcBorders>
+              <w:bottom w:val="none" w:sz="0" w:space="0" w:color="000000"/>
+              <w:top w:val="none" w:sz="0" w:space="0" w:color="000000"/>
+              <w:left w:val="none" w:sz="0" w:space="0" w:color="000000"/>
+              <w:right w:val="none" w:sz="0" w:space="0" w:color="000000"/>
+            </w:tcBorders>
+            <w:shd w:val="clear" w:color="auto" w:fill="FFFFFF"/>
+            <w:tcMar>
+              <w:top w:w="0" w:type="dxa"/>
+              <w:bottom w:w="0" w:type="dxa"/>
+              <w:left w:w="0" w:type="dxa"/>
+              <w:right w:w="0" w:type="dxa"/>
+            </w:tcMar>
+            <w:vAlign w:val="top"/>
+          </w:tcPr>
+          <w:p>
+            <w:pPr>
+              <w:pStyle w:val="Normal"/>
+              <w:jc w:val="center"/>
+              <w:pBdr>
+                <w:bottom w:val="none" w:sz="0" w:space="0" w:color="000000"/>
+                <w:top w:val="none" w:sz="0" w:space="0" w:color="000000"/>
+                <w:left w:val="none" w:sz="0" w:space="0" w:color="000000"/>
+                <w:right w:val="none" w:sz="0" w:space="0" w:color="000000"/>
+              </w:pBdr>
+              <w:spacing w:after="100" w:before="100" w:line="240"/>
+              <w:ind w:left="100" w:right="100" w:firstLine="0" w:firstLineChars="0"/>
+              <w:rPr>
+                <w:rFonts w:ascii="Helvetica" w:hAnsi="Helvetica" w:eastAsia="Helvetica" w:cs="Helvetica"/>
+                <w:i w:val="false"/>
+                <w:b w:val="false"/>
+                <w:u w:val="none"/>
+                <w:sz w:val="22"/>
+                <w:szCs w:val="22"/>
+                <w:color w:val="000000"/>
+              </w:rPr>
+            </w:pPr>
+            <w:r>
+              <w:rPr>
+                <w:rFonts w:ascii="Helvetica" w:hAnsi="Helvetica" w:eastAsia="Helvetica" w:cs="Helvetica"/>
+                <w:i w:val="false"/>
+                <w:b w:val="false"/>
+                <w:u w:val="none"/>
+                <w:sz w:val="22"/>
+                <w:szCs w:val="22"/>
+                <w:color w:val="000000"/>
+              </w:rPr>
+              <w:t xml:space="preserve">0.51</w:t>
+            </w:r>
+          </w:p>
+        </w:tc>
+        <w:tc>
+          <w:tcPr>
+            <w:tcBorders>
+              <w:bottom w:val="none" w:sz="0" w:space="0" w:color="000000"/>
+              <w:top w:val="none" w:sz="0" w:space="0" w:color="000000"/>
+              <w:left w:val="none" w:sz="0" w:space="0" w:color="000000"/>
+              <w:right w:val="none" w:sz="0" w:space="0" w:color="000000"/>
+            </w:tcBorders>
+            <w:shd w:val="clear" w:color="auto" w:fill="FFFFFF"/>
+            <w:tcMar>
+              <w:top w:w="0" w:type="dxa"/>
+              <w:bottom w:w="0" w:type="dxa"/>
+              <w:left w:w="0" w:type="dxa"/>
+              <w:right w:w="0" w:type="dxa"/>
+            </w:tcMar>
+            <w:vAlign w:val="top"/>
+          </w:tcPr>
+          <w:p>
+            <w:pPr>
+              <w:pStyle w:val="Normal"/>
+              <w:jc w:val="center"/>
+              <w:pBdr>
+                <w:bottom w:val="none" w:sz="0" w:space="0" w:color="000000"/>
+                <w:top w:val="none" w:sz="0" w:space="0" w:color="000000"/>
+                <w:left w:val="none" w:sz="0" w:space="0" w:color="000000"/>
+                <w:right w:val="none" w:sz="0" w:space="0" w:color="000000"/>
+              </w:pBdr>
+              <w:spacing w:after="100" w:before="100" w:line="240"/>
+              <w:ind w:left="100" w:right="100" w:firstLine="0" w:firstLineChars="0"/>
+              <w:rPr>
+                <w:rFonts w:ascii="Helvetica" w:hAnsi="Helvetica" w:eastAsia="Helvetica" w:cs="Helvetica"/>
+                <w:i w:val="false"/>
+                <w:b w:val="false"/>
+                <w:u w:val="none"/>
+                <w:sz w:val="22"/>
+                <w:szCs w:val="22"/>
+                <w:color w:val="000000"/>
+              </w:rPr>
+            </w:pPr>
+            <w:r>
+              <w:rPr>
+                <w:rFonts w:ascii="Helvetica" w:hAnsi="Helvetica" w:eastAsia="Helvetica" w:cs="Helvetica"/>
+                <w:i w:val="false"/>
+                <w:b w:val="false"/>
+                <w:u w:val="none"/>
+                <w:sz w:val="22"/>
+                <w:szCs w:val="22"/>
+                <w:color w:val="000000"/>
+              </w:rPr>
+              <w:t xml:space="preserve">0.09, 3.00</w:t>
+            </w:r>
+          </w:p>
+        </w:tc>
+        <w:tc>
+          <w:tcPr>
+            <w:tcBorders>
+              <w:bottom w:val="none" w:sz="0" w:space="0" w:color="000000"/>
+              <w:top w:val="none" w:sz="0" w:space="0" w:color="000000"/>
+              <w:left w:val="none" w:sz="0" w:space="0" w:color="000000"/>
+              <w:right w:val="none" w:sz="0" w:space="0" w:color="000000"/>
+            </w:tcBorders>
+            <w:shd w:val="clear" w:color="auto" w:fill="FFFFFF"/>
+            <w:tcMar>
+              <w:top w:w="0" w:type="dxa"/>
+              <w:bottom w:w="0" w:type="dxa"/>
+              <w:left w:w="0" w:type="dxa"/>
+              <w:right w:w="0" w:type="dxa"/>
+            </w:tcMar>
+            <w:vAlign w:val="top"/>
+          </w:tcPr>
+          <w:p>
+            <w:pPr>
+              <w:pStyle w:val="Normal"/>
+              <w:jc w:val="center"/>
+              <w:pBdr>
+                <w:bottom w:val="none" w:sz="0" w:space="0" w:color="000000"/>
+                <w:top w:val="none" w:sz="0" w:space="0" w:color="000000"/>
+                <w:left w:val="none" w:sz="0" w:space="0" w:color="000000"/>
+                <w:right w:val="none" w:sz="0" w:space="0" w:color="000000"/>
+              </w:pBdr>
+              <w:spacing w:after="100" w:before="100" w:line="240"/>
+              <w:ind w:left="100" w:right="100" w:firstLine="0" w:firstLineChars="0"/>
+              <w:rPr>
+                <w:rFonts w:ascii="Helvetica" w:hAnsi="Helvetica" w:eastAsia="Helvetica" w:cs="Helvetica"/>
+                <w:i w:val="false"/>
+                <w:b w:val="false"/>
+                <w:u w:val="none"/>
+                <w:sz w:val="22"/>
+                <w:szCs w:val="22"/>
+                <w:color w:val="000000"/>
+              </w:rPr>
+            </w:pPr>
+            <w:r>
+              <w:rPr>
+                <w:rFonts w:ascii="Helvetica" w:hAnsi="Helvetica" w:eastAsia="Helvetica" w:cs="Helvetica"/>
+                <w:i w:val="false"/>
+                <w:b w:val="false"/>
+                <w:u w:val="none"/>
+                <w:sz w:val="22"/>
+                <w:szCs w:val="22"/>
+                <w:color w:val="000000"/>
+              </w:rPr>
+              <w:t xml:space="preserve">0.460</w:t>
             </w:r>
           </w:p>
         </w:tc>
@@ -11947,378 +11947,378 @@
                 <w:szCs w:val="22"/>
                 <w:color w:val="000000"/>
               </w:rPr>
-              <w:t xml:space="preserve">190</w:t>
-            </w:r>
-          </w:p>
-        </w:tc>
-        <w:tc>
-          <w:tcPr>
-            <w:tcBorders>
-              <w:bottom w:val="none" w:sz="0" w:space="0" w:color="000000"/>
-              <w:top w:val="none" w:sz="0" w:space="0" w:color="000000"/>
-              <w:left w:val="none" w:sz="0" w:space="0" w:color="000000"/>
-              <w:right w:val="none" w:sz="0" w:space="0" w:color="000000"/>
-            </w:tcBorders>
-            <w:shd w:val="clear" w:color="auto" w:fill="FFFFFF"/>
-            <w:tcMar>
-              <w:top w:w="0" w:type="dxa"/>
-              <w:bottom w:w="0" w:type="dxa"/>
-              <w:left w:w="0" w:type="dxa"/>
-              <w:right w:w="0" w:type="dxa"/>
-            </w:tcMar>
-            <w:vAlign w:val="top"/>
-          </w:tcPr>
-          <w:p>
-            <w:pPr>
-              <w:pStyle w:val="Normal"/>
-              <w:jc w:val="center"/>
-              <w:pBdr>
-                <w:bottom w:val="none" w:sz="0" w:space="0" w:color="000000"/>
-                <w:top w:val="none" w:sz="0" w:space="0" w:color="000000"/>
-                <w:left w:val="none" w:sz="0" w:space="0" w:color="000000"/>
-                <w:right w:val="none" w:sz="0" w:space="0" w:color="000000"/>
-              </w:pBdr>
-              <w:spacing w:after="100" w:before="100" w:line="240"/>
-              <w:ind w:left="100" w:right="100" w:firstLine="0" w:firstLineChars="0"/>
-              <w:rPr>
-                <w:rFonts w:ascii="Helvetica" w:hAnsi="Helvetica" w:eastAsia="Helvetica" w:cs="Helvetica"/>
-                <w:i w:val="false"/>
-                <w:b w:val="false"/>
-                <w:u w:val="none"/>
-                <w:sz w:val="22"/>
-                <w:szCs w:val="22"/>
-                <w:color w:val="000000"/>
-              </w:rPr>
-            </w:pPr>
-            <w:r>
-              <w:rPr>
-                <w:rFonts w:ascii="Helvetica" w:hAnsi="Helvetica" w:eastAsia="Helvetica" w:cs="Helvetica"/>
-                <w:i w:val="false"/>
-                <w:b w:val="false"/>
-                <w:u w:val="none"/>
-                <w:sz w:val="22"/>
-                <w:szCs w:val="22"/>
-                <w:color w:val="000000"/>
-              </w:rPr>
-              <w:t xml:space="preserve">2.25</w:t>
-            </w:r>
-          </w:p>
-        </w:tc>
-        <w:tc>
-          <w:tcPr>
-            <w:tcBorders>
-              <w:bottom w:val="none" w:sz="0" w:space="0" w:color="000000"/>
-              <w:top w:val="none" w:sz="0" w:space="0" w:color="000000"/>
-              <w:left w:val="none" w:sz="0" w:space="0" w:color="000000"/>
-              <w:right w:val="none" w:sz="0" w:space="0" w:color="000000"/>
-            </w:tcBorders>
-            <w:shd w:val="clear" w:color="auto" w:fill="FFFFFF"/>
-            <w:tcMar>
-              <w:top w:w="0" w:type="dxa"/>
-              <w:bottom w:w="0" w:type="dxa"/>
-              <w:left w:w="0" w:type="dxa"/>
-              <w:right w:w="0" w:type="dxa"/>
-            </w:tcMar>
-            <w:vAlign w:val="top"/>
-          </w:tcPr>
-          <w:p>
-            <w:pPr>
-              <w:pStyle w:val="Normal"/>
-              <w:jc w:val="center"/>
-              <w:pBdr>
-                <w:bottom w:val="none" w:sz="0" w:space="0" w:color="000000"/>
-                <w:top w:val="none" w:sz="0" w:space="0" w:color="000000"/>
-                <w:left w:val="none" w:sz="0" w:space="0" w:color="000000"/>
-                <w:right w:val="none" w:sz="0" w:space="0" w:color="000000"/>
-              </w:pBdr>
-              <w:spacing w:after="100" w:before="100" w:line="240"/>
-              <w:ind w:left="100" w:right="100" w:firstLine="0" w:firstLineChars="0"/>
-              <w:rPr>
-                <w:rFonts w:ascii="Helvetica" w:hAnsi="Helvetica" w:eastAsia="Helvetica" w:cs="Helvetica"/>
-                <w:i w:val="false"/>
-                <w:b w:val="false"/>
-                <w:u w:val="none"/>
-                <w:sz w:val="22"/>
-                <w:szCs w:val="22"/>
-                <w:color w:val="000000"/>
-              </w:rPr>
-            </w:pPr>
-            <w:r>
-              <w:rPr>
-                <w:rFonts w:ascii="Helvetica" w:hAnsi="Helvetica" w:eastAsia="Helvetica" w:cs="Helvetica"/>
-                <w:i w:val="false"/>
-                <w:b w:val="false"/>
-                <w:u w:val="none"/>
-                <w:sz w:val="22"/>
-                <w:szCs w:val="22"/>
-                <w:color w:val="000000"/>
-              </w:rPr>
-              <w:t xml:space="preserve">1.15, 4.38</w:t>
-            </w:r>
-          </w:p>
-        </w:tc>
-        <w:tc>
-          <w:tcPr>
-            <w:tcBorders>
-              <w:bottom w:val="none" w:sz="0" w:space="0" w:color="000000"/>
-              <w:top w:val="none" w:sz="0" w:space="0" w:color="000000"/>
-              <w:left w:val="none" w:sz="0" w:space="0" w:color="000000"/>
-              <w:right w:val="none" w:sz="0" w:space="0" w:color="000000"/>
-            </w:tcBorders>
-            <w:shd w:val="clear" w:color="auto" w:fill="FFFFFF"/>
-            <w:tcMar>
-              <w:top w:w="0" w:type="dxa"/>
-              <w:bottom w:w="0" w:type="dxa"/>
-              <w:left w:w="0" w:type="dxa"/>
-              <w:right w:w="0" w:type="dxa"/>
-            </w:tcMar>
-            <w:vAlign w:val="top"/>
-          </w:tcPr>
-          <w:p>
-            <w:pPr>
-              <w:pStyle w:val="Normal"/>
-              <w:jc w:val="center"/>
-              <w:pBdr>
-                <w:bottom w:val="none" w:sz="0" w:space="0" w:color="000000"/>
-                <w:top w:val="none" w:sz="0" w:space="0" w:color="000000"/>
-                <w:left w:val="none" w:sz="0" w:space="0" w:color="000000"/>
-                <w:right w:val="none" w:sz="0" w:space="0" w:color="000000"/>
-              </w:pBdr>
-              <w:spacing w:after="100" w:before="100" w:line="240"/>
-              <w:ind w:left="100" w:right="100" w:firstLine="0" w:firstLineChars="0"/>
-              <w:rPr>
-                <w:rFonts w:ascii="Helvetica" w:hAnsi="Helvetica" w:eastAsia="Helvetica" w:cs="Helvetica"/>
-                <w:i w:val="false"/>
-                <w:b w:val="false"/>
-                <w:u w:val="none"/>
-                <w:sz w:val="22"/>
-                <w:szCs w:val="22"/>
-                <w:color w:val="000000"/>
-              </w:rPr>
-            </w:pPr>
-            <w:r>
-              <w:rPr>
-                <w:rFonts w:ascii="Helvetica" w:hAnsi="Helvetica" w:eastAsia="Helvetica" w:cs="Helvetica"/>
-                <w:i w:val="false"/>
-                <w:b w:val="false"/>
-                <w:u w:val="none"/>
-                <w:sz w:val="22"/>
-                <w:szCs w:val="22"/>
-                <w:color w:val="000000"/>
-              </w:rPr>
-              <w:t xml:space="preserve">0.017</w:t>
-            </w:r>
-          </w:p>
-        </w:tc>
-        <w:tc>
-          <w:tcPr>
-            <w:tcBorders>
-              <w:bottom w:val="none" w:sz="0" w:space="0" w:color="000000"/>
-              <w:top w:val="none" w:sz="0" w:space="0" w:color="000000"/>
-              <w:left w:val="none" w:sz="0" w:space="0" w:color="000000"/>
-              <w:right w:val="none" w:sz="0" w:space="0" w:color="000000"/>
-            </w:tcBorders>
-            <w:shd w:val="clear" w:color="auto" w:fill="FFFFFF"/>
-            <w:tcMar>
-              <w:top w:w="0" w:type="dxa"/>
-              <w:bottom w:w="0" w:type="dxa"/>
-              <w:left w:w="0" w:type="dxa"/>
-              <w:right w:w="0" w:type="dxa"/>
-            </w:tcMar>
-            <w:vAlign w:val="top"/>
-          </w:tcPr>
-          <w:p>
-            <w:pPr>
-              <w:pStyle w:val="Normal"/>
-              <w:jc w:val="center"/>
-              <w:pBdr>
-                <w:bottom w:val="none" w:sz="0" w:space="0" w:color="000000"/>
-                <w:top w:val="none" w:sz="0" w:space="0" w:color="000000"/>
-                <w:left w:val="none" w:sz="0" w:space="0" w:color="000000"/>
-                <w:right w:val="none" w:sz="0" w:space="0" w:color="000000"/>
-              </w:pBdr>
-              <w:spacing w:after="100" w:before="100" w:line="240"/>
-              <w:ind w:left="100" w:right="100" w:firstLine="0" w:firstLineChars="0"/>
-              <w:rPr>
-                <w:rFonts w:ascii="Helvetica" w:hAnsi="Helvetica" w:eastAsia="Helvetica" w:cs="Helvetica"/>
-                <w:i w:val="false"/>
-                <w:b w:val="false"/>
-                <w:u w:val="none"/>
-                <w:sz w:val="22"/>
-                <w:szCs w:val="22"/>
-                <w:color w:val="000000"/>
-              </w:rPr>
-            </w:pPr>
-            <w:r>
-              <w:rPr>
-                <w:rFonts w:ascii="Helvetica" w:hAnsi="Helvetica" w:eastAsia="Helvetica" w:cs="Helvetica"/>
-                <w:i w:val="false"/>
-                <w:b w:val="false"/>
-                <w:u w:val="none"/>
-                <w:sz w:val="22"/>
-                <w:szCs w:val="22"/>
-                <w:color w:val="000000"/>
-              </w:rPr>
-              <w:t xml:space="preserve">190</w:t>
-            </w:r>
-          </w:p>
-        </w:tc>
-        <w:tc>
-          <w:tcPr>
-            <w:tcBorders>
-              <w:bottom w:val="none" w:sz="0" w:space="0" w:color="000000"/>
-              <w:top w:val="none" w:sz="0" w:space="0" w:color="000000"/>
-              <w:left w:val="none" w:sz="0" w:space="0" w:color="000000"/>
-              <w:right w:val="none" w:sz="0" w:space="0" w:color="000000"/>
-            </w:tcBorders>
-            <w:shd w:val="clear" w:color="auto" w:fill="FFFFFF"/>
-            <w:tcMar>
-              <w:top w:w="0" w:type="dxa"/>
-              <w:bottom w:w="0" w:type="dxa"/>
-              <w:left w:w="0" w:type="dxa"/>
-              <w:right w:w="0" w:type="dxa"/>
-            </w:tcMar>
-            <w:vAlign w:val="top"/>
-          </w:tcPr>
-          <w:p>
-            <w:pPr>
-              <w:pStyle w:val="Normal"/>
-              <w:jc w:val="center"/>
-              <w:pBdr>
-                <w:bottom w:val="none" w:sz="0" w:space="0" w:color="000000"/>
-                <w:top w:val="none" w:sz="0" w:space="0" w:color="000000"/>
-                <w:left w:val="none" w:sz="0" w:space="0" w:color="000000"/>
-                <w:right w:val="none" w:sz="0" w:space="0" w:color="000000"/>
-              </w:pBdr>
-              <w:spacing w:after="100" w:before="100" w:line="240"/>
-              <w:ind w:left="100" w:right="100" w:firstLine="0" w:firstLineChars="0"/>
-              <w:rPr>
-                <w:rFonts w:ascii="Helvetica" w:hAnsi="Helvetica" w:eastAsia="Helvetica" w:cs="Helvetica"/>
-                <w:i w:val="false"/>
-                <w:b w:val="false"/>
-                <w:u w:val="none"/>
-                <w:sz w:val="22"/>
-                <w:szCs w:val="22"/>
-                <w:color w:val="000000"/>
-              </w:rPr>
-            </w:pPr>
-            <w:r>
-              <w:rPr>
-                <w:rFonts w:ascii="Helvetica" w:hAnsi="Helvetica" w:eastAsia="Helvetica" w:cs="Helvetica"/>
-                <w:i w:val="false"/>
-                <w:b w:val="false"/>
-                <w:u w:val="none"/>
-                <w:sz w:val="22"/>
-                <w:szCs w:val="22"/>
-                <w:color w:val="000000"/>
-              </w:rPr>
-              <w:t xml:space="preserve">2.35</w:t>
-            </w:r>
-          </w:p>
-        </w:tc>
-        <w:tc>
-          <w:tcPr>
-            <w:tcBorders>
-              <w:bottom w:val="none" w:sz="0" w:space="0" w:color="000000"/>
-              <w:top w:val="none" w:sz="0" w:space="0" w:color="000000"/>
-              <w:left w:val="none" w:sz="0" w:space="0" w:color="000000"/>
-              <w:right w:val="none" w:sz="0" w:space="0" w:color="000000"/>
-            </w:tcBorders>
-            <w:shd w:val="clear" w:color="auto" w:fill="FFFFFF"/>
-            <w:tcMar>
-              <w:top w:w="0" w:type="dxa"/>
-              <w:bottom w:w="0" w:type="dxa"/>
-              <w:left w:w="0" w:type="dxa"/>
-              <w:right w:w="0" w:type="dxa"/>
-            </w:tcMar>
-            <w:vAlign w:val="top"/>
-          </w:tcPr>
-          <w:p>
-            <w:pPr>
-              <w:pStyle w:val="Normal"/>
-              <w:jc w:val="center"/>
-              <w:pBdr>
-                <w:bottom w:val="none" w:sz="0" w:space="0" w:color="000000"/>
-                <w:top w:val="none" w:sz="0" w:space="0" w:color="000000"/>
-                <w:left w:val="none" w:sz="0" w:space="0" w:color="000000"/>
-                <w:right w:val="none" w:sz="0" w:space="0" w:color="000000"/>
-              </w:pBdr>
-              <w:spacing w:after="100" w:before="100" w:line="240"/>
-              <w:ind w:left="100" w:right="100" w:firstLine="0" w:firstLineChars="0"/>
-              <w:rPr>
-                <w:rFonts w:ascii="Helvetica" w:hAnsi="Helvetica" w:eastAsia="Helvetica" w:cs="Helvetica"/>
-                <w:i w:val="false"/>
-                <w:b w:val="false"/>
-                <w:u w:val="none"/>
-                <w:sz w:val="22"/>
-                <w:szCs w:val="22"/>
-                <w:color w:val="000000"/>
-              </w:rPr>
-            </w:pPr>
-            <w:r>
-              <w:rPr>
-                <w:rFonts w:ascii="Helvetica" w:hAnsi="Helvetica" w:eastAsia="Helvetica" w:cs="Helvetica"/>
-                <w:i w:val="false"/>
-                <w:b w:val="false"/>
-                <w:u w:val="none"/>
-                <w:sz w:val="22"/>
-                <w:szCs w:val="22"/>
-                <w:color w:val="000000"/>
-              </w:rPr>
-              <w:t xml:space="preserve">1.00, 5.53</w:t>
-            </w:r>
-          </w:p>
-        </w:tc>
-        <w:tc>
-          <w:tcPr>
-            <w:tcBorders>
-              <w:bottom w:val="none" w:sz="0" w:space="0" w:color="000000"/>
-              <w:top w:val="none" w:sz="0" w:space="0" w:color="000000"/>
-              <w:left w:val="none" w:sz="0" w:space="0" w:color="000000"/>
-              <w:right w:val="none" w:sz="0" w:space="0" w:color="000000"/>
-            </w:tcBorders>
-            <w:shd w:val="clear" w:color="auto" w:fill="FFFFFF"/>
-            <w:tcMar>
-              <w:top w:w="0" w:type="dxa"/>
-              <w:bottom w:w="0" w:type="dxa"/>
-              <w:left w:w="0" w:type="dxa"/>
-              <w:right w:w="0" w:type="dxa"/>
-            </w:tcMar>
-            <w:vAlign w:val="top"/>
-          </w:tcPr>
-          <w:p>
-            <w:pPr>
-              <w:pStyle w:val="Normal"/>
-              <w:jc w:val="center"/>
-              <w:pBdr>
-                <w:bottom w:val="none" w:sz="0" w:space="0" w:color="000000"/>
-                <w:top w:val="none" w:sz="0" w:space="0" w:color="000000"/>
-                <w:left w:val="none" w:sz="0" w:space="0" w:color="000000"/>
-                <w:right w:val="none" w:sz="0" w:space="0" w:color="000000"/>
-              </w:pBdr>
-              <w:spacing w:after="100" w:before="100" w:line="240"/>
-              <w:ind w:left="100" w:right="100" w:firstLine="0" w:firstLineChars="0"/>
-              <w:rPr>
-                <w:rFonts w:ascii="Helvetica" w:hAnsi="Helvetica" w:eastAsia="Helvetica" w:cs="Helvetica"/>
-                <w:i w:val="false"/>
-                <w:b w:val="false"/>
-                <w:u w:val="none"/>
-                <w:sz w:val="22"/>
-                <w:szCs w:val="22"/>
-                <w:color w:val="000000"/>
-              </w:rPr>
-            </w:pPr>
-            <w:r>
-              <w:rPr>
-                <w:rFonts w:ascii="Helvetica" w:hAnsi="Helvetica" w:eastAsia="Helvetica" w:cs="Helvetica"/>
-                <w:i w:val="false"/>
-                <w:b w:val="false"/>
-                <w:u w:val="none"/>
-                <w:sz w:val="22"/>
-                <w:szCs w:val="22"/>
-                <w:color w:val="000000"/>
-              </w:rPr>
-              <w:t xml:space="preserve">0.051</w:t>
+              <w:t xml:space="preserve">189</w:t>
+            </w:r>
+          </w:p>
+        </w:tc>
+        <w:tc>
+          <w:tcPr>
+            <w:tcBorders>
+              <w:bottom w:val="none" w:sz="0" w:space="0" w:color="000000"/>
+              <w:top w:val="none" w:sz="0" w:space="0" w:color="000000"/>
+              <w:left w:val="none" w:sz="0" w:space="0" w:color="000000"/>
+              <w:right w:val="none" w:sz="0" w:space="0" w:color="000000"/>
+            </w:tcBorders>
+            <w:shd w:val="clear" w:color="auto" w:fill="FFFFFF"/>
+            <w:tcMar>
+              <w:top w:w="0" w:type="dxa"/>
+              <w:bottom w:w="0" w:type="dxa"/>
+              <w:left w:w="0" w:type="dxa"/>
+              <w:right w:w="0" w:type="dxa"/>
+            </w:tcMar>
+            <w:vAlign w:val="top"/>
+          </w:tcPr>
+          <w:p>
+            <w:pPr>
+              <w:pStyle w:val="Normal"/>
+              <w:jc w:val="center"/>
+              <w:pBdr>
+                <w:bottom w:val="none" w:sz="0" w:space="0" w:color="000000"/>
+                <w:top w:val="none" w:sz="0" w:space="0" w:color="000000"/>
+                <w:left w:val="none" w:sz="0" w:space="0" w:color="000000"/>
+                <w:right w:val="none" w:sz="0" w:space="0" w:color="000000"/>
+              </w:pBdr>
+              <w:spacing w:after="100" w:before="100" w:line="240"/>
+              <w:ind w:left="100" w:right="100" w:firstLine="0" w:firstLineChars="0"/>
+              <w:rPr>
+                <w:rFonts w:ascii="Helvetica" w:hAnsi="Helvetica" w:eastAsia="Helvetica" w:cs="Helvetica"/>
+                <w:i w:val="false"/>
+                <w:b w:val="false"/>
+                <w:u w:val="none"/>
+                <w:sz w:val="22"/>
+                <w:szCs w:val="22"/>
+                <w:color w:val="000000"/>
+              </w:rPr>
+            </w:pPr>
+            <w:r>
+              <w:rPr>
+                <w:rFonts w:ascii="Helvetica" w:hAnsi="Helvetica" w:eastAsia="Helvetica" w:cs="Helvetica"/>
+                <w:i w:val="false"/>
+                <w:b w:val="false"/>
+                <w:u w:val="none"/>
+                <w:sz w:val="22"/>
+                <w:szCs w:val="22"/>
+                <w:color w:val="000000"/>
+              </w:rPr>
+              <w:t xml:space="preserve">2.28</w:t>
+            </w:r>
+          </w:p>
+        </w:tc>
+        <w:tc>
+          <w:tcPr>
+            <w:tcBorders>
+              <w:bottom w:val="none" w:sz="0" w:space="0" w:color="000000"/>
+              <w:top w:val="none" w:sz="0" w:space="0" w:color="000000"/>
+              <w:left w:val="none" w:sz="0" w:space="0" w:color="000000"/>
+              <w:right w:val="none" w:sz="0" w:space="0" w:color="000000"/>
+            </w:tcBorders>
+            <w:shd w:val="clear" w:color="auto" w:fill="FFFFFF"/>
+            <w:tcMar>
+              <w:top w:w="0" w:type="dxa"/>
+              <w:bottom w:w="0" w:type="dxa"/>
+              <w:left w:w="0" w:type="dxa"/>
+              <w:right w:w="0" w:type="dxa"/>
+            </w:tcMar>
+            <w:vAlign w:val="top"/>
+          </w:tcPr>
+          <w:p>
+            <w:pPr>
+              <w:pStyle w:val="Normal"/>
+              <w:jc w:val="center"/>
+              <w:pBdr>
+                <w:bottom w:val="none" w:sz="0" w:space="0" w:color="000000"/>
+                <w:top w:val="none" w:sz="0" w:space="0" w:color="000000"/>
+                <w:left w:val="none" w:sz="0" w:space="0" w:color="000000"/>
+                <w:right w:val="none" w:sz="0" w:space="0" w:color="000000"/>
+              </w:pBdr>
+              <w:spacing w:after="100" w:before="100" w:line="240"/>
+              <w:ind w:left="100" w:right="100" w:firstLine="0" w:firstLineChars="0"/>
+              <w:rPr>
+                <w:rFonts w:ascii="Helvetica" w:hAnsi="Helvetica" w:eastAsia="Helvetica" w:cs="Helvetica"/>
+                <w:i w:val="false"/>
+                <w:b w:val="false"/>
+                <w:u w:val="none"/>
+                <w:sz w:val="22"/>
+                <w:szCs w:val="22"/>
+                <w:color w:val="000000"/>
+              </w:rPr>
+            </w:pPr>
+            <w:r>
+              <w:rPr>
+                <w:rFonts w:ascii="Helvetica" w:hAnsi="Helvetica" w:eastAsia="Helvetica" w:cs="Helvetica"/>
+                <w:i w:val="false"/>
+                <w:b w:val="false"/>
+                <w:u w:val="none"/>
+                <w:sz w:val="22"/>
+                <w:szCs w:val="22"/>
+                <w:color w:val="000000"/>
+              </w:rPr>
+              <w:t xml:space="preserve">1.17, 4.45</w:t>
+            </w:r>
+          </w:p>
+        </w:tc>
+        <w:tc>
+          <w:tcPr>
+            <w:tcBorders>
+              <w:bottom w:val="none" w:sz="0" w:space="0" w:color="000000"/>
+              <w:top w:val="none" w:sz="0" w:space="0" w:color="000000"/>
+              <w:left w:val="none" w:sz="0" w:space="0" w:color="000000"/>
+              <w:right w:val="none" w:sz="0" w:space="0" w:color="000000"/>
+            </w:tcBorders>
+            <w:shd w:val="clear" w:color="auto" w:fill="FFFFFF"/>
+            <w:tcMar>
+              <w:top w:w="0" w:type="dxa"/>
+              <w:bottom w:w="0" w:type="dxa"/>
+              <w:left w:w="0" w:type="dxa"/>
+              <w:right w:w="0" w:type="dxa"/>
+            </w:tcMar>
+            <w:vAlign w:val="top"/>
+          </w:tcPr>
+          <w:p>
+            <w:pPr>
+              <w:pStyle w:val="Normal"/>
+              <w:jc w:val="center"/>
+              <w:pBdr>
+                <w:bottom w:val="none" w:sz="0" w:space="0" w:color="000000"/>
+                <w:top w:val="none" w:sz="0" w:space="0" w:color="000000"/>
+                <w:left w:val="none" w:sz="0" w:space="0" w:color="000000"/>
+                <w:right w:val="none" w:sz="0" w:space="0" w:color="000000"/>
+              </w:pBdr>
+              <w:spacing w:after="100" w:before="100" w:line="240"/>
+              <w:ind w:left="100" w:right="100" w:firstLine="0" w:firstLineChars="0"/>
+              <w:rPr>
+                <w:rFonts w:ascii="Helvetica" w:hAnsi="Helvetica" w:eastAsia="Helvetica" w:cs="Helvetica"/>
+                <w:i w:val="false"/>
+                <w:b w:val="false"/>
+                <w:u w:val="none"/>
+                <w:sz w:val="22"/>
+                <w:szCs w:val="22"/>
+                <w:color w:val="000000"/>
+              </w:rPr>
+            </w:pPr>
+            <w:r>
+              <w:rPr>
+                <w:rFonts w:ascii="Helvetica" w:hAnsi="Helvetica" w:eastAsia="Helvetica" w:cs="Helvetica"/>
+                <w:i w:val="false"/>
+                <w:b w:val="false"/>
+                <w:u w:val="none"/>
+                <w:sz w:val="22"/>
+                <w:szCs w:val="22"/>
+                <w:color w:val="000000"/>
+              </w:rPr>
+              <w:t xml:space="preserve">0.016</w:t>
+            </w:r>
+          </w:p>
+        </w:tc>
+        <w:tc>
+          <w:tcPr>
+            <w:tcBorders>
+              <w:bottom w:val="none" w:sz="0" w:space="0" w:color="000000"/>
+              <w:top w:val="none" w:sz="0" w:space="0" w:color="000000"/>
+              <w:left w:val="none" w:sz="0" w:space="0" w:color="000000"/>
+              <w:right w:val="none" w:sz="0" w:space="0" w:color="000000"/>
+            </w:tcBorders>
+            <w:shd w:val="clear" w:color="auto" w:fill="FFFFFF"/>
+            <w:tcMar>
+              <w:top w:w="0" w:type="dxa"/>
+              <w:bottom w:w="0" w:type="dxa"/>
+              <w:left w:w="0" w:type="dxa"/>
+              <w:right w:w="0" w:type="dxa"/>
+            </w:tcMar>
+            <w:vAlign w:val="top"/>
+          </w:tcPr>
+          <w:p>
+            <w:pPr>
+              <w:pStyle w:val="Normal"/>
+              <w:jc w:val="center"/>
+              <w:pBdr>
+                <w:bottom w:val="none" w:sz="0" w:space="0" w:color="000000"/>
+                <w:top w:val="none" w:sz="0" w:space="0" w:color="000000"/>
+                <w:left w:val="none" w:sz="0" w:space="0" w:color="000000"/>
+                <w:right w:val="none" w:sz="0" w:space="0" w:color="000000"/>
+              </w:pBdr>
+              <w:spacing w:after="100" w:before="100" w:line="240"/>
+              <w:ind w:left="100" w:right="100" w:firstLine="0" w:firstLineChars="0"/>
+              <w:rPr>
+                <w:rFonts w:ascii="Helvetica" w:hAnsi="Helvetica" w:eastAsia="Helvetica" w:cs="Helvetica"/>
+                <w:i w:val="false"/>
+                <w:b w:val="false"/>
+                <w:u w:val="none"/>
+                <w:sz w:val="22"/>
+                <w:szCs w:val="22"/>
+                <w:color w:val="000000"/>
+              </w:rPr>
+            </w:pPr>
+            <w:r>
+              <w:rPr>
+                <w:rFonts w:ascii="Helvetica" w:hAnsi="Helvetica" w:eastAsia="Helvetica" w:cs="Helvetica"/>
+                <w:i w:val="false"/>
+                <w:b w:val="false"/>
+                <w:u w:val="none"/>
+                <w:sz w:val="22"/>
+                <w:szCs w:val="22"/>
+                <w:color w:val="000000"/>
+              </w:rPr>
+              <w:t xml:space="preserve">189</w:t>
+            </w:r>
+          </w:p>
+        </w:tc>
+        <w:tc>
+          <w:tcPr>
+            <w:tcBorders>
+              <w:bottom w:val="none" w:sz="0" w:space="0" w:color="000000"/>
+              <w:top w:val="none" w:sz="0" w:space="0" w:color="000000"/>
+              <w:left w:val="none" w:sz="0" w:space="0" w:color="000000"/>
+              <w:right w:val="none" w:sz="0" w:space="0" w:color="000000"/>
+            </w:tcBorders>
+            <w:shd w:val="clear" w:color="auto" w:fill="FFFFFF"/>
+            <w:tcMar>
+              <w:top w:w="0" w:type="dxa"/>
+              <w:bottom w:w="0" w:type="dxa"/>
+              <w:left w:w="0" w:type="dxa"/>
+              <w:right w:w="0" w:type="dxa"/>
+            </w:tcMar>
+            <w:vAlign w:val="top"/>
+          </w:tcPr>
+          <w:p>
+            <w:pPr>
+              <w:pStyle w:val="Normal"/>
+              <w:jc w:val="center"/>
+              <w:pBdr>
+                <w:bottom w:val="none" w:sz="0" w:space="0" w:color="000000"/>
+                <w:top w:val="none" w:sz="0" w:space="0" w:color="000000"/>
+                <w:left w:val="none" w:sz="0" w:space="0" w:color="000000"/>
+                <w:right w:val="none" w:sz="0" w:space="0" w:color="000000"/>
+              </w:pBdr>
+              <w:spacing w:after="100" w:before="100" w:line="240"/>
+              <w:ind w:left="100" w:right="100" w:firstLine="0" w:firstLineChars="0"/>
+              <w:rPr>
+                <w:rFonts w:ascii="Helvetica" w:hAnsi="Helvetica" w:eastAsia="Helvetica" w:cs="Helvetica"/>
+                <w:i w:val="false"/>
+                <w:b w:val="false"/>
+                <w:u w:val="none"/>
+                <w:sz w:val="22"/>
+                <w:szCs w:val="22"/>
+                <w:color w:val="000000"/>
+              </w:rPr>
+            </w:pPr>
+            <w:r>
+              <w:rPr>
+                <w:rFonts w:ascii="Helvetica" w:hAnsi="Helvetica" w:eastAsia="Helvetica" w:cs="Helvetica"/>
+                <w:i w:val="false"/>
+                <w:b w:val="false"/>
+                <w:u w:val="none"/>
+                <w:sz w:val="22"/>
+                <w:szCs w:val="22"/>
+                <w:color w:val="000000"/>
+              </w:rPr>
+              <w:t xml:space="preserve">2.49</w:t>
+            </w:r>
+          </w:p>
+        </w:tc>
+        <w:tc>
+          <w:tcPr>
+            <w:tcBorders>
+              <w:bottom w:val="none" w:sz="0" w:space="0" w:color="000000"/>
+              <w:top w:val="none" w:sz="0" w:space="0" w:color="000000"/>
+              <w:left w:val="none" w:sz="0" w:space="0" w:color="000000"/>
+              <w:right w:val="none" w:sz="0" w:space="0" w:color="000000"/>
+            </w:tcBorders>
+            <w:shd w:val="clear" w:color="auto" w:fill="FFFFFF"/>
+            <w:tcMar>
+              <w:top w:w="0" w:type="dxa"/>
+              <w:bottom w:w="0" w:type="dxa"/>
+              <w:left w:w="0" w:type="dxa"/>
+              <w:right w:w="0" w:type="dxa"/>
+            </w:tcMar>
+            <w:vAlign w:val="top"/>
+          </w:tcPr>
+          <w:p>
+            <w:pPr>
+              <w:pStyle w:val="Normal"/>
+              <w:jc w:val="center"/>
+              <w:pBdr>
+                <w:bottom w:val="none" w:sz="0" w:space="0" w:color="000000"/>
+                <w:top w:val="none" w:sz="0" w:space="0" w:color="000000"/>
+                <w:left w:val="none" w:sz="0" w:space="0" w:color="000000"/>
+                <w:right w:val="none" w:sz="0" w:space="0" w:color="000000"/>
+              </w:pBdr>
+              <w:spacing w:after="100" w:before="100" w:line="240"/>
+              <w:ind w:left="100" w:right="100" w:firstLine="0" w:firstLineChars="0"/>
+              <w:rPr>
+                <w:rFonts w:ascii="Helvetica" w:hAnsi="Helvetica" w:eastAsia="Helvetica" w:cs="Helvetica"/>
+                <w:i w:val="false"/>
+                <w:b w:val="false"/>
+                <w:u w:val="none"/>
+                <w:sz w:val="22"/>
+                <w:szCs w:val="22"/>
+                <w:color w:val="000000"/>
+              </w:rPr>
+            </w:pPr>
+            <w:r>
+              <w:rPr>
+                <w:rFonts w:ascii="Helvetica" w:hAnsi="Helvetica" w:eastAsia="Helvetica" w:cs="Helvetica"/>
+                <w:i w:val="false"/>
+                <w:b w:val="false"/>
+                <w:u w:val="none"/>
+                <w:sz w:val="22"/>
+                <w:szCs w:val="22"/>
+                <w:color w:val="000000"/>
+              </w:rPr>
+              <w:t xml:space="preserve">1.05, 5.90</w:t>
+            </w:r>
+          </w:p>
+        </w:tc>
+        <w:tc>
+          <w:tcPr>
+            <w:tcBorders>
+              <w:bottom w:val="none" w:sz="0" w:space="0" w:color="000000"/>
+              <w:top w:val="none" w:sz="0" w:space="0" w:color="000000"/>
+              <w:left w:val="none" w:sz="0" w:space="0" w:color="000000"/>
+              <w:right w:val="none" w:sz="0" w:space="0" w:color="000000"/>
+            </w:tcBorders>
+            <w:shd w:val="clear" w:color="auto" w:fill="FFFFFF"/>
+            <w:tcMar>
+              <w:top w:w="0" w:type="dxa"/>
+              <w:bottom w:w="0" w:type="dxa"/>
+              <w:left w:w="0" w:type="dxa"/>
+              <w:right w:w="0" w:type="dxa"/>
+            </w:tcMar>
+            <w:vAlign w:val="top"/>
+          </w:tcPr>
+          <w:p>
+            <w:pPr>
+              <w:pStyle w:val="Normal"/>
+              <w:jc w:val="center"/>
+              <w:pBdr>
+                <w:bottom w:val="none" w:sz="0" w:space="0" w:color="000000"/>
+                <w:top w:val="none" w:sz="0" w:space="0" w:color="000000"/>
+                <w:left w:val="none" w:sz="0" w:space="0" w:color="000000"/>
+                <w:right w:val="none" w:sz="0" w:space="0" w:color="000000"/>
+              </w:pBdr>
+              <w:spacing w:after="100" w:before="100" w:line="240"/>
+              <w:ind w:left="100" w:right="100" w:firstLine="0" w:firstLineChars="0"/>
+              <w:rPr>
+                <w:rFonts w:ascii="Helvetica" w:hAnsi="Helvetica" w:eastAsia="Helvetica" w:cs="Helvetica"/>
+                <w:i w:val="false"/>
+                <w:b w:val="false"/>
+                <w:u w:val="none"/>
+                <w:sz w:val="22"/>
+                <w:szCs w:val="22"/>
+                <w:color w:val="000000"/>
+              </w:rPr>
+            </w:pPr>
+            <w:r>
+              <w:rPr>
+                <w:rFonts w:ascii="Helvetica" w:hAnsi="Helvetica" w:eastAsia="Helvetica" w:cs="Helvetica"/>
+                <w:i w:val="false"/>
+                <w:b w:val="false"/>
+                <w:u w:val="none"/>
+                <w:sz w:val="22"/>
+                <w:szCs w:val="22"/>
+                <w:color w:val="000000"/>
+              </w:rPr>
+              <w:t xml:space="preserve">0.038</w:t>
             </w:r>
           </w:p>
         </w:tc>
@@ -12430,7 +12430,7 @@
                 <w:szCs w:val="22"/>
                 <w:color w:val="000000"/>
               </w:rPr>
-              <w:t xml:space="preserve">190</w:t>
+              <w:t xml:space="preserve">189</w:t>
             </w:r>
           </w:p>
         </w:tc>
@@ -12589,113 +12589,113 @@
                 <w:szCs w:val="22"/>
                 <w:color w:val="000000"/>
               </w:rPr>
-              <w:t xml:space="preserve">0.350</w:t>
-            </w:r>
-          </w:p>
-        </w:tc>
-        <w:tc>
-          <w:tcPr>
-            <w:tcBorders>
-              <w:bottom w:val="none" w:sz="0" w:space="0" w:color="000000"/>
-              <w:top w:val="none" w:sz="0" w:space="0" w:color="000000"/>
-              <w:left w:val="none" w:sz="0" w:space="0" w:color="000000"/>
-              <w:right w:val="none" w:sz="0" w:space="0" w:color="000000"/>
-            </w:tcBorders>
-            <w:shd w:val="clear" w:color="auto" w:fill="FFFFFF"/>
-            <w:tcMar>
-              <w:top w:w="0" w:type="dxa"/>
-              <w:bottom w:w="0" w:type="dxa"/>
-              <w:left w:w="0" w:type="dxa"/>
-              <w:right w:w="0" w:type="dxa"/>
-            </w:tcMar>
-            <w:vAlign w:val="top"/>
-          </w:tcPr>
-          <w:p>
-            <w:pPr>
-              <w:pStyle w:val="Normal"/>
-              <w:jc w:val="center"/>
-              <w:pBdr>
-                <w:bottom w:val="none" w:sz="0" w:space="0" w:color="000000"/>
-                <w:top w:val="none" w:sz="0" w:space="0" w:color="000000"/>
-                <w:left w:val="none" w:sz="0" w:space="0" w:color="000000"/>
-                <w:right w:val="none" w:sz="0" w:space="0" w:color="000000"/>
-              </w:pBdr>
-              <w:spacing w:after="100" w:before="100" w:line="240"/>
-              <w:ind w:left="100" w:right="100" w:firstLine="0" w:firstLineChars="0"/>
-              <w:rPr>
-                <w:rFonts w:ascii="Helvetica" w:hAnsi="Helvetica" w:eastAsia="Helvetica" w:cs="Helvetica"/>
-                <w:i w:val="false"/>
-                <w:b w:val="false"/>
-                <w:u w:val="none"/>
-                <w:sz w:val="22"/>
-                <w:szCs w:val="22"/>
-                <w:color w:val="000000"/>
-              </w:rPr>
-            </w:pPr>
-            <w:r>
-              <w:rPr>
-                <w:rFonts w:ascii="Helvetica" w:hAnsi="Helvetica" w:eastAsia="Helvetica" w:cs="Helvetica"/>
-                <w:i w:val="false"/>
-                <w:b w:val="false"/>
-                <w:u w:val="none"/>
-                <w:sz w:val="22"/>
-                <w:szCs w:val="22"/>
-                <w:color w:val="000000"/>
-              </w:rPr>
-              <w:t xml:space="preserve">190</w:t>
-            </w:r>
-          </w:p>
-        </w:tc>
-        <w:tc>
-          <w:tcPr>
-            <w:tcBorders>
-              <w:bottom w:val="none" w:sz="0" w:space="0" w:color="000000"/>
-              <w:top w:val="none" w:sz="0" w:space="0" w:color="000000"/>
-              <w:left w:val="none" w:sz="0" w:space="0" w:color="000000"/>
-              <w:right w:val="none" w:sz="0" w:space="0" w:color="000000"/>
-            </w:tcBorders>
-            <w:shd w:val="clear" w:color="auto" w:fill="FFFFFF"/>
-            <w:tcMar>
-              <w:top w:w="0" w:type="dxa"/>
-              <w:bottom w:w="0" w:type="dxa"/>
-              <w:left w:w="0" w:type="dxa"/>
-              <w:right w:w="0" w:type="dxa"/>
-            </w:tcMar>
-            <w:vAlign w:val="top"/>
-          </w:tcPr>
-          <w:p>
-            <w:pPr>
-              <w:pStyle w:val="Normal"/>
-              <w:jc w:val="center"/>
-              <w:pBdr>
-                <w:bottom w:val="none" w:sz="0" w:space="0" w:color="000000"/>
-                <w:top w:val="none" w:sz="0" w:space="0" w:color="000000"/>
-                <w:left w:val="none" w:sz="0" w:space="0" w:color="000000"/>
-                <w:right w:val="none" w:sz="0" w:space="0" w:color="000000"/>
-              </w:pBdr>
-              <w:spacing w:after="100" w:before="100" w:line="240"/>
-              <w:ind w:left="100" w:right="100" w:firstLine="0" w:firstLineChars="0"/>
-              <w:rPr>
-                <w:rFonts w:ascii="Helvetica" w:hAnsi="Helvetica" w:eastAsia="Helvetica" w:cs="Helvetica"/>
-                <w:i w:val="false"/>
-                <w:b w:val="false"/>
-                <w:u w:val="none"/>
-                <w:sz w:val="22"/>
-                <w:szCs w:val="22"/>
-                <w:color w:val="000000"/>
-              </w:rPr>
-            </w:pPr>
-            <w:r>
-              <w:rPr>
-                <w:rFonts w:ascii="Helvetica" w:hAnsi="Helvetica" w:eastAsia="Helvetica" w:cs="Helvetica"/>
-                <w:i w:val="false"/>
-                <w:b w:val="false"/>
-                <w:u w:val="none"/>
-                <w:sz w:val="22"/>
-                <w:szCs w:val="22"/>
-                <w:color w:val="000000"/>
-              </w:rPr>
-              <w:t xml:space="preserve">0.99</w:t>
+              <w:t xml:space="preserve">0.290</w:t>
+            </w:r>
+          </w:p>
+        </w:tc>
+        <w:tc>
+          <w:tcPr>
+            <w:tcBorders>
+              <w:bottom w:val="none" w:sz="0" w:space="0" w:color="000000"/>
+              <w:top w:val="none" w:sz="0" w:space="0" w:color="000000"/>
+              <w:left w:val="none" w:sz="0" w:space="0" w:color="000000"/>
+              <w:right w:val="none" w:sz="0" w:space="0" w:color="000000"/>
+            </w:tcBorders>
+            <w:shd w:val="clear" w:color="auto" w:fill="FFFFFF"/>
+            <w:tcMar>
+              <w:top w:w="0" w:type="dxa"/>
+              <w:bottom w:w="0" w:type="dxa"/>
+              <w:left w:w="0" w:type="dxa"/>
+              <w:right w:w="0" w:type="dxa"/>
+            </w:tcMar>
+            <w:vAlign w:val="top"/>
+          </w:tcPr>
+          <w:p>
+            <w:pPr>
+              <w:pStyle w:val="Normal"/>
+              <w:jc w:val="center"/>
+              <w:pBdr>
+                <w:bottom w:val="none" w:sz="0" w:space="0" w:color="000000"/>
+                <w:top w:val="none" w:sz="0" w:space="0" w:color="000000"/>
+                <w:left w:val="none" w:sz="0" w:space="0" w:color="000000"/>
+                <w:right w:val="none" w:sz="0" w:space="0" w:color="000000"/>
+              </w:pBdr>
+              <w:spacing w:after="100" w:before="100" w:line="240"/>
+              <w:ind w:left="100" w:right="100" w:firstLine="0" w:firstLineChars="0"/>
+              <w:rPr>
+                <w:rFonts w:ascii="Helvetica" w:hAnsi="Helvetica" w:eastAsia="Helvetica" w:cs="Helvetica"/>
+                <w:i w:val="false"/>
+                <w:b w:val="false"/>
+                <w:u w:val="none"/>
+                <w:sz w:val="22"/>
+                <w:szCs w:val="22"/>
+                <w:color w:val="000000"/>
+              </w:rPr>
+            </w:pPr>
+            <w:r>
+              <w:rPr>
+                <w:rFonts w:ascii="Helvetica" w:hAnsi="Helvetica" w:eastAsia="Helvetica" w:cs="Helvetica"/>
+                <w:i w:val="false"/>
+                <w:b w:val="false"/>
+                <w:u w:val="none"/>
+                <w:sz w:val="22"/>
+                <w:szCs w:val="22"/>
+                <w:color w:val="000000"/>
+              </w:rPr>
+              <w:t xml:space="preserve">189</w:t>
+            </w:r>
+          </w:p>
+        </w:tc>
+        <w:tc>
+          <w:tcPr>
+            <w:tcBorders>
+              <w:bottom w:val="none" w:sz="0" w:space="0" w:color="000000"/>
+              <w:top w:val="none" w:sz="0" w:space="0" w:color="000000"/>
+              <w:left w:val="none" w:sz="0" w:space="0" w:color="000000"/>
+              <w:right w:val="none" w:sz="0" w:space="0" w:color="000000"/>
+            </w:tcBorders>
+            <w:shd w:val="clear" w:color="auto" w:fill="FFFFFF"/>
+            <w:tcMar>
+              <w:top w:w="0" w:type="dxa"/>
+              <w:bottom w:w="0" w:type="dxa"/>
+              <w:left w:w="0" w:type="dxa"/>
+              <w:right w:w="0" w:type="dxa"/>
+            </w:tcMar>
+            <w:vAlign w:val="top"/>
+          </w:tcPr>
+          <w:p>
+            <w:pPr>
+              <w:pStyle w:val="Normal"/>
+              <w:jc w:val="center"/>
+              <w:pBdr>
+                <w:bottom w:val="none" w:sz="0" w:space="0" w:color="000000"/>
+                <w:top w:val="none" w:sz="0" w:space="0" w:color="000000"/>
+                <w:left w:val="none" w:sz="0" w:space="0" w:color="000000"/>
+                <w:right w:val="none" w:sz="0" w:space="0" w:color="000000"/>
+              </w:pBdr>
+              <w:spacing w:after="100" w:before="100" w:line="240"/>
+              <w:ind w:left="100" w:right="100" w:firstLine="0" w:firstLineChars="0"/>
+              <w:rPr>
+                <w:rFonts w:ascii="Helvetica" w:hAnsi="Helvetica" w:eastAsia="Helvetica" w:cs="Helvetica"/>
+                <w:i w:val="false"/>
+                <w:b w:val="false"/>
+                <w:u w:val="none"/>
+                <w:sz w:val="22"/>
+                <w:szCs w:val="22"/>
+                <w:color w:val="000000"/>
+              </w:rPr>
+            </w:pPr>
+            <w:r>
+              <w:rPr>
+                <w:rFonts w:ascii="Helvetica" w:hAnsi="Helvetica" w:eastAsia="Helvetica" w:cs="Helvetica"/>
+                <w:i w:val="false"/>
+                <w:b w:val="false"/>
+                <w:u w:val="none"/>
+                <w:sz w:val="22"/>
+                <w:szCs w:val="22"/>
+                <w:color w:val="000000"/>
+              </w:rPr>
+              <w:t xml:space="preserve">0.98</w:t>
             </w:r>
           </w:p>
         </w:tc>
@@ -12801,7 +12801,7 @@
                 <w:szCs w:val="22"/>
                 <w:color w:val="000000"/>
               </w:rPr>
-              <w:t xml:space="preserve">0.660</w:t>
+              <w:t xml:space="preserve">0.560</w:t>
             </w:r>
           </w:p>
         </w:tc>
@@ -12913,378 +12913,378 @@
                 <w:szCs w:val="22"/>
                 <w:color w:val="000000"/>
               </w:rPr>
-              <w:t xml:space="preserve">190</w:t>
-            </w:r>
-          </w:p>
-        </w:tc>
-        <w:tc>
-          <w:tcPr>
-            <w:tcBorders>
-              <w:bottom w:val="none" w:sz="0" w:space="0" w:color="000000"/>
-              <w:top w:val="none" w:sz="0" w:space="0" w:color="000000"/>
-              <w:left w:val="none" w:sz="0" w:space="0" w:color="000000"/>
-              <w:right w:val="none" w:sz="0" w:space="0" w:color="000000"/>
-            </w:tcBorders>
-            <w:shd w:val="clear" w:color="auto" w:fill="FFFFFF"/>
-            <w:tcMar>
-              <w:top w:w="0" w:type="dxa"/>
-              <w:bottom w:w="0" w:type="dxa"/>
-              <w:left w:w="0" w:type="dxa"/>
-              <w:right w:w="0" w:type="dxa"/>
-            </w:tcMar>
-            <w:vAlign w:val="top"/>
-          </w:tcPr>
-          <w:p>
-            <w:pPr>
-              <w:pStyle w:val="Normal"/>
-              <w:jc w:val="center"/>
-              <w:pBdr>
-                <w:bottom w:val="none" w:sz="0" w:space="0" w:color="000000"/>
-                <w:top w:val="none" w:sz="0" w:space="0" w:color="000000"/>
-                <w:left w:val="none" w:sz="0" w:space="0" w:color="000000"/>
-                <w:right w:val="none" w:sz="0" w:space="0" w:color="000000"/>
-              </w:pBdr>
-              <w:spacing w:after="100" w:before="100" w:line="240"/>
-              <w:ind w:left="100" w:right="100" w:firstLine="0" w:firstLineChars="0"/>
-              <w:rPr>
-                <w:rFonts w:ascii="Helvetica" w:hAnsi="Helvetica" w:eastAsia="Helvetica" w:cs="Helvetica"/>
-                <w:i w:val="false"/>
-                <w:b w:val="false"/>
-                <w:u w:val="none"/>
-                <w:sz w:val="22"/>
-                <w:szCs w:val="22"/>
-                <w:color w:val="000000"/>
-              </w:rPr>
-            </w:pPr>
-            <w:r>
-              <w:rPr>
-                <w:rFonts w:ascii="Helvetica" w:hAnsi="Helvetica" w:eastAsia="Helvetica" w:cs="Helvetica"/>
-                <w:i w:val="false"/>
-                <w:b w:val="false"/>
-                <w:u w:val="none"/>
-                <w:sz w:val="22"/>
-                <w:szCs w:val="22"/>
-                <w:color w:val="000000"/>
-              </w:rPr>
-              <w:t xml:space="preserve">0.94</w:t>
-            </w:r>
-          </w:p>
-        </w:tc>
-        <w:tc>
-          <w:tcPr>
-            <w:tcBorders>
-              <w:bottom w:val="none" w:sz="0" w:space="0" w:color="000000"/>
-              <w:top w:val="none" w:sz="0" w:space="0" w:color="000000"/>
-              <w:left w:val="none" w:sz="0" w:space="0" w:color="000000"/>
-              <w:right w:val="none" w:sz="0" w:space="0" w:color="000000"/>
-            </w:tcBorders>
-            <w:shd w:val="clear" w:color="auto" w:fill="FFFFFF"/>
-            <w:tcMar>
-              <w:top w:w="0" w:type="dxa"/>
-              <w:bottom w:w="0" w:type="dxa"/>
-              <w:left w:w="0" w:type="dxa"/>
-              <w:right w:w="0" w:type="dxa"/>
-            </w:tcMar>
-            <w:vAlign w:val="top"/>
-          </w:tcPr>
-          <w:p>
-            <w:pPr>
-              <w:pStyle w:val="Normal"/>
-              <w:jc w:val="center"/>
-              <w:pBdr>
-                <w:bottom w:val="none" w:sz="0" w:space="0" w:color="000000"/>
-                <w:top w:val="none" w:sz="0" w:space="0" w:color="000000"/>
-                <w:left w:val="none" w:sz="0" w:space="0" w:color="000000"/>
-                <w:right w:val="none" w:sz="0" w:space="0" w:color="000000"/>
-              </w:pBdr>
-              <w:spacing w:after="100" w:before="100" w:line="240"/>
-              <w:ind w:left="100" w:right="100" w:firstLine="0" w:firstLineChars="0"/>
-              <w:rPr>
-                <w:rFonts w:ascii="Helvetica" w:hAnsi="Helvetica" w:eastAsia="Helvetica" w:cs="Helvetica"/>
-                <w:i w:val="false"/>
-                <w:b w:val="false"/>
-                <w:u w:val="none"/>
-                <w:sz w:val="22"/>
-                <w:szCs w:val="22"/>
-                <w:color w:val="000000"/>
-              </w:rPr>
-            </w:pPr>
-            <w:r>
-              <w:rPr>
-                <w:rFonts w:ascii="Helvetica" w:hAnsi="Helvetica" w:eastAsia="Helvetica" w:cs="Helvetica"/>
-                <w:i w:val="false"/>
-                <w:b w:val="false"/>
-                <w:u w:val="none"/>
-                <w:sz w:val="22"/>
-                <w:szCs w:val="22"/>
-                <w:color w:val="000000"/>
-              </w:rPr>
-              <w:t xml:space="preserve">0.57, 1.55</w:t>
-            </w:r>
-          </w:p>
-        </w:tc>
-        <w:tc>
-          <w:tcPr>
-            <w:tcBorders>
-              <w:bottom w:val="none" w:sz="0" w:space="0" w:color="000000"/>
-              <w:top w:val="none" w:sz="0" w:space="0" w:color="000000"/>
-              <w:left w:val="none" w:sz="0" w:space="0" w:color="000000"/>
-              <w:right w:val="none" w:sz="0" w:space="0" w:color="000000"/>
-            </w:tcBorders>
-            <w:shd w:val="clear" w:color="auto" w:fill="FFFFFF"/>
-            <w:tcMar>
-              <w:top w:w="0" w:type="dxa"/>
-              <w:bottom w:w="0" w:type="dxa"/>
-              <w:left w:w="0" w:type="dxa"/>
-              <w:right w:w="0" w:type="dxa"/>
-            </w:tcMar>
-            <w:vAlign w:val="top"/>
-          </w:tcPr>
-          <w:p>
-            <w:pPr>
-              <w:pStyle w:val="Normal"/>
-              <w:jc w:val="center"/>
-              <w:pBdr>
-                <w:bottom w:val="none" w:sz="0" w:space="0" w:color="000000"/>
-                <w:top w:val="none" w:sz="0" w:space="0" w:color="000000"/>
-                <w:left w:val="none" w:sz="0" w:space="0" w:color="000000"/>
-                <w:right w:val="none" w:sz="0" w:space="0" w:color="000000"/>
-              </w:pBdr>
-              <w:spacing w:after="100" w:before="100" w:line="240"/>
-              <w:ind w:left="100" w:right="100" w:firstLine="0" w:firstLineChars="0"/>
-              <w:rPr>
-                <w:rFonts w:ascii="Helvetica" w:hAnsi="Helvetica" w:eastAsia="Helvetica" w:cs="Helvetica"/>
-                <w:i w:val="false"/>
-                <w:b w:val="false"/>
-                <w:u w:val="none"/>
-                <w:sz w:val="22"/>
-                <w:szCs w:val="22"/>
-                <w:color w:val="000000"/>
-              </w:rPr>
-            </w:pPr>
-            <w:r>
-              <w:rPr>
-                <w:rFonts w:ascii="Helvetica" w:hAnsi="Helvetica" w:eastAsia="Helvetica" w:cs="Helvetica"/>
-                <w:i w:val="false"/>
-                <w:b w:val="false"/>
-                <w:u w:val="none"/>
-                <w:sz w:val="22"/>
-                <w:szCs w:val="22"/>
-                <w:color w:val="000000"/>
-              </w:rPr>
-              <w:t xml:space="preserve">0.820</w:t>
-            </w:r>
-          </w:p>
-        </w:tc>
-        <w:tc>
-          <w:tcPr>
-            <w:tcBorders>
-              <w:bottom w:val="none" w:sz="0" w:space="0" w:color="000000"/>
-              <w:top w:val="none" w:sz="0" w:space="0" w:color="000000"/>
-              <w:left w:val="none" w:sz="0" w:space="0" w:color="000000"/>
-              <w:right w:val="none" w:sz="0" w:space="0" w:color="000000"/>
-            </w:tcBorders>
-            <w:shd w:val="clear" w:color="auto" w:fill="FFFFFF"/>
-            <w:tcMar>
-              <w:top w:w="0" w:type="dxa"/>
-              <w:bottom w:w="0" w:type="dxa"/>
-              <w:left w:w="0" w:type="dxa"/>
-              <w:right w:w="0" w:type="dxa"/>
-            </w:tcMar>
-            <w:vAlign w:val="top"/>
-          </w:tcPr>
-          <w:p>
-            <w:pPr>
-              <w:pStyle w:val="Normal"/>
-              <w:jc w:val="center"/>
-              <w:pBdr>
-                <w:bottom w:val="none" w:sz="0" w:space="0" w:color="000000"/>
-                <w:top w:val="none" w:sz="0" w:space="0" w:color="000000"/>
-                <w:left w:val="none" w:sz="0" w:space="0" w:color="000000"/>
-                <w:right w:val="none" w:sz="0" w:space="0" w:color="000000"/>
-              </w:pBdr>
-              <w:spacing w:after="100" w:before="100" w:line="240"/>
-              <w:ind w:left="100" w:right="100" w:firstLine="0" w:firstLineChars="0"/>
-              <w:rPr>
-                <w:rFonts w:ascii="Helvetica" w:hAnsi="Helvetica" w:eastAsia="Helvetica" w:cs="Helvetica"/>
-                <w:i w:val="false"/>
-                <w:b w:val="false"/>
-                <w:u w:val="none"/>
-                <w:sz w:val="22"/>
-                <w:szCs w:val="22"/>
-                <w:color w:val="000000"/>
-              </w:rPr>
-            </w:pPr>
-            <w:r>
-              <w:rPr>
-                <w:rFonts w:ascii="Helvetica" w:hAnsi="Helvetica" w:eastAsia="Helvetica" w:cs="Helvetica"/>
-                <w:i w:val="false"/>
-                <w:b w:val="false"/>
-                <w:u w:val="none"/>
-                <w:sz w:val="22"/>
-                <w:szCs w:val="22"/>
-                <w:color w:val="000000"/>
-              </w:rPr>
-              <w:t xml:space="preserve">190</w:t>
-            </w:r>
-          </w:p>
-        </w:tc>
-        <w:tc>
-          <w:tcPr>
-            <w:tcBorders>
-              <w:bottom w:val="none" w:sz="0" w:space="0" w:color="000000"/>
-              <w:top w:val="none" w:sz="0" w:space="0" w:color="000000"/>
-              <w:left w:val="none" w:sz="0" w:space="0" w:color="000000"/>
-              <w:right w:val="none" w:sz="0" w:space="0" w:color="000000"/>
-            </w:tcBorders>
-            <w:shd w:val="clear" w:color="auto" w:fill="FFFFFF"/>
-            <w:tcMar>
-              <w:top w:w="0" w:type="dxa"/>
-              <w:bottom w:w="0" w:type="dxa"/>
-              <w:left w:w="0" w:type="dxa"/>
-              <w:right w:w="0" w:type="dxa"/>
-            </w:tcMar>
-            <w:vAlign w:val="top"/>
-          </w:tcPr>
-          <w:p>
-            <w:pPr>
-              <w:pStyle w:val="Normal"/>
-              <w:jc w:val="center"/>
-              <w:pBdr>
-                <w:bottom w:val="none" w:sz="0" w:space="0" w:color="000000"/>
-                <w:top w:val="none" w:sz="0" w:space="0" w:color="000000"/>
-                <w:left w:val="none" w:sz="0" w:space="0" w:color="000000"/>
-                <w:right w:val="none" w:sz="0" w:space="0" w:color="000000"/>
-              </w:pBdr>
-              <w:spacing w:after="100" w:before="100" w:line="240"/>
-              <w:ind w:left="100" w:right="100" w:firstLine="0" w:firstLineChars="0"/>
-              <w:rPr>
-                <w:rFonts w:ascii="Helvetica" w:hAnsi="Helvetica" w:eastAsia="Helvetica" w:cs="Helvetica"/>
-                <w:i w:val="false"/>
-                <w:b w:val="false"/>
-                <w:u w:val="none"/>
-                <w:sz w:val="22"/>
-                <w:szCs w:val="22"/>
-                <w:color w:val="000000"/>
-              </w:rPr>
-            </w:pPr>
-            <w:r>
-              <w:rPr>
-                <w:rFonts w:ascii="Helvetica" w:hAnsi="Helvetica" w:eastAsia="Helvetica" w:cs="Helvetica"/>
-                <w:i w:val="false"/>
-                <w:b w:val="false"/>
-                <w:u w:val="none"/>
-                <w:sz w:val="22"/>
-                <w:szCs w:val="22"/>
-                <w:color w:val="000000"/>
-              </w:rPr>
-              <w:t xml:space="preserve">1.19</w:t>
-            </w:r>
-          </w:p>
-        </w:tc>
-        <w:tc>
-          <w:tcPr>
-            <w:tcBorders>
-              <w:bottom w:val="none" w:sz="0" w:space="0" w:color="000000"/>
-              <w:top w:val="none" w:sz="0" w:space="0" w:color="000000"/>
-              <w:left w:val="none" w:sz="0" w:space="0" w:color="000000"/>
-              <w:right w:val="none" w:sz="0" w:space="0" w:color="000000"/>
-            </w:tcBorders>
-            <w:shd w:val="clear" w:color="auto" w:fill="FFFFFF"/>
-            <w:tcMar>
-              <w:top w:w="0" w:type="dxa"/>
-              <w:bottom w:w="0" w:type="dxa"/>
-              <w:left w:w="0" w:type="dxa"/>
-              <w:right w:w="0" w:type="dxa"/>
-            </w:tcMar>
-            <w:vAlign w:val="top"/>
-          </w:tcPr>
-          <w:p>
-            <w:pPr>
-              <w:pStyle w:val="Normal"/>
-              <w:jc w:val="center"/>
-              <w:pBdr>
-                <w:bottom w:val="none" w:sz="0" w:space="0" w:color="000000"/>
-                <w:top w:val="none" w:sz="0" w:space="0" w:color="000000"/>
-                <w:left w:val="none" w:sz="0" w:space="0" w:color="000000"/>
-                <w:right w:val="none" w:sz="0" w:space="0" w:color="000000"/>
-              </w:pBdr>
-              <w:spacing w:after="100" w:before="100" w:line="240"/>
-              <w:ind w:left="100" w:right="100" w:firstLine="0" w:firstLineChars="0"/>
-              <w:rPr>
-                <w:rFonts w:ascii="Helvetica" w:hAnsi="Helvetica" w:eastAsia="Helvetica" w:cs="Helvetica"/>
-                <w:i w:val="false"/>
-                <w:b w:val="false"/>
-                <w:u w:val="none"/>
-                <w:sz w:val="22"/>
-                <w:szCs w:val="22"/>
-                <w:color w:val="000000"/>
-              </w:rPr>
-            </w:pPr>
-            <w:r>
-              <w:rPr>
-                <w:rFonts w:ascii="Helvetica" w:hAnsi="Helvetica" w:eastAsia="Helvetica" w:cs="Helvetica"/>
-                <w:i w:val="false"/>
-                <w:b w:val="false"/>
-                <w:u w:val="none"/>
-                <w:sz w:val="22"/>
-                <w:szCs w:val="22"/>
-                <w:color w:val="000000"/>
-              </w:rPr>
-              <w:t xml:space="preserve">0.64, 2.19</w:t>
-            </w:r>
-          </w:p>
-        </w:tc>
-        <w:tc>
-          <w:tcPr>
-            <w:tcBorders>
-              <w:bottom w:val="none" w:sz="0" w:space="0" w:color="000000"/>
-              <w:top w:val="none" w:sz="0" w:space="0" w:color="000000"/>
-              <w:left w:val="none" w:sz="0" w:space="0" w:color="000000"/>
-              <w:right w:val="none" w:sz="0" w:space="0" w:color="000000"/>
-            </w:tcBorders>
-            <w:shd w:val="clear" w:color="auto" w:fill="FFFFFF"/>
-            <w:tcMar>
-              <w:top w:w="0" w:type="dxa"/>
-              <w:bottom w:w="0" w:type="dxa"/>
-              <w:left w:w="0" w:type="dxa"/>
-              <w:right w:w="0" w:type="dxa"/>
-            </w:tcMar>
-            <w:vAlign w:val="top"/>
-          </w:tcPr>
-          <w:p>
-            <w:pPr>
-              <w:pStyle w:val="Normal"/>
-              <w:jc w:val="center"/>
-              <w:pBdr>
-                <w:bottom w:val="none" w:sz="0" w:space="0" w:color="000000"/>
-                <w:top w:val="none" w:sz="0" w:space="0" w:color="000000"/>
-                <w:left w:val="none" w:sz="0" w:space="0" w:color="000000"/>
-                <w:right w:val="none" w:sz="0" w:space="0" w:color="000000"/>
-              </w:pBdr>
-              <w:spacing w:after="100" w:before="100" w:line="240"/>
-              <w:ind w:left="100" w:right="100" w:firstLine="0" w:firstLineChars="0"/>
-              <w:rPr>
-                <w:rFonts w:ascii="Helvetica" w:hAnsi="Helvetica" w:eastAsia="Helvetica" w:cs="Helvetica"/>
-                <w:i w:val="false"/>
-                <w:b w:val="false"/>
-                <w:u w:val="none"/>
-                <w:sz w:val="22"/>
-                <w:szCs w:val="22"/>
-                <w:color w:val="000000"/>
-              </w:rPr>
-            </w:pPr>
-            <w:r>
-              <w:rPr>
-                <w:rFonts w:ascii="Helvetica" w:hAnsi="Helvetica" w:eastAsia="Helvetica" w:cs="Helvetica"/>
-                <w:i w:val="false"/>
-                <w:b w:val="false"/>
-                <w:u w:val="none"/>
-                <w:sz w:val="22"/>
-                <w:szCs w:val="22"/>
-                <w:color w:val="000000"/>
-              </w:rPr>
-              <w:t xml:space="preserve">0.590</w:t>
+              <w:t xml:space="preserve">189</w:t>
+            </w:r>
+          </w:p>
+        </w:tc>
+        <w:tc>
+          <w:tcPr>
+            <w:tcBorders>
+              <w:bottom w:val="none" w:sz="0" w:space="0" w:color="000000"/>
+              <w:top w:val="none" w:sz="0" w:space="0" w:color="000000"/>
+              <w:left w:val="none" w:sz="0" w:space="0" w:color="000000"/>
+              <w:right w:val="none" w:sz="0" w:space="0" w:color="000000"/>
+            </w:tcBorders>
+            <w:shd w:val="clear" w:color="auto" w:fill="FFFFFF"/>
+            <w:tcMar>
+              <w:top w:w="0" w:type="dxa"/>
+              <w:bottom w:w="0" w:type="dxa"/>
+              <w:left w:w="0" w:type="dxa"/>
+              <w:right w:w="0" w:type="dxa"/>
+            </w:tcMar>
+            <w:vAlign w:val="top"/>
+          </w:tcPr>
+          <w:p>
+            <w:pPr>
+              <w:pStyle w:val="Normal"/>
+              <w:jc w:val="center"/>
+              <w:pBdr>
+                <w:bottom w:val="none" w:sz="0" w:space="0" w:color="000000"/>
+                <w:top w:val="none" w:sz="0" w:space="0" w:color="000000"/>
+                <w:left w:val="none" w:sz="0" w:space="0" w:color="000000"/>
+                <w:right w:val="none" w:sz="0" w:space="0" w:color="000000"/>
+              </w:pBdr>
+              <w:spacing w:after="100" w:before="100" w:line="240"/>
+              <w:ind w:left="100" w:right="100" w:firstLine="0" w:firstLineChars="0"/>
+              <w:rPr>
+                <w:rFonts w:ascii="Helvetica" w:hAnsi="Helvetica" w:eastAsia="Helvetica" w:cs="Helvetica"/>
+                <w:i w:val="false"/>
+                <w:b w:val="false"/>
+                <w:u w:val="none"/>
+                <w:sz w:val="22"/>
+                <w:szCs w:val="22"/>
+                <w:color w:val="000000"/>
+              </w:rPr>
+            </w:pPr>
+            <w:r>
+              <w:rPr>
+                <w:rFonts w:ascii="Helvetica" w:hAnsi="Helvetica" w:eastAsia="Helvetica" w:cs="Helvetica"/>
+                <w:i w:val="false"/>
+                <w:b w:val="false"/>
+                <w:u w:val="none"/>
+                <w:sz w:val="22"/>
+                <w:szCs w:val="22"/>
+                <w:color w:val="000000"/>
+              </w:rPr>
+              <w:t xml:space="preserve">0.96</w:t>
+            </w:r>
+          </w:p>
+        </w:tc>
+        <w:tc>
+          <w:tcPr>
+            <w:tcBorders>
+              <w:bottom w:val="none" w:sz="0" w:space="0" w:color="000000"/>
+              <w:top w:val="none" w:sz="0" w:space="0" w:color="000000"/>
+              <w:left w:val="none" w:sz="0" w:space="0" w:color="000000"/>
+              <w:right w:val="none" w:sz="0" w:space="0" w:color="000000"/>
+            </w:tcBorders>
+            <w:shd w:val="clear" w:color="auto" w:fill="FFFFFF"/>
+            <w:tcMar>
+              <w:top w:w="0" w:type="dxa"/>
+              <w:bottom w:w="0" w:type="dxa"/>
+              <w:left w:w="0" w:type="dxa"/>
+              <w:right w:w="0" w:type="dxa"/>
+            </w:tcMar>
+            <w:vAlign w:val="top"/>
+          </w:tcPr>
+          <w:p>
+            <w:pPr>
+              <w:pStyle w:val="Normal"/>
+              <w:jc w:val="center"/>
+              <w:pBdr>
+                <w:bottom w:val="none" w:sz="0" w:space="0" w:color="000000"/>
+                <w:top w:val="none" w:sz="0" w:space="0" w:color="000000"/>
+                <w:left w:val="none" w:sz="0" w:space="0" w:color="000000"/>
+                <w:right w:val="none" w:sz="0" w:space="0" w:color="000000"/>
+              </w:pBdr>
+              <w:spacing w:after="100" w:before="100" w:line="240"/>
+              <w:ind w:left="100" w:right="100" w:firstLine="0" w:firstLineChars="0"/>
+              <w:rPr>
+                <w:rFonts w:ascii="Helvetica" w:hAnsi="Helvetica" w:eastAsia="Helvetica" w:cs="Helvetica"/>
+                <w:i w:val="false"/>
+                <w:b w:val="false"/>
+                <w:u w:val="none"/>
+                <w:sz w:val="22"/>
+                <w:szCs w:val="22"/>
+                <w:color w:val="000000"/>
+              </w:rPr>
+            </w:pPr>
+            <w:r>
+              <w:rPr>
+                <w:rFonts w:ascii="Helvetica" w:hAnsi="Helvetica" w:eastAsia="Helvetica" w:cs="Helvetica"/>
+                <w:i w:val="false"/>
+                <w:b w:val="false"/>
+                <w:u w:val="none"/>
+                <w:sz w:val="22"/>
+                <w:szCs w:val="22"/>
+                <w:color w:val="000000"/>
+              </w:rPr>
+              <w:t xml:space="preserve">0.58, 1.57</w:t>
+            </w:r>
+          </w:p>
+        </w:tc>
+        <w:tc>
+          <w:tcPr>
+            <w:tcBorders>
+              <w:bottom w:val="none" w:sz="0" w:space="0" w:color="000000"/>
+              <w:top w:val="none" w:sz="0" w:space="0" w:color="000000"/>
+              <w:left w:val="none" w:sz="0" w:space="0" w:color="000000"/>
+              <w:right w:val="none" w:sz="0" w:space="0" w:color="000000"/>
+            </w:tcBorders>
+            <w:shd w:val="clear" w:color="auto" w:fill="FFFFFF"/>
+            <w:tcMar>
+              <w:top w:w="0" w:type="dxa"/>
+              <w:bottom w:w="0" w:type="dxa"/>
+              <w:left w:w="0" w:type="dxa"/>
+              <w:right w:w="0" w:type="dxa"/>
+            </w:tcMar>
+            <w:vAlign w:val="top"/>
+          </w:tcPr>
+          <w:p>
+            <w:pPr>
+              <w:pStyle w:val="Normal"/>
+              <w:jc w:val="center"/>
+              <w:pBdr>
+                <w:bottom w:val="none" w:sz="0" w:space="0" w:color="000000"/>
+                <w:top w:val="none" w:sz="0" w:space="0" w:color="000000"/>
+                <w:left w:val="none" w:sz="0" w:space="0" w:color="000000"/>
+                <w:right w:val="none" w:sz="0" w:space="0" w:color="000000"/>
+              </w:pBdr>
+              <w:spacing w:after="100" w:before="100" w:line="240"/>
+              <w:ind w:left="100" w:right="100" w:firstLine="0" w:firstLineChars="0"/>
+              <w:rPr>
+                <w:rFonts w:ascii="Helvetica" w:hAnsi="Helvetica" w:eastAsia="Helvetica" w:cs="Helvetica"/>
+                <w:i w:val="false"/>
+                <w:b w:val="false"/>
+                <w:u w:val="none"/>
+                <w:sz w:val="22"/>
+                <w:szCs w:val="22"/>
+                <w:color w:val="000000"/>
+              </w:rPr>
+            </w:pPr>
+            <w:r>
+              <w:rPr>
+                <w:rFonts w:ascii="Helvetica" w:hAnsi="Helvetica" w:eastAsia="Helvetica" w:cs="Helvetica"/>
+                <w:i w:val="false"/>
+                <w:b w:val="false"/>
+                <w:u w:val="none"/>
+                <w:sz w:val="22"/>
+                <w:szCs w:val="22"/>
+                <w:color w:val="000000"/>
+              </w:rPr>
+              <w:t xml:space="preserve">0.870</w:t>
+            </w:r>
+          </w:p>
+        </w:tc>
+        <w:tc>
+          <w:tcPr>
+            <w:tcBorders>
+              <w:bottom w:val="none" w:sz="0" w:space="0" w:color="000000"/>
+              <w:top w:val="none" w:sz="0" w:space="0" w:color="000000"/>
+              <w:left w:val="none" w:sz="0" w:space="0" w:color="000000"/>
+              <w:right w:val="none" w:sz="0" w:space="0" w:color="000000"/>
+            </w:tcBorders>
+            <w:shd w:val="clear" w:color="auto" w:fill="FFFFFF"/>
+            <w:tcMar>
+              <w:top w:w="0" w:type="dxa"/>
+              <w:bottom w:w="0" w:type="dxa"/>
+              <w:left w:w="0" w:type="dxa"/>
+              <w:right w:w="0" w:type="dxa"/>
+            </w:tcMar>
+            <w:vAlign w:val="top"/>
+          </w:tcPr>
+          <w:p>
+            <w:pPr>
+              <w:pStyle w:val="Normal"/>
+              <w:jc w:val="center"/>
+              <w:pBdr>
+                <w:bottom w:val="none" w:sz="0" w:space="0" w:color="000000"/>
+                <w:top w:val="none" w:sz="0" w:space="0" w:color="000000"/>
+                <w:left w:val="none" w:sz="0" w:space="0" w:color="000000"/>
+                <w:right w:val="none" w:sz="0" w:space="0" w:color="000000"/>
+              </w:pBdr>
+              <w:spacing w:after="100" w:before="100" w:line="240"/>
+              <w:ind w:left="100" w:right="100" w:firstLine="0" w:firstLineChars="0"/>
+              <w:rPr>
+                <w:rFonts w:ascii="Helvetica" w:hAnsi="Helvetica" w:eastAsia="Helvetica" w:cs="Helvetica"/>
+                <w:i w:val="false"/>
+                <w:b w:val="false"/>
+                <w:u w:val="none"/>
+                <w:sz w:val="22"/>
+                <w:szCs w:val="22"/>
+                <w:color w:val="000000"/>
+              </w:rPr>
+            </w:pPr>
+            <w:r>
+              <w:rPr>
+                <w:rFonts w:ascii="Helvetica" w:hAnsi="Helvetica" w:eastAsia="Helvetica" w:cs="Helvetica"/>
+                <w:i w:val="false"/>
+                <w:b w:val="false"/>
+                <w:u w:val="none"/>
+                <w:sz w:val="22"/>
+                <w:szCs w:val="22"/>
+                <w:color w:val="000000"/>
+              </w:rPr>
+              <w:t xml:space="preserve">189</w:t>
+            </w:r>
+          </w:p>
+        </w:tc>
+        <w:tc>
+          <w:tcPr>
+            <w:tcBorders>
+              <w:bottom w:val="none" w:sz="0" w:space="0" w:color="000000"/>
+              <w:top w:val="none" w:sz="0" w:space="0" w:color="000000"/>
+              <w:left w:val="none" w:sz="0" w:space="0" w:color="000000"/>
+              <w:right w:val="none" w:sz="0" w:space="0" w:color="000000"/>
+            </w:tcBorders>
+            <w:shd w:val="clear" w:color="auto" w:fill="FFFFFF"/>
+            <w:tcMar>
+              <w:top w:w="0" w:type="dxa"/>
+              <w:bottom w:w="0" w:type="dxa"/>
+              <w:left w:w="0" w:type="dxa"/>
+              <w:right w:w="0" w:type="dxa"/>
+            </w:tcMar>
+            <w:vAlign w:val="top"/>
+          </w:tcPr>
+          <w:p>
+            <w:pPr>
+              <w:pStyle w:val="Normal"/>
+              <w:jc w:val="center"/>
+              <w:pBdr>
+                <w:bottom w:val="none" w:sz="0" w:space="0" w:color="000000"/>
+                <w:top w:val="none" w:sz="0" w:space="0" w:color="000000"/>
+                <w:left w:val="none" w:sz="0" w:space="0" w:color="000000"/>
+                <w:right w:val="none" w:sz="0" w:space="0" w:color="000000"/>
+              </w:pBdr>
+              <w:spacing w:after="100" w:before="100" w:line="240"/>
+              <w:ind w:left="100" w:right="100" w:firstLine="0" w:firstLineChars="0"/>
+              <w:rPr>
+                <w:rFonts w:ascii="Helvetica" w:hAnsi="Helvetica" w:eastAsia="Helvetica" w:cs="Helvetica"/>
+                <w:i w:val="false"/>
+                <w:b w:val="false"/>
+                <w:u w:val="none"/>
+                <w:sz w:val="22"/>
+                <w:szCs w:val="22"/>
+                <w:color w:val="000000"/>
+              </w:rPr>
+            </w:pPr>
+            <w:r>
+              <w:rPr>
+                <w:rFonts w:ascii="Helvetica" w:hAnsi="Helvetica" w:eastAsia="Helvetica" w:cs="Helvetica"/>
+                <w:i w:val="false"/>
+                <w:b w:val="false"/>
+                <w:u w:val="none"/>
+                <w:sz w:val="22"/>
+                <w:szCs w:val="22"/>
+                <w:color w:val="000000"/>
+              </w:rPr>
+              <w:t xml:space="preserve">1.20</w:t>
+            </w:r>
+          </w:p>
+        </w:tc>
+        <w:tc>
+          <w:tcPr>
+            <w:tcBorders>
+              <w:bottom w:val="none" w:sz="0" w:space="0" w:color="000000"/>
+              <w:top w:val="none" w:sz="0" w:space="0" w:color="000000"/>
+              <w:left w:val="none" w:sz="0" w:space="0" w:color="000000"/>
+              <w:right w:val="none" w:sz="0" w:space="0" w:color="000000"/>
+            </w:tcBorders>
+            <w:shd w:val="clear" w:color="auto" w:fill="FFFFFF"/>
+            <w:tcMar>
+              <w:top w:w="0" w:type="dxa"/>
+              <w:bottom w:w="0" w:type="dxa"/>
+              <w:left w:w="0" w:type="dxa"/>
+              <w:right w:w="0" w:type="dxa"/>
+            </w:tcMar>
+            <w:vAlign w:val="top"/>
+          </w:tcPr>
+          <w:p>
+            <w:pPr>
+              <w:pStyle w:val="Normal"/>
+              <w:jc w:val="center"/>
+              <w:pBdr>
+                <w:bottom w:val="none" w:sz="0" w:space="0" w:color="000000"/>
+                <w:top w:val="none" w:sz="0" w:space="0" w:color="000000"/>
+                <w:left w:val="none" w:sz="0" w:space="0" w:color="000000"/>
+                <w:right w:val="none" w:sz="0" w:space="0" w:color="000000"/>
+              </w:pBdr>
+              <w:spacing w:after="100" w:before="100" w:line="240"/>
+              <w:ind w:left="100" w:right="100" w:firstLine="0" w:firstLineChars="0"/>
+              <w:rPr>
+                <w:rFonts w:ascii="Helvetica" w:hAnsi="Helvetica" w:eastAsia="Helvetica" w:cs="Helvetica"/>
+                <w:i w:val="false"/>
+                <w:b w:val="false"/>
+                <w:u w:val="none"/>
+                <w:sz w:val="22"/>
+                <w:szCs w:val="22"/>
+                <w:color w:val="000000"/>
+              </w:rPr>
+            </w:pPr>
+            <w:r>
+              <w:rPr>
+                <w:rFonts w:ascii="Helvetica" w:hAnsi="Helvetica" w:eastAsia="Helvetica" w:cs="Helvetica"/>
+                <w:i w:val="false"/>
+                <w:b w:val="false"/>
+                <w:u w:val="none"/>
+                <w:sz w:val="22"/>
+                <w:szCs w:val="22"/>
+                <w:color w:val="000000"/>
+              </w:rPr>
+              <w:t xml:space="preserve">0.66, 2.19</w:t>
+            </w:r>
+          </w:p>
+        </w:tc>
+        <w:tc>
+          <w:tcPr>
+            <w:tcBorders>
+              <w:bottom w:val="none" w:sz="0" w:space="0" w:color="000000"/>
+              <w:top w:val="none" w:sz="0" w:space="0" w:color="000000"/>
+              <w:left w:val="none" w:sz="0" w:space="0" w:color="000000"/>
+              <w:right w:val="none" w:sz="0" w:space="0" w:color="000000"/>
+            </w:tcBorders>
+            <w:shd w:val="clear" w:color="auto" w:fill="FFFFFF"/>
+            <w:tcMar>
+              <w:top w:w="0" w:type="dxa"/>
+              <w:bottom w:w="0" w:type="dxa"/>
+              <w:left w:w="0" w:type="dxa"/>
+              <w:right w:w="0" w:type="dxa"/>
+            </w:tcMar>
+            <w:vAlign w:val="top"/>
+          </w:tcPr>
+          <w:p>
+            <w:pPr>
+              <w:pStyle w:val="Normal"/>
+              <w:jc w:val="center"/>
+              <w:pBdr>
+                <w:bottom w:val="none" w:sz="0" w:space="0" w:color="000000"/>
+                <w:top w:val="none" w:sz="0" w:space="0" w:color="000000"/>
+                <w:left w:val="none" w:sz="0" w:space="0" w:color="000000"/>
+                <w:right w:val="none" w:sz="0" w:space="0" w:color="000000"/>
+              </w:pBdr>
+              <w:spacing w:after="100" w:before="100" w:line="240"/>
+              <w:ind w:left="100" w:right="100" w:firstLine="0" w:firstLineChars="0"/>
+              <w:rPr>
+                <w:rFonts w:ascii="Helvetica" w:hAnsi="Helvetica" w:eastAsia="Helvetica" w:cs="Helvetica"/>
+                <w:i w:val="false"/>
+                <w:b w:val="false"/>
+                <w:u w:val="none"/>
+                <w:sz w:val="22"/>
+                <w:szCs w:val="22"/>
+                <w:color w:val="000000"/>
+              </w:rPr>
+            </w:pPr>
+            <w:r>
+              <w:rPr>
+                <w:rFonts w:ascii="Helvetica" w:hAnsi="Helvetica" w:eastAsia="Helvetica" w:cs="Helvetica"/>
+                <w:i w:val="false"/>
+                <w:b w:val="false"/>
+                <w:u w:val="none"/>
+                <w:sz w:val="22"/>
+                <w:szCs w:val="22"/>
+                <w:color w:val="000000"/>
+              </w:rPr>
+              <w:t xml:space="preserve">0.560</w:t>
             </w:r>
           </w:p>
         </w:tc>
@@ -13396,113 +13396,113 @@
                 <w:szCs w:val="22"/>
                 <w:color w:val="000000"/>
               </w:rPr>
-              <w:t xml:space="preserve">190</w:t>
-            </w:r>
-          </w:p>
-        </w:tc>
-        <w:tc>
-          <w:tcPr>
-            <w:tcBorders>
-              <w:bottom w:val="none" w:sz="0" w:space="0" w:color="000000"/>
-              <w:top w:val="none" w:sz="0" w:space="0" w:color="000000"/>
-              <w:left w:val="none" w:sz="0" w:space="0" w:color="000000"/>
-              <w:right w:val="none" w:sz="0" w:space="0" w:color="000000"/>
-            </w:tcBorders>
-            <w:shd w:val="clear" w:color="auto" w:fill="FFFFFF"/>
-            <w:tcMar>
-              <w:top w:w="0" w:type="dxa"/>
-              <w:bottom w:w="0" w:type="dxa"/>
-              <w:left w:w="0" w:type="dxa"/>
-              <w:right w:w="0" w:type="dxa"/>
-            </w:tcMar>
-            <w:vAlign w:val="top"/>
-          </w:tcPr>
-          <w:p>
-            <w:pPr>
-              <w:pStyle w:val="Normal"/>
-              <w:jc w:val="center"/>
-              <w:pBdr>
-                <w:bottom w:val="none" w:sz="0" w:space="0" w:color="000000"/>
-                <w:top w:val="none" w:sz="0" w:space="0" w:color="000000"/>
-                <w:left w:val="none" w:sz="0" w:space="0" w:color="000000"/>
-                <w:right w:val="none" w:sz="0" w:space="0" w:color="000000"/>
-              </w:pBdr>
-              <w:spacing w:after="100" w:before="100" w:line="240"/>
-              <w:ind w:left="100" w:right="100" w:firstLine="0" w:firstLineChars="0"/>
-              <w:rPr>
-                <w:rFonts w:ascii="Helvetica" w:hAnsi="Helvetica" w:eastAsia="Helvetica" w:cs="Helvetica"/>
-                <w:i w:val="false"/>
-                <w:b w:val="false"/>
-                <w:u w:val="none"/>
-                <w:sz w:val="22"/>
-                <w:szCs w:val="22"/>
-                <w:color w:val="000000"/>
-              </w:rPr>
-            </w:pPr>
-            <w:r>
-              <w:rPr>
-                <w:rFonts w:ascii="Helvetica" w:hAnsi="Helvetica" w:eastAsia="Helvetica" w:cs="Helvetica"/>
-                <w:i w:val="false"/>
-                <w:b w:val="false"/>
-                <w:u w:val="none"/>
-                <w:sz w:val="22"/>
-                <w:szCs w:val="22"/>
-                <w:color w:val="000000"/>
-              </w:rPr>
-              <w:t xml:space="preserve">0.69</w:t>
-            </w:r>
-          </w:p>
-        </w:tc>
-        <w:tc>
-          <w:tcPr>
-            <w:tcBorders>
-              <w:bottom w:val="none" w:sz="0" w:space="0" w:color="000000"/>
-              <w:top w:val="none" w:sz="0" w:space="0" w:color="000000"/>
-              <w:left w:val="none" w:sz="0" w:space="0" w:color="000000"/>
-              <w:right w:val="none" w:sz="0" w:space="0" w:color="000000"/>
-            </w:tcBorders>
-            <w:shd w:val="clear" w:color="auto" w:fill="FFFFFF"/>
-            <w:tcMar>
-              <w:top w:w="0" w:type="dxa"/>
-              <w:bottom w:w="0" w:type="dxa"/>
-              <w:left w:w="0" w:type="dxa"/>
-              <w:right w:w="0" w:type="dxa"/>
-            </w:tcMar>
-            <w:vAlign w:val="top"/>
-          </w:tcPr>
-          <w:p>
-            <w:pPr>
-              <w:pStyle w:val="Normal"/>
-              <w:jc w:val="center"/>
-              <w:pBdr>
-                <w:bottom w:val="none" w:sz="0" w:space="0" w:color="000000"/>
-                <w:top w:val="none" w:sz="0" w:space="0" w:color="000000"/>
-                <w:left w:val="none" w:sz="0" w:space="0" w:color="000000"/>
-                <w:right w:val="none" w:sz="0" w:space="0" w:color="000000"/>
-              </w:pBdr>
-              <w:spacing w:after="100" w:before="100" w:line="240"/>
-              <w:ind w:left="100" w:right="100" w:firstLine="0" w:firstLineChars="0"/>
-              <w:rPr>
-                <w:rFonts w:ascii="Helvetica" w:hAnsi="Helvetica" w:eastAsia="Helvetica" w:cs="Helvetica"/>
-                <w:i w:val="false"/>
-                <w:b w:val="false"/>
-                <w:u w:val="none"/>
-                <w:sz w:val="22"/>
-                <w:szCs w:val="22"/>
-                <w:color w:val="000000"/>
-              </w:rPr>
-            </w:pPr>
-            <w:r>
-              <w:rPr>
-                <w:rFonts w:ascii="Helvetica" w:hAnsi="Helvetica" w:eastAsia="Helvetica" w:cs="Helvetica"/>
-                <w:i w:val="false"/>
-                <w:b w:val="false"/>
-                <w:u w:val="none"/>
-                <w:sz w:val="22"/>
-                <w:szCs w:val="22"/>
-                <w:color w:val="000000"/>
-              </w:rPr>
-              <w:t xml:space="preserve">0.08, 5.91</w:t>
+              <w:t xml:space="preserve">189</w:t>
+            </w:r>
+          </w:p>
+        </w:tc>
+        <w:tc>
+          <w:tcPr>
+            <w:tcBorders>
+              <w:bottom w:val="none" w:sz="0" w:space="0" w:color="000000"/>
+              <w:top w:val="none" w:sz="0" w:space="0" w:color="000000"/>
+              <w:left w:val="none" w:sz="0" w:space="0" w:color="000000"/>
+              <w:right w:val="none" w:sz="0" w:space="0" w:color="000000"/>
+            </w:tcBorders>
+            <w:shd w:val="clear" w:color="auto" w:fill="FFFFFF"/>
+            <w:tcMar>
+              <w:top w:w="0" w:type="dxa"/>
+              <w:bottom w:w="0" w:type="dxa"/>
+              <w:left w:w="0" w:type="dxa"/>
+              <w:right w:w="0" w:type="dxa"/>
+            </w:tcMar>
+            <w:vAlign w:val="top"/>
+          </w:tcPr>
+          <w:p>
+            <w:pPr>
+              <w:pStyle w:val="Normal"/>
+              <w:jc w:val="center"/>
+              <w:pBdr>
+                <w:bottom w:val="none" w:sz="0" w:space="0" w:color="000000"/>
+                <w:top w:val="none" w:sz="0" w:space="0" w:color="000000"/>
+                <w:left w:val="none" w:sz="0" w:space="0" w:color="000000"/>
+                <w:right w:val="none" w:sz="0" w:space="0" w:color="000000"/>
+              </w:pBdr>
+              <w:spacing w:after="100" w:before="100" w:line="240"/>
+              <w:ind w:left="100" w:right="100" w:firstLine="0" w:firstLineChars="0"/>
+              <w:rPr>
+                <w:rFonts w:ascii="Helvetica" w:hAnsi="Helvetica" w:eastAsia="Helvetica" w:cs="Helvetica"/>
+                <w:i w:val="false"/>
+                <w:b w:val="false"/>
+                <w:u w:val="none"/>
+                <w:sz w:val="22"/>
+                <w:szCs w:val="22"/>
+                <w:color w:val="000000"/>
+              </w:rPr>
+            </w:pPr>
+            <w:r>
+              <w:rPr>
+                <w:rFonts w:ascii="Helvetica" w:hAnsi="Helvetica" w:eastAsia="Helvetica" w:cs="Helvetica"/>
+                <w:i w:val="false"/>
+                <w:b w:val="false"/>
+                <w:u w:val="none"/>
+                <w:sz w:val="22"/>
+                <w:szCs w:val="22"/>
+                <w:color w:val="000000"/>
+              </w:rPr>
+              <w:t xml:space="preserve">0.68</w:t>
+            </w:r>
+          </w:p>
+        </w:tc>
+        <w:tc>
+          <w:tcPr>
+            <w:tcBorders>
+              <w:bottom w:val="none" w:sz="0" w:space="0" w:color="000000"/>
+              <w:top w:val="none" w:sz="0" w:space="0" w:color="000000"/>
+              <w:left w:val="none" w:sz="0" w:space="0" w:color="000000"/>
+              <w:right w:val="none" w:sz="0" w:space="0" w:color="000000"/>
+            </w:tcBorders>
+            <w:shd w:val="clear" w:color="auto" w:fill="FFFFFF"/>
+            <w:tcMar>
+              <w:top w:w="0" w:type="dxa"/>
+              <w:bottom w:w="0" w:type="dxa"/>
+              <w:left w:w="0" w:type="dxa"/>
+              <w:right w:w="0" w:type="dxa"/>
+            </w:tcMar>
+            <w:vAlign w:val="top"/>
+          </w:tcPr>
+          <w:p>
+            <w:pPr>
+              <w:pStyle w:val="Normal"/>
+              <w:jc w:val="center"/>
+              <w:pBdr>
+                <w:bottom w:val="none" w:sz="0" w:space="0" w:color="000000"/>
+                <w:top w:val="none" w:sz="0" w:space="0" w:color="000000"/>
+                <w:left w:val="none" w:sz="0" w:space="0" w:color="000000"/>
+                <w:right w:val="none" w:sz="0" w:space="0" w:color="000000"/>
+              </w:pBdr>
+              <w:spacing w:after="100" w:before="100" w:line="240"/>
+              <w:ind w:left="100" w:right="100" w:firstLine="0" w:firstLineChars="0"/>
+              <w:rPr>
+                <w:rFonts w:ascii="Helvetica" w:hAnsi="Helvetica" w:eastAsia="Helvetica" w:cs="Helvetica"/>
+                <w:i w:val="false"/>
+                <w:b w:val="false"/>
+                <w:u w:val="none"/>
+                <w:sz w:val="22"/>
+                <w:szCs w:val="22"/>
+                <w:color w:val="000000"/>
+              </w:rPr>
+            </w:pPr>
+            <w:r>
+              <w:rPr>
+                <w:rFonts w:ascii="Helvetica" w:hAnsi="Helvetica" w:eastAsia="Helvetica" w:cs="Helvetica"/>
+                <w:i w:val="false"/>
+                <w:b w:val="false"/>
+                <w:u w:val="none"/>
+                <w:sz w:val="22"/>
+                <w:szCs w:val="22"/>
+                <w:color w:val="000000"/>
+              </w:rPr>
+              <w:t xml:space="preserve">0.08, 5.88</w:t>
             </w:r>
           </w:p>
         </w:tc>
@@ -13608,166 +13608,166 @@
                 <w:szCs w:val="22"/>
                 <w:color w:val="000000"/>
               </w:rPr>
-              <w:t xml:space="preserve">190</w:t>
-            </w:r>
-          </w:p>
-        </w:tc>
-        <w:tc>
-          <w:tcPr>
-            <w:tcBorders>
-              <w:bottom w:val="none" w:sz="0" w:space="0" w:color="000000"/>
-              <w:top w:val="none" w:sz="0" w:space="0" w:color="000000"/>
-              <w:left w:val="none" w:sz="0" w:space="0" w:color="000000"/>
-              <w:right w:val="none" w:sz="0" w:space="0" w:color="000000"/>
-            </w:tcBorders>
-            <w:shd w:val="clear" w:color="auto" w:fill="FFFFFF"/>
-            <w:tcMar>
-              <w:top w:w="0" w:type="dxa"/>
-              <w:bottom w:w="0" w:type="dxa"/>
-              <w:left w:w="0" w:type="dxa"/>
-              <w:right w:w="0" w:type="dxa"/>
-            </w:tcMar>
-            <w:vAlign w:val="top"/>
-          </w:tcPr>
-          <w:p>
-            <w:pPr>
-              <w:pStyle w:val="Normal"/>
-              <w:jc w:val="center"/>
-              <w:pBdr>
-                <w:bottom w:val="none" w:sz="0" w:space="0" w:color="000000"/>
-                <w:top w:val="none" w:sz="0" w:space="0" w:color="000000"/>
-                <w:left w:val="none" w:sz="0" w:space="0" w:color="000000"/>
-                <w:right w:val="none" w:sz="0" w:space="0" w:color="000000"/>
-              </w:pBdr>
-              <w:spacing w:after="100" w:before="100" w:line="240"/>
-              <w:ind w:left="100" w:right="100" w:firstLine="0" w:firstLineChars="0"/>
-              <w:rPr>
-                <w:rFonts w:ascii="Helvetica" w:hAnsi="Helvetica" w:eastAsia="Helvetica" w:cs="Helvetica"/>
-                <w:i w:val="false"/>
-                <w:b w:val="false"/>
-                <w:u w:val="none"/>
-                <w:sz w:val="22"/>
-                <w:szCs w:val="22"/>
-                <w:color w:val="000000"/>
-              </w:rPr>
-            </w:pPr>
-            <w:r>
-              <w:rPr>
-                <w:rFonts w:ascii="Helvetica" w:hAnsi="Helvetica" w:eastAsia="Helvetica" w:cs="Helvetica"/>
-                <w:i w:val="false"/>
-                <w:b w:val="false"/>
-                <w:u w:val="none"/>
-                <w:sz w:val="22"/>
-                <w:szCs w:val="22"/>
-                <w:color w:val="000000"/>
-              </w:rPr>
-              <w:t xml:space="preserve">3.09</w:t>
-            </w:r>
-          </w:p>
-        </w:tc>
-        <w:tc>
-          <w:tcPr>
-            <w:tcBorders>
-              <w:bottom w:val="none" w:sz="0" w:space="0" w:color="000000"/>
-              <w:top w:val="none" w:sz="0" w:space="0" w:color="000000"/>
-              <w:left w:val="none" w:sz="0" w:space="0" w:color="000000"/>
-              <w:right w:val="none" w:sz="0" w:space="0" w:color="000000"/>
-            </w:tcBorders>
-            <w:shd w:val="clear" w:color="auto" w:fill="FFFFFF"/>
-            <w:tcMar>
-              <w:top w:w="0" w:type="dxa"/>
-              <w:bottom w:w="0" w:type="dxa"/>
-              <w:left w:w="0" w:type="dxa"/>
-              <w:right w:w="0" w:type="dxa"/>
-            </w:tcMar>
-            <w:vAlign w:val="top"/>
-          </w:tcPr>
-          <w:p>
-            <w:pPr>
-              <w:pStyle w:val="Normal"/>
-              <w:jc w:val="center"/>
-              <w:pBdr>
-                <w:bottom w:val="none" w:sz="0" w:space="0" w:color="000000"/>
-                <w:top w:val="none" w:sz="0" w:space="0" w:color="000000"/>
-                <w:left w:val="none" w:sz="0" w:space="0" w:color="000000"/>
-                <w:right w:val="none" w:sz="0" w:space="0" w:color="000000"/>
-              </w:pBdr>
-              <w:spacing w:after="100" w:before="100" w:line="240"/>
-              <w:ind w:left="100" w:right="100" w:firstLine="0" w:firstLineChars="0"/>
-              <w:rPr>
-                <w:rFonts w:ascii="Helvetica" w:hAnsi="Helvetica" w:eastAsia="Helvetica" w:cs="Helvetica"/>
-                <w:i w:val="false"/>
-                <w:b w:val="false"/>
-                <w:u w:val="none"/>
-                <w:sz w:val="22"/>
-                <w:szCs w:val="22"/>
-                <w:color w:val="000000"/>
-              </w:rPr>
-            </w:pPr>
-            <w:r>
-              <w:rPr>
-                <w:rFonts w:ascii="Helvetica" w:hAnsi="Helvetica" w:eastAsia="Helvetica" w:cs="Helvetica"/>
-                <w:i w:val="false"/>
-                <w:b w:val="false"/>
-                <w:u w:val="none"/>
-                <w:sz w:val="22"/>
-                <w:szCs w:val="22"/>
-                <w:color w:val="000000"/>
-              </w:rPr>
-              <w:t xml:space="preserve">0.15, 64.9</w:t>
-            </w:r>
-          </w:p>
-        </w:tc>
-        <w:tc>
-          <w:tcPr>
-            <w:tcBorders>
-              <w:bottom w:val="none" w:sz="0" w:space="0" w:color="000000"/>
-              <w:top w:val="none" w:sz="0" w:space="0" w:color="000000"/>
-              <w:left w:val="none" w:sz="0" w:space="0" w:color="000000"/>
-              <w:right w:val="none" w:sz="0" w:space="0" w:color="000000"/>
-            </w:tcBorders>
-            <w:shd w:val="clear" w:color="auto" w:fill="FFFFFF"/>
-            <w:tcMar>
-              <w:top w:w="0" w:type="dxa"/>
-              <w:bottom w:w="0" w:type="dxa"/>
-              <w:left w:w="0" w:type="dxa"/>
-              <w:right w:w="0" w:type="dxa"/>
-            </w:tcMar>
-            <w:vAlign w:val="top"/>
-          </w:tcPr>
-          <w:p>
-            <w:pPr>
-              <w:pStyle w:val="Normal"/>
-              <w:jc w:val="center"/>
-              <w:pBdr>
-                <w:bottom w:val="none" w:sz="0" w:space="0" w:color="000000"/>
-                <w:top w:val="none" w:sz="0" w:space="0" w:color="000000"/>
-                <w:left w:val="none" w:sz="0" w:space="0" w:color="000000"/>
-                <w:right w:val="none" w:sz="0" w:space="0" w:color="000000"/>
-              </w:pBdr>
-              <w:spacing w:after="100" w:before="100" w:line="240"/>
-              <w:ind w:left="100" w:right="100" w:firstLine="0" w:firstLineChars="0"/>
-              <w:rPr>
-                <w:rFonts w:ascii="Helvetica" w:hAnsi="Helvetica" w:eastAsia="Helvetica" w:cs="Helvetica"/>
-                <w:i w:val="false"/>
-                <w:b w:val="false"/>
-                <w:u w:val="none"/>
-                <w:sz w:val="22"/>
-                <w:szCs w:val="22"/>
-                <w:color w:val="000000"/>
-              </w:rPr>
-            </w:pPr>
-            <w:r>
-              <w:rPr>
-                <w:rFonts w:ascii="Helvetica" w:hAnsi="Helvetica" w:eastAsia="Helvetica" w:cs="Helvetica"/>
-                <w:i w:val="false"/>
-                <w:b w:val="false"/>
-                <w:u w:val="none"/>
-                <w:sz w:val="22"/>
-                <w:szCs w:val="22"/>
-                <w:color w:val="000000"/>
-              </w:rPr>
-              <w:t xml:space="preserve">0.470</w:t>
+              <w:t xml:space="preserve">189</w:t>
+            </w:r>
+          </w:p>
+        </w:tc>
+        <w:tc>
+          <w:tcPr>
+            <w:tcBorders>
+              <w:bottom w:val="none" w:sz="0" w:space="0" w:color="000000"/>
+              <w:top w:val="none" w:sz="0" w:space="0" w:color="000000"/>
+              <w:left w:val="none" w:sz="0" w:space="0" w:color="000000"/>
+              <w:right w:val="none" w:sz="0" w:space="0" w:color="000000"/>
+            </w:tcBorders>
+            <w:shd w:val="clear" w:color="auto" w:fill="FFFFFF"/>
+            <w:tcMar>
+              <w:top w:w="0" w:type="dxa"/>
+              <w:bottom w:w="0" w:type="dxa"/>
+              <w:left w:w="0" w:type="dxa"/>
+              <w:right w:w="0" w:type="dxa"/>
+            </w:tcMar>
+            <w:vAlign w:val="top"/>
+          </w:tcPr>
+          <w:p>
+            <w:pPr>
+              <w:pStyle w:val="Normal"/>
+              <w:jc w:val="center"/>
+              <w:pBdr>
+                <w:bottom w:val="none" w:sz="0" w:space="0" w:color="000000"/>
+                <w:top w:val="none" w:sz="0" w:space="0" w:color="000000"/>
+                <w:left w:val="none" w:sz="0" w:space="0" w:color="000000"/>
+                <w:right w:val="none" w:sz="0" w:space="0" w:color="000000"/>
+              </w:pBdr>
+              <w:spacing w:after="100" w:before="100" w:line="240"/>
+              <w:ind w:left="100" w:right="100" w:firstLine="0" w:firstLineChars="0"/>
+              <w:rPr>
+                <w:rFonts w:ascii="Helvetica" w:hAnsi="Helvetica" w:eastAsia="Helvetica" w:cs="Helvetica"/>
+                <w:i w:val="false"/>
+                <w:b w:val="false"/>
+                <w:u w:val="none"/>
+                <w:sz w:val="22"/>
+                <w:szCs w:val="22"/>
+                <w:color w:val="000000"/>
+              </w:rPr>
+            </w:pPr>
+            <w:r>
+              <w:rPr>
+                <w:rFonts w:ascii="Helvetica" w:hAnsi="Helvetica" w:eastAsia="Helvetica" w:cs="Helvetica"/>
+                <w:i w:val="false"/>
+                <w:b w:val="false"/>
+                <w:u w:val="none"/>
+                <w:sz w:val="22"/>
+                <w:szCs w:val="22"/>
+                <w:color w:val="000000"/>
+              </w:rPr>
+              <w:t xml:space="preserve">3.01</w:t>
+            </w:r>
+          </w:p>
+        </w:tc>
+        <w:tc>
+          <w:tcPr>
+            <w:tcBorders>
+              <w:bottom w:val="none" w:sz="0" w:space="0" w:color="000000"/>
+              <w:top w:val="none" w:sz="0" w:space="0" w:color="000000"/>
+              <w:left w:val="none" w:sz="0" w:space="0" w:color="000000"/>
+              <w:right w:val="none" w:sz="0" w:space="0" w:color="000000"/>
+            </w:tcBorders>
+            <w:shd w:val="clear" w:color="auto" w:fill="FFFFFF"/>
+            <w:tcMar>
+              <w:top w:w="0" w:type="dxa"/>
+              <w:bottom w:w="0" w:type="dxa"/>
+              <w:left w:w="0" w:type="dxa"/>
+              <w:right w:w="0" w:type="dxa"/>
+            </w:tcMar>
+            <w:vAlign w:val="top"/>
+          </w:tcPr>
+          <w:p>
+            <w:pPr>
+              <w:pStyle w:val="Normal"/>
+              <w:jc w:val="center"/>
+              <w:pBdr>
+                <w:bottom w:val="none" w:sz="0" w:space="0" w:color="000000"/>
+                <w:top w:val="none" w:sz="0" w:space="0" w:color="000000"/>
+                <w:left w:val="none" w:sz="0" w:space="0" w:color="000000"/>
+                <w:right w:val="none" w:sz="0" w:space="0" w:color="000000"/>
+              </w:pBdr>
+              <w:spacing w:after="100" w:before="100" w:line="240"/>
+              <w:ind w:left="100" w:right="100" w:firstLine="0" w:firstLineChars="0"/>
+              <w:rPr>
+                <w:rFonts w:ascii="Helvetica" w:hAnsi="Helvetica" w:eastAsia="Helvetica" w:cs="Helvetica"/>
+                <w:i w:val="false"/>
+                <w:b w:val="false"/>
+                <w:u w:val="none"/>
+                <w:sz w:val="22"/>
+                <w:szCs w:val="22"/>
+                <w:color w:val="000000"/>
+              </w:rPr>
+            </w:pPr>
+            <w:r>
+              <w:rPr>
+                <w:rFonts w:ascii="Helvetica" w:hAnsi="Helvetica" w:eastAsia="Helvetica" w:cs="Helvetica"/>
+                <w:i w:val="false"/>
+                <w:b w:val="false"/>
+                <w:u w:val="none"/>
+                <w:sz w:val="22"/>
+                <w:szCs w:val="22"/>
+                <w:color w:val="000000"/>
+              </w:rPr>
+              <w:t xml:space="preserve">0.15, 61.8</w:t>
+            </w:r>
+          </w:p>
+        </w:tc>
+        <w:tc>
+          <w:tcPr>
+            <w:tcBorders>
+              <w:bottom w:val="none" w:sz="0" w:space="0" w:color="000000"/>
+              <w:top w:val="none" w:sz="0" w:space="0" w:color="000000"/>
+              <w:left w:val="none" w:sz="0" w:space="0" w:color="000000"/>
+              <w:right w:val="none" w:sz="0" w:space="0" w:color="000000"/>
+            </w:tcBorders>
+            <w:shd w:val="clear" w:color="auto" w:fill="FFFFFF"/>
+            <w:tcMar>
+              <w:top w:w="0" w:type="dxa"/>
+              <w:bottom w:w="0" w:type="dxa"/>
+              <w:left w:w="0" w:type="dxa"/>
+              <w:right w:w="0" w:type="dxa"/>
+            </w:tcMar>
+            <w:vAlign w:val="top"/>
+          </w:tcPr>
+          <w:p>
+            <w:pPr>
+              <w:pStyle w:val="Normal"/>
+              <w:jc w:val="center"/>
+              <w:pBdr>
+                <w:bottom w:val="none" w:sz="0" w:space="0" w:color="000000"/>
+                <w:top w:val="none" w:sz="0" w:space="0" w:color="000000"/>
+                <w:left w:val="none" w:sz="0" w:space="0" w:color="000000"/>
+                <w:right w:val="none" w:sz="0" w:space="0" w:color="000000"/>
+              </w:pBdr>
+              <w:spacing w:after="100" w:before="100" w:line="240"/>
+              <w:ind w:left="100" w:right="100" w:firstLine="0" w:firstLineChars="0"/>
+              <w:rPr>
+                <w:rFonts w:ascii="Helvetica" w:hAnsi="Helvetica" w:eastAsia="Helvetica" w:cs="Helvetica"/>
+                <w:i w:val="false"/>
+                <w:b w:val="false"/>
+                <w:u w:val="none"/>
+                <w:sz w:val="22"/>
+                <w:szCs w:val="22"/>
+                <w:color w:val="000000"/>
+              </w:rPr>
+            </w:pPr>
+            <w:r>
+              <w:rPr>
+                <w:rFonts w:ascii="Helvetica" w:hAnsi="Helvetica" w:eastAsia="Helvetica" w:cs="Helvetica"/>
+                <w:i w:val="false"/>
+                <w:b w:val="false"/>
+                <w:u w:val="none"/>
+                <w:sz w:val="22"/>
+                <w:szCs w:val="22"/>
+                <w:color w:val="000000"/>
+              </w:rPr>
+              <w:t xml:space="preserve">0.480</w:t>
             </w:r>
           </w:p>
         </w:tc>
@@ -13879,219 +13879,219 @@
                 <w:szCs w:val="22"/>
                 <w:color w:val="000000"/>
               </w:rPr>
-              <w:t xml:space="preserve">190</w:t>
-            </w:r>
-          </w:p>
-        </w:tc>
-        <w:tc>
-          <w:tcPr>
-            <w:tcBorders>
-              <w:bottom w:val="none" w:sz="0" w:space="0" w:color="000000"/>
-              <w:top w:val="none" w:sz="0" w:space="0" w:color="000000"/>
-              <w:left w:val="none" w:sz="0" w:space="0" w:color="000000"/>
-              <w:right w:val="none" w:sz="0" w:space="0" w:color="000000"/>
-            </w:tcBorders>
-            <w:shd w:val="clear" w:color="auto" w:fill="FFFFFF"/>
-            <w:tcMar>
-              <w:top w:w="0" w:type="dxa"/>
-              <w:bottom w:w="0" w:type="dxa"/>
-              <w:left w:w="0" w:type="dxa"/>
-              <w:right w:w="0" w:type="dxa"/>
-            </w:tcMar>
-            <w:vAlign w:val="top"/>
-          </w:tcPr>
-          <w:p>
-            <w:pPr>
-              <w:pStyle w:val="Normal"/>
-              <w:jc w:val="center"/>
-              <w:pBdr>
-                <w:bottom w:val="none" w:sz="0" w:space="0" w:color="000000"/>
-                <w:top w:val="none" w:sz="0" w:space="0" w:color="000000"/>
-                <w:left w:val="none" w:sz="0" w:space="0" w:color="000000"/>
-                <w:right w:val="none" w:sz="0" w:space="0" w:color="000000"/>
-              </w:pBdr>
-              <w:spacing w:after="100" w:before="100" w:line="240"/>
-              <w:ind w:left="100" w:right="100" w:firstLine="0" w:firstLineChars="0"/>
-              <w:rPr>
-                <w:rFonts w:ascii="Helvetica" w:hAnsi="Helvetica" w:eastAsia="Helvetica" w:cs="Helvetica"/>
-                <w:i w:val="false"/>
-                <w:b w:val="false"/>
-                <w:u w:val="none"/>
-                <w:sz w:val="22"/>
-                <w:szCs w:val="22"/>
-                <w:color w:val="000000"/>
-              </w:rPr>
-            </w:pPr>
-            <w:r>
-              <w:rPr>
-                <w:rFonts w:ascii="Helvetica" w:hAnsi="Helvetica" w:eastAsia="Helvetica" w:cs="Helvetica"/>
-                <w:i w:val="false"/>
-                <w:b w:val="false"/>
-                <w:u w:val="none"/>
-                <w:sz w:val="22"/>
-                <w:szCs w:val="22"/>
-                <w:color w:val="000000"/>
-              </w:rPr>
-              <w:t xml:space="preserve">1.38</w:t>
-            </w:r>
-          </w:p>
-        </w:tc>
-        <w:tc>
-          <w:tcPr>
-            <w:tcBorders>
-              <w:bottom w:val="none" w:sz="0" w:space="0" w:color="000000"/>
-              <w:top w:val="none" w:sz="0" w:space="0" w:color="000000"/>
-              <w:left w:val="none" w:sz="0" w:space="0" w:color="000000"/>
-              <w:right w:val="none" w:sz="0" w:space="0" w:color="000000"/>
-            </w:tcBorders>
-            <w:shd w:val="clear" w:color="auto" w:fill="FFFFFF"/>
-            <w:tcMar>
-              <w:top w:w="0" w:type="dxa"/>
-              <w:bottom w:w="0" w:type="dxa"/>
-              <w:left w:w="0" w:type="dxa"/>
-              <w:right w:w="0" w:type="dxa"/>
-            </w:tcMar>
-            <w:vAlign w:val="top"/>
-          </w:tcPr>
-          <w:p>
-            <w:pPr>
-              <w:pStyle w:val="Normal"/>
-              <w:jc w:val="center"/>
-              <w:pBdr>
-                <w:bottom w:val="none" w:sz="0" w:space="0" w:color="000000"/>
-                <w:top w:val="none" w:sz="0" w:space="0" w:color="000000"/>
-                <w:left w:val="none" w:sz="0" w:space="0" w:color="000000"/>
-                <w:right w:val="none" w:sz="0" w:space="0" w:color="000000"/>
-              </w:pBdr>
-              <w:spacing w:after="100" w:before="100" w:line="240"/>
-              <w:ind w:left="100" w:right="100" w:firstLine="0" w:firstLineChars="0"/>
-              <w:rPr>
-                <w:rFonts w:ascii="Helvetica" w:hAnsi="Helvetica" w:eastAsia="Helvetica" w:cs="Helvetica"/>
-                <w:i w:val="false"/>
-                <w:b w:val="false"/>
-                <w:u w:val="none"/>
-                <w:sz w:val="22"/>
-                <w:szCs w:val="22"/>
-                <w:color w:val="000000"/>
-              </w:rPr>
-            </w:pPr>
-            <w:r>
-              <w:rPr>
-                <w:rFonts w:ascii="Helvetica" w:hAnsi="Helvetica" w:eastAsia="Helvetica" w:cs="Helvetica"/>
-                <w:i w:val="false"/>
-                <w:b w:val="false"/>
-                <w:u w:val="none"/>
-                <w:sz w:val="22"/>
-                <w:szCs w:val="22"/>
-                <w:color w:val="000000"/>
-              </w:rPr>
-              <w:t xml:space="preserve">0.82, 2.32</w:t>
-            </w:r>
-          </w:p>
-        </w:tc>
-        <w:tc>
-          <w:tcPr>
-            <w:tcBorders>
-              <w:bottom w:val="none" w:sz="0" w:space="0" w:color="000000"/>
-              <w:top w:val="none" w:sz="0" w:space="0" w:color="000000"/>
-              <w:left w:val="none" w:sz="0" w:space="0" w:color="000000"/>
-              <w:right w:val="none" w:sz="0" w:space="0" w:color="000000"/>
-            </w:tcBorders>
-            <w:shd w:val="clear" w:color="auto" w:fill="FFFFFF"/>
-            <w:tcMar>
-              <w:top w:w="0" w:type="dxa"/>
-              <w:bottom w:w="0" w:type="dxa"/>
-              <w:left w:w="0" w:type="dxa"/>
-              <w:right w:w="0" w:type="dxa"/>
-            </w:tcMar>
-            <w:vAlign w:val="top"/>
-          </w:tcPr>
-          <w:p>
-            <w:pPr>
-              <w:pStyle w:val="Normal"/>
-              <w:jc w:val="center"/>
-              <w:pBdr>
-                <w:bottom w:val="none" w:sz="0" w:space="0" w:color="000000"/>
-                <w:top w:val="none" w:sz="0" w:space="0" w:color="000000"/>
-                <w:left w:val="none" w:sz="0" w:space="0" w:color="000000"/>
-                <w:right w:val="none" w:sz="0" w:space="0" w:color="000000"/>
-              </w:pBdr>
-              <w:spacing w:after="100" w:before="100" w:line="240"/>
-              <w:ind w:left="100" w:right="100" w:firstLine="0" w:firstLineChars="0"/>
-              <w:rPr>
-                <w:rFonts w:ascii="Helvetica" w:hAnsi="Helvetica" w:eastAsia="Helvetica" w:cs="Helvetica"/>
-                <w:i w:val="false"/>
-                <w:b w:val="false"/>
-                <w:u w:val="none"/>
-                <w:sz w:val="22"/>
-                <w:szCs w:val="22"/>
-                <w:color w:val="000000"/>
-              </w:rPr>
-            </w:pPr>
-            <w:r>
-              <w:rPr>
-                <w:rFonts w:ascii="Helvetica" w:hAnsi="Helvetica" w:eastAsia="Helvetica" w:cs="Helvetica"/>
-                <w:i w:val="false"/>
-                <w:b w:val="false"/>
-                <w:u w:val="none"/>
-                <w:sz w:val="22"/>
-                <w:szCs w:val="22"/>
-                <w:color w:val="000000"/>
-              </w:rPr>
-              <w:t xml:space="preserve">0.230</w:t>
-            </w:r>
-          </w:p>
-        </w:tc>
-        <w:tc>
-          <w:tcPr>
-            <w:tcBorders>
-              <w:bottom w:val="none" w:sz="0" w:space="0" w:color="000000"/>
-              <w:top w:val="none" w:sz="0" w:space="0" w:color="000000"/>
-              <w:left w:val="none" w:sz="0" w:space="0" w:color="000000"/>
-              <w:right w:val="none" w:sz="0" w:space="0" w:color="000000"/>
-            </w:tcBorders>
-            <w:shd w:val="clear" w:color="auto" w:fill="FFFFFF"/>
-            <w:tcMar>
-              <w:top w:w="0" w:type="dxa"/>
-              <w:bottom w:w="0" w:type="dxa"/>
-              <w:left w:w="0" w:type="dxa"/>
-              <w:right w:w="0" w:type="dxa"/>
-            </w:tcMar>
-            <w:vAlign w:val="top"/>
-          </w:tcPr>
-          <w:p>
-            <w:pPr>
-              <w:pStyle w:val="Normal"/>
-              <w:jc w:val="center"/>
-              <w:pBdr>
-                <w:bottom w:val="none" w:sz="0" w:space="0" w:color="000000"/>
-                <w:top w:val="none" w:sz="0" w:space="0" w:color="000000"/>
-                <w:left w:val="none" w:sz="0" w:space="0" w:color="000000"/>
-                <w:right w:val="none" w:sz="0" w:space="0" w:color="000000"/>
-              </w:pBdr>
-              <w:spacing w:after="100" w:before="100" w:line="240"/>
-              <w:ind w:left="100" w:right="100" w:firstLine="0" w:firstLineChars="0"/>
-              <w:rPr>
-                <w:rFonts w:ascii="Helvetica" w:hAnsi="Helvetica" w:eastAsia="Helvetica" w:cs="Helvetica"/>
-                <w:i w:val="false"/>
-                <w:b w:val="false"/>
-                <w:u w:val="none"/>
-                <w:sz w:val="22"/>
-                <w:szCs w:val="22"/>
-                <w:color w:val="000000"/>
-              </w:rPr>
-            </w:pPr>
-            <w:r>
-              <w:rPr>
-                <w:rFonts w:ascii="Helvetica" w:hAnsi="Helvetica" w:eastAsia="Helvetica" w:cs="Helvetica"/>
-                <w:i w:val="false"/>
-                <w:b w:val="false"/>
-                <w:u w:val="none"/>
-                <w:sz w:val="22"/>
-                <w:szCs w:val="22"/>
-                <w:color w:val="000000"/>
-              </w:rPr>
-              <w:t xml:space="preserve">190</w:t>
+              <w:t xml:space="preserve">189</w:t>
+            </w:r>
+          </w:p>
+        </w:tc>
+        <w:tc>
+          <w:tcPr>
+            <w:tcBorders>
+              <w:bottom w:val="none" w:sz="0" w:space="0" w:color="000000"/>
+              <w:top w:val="none" w:sz="0" w:space="0" w:color="000000"/>
+              <w:left w:val="none" w:sz="0" w:space="0" w:color="000000"/>
+              <w:right w:val="none" w:sz="0" w:space="0" w:color="000000"/>
+            </w:tcBorders>
+            <w:shd w:val="clear" w:color="auto" w:fill="FFFFFF"/>
+            <w:tcMar>
+              <w:top w:w="0" w:type="dxa"/>
+              <w:bottom w:w="0" w:type="dxa"/>
+              <w:left w:w="0" w:type="dxa"/>
+              <w:right w:w="0" w:type="dxa"/>
+            </w:tcMar>
+            <w:vAlign w:val="top"/>
+          </w:tcPr>
+          <w:p>
+            <w:pPr>
+              <w:pStyle w:val="Normal"/>
+              <w:jc w:val="center"/>
+              <w:pBdr>
+                <w:bottom w:val="none" w:sz="0" w:space="0" w:color="000000"/>
+                <w:top w:val="none" w:sz="0" w:space="0" w:color="000000"/>
+                <w:left w:val="none" w:sz="0" w:space="0" w:color="000000"/>
+                <w:right w:val="none" w:sz="0" w:space="0" w:color="000000"/>
+              </w:pBdr>
+              <w:spacing w:after="100" w:before="100" w:line="240"/>
+              <w:ind w:left="100" w:right="100" w:firstLine="0" w:firstLineChars="0"/>
+              <w:rPr>
+                <w:rFonts w:ascii="Helvetica" w:hAnsi="Helvetica" w:eastAsia="Helvetica" w:cs="Helvetica"/>
+                <w:i w:val="false"/>
+                <w:b w:val="false"/>
+                <w:u w:val="none"/>
+                <w:sz w:val="22"/>
+                <w:szCs w:val="22"/>
+                <w:color w:val="000000"/>
+              </w:rPr>
+            </w:pPr>
+            <w:r>
+              <w:rPr>
+                <w:rFonts w:ascii="Helvetica" w:hAnsi="Helvetica" w:eastAsia="Helvetica" w:cs="Helvetica"/>
+                <w:i w:val="false"/>
+                <w:b w:val="false"/>
+                <w:u w:val="none"/>
+                <w:sz w:val="22"/>
+                <w:szCs w:val="22"/>
+                <w:color w:val="000000"/>
+              </w:rPr>
+              <w:t xml:space="preserve">1.40</w:t>
+            </w:r>
+          </w:p>
+        </w:tc>
+        <w:tc>
+          <w:tcPr>
+            <w:tcBorders>
+              <w:bottom w:val="none" w:sz="0" w:space="0" w:color="000000"/>
+              <w:top w:val="none" w:sz="0" w:space="0" w:color="000000"/>
+              <w:left w:val="none" w:sz="0" w:space="0" w:color="000000"/>
+              <w:right w:val="none" w:sz="0" w:space="0" w:color="000000"/>
+            </w:tcBorders>
+            <w:shd w:val="clear" w:color="auto" w:fill="FFFFFF"/>
+            <w:tcMar>
+              <w:top w:w="0" w:type="dxa"/>
+              <w:bottom w:w="0" w:type="dxa"/>
+              <w:left w:w="0" w:type="dxa"/>
+              <w:right w:w="0" w:type="dxa"/>
+            </w:tcMar>
+            <w:vAlign w:val="top"/>
+          </w:tcPr>
+          <w:p>
+            <w:pPr>
+              <w:pStyle w:val="Normal"/>
+              <w:jc w:val="center"/>
+              <w:pBdr>
+                <w:bottom w:val="none" w:sz="0" w:space="0" w:color="000000"/>
+                <w:top w:val="none" w:sz="0" w:space="0" w:color="000000"/>
+                <w:left w:val="none" w:sz="0" w:space="0" w:color="000000"/>
+                <w:right w:val="none" w:sz="0" w:space="0" w:color="000000"/>
+              </w:pBdr>
+              <w:spacing w:after="100" w:before="100" w:line="240"/>
+              <w:ind w:left="100" w:right="100" w:firstLine="0" w:firstLineChars="0"/>
+              <w:rPr>
+                <w:rFonts w:ascii="Helvetica" w:hAnsi="Helvetica" w:eastAsia="Helvetica" w:cs="Helvetica"/>
+                <w:i w:val="false"/>
+                <w:b w:val="false"/>
+                <w:u w:val="none"/>
+                <w:sz w:val="22"/>
+                <w:szCs w:val="22"/>
+                <w:color w:val="000000"/>
+              </w:rPr>
+            </w:pPr>
+            <w:r>
+              <w:rPr>
+                <w:rFonts w:ascii="Helvetica" w:hAnsi="Helvetica" w:eastAsia="Helvetica" w:cs="Helvetica"/>
+                <w:i w:val="false"/>
+                <w:b w:val="false"/>
+                <w:u w:val="none"/>
+                <w:sz w:val="22"/>
+                <w:szCs w:val="22"/>
+                <w:color w:val="000000"/>
+              </w:rPr>
+              <w:t xml:space="preserve">0.83, 2.36</w:t>
+            </w:r>
+          </w:p>
+        </w:tc>
+        <w:tc>
+          <w:tcPr>
+            <w:tcBorders>
+              <w:bottom w:val="none" w:sz="0" w:space="0" w:color="000000"/>
+              <w:top w:val="none" w:sz="0" w:space="0" w:color="000000"/>
+              <w:left w:val="none" w:sz="0" w:space="0" w:color="000000"/>
+              <w:right w:val="none" w:sz="0" w:space="0" w:color="000000"/>
+            </w:tcBorders>
+            <w:shd w:val="clear" w:color="auto" w:fill="FFFFFF"/>
+            <w:tcMar>
+              <w:top w:w="0" w:type="dxa"/>
+              <w:bottom w:w="0" w:type="dxa"/>
+              <w:left w:w="0" w:type="dxa"/>
+              <w:right w:w="0" w:type="dxa"/>
+            </w:tcMar>
+            <w:vAlign w:val="top"/>
+          </w:tcPr>
+          <w:p>
+            <w:pPr>
+              <w:pStyle w:val="Normal"/>
+              <w:jc w:val="center"/>
+              <w:pBdr>
+                <w:bottom w:val="none" w:sz="0" w:space="0" w:color="000000"/>
+                <w:top w:val="none" w:sz="0" w:space="0" w:color="000000"/>
+                <w:left w:val="none" w:sz="0" w:space="0" w:color="000000"/>
+                <w:right w:val="none" w:sz="0" w:space="0" w:color="000000"/>
+              </w:pBdr>
+              <w:spacing w:after="100" w:before="100" w:line="240"/>
+              <w:ind w:left="100" w:right="100" w:firstLine="0" w:firstLineChars="0"/>
+              <w:rPr>
+                <w:rFonts w:ascii="Helvetica" w:hAnsi="Helvetica" w:eastAsia="Helvetica" w:cs="Helvetica"/>
+                <w:i w:val="false"/>
+                <w:b w:val="false"/>
+                <w:u w:val="none"/>
+                <w:sz w:val="22"/>
+                <w:szCs w:val="22"/>
+                <w:color w:val="000000"/>
+              </w:rPr>
+            </w:pPr>
+            <w:r>
+              <w:rPr>
+                <w:rFonts w:ascii="Helvetica" w:hAnsi="Helvetica" w:eastAsia="Helvetica" w:cs="Helvetica"/>
+                <w:i w:val="false"/>
+                <w:b w:val="false"/>
+                <w:u w:val="none"/>
+                <w:sz w:val="22"/>
+                <w:szCs w:val="22"/>
+                <w:color w:val="000000"/>
+              </w:rPr>
+              <w:t xml:space="preserve">0.210</w:t>
+            </w:r>
+          </w:p>
+        </w:tc>
+        <w:tc>
+          <w:tcPr>
+            <w:tcBorders>
+              <w:bottom w:val="none" w:sz="0" w:space="0" w:color="000000"/>
+              <w:top w:val="none" w:sz="0" w:space="0" w:color="000000"/>
+              <w:left w:val="none" w:sz="0" w:space="0" w:color="000000"/>
+              <w:right w:val="none" w:sz="0" w:space="0" w:color="000000"/>
+            </w:tcBorders>
+            <w:shd w:val="clear" w:color="auto" w:fill="FFFFFF"/>
+            <w:tcMar>
+              <w:top w:w="0" w:type="dxa"/>
+              <w:bottom w:w="0" w:type="dxa"/>
+              <w:left w:w="0" w:type="dxa"/>
+              <w:right w:w="0" w:type="dxa"/>
+            </w:tcMar>
+            <w:vAlign w:val="top"/>
+          </w:tcPr>
+          <w:p>
+            <w:pPr>
+              <w:pStyle w:val="Normal"/>
+              <w:jc w:val="center"/>
+              <w:pBdr>
+                <w:bottom w:val="none" w:sz="0" w:space="0" w:color="000000"/>
+                <w:top w:val="none" w:sz="0" w:space="0" w:color="000000"/>
+                <w:left w:val="none" w:sz="0" w:space="0" w:color="000000"/>
+                <w:right w:val="none" w:sz="0" w:space="0" w:color="000000"/>
+              </w:pBdr>
+              <w:spacing w:after="100" w:before="100" w:line="240"/>
+              <w:ind w:left="100" w:right="100" w:firstLine="0" w:firstLineChars="0"/>
+              <w:rPr>
+                <w:rFonts w:ascii="Helvetica" w:hAnsi="Helvetica" w:eastAsia="Helvetica" w:cs="Helvetica"/>
+                <w:i w:val="false"/>
+                <w:b w:val="false"/>
+                <w:u w:val="none"/>
+                <w:sz w:val="22"/>
+                <w:szCs w:val="22"/>
+                <w:color w:val="000000"/>
+              </w:rPr>
+            </w:pPr>
+            <w:r>
+              <w:rPr>
+                <w:rFonts w:ascii="Helvetica" w:hAnsi="Helvetica" w:eastAsia="Helvetica" w:cs="Helvetica"/>
+                <w:i w:val="false"/>
+                <w:b w:val="false"/>
+                <w:u w:val="none"/>
+                <w:sz w:val="22"/>
+                <w:szCs w:val="22"/>
+                <w:color w:val="000000"/>
+              </w:rPr>
+              <w:t xml:space="preserve">189</w:t>
             </w:r>
           </w:p>
         </w:tc>
@@ -14197,60 +14197,60 @@
                 <w:szCs w:val="22"/>
                 <w:color w:val="000000"/>
               </w:rPr>
-              <w:t xml:space="preserve">0.65, 1.91</w:t>
-            </w:r>
-          </w:p>
-        </w:tc>
-        <w:tc>
-          <w:tcPr>
-            <w:tcBorders>
-              <w:bottom w:val="none" w:sz="0" w:space="0" w:color="000000"/>
-              <w:top w:val="none" w:sz="0" w:space="0" w:color="000000"/>
-              <w:left w:val="none" w:sz="0" w:space="0" w:color="000000"/>
-              <w:right w:val="none" w:sz="0" w:space="0" w:color="000000"/>
-            </w:tcBorders>
-            <w:shd w:val="clear" w:color="auto" w:fill="FFFFFF"/>
-            <w:tcMar>
-              <w:top w:w="0" w:type="dxa"/>
-              <w:bottom w:w="0" w:type="dxa"/>
-              <w:left w:w="0" w:type="dxa"/>
-              <w:right w:w="0" w:type="dxa"/>
-            </w:tcMar>
-            <w:vAlign w:val="top"/>
-          </w:tcPr>
-          <w:p>
-            <w:pPr>
-              <w:pStyle w:val="Normal"/>
-              <w:jc w:val="center"/>
-              <w:pBdr>
-                <w:bottom w:val="none" w:sz="0" w:space="0" w:color="000000"/>
-                <w:top w:val="none" w:sz="0" w:space="0" w:color="000000"/>
-                <w:left w:val="none" w:sz="0" w:space="0" w:color="000000"/>
-                <w:right w:val="none" w:sz="0" w:space="0" w:color="000000"/>
-              </w:pBdr>
-              <w:spacing w:after="100" w:before="100" w:line="240"/>
-              <w:ind w:left="100" w:right="100" w:firstLine="0" w:firstLineChars="0"/>
-              <w:rPr>
-                <w:rFonts w:ascii="Helvetica" w:hAnsi="Helvetica" w:eastAsia="Helvetica" w:cs="Helvetica"/>
-                <w:i w:val="false"/>
-                <w:b w:val="false"/>
-                <w:u w:val="none"/>
-                <w:sz w:val="22"/>
-                <w:szCs w:val="22"/>
-                <w:color w:val="000000"/>
-              </w:rPr>
-            </w:pPr>
-            <w:r>
-              <w:rPr>
-                <w:rFonts w:ascii="Helvetica" w:hAnsi="Helvetica" w:eastAsia="Helvetica" w:cs="Helvetica"/>
-                <w:i w:val="false"/>
-                <w:b w:val="false"/>
-                <w:u w:val="none"/>
-                <w:sz w:val="22"/>
-                <w:szCs w:val="22"/>
-                <w:color w:val="000000"/>
-              </w:rPr>
-              <w:t xml:space="preserve">0.690</w:t>
+              <w:t xml:space="preserve">0.66, 1.93</w:t>
+            </w:r>
+          </w:p>
+        </w:tc>
+        <w:tc>
+          <w:tcPr>
+            <w:tcBorders>
+              <w:bottom w:val="none" w:sz="0" w:space="0" w:color="000000"/>
+              <w:top w:val="none" w:sz="0" w:space="0" w:color="000000"/>
+              <w:left w:val="none" w:sz="0" w:space="0" w:color="000000"/>
+              <w:right w:val="none" w:sz="0" w:space="0" w:color="000000"/>
+            </w:tcBorders>
+            <w:shd w:val="clear" w:color="auto" w:fill="FFFFFF"/>
+            <w:tcMar>
+              <w:top w:w="0" w:type="dxa"/>
+              <w:bottom w:w="0" w:type="dxa"/>
+              <w:left w:w="0" w:type="dxa"/>
+              <w:right w:w="0" w:type="dxa"/>
+            </w:tcMar>
+            <w:vAlign w:val="top"/>
+          </w:tcPr>
+          <w:p>
+            <w:pPr>
+              <w:pStyle w:val="Normal"/>
+              <w:jc w:val="center"/>
+              <w:pBdr>
+                <w:bottom w:val="none" w:sz="0" w:space="0" w:color="000000"/>
+                <w:top w:val="none" w:sz="0" w:space="0" w:color="000000"/>
+                <w:left w:val="none" w:sz="0" w:space="0" w:color="000000"/>
+                <w:right w:val="none" w:sz="0" w:space="0" w:color="000000"/>
+              </w:pBdr>
+              <w:spacing w:after="100" w:before="100" w:line="240"/>
+              <w:ind w:left="100" w:right="100" w:firstLine="0" w:firstLineChars="0"/>
+              <w:rPr>
+                <w:rFonts w:ascii="Helvetica" w:hAnsi="Helvetica" w:eastAsia="Helvetica" w:cs="Helvetica"/>
+                <w:i w:val="false"/>
+                <w:b w:val="false"/>
+                <w:u w:val="none"/>
+                <w:sz w:val="22"/>
+                <w:szCs w:val="22"/>
+                <w:color w:val="000000"/>
+              </w:rPr>
+            </w:pPr>
+            <w:r>
+              <w:rPr>
+                <w:rFonts w:ascii="Helvetica" w:hAnsi="Helvetica" w:eastAsia="Helvetica" w:cs="Helvetica"/>
+                <w:i w:val="false"/>
+                <w:b w:val="false"/>
+                <w:u w:val="none"/>
+                <w:sz w:val="22"/>
+                <w:szCs w:val="22"/>
+                <w:color w:val="000000"/>
+              </w:rPr>
+              <w:t xml:space="preserve">0.670</w:t>
             </w:r>
           </w:p>
         </w:tc>
@@ -14362,60 +14362,60 @@
                 <w:szCs w:val="22"/>
                 <w:color w:val="000000"/>
               </w:rPr>
-              <w:t xml:space="preserve">190</w:t>
-            </w:r>
-          </w:p>
-        </w:tc>
-        <w:tc>
-          <w:tcPr>
-            <w:tcBorders>
-              <w:bottom w:val="none" w:sz="0" w:space="0" w:color="000000"/>
-              <w:top w:val="none" w:sz="0" w:space="0" w:color="000000"/>
-              <w:left w:val="none" w:sz="0" w:space="0" w:color="000000"/>
-              <w:right w:val="none" w:sz="0" w:space="0" w:color="000000"/>
-            </w:tcBorders>
-            <w:shd w:val="clear" w:color="auto" w:fill="FFFFFF"/>
-            <w:tcMar>
-              <w:top w:w="0" w:type="dxa"/>
-              <w:bottom w:w="0" w:type="dxa"/>
-              <w:left w:w="0" w:type="dxa"/>
-              <w:right w:w="0" w:type="dxa"/>
-            </w:tcMar>
-            <w:vAlign w:val="top"/>
-          </w:tcPr>
-          <w:p>
-            <w:pPr>
-              <w:pStyle w:val="Normal"/>
-              <w:jc w:val="center"/>
-              <w:pBdr>
-                <w:bottom w:val="none" w:sz="0" w:space="0" w:color="000000"/>
-                <w:top w:val="none" w:sz="0" w:space="0" w:color="000000"/>
-                <w:left w:val="none" w:sz="0" w:space="0" w:color="000000"/>
-                <w:right w:val="none" w:sz="0" w:space="0" w:color="000000"/>
-              </w:pBdr>
-              <w:spacing w:after="100" w:before="100" w:line="240"/>
-              <w:ind w:left="100" w:right="100" w:firstLine="0" w:firstLineChars="0"/>
-              <w:rPr>
-                <w:rFonts w:ascii="Helvetica" w:hAnsi="Helvetica" w:eastAsia="Helvetica" w:cs="Helvetica"/>
-                <w:i w:val="false"/>
-                <w:b w:val="false"/>
-                <w:u w:val="none"/>
-                <w:sz w:val="22"/>
-                <w:szCs w:val="22"/>
-                <w:color w:val="000000"/>
-              </w:rPr>
-            </w:pPr>
-            <w:r>
-              <w:rPr>
-                <w:rFonts w:ascii="Helvetica" w:hAnsi="Helvetica" w:eastAsia="Helvetica" w:cs="Helvetica"/>
-                <w:i w:val="false"/>
-                <w:b w:val="false"/>
-                <w:u w:val="none"/>
-                <w:sz w:val="22"/>
-                <w:szCs w:val="22"/>
-                <w:color w:val="000000"/>
-              </w:rPr>
-              <w:t xml:space="preserve">0.99</w:t>
+              <w:t xml:space="preserve">189</w:t>
+            </w:r>
+          </w:p>
+        </w:tc>
+        <w:tc>
+          <w:tcPr>
+            <w:tcBorders>
+              <w:bottom w:val="none" w:sz="0" w:space="0" w:color="000000"/>
+              <w:top w:val="none" w:sz="0" w:space="0" w:color="000000"/>
+              <w:left w:val="none" w:sz="0" w:space="0" w:color="000000"/>
+              <w:right w:val="none" w:sz="0" w:space="0" w:color="000000"/>
+            </w:tcBorders>
+            <w:shd w:val="clear" w:color="auto" w:fill="FFFFFF"/>
+            <w:tcMar>
+              <w:top w:w="0" w:type="dxa"/>
+              <w:bottom w:w="0" w:type="dxa"/>
+              <w:left w:w="0" w:type="dxa"/>
+              <w:right w:w="0" w:type="dxa"/>
+            </w:tcMar>
+            <w:vAlign w:val="top"/>
+          </w:tcPr>
+          <w:p>
+            <w:pPr>
+              <w:pStyle w:val="Normal"/>
+              <w:jc w:val="center"/>
+              <w:pBdr>
+                <w:bottom w:val="none" w:sz="0" w:space="0" w:color="000000"/>
+                <w:top w:val="none" w:sz="0" w:space="0" w:color="000000"/>
+                <w:left w:val="none" w:sz="0" w:space="0" w:color="000000"/>
+                <w:right w:val="none" w:sz="0" w:space="0" w:color="000000"/>
+              </w:pBdr>
+              <w:spacing w:after="100" w:before="100" w:line="240"/>
+              <w:ind w:left="100" w:right="100" w:firstLine="0" w:firstLineChars="0"/>
+              <w:rPr>
+                <w:rFonts w:ascii="Helvetica" w:hAnsi="Helvetica" w:eastAsia="Helvetica" w:cs="Helvetica"/>
+                <w:i w:val="false"/>
+                <w:b w:val="false"/>
+                <w:u w:val="none"/>
+                <w:sz w:val="22"/>
+                <w:szCs w:val="22"/>
+                <w:color w:val="000000"/>
+              </w:rPr>
+            </w:pPr>
+            <w:r>
+              <w:rPr>
+                <w:rFonts w:ascii="Helvetica" w:hAnsi="Helvetica" w:eastAsia="Helvetica" w:cs="Helvetica"/>
+                <w:i w:val="false"/>
+                <w:b w:val="false"/>
+                <w:u w:val="none"/>
+                <w:sz w:val="22"/>
+                <w:szCs w:val="22"/>
+                <w:color w:val="000000"/>
+              </w:rPr>
+              <w:t xml:space="preserve">1.0</w:t>
             </w:r>
           </w:p>
         </w:tc>
@@ -14521,60 +14521,60 @@
                 <w:szCs w:val="22"/>
                 <w:color w:val="000000"/>
               </w:rPr>
-              <w:t xml:space="preserve">0.170</w:t>
-            </w:r>
-          </w:p>
-        </w:tc>
-        <w:tc>
-          <w:tcPr>
-            <w:tcBorders>
-              <w:bottom w:val="none" w:sz="0" w:space="0" w:color="000000"/>
-              <w:top w:val="none" w:sz="0" w:space="0" w:color="000000"/>
-              <w:left w:val="none" w:sz="0" w:space="0" w:color="000000"/>
-              <w:right w:val="none" w:sz="0" w:space="0" w:color="000000"/>
-            </w:tcBorders>
-            <w:shd w:val="clear" w:color="auto" w:fill="FFFFFF"/>
-            <w:tcMar>
-              <w:top w:w="0" w:type="dxa"/>
-              <w:bottom w:w="0" w:type="dxa"/>
-              <w:left w:w="0" w:type="dxa"/>
-              <w:right w:w="0" w:type="dxa"/>
-            </w:tcMar>
-            <w:vAlign w:val="top"/>
-          </w:tcPr>
-          <w:p>
-            <w:pPr>
-              <w:pStyle w:val="Normal"/>
-              <w:jc w:val="center"/>
-              <w:pBdr>
-                <w:bottom w:val="none" w:sz="0" w:space="0" w:color="000000"/>
-                <w:top w:val="none" w:sz="0" w:space="0" w:color="000000"/>
-                <w:left w:val="none" w:sz="0" w:space="0" w:color="000000"/>
-                <w:right w:val="none" w:sz="0" w:space="0" w:color="000000"/>
-              </w:pBdr>
-              <w:spacing w:after="100" w:before="100" w:line="240"/>
-              <w:ind w:left="100" w:right="100" w:firstLine="0" w:firstLineChars="0"/>
-              <w:rPr>
-                <w:rFonts w:ascii="Helvetica" w:hAnsi="Helvetica" w:eastAsia="Helvetica" w:cs="Helvetica"/>
-                <w:i w:val="false"/>
-                <w:b w:val="false"/>
-                <w:u w:val="none"/>
-                <w:sz w:val="22"/>
-                <w:szCs w:val="22"/>
-                <w:color w:val="000000"/>
-              </w:rPr>
-            </w:pPr>
-            <w:r>
-              <w:rPr>
-                <w:rFonts w:ascii="Helvetica" w:hAnsi="Helvetica" w:eastAsia="Helvetica" w:cs="Helvetica"/>
-                <w:i w:val="false"/>
-                <w:b w:val="false"/>
-                <w:u w:val="none"/>
-                <w:sz w:val="22"/>
-                <w:szCs w:val="22"/>
-                <w:color w:val="000000"/>
-              </w:rPr>
-              <w:t xml:space="preserve">190</w:t>
+              <w:t xml:space="preserve">0.190</w:t>
+            </w:r>
+          </w:p>
+        </w:tc>
+        <w:tc>
+          <w:tcPr>
+            <w:tcBorders>
+              <w:bottom w:val="none" w:sz="0" w:space="0" w:color="000000"/>
+              <w:top w:val="none" w:sz="0" w:space="0" w:color="000000"/>
+              <w:left w:val="none" w:sz="0" w:space="0" w:color="000000"/>
+              <w:right w:val="none" w:sz="0" w:space="0" w:color="000000"/>
+            </w:tcBorders>
+            <w:shd w:val="clear" w:color="auto" w:fill="FFFFFF"/>
+            <w:tcMar>
+              <w:top w:w="0" w:type="dxa"/>
+              <w:bottom w:w="0" w:type="dxa"/>
+              <w:left w:w="0" w:type="dxa"/>
+              <w:right w:w="0" w:type="dxa"/>
+            </w:tcMar>
+            <w:vAlign w:val="top"/>
+          </w:tcPr>
+          <w:p>
+            <w:pPr>
+              <w:pStyle w:val="Normal"/>
+              <w:jc w:val="center"/>
+              <w:pBdr>
+                <w:bottom w:val="none" w:sz="0" w:space="0" w:color="000000"/>
+                <w:top w:val="none" w:sz="0" w:space="0" w:color="000000"/>
+                <w:left w:val="none" w:sz="0" w:space="0" w:color="000000"/>
+                <w:right w:val="none" w:sz="0" w:space="0" w:color="000000"/>
+              </w:pBdr>
+              <w:spacing w:after="100" w:before="100" w:line="240"/>
+              <w:ind w:left="100" w:right="100" w:firstLine="0" w:firstLineChars="0"/>
+              <w:rPr>
+                <w:rFonts w:ascii="Helvetica" w:hAnsi="Helvetica" w:eastAsia="Helvetica" w:cs="Helvetica"/>
+                <w:i w:val="false"/>
+                <w:b w:val="false"/>
+                <w:u w:val="none"/>
+                <w:sz w:val="22"/>
+                <w:szCs w:val="22"/>
+                <w:color w:val="000000"/>
+              </w:rPr>
+            </w:pPr>
+            <w:r>
+              <w:rPr>
+                <w:rFonts w:ascii="Helvetica" w:hAnsi="Helvetica" w:eastAsia="Helvetica" w:cs="Helvetica"/>
+                <w:i w:val="false"/>
+                <w:b w:val="false"/>
+                <w:u w:val="none"/>
+                <w:sz w:val="22"/>
+                <w:szCs w:val="22"/>
+                <w:color w:val="000000"/>
+              </w:rPr>
+              <w:t xml:space="preserve">189</w:t>
             </w:r>
           </w:p>
         </w:tc>
@@ -14733,7 +14733,7 @@
                 <w:szCs w:val="22"/>
                 <w:color w:val="000000"/>
               </w:rPr>
-              <w:t xml:space="preserve">0.012</w:t>
+              <w:t xml:space="preserve">0.018</w:t>
             </w:r>
           </w:p>
         </w:tc>
@@ -14845,7 +14845,7 @@
                 <w:szCs w:val="22"/>
                 <w:color w:val="000000"/>
               </w:rPr>
-              <w:t xml:space="preserve">190</w:t>
+              <w:t xml:space="preserve">189</w:t>
             </w:r>
           </w:p>
         </w:tc>
@@ -15057,7 +15057,7 @@
                 <w:szCs w:val="22"/>
                 <w:color w:val="000000"/>
               </w:rPr>
-              <w:t xml:space="preserve">190</w:t>
+              <w:t xml:space="preserve">189</w:t>
             </w:r>
           </w:p>
         </w:tc>
@@ -15110,7 +15110,7 @@
                 <w:szCs w:val="22"/>
                 <w:color w:val="000000"/>
               </w:rPr>
-              <w:t xml:space="preserve">0.48</w:t>
+              <w:t xml:space="preserve">0.49</w:t>
             </w:r>
           </w:p>
         </w:tc>
